--- a/docs/diplomski-rad.docx
+++ b/docs/diplomski-rad.docx
@@ -1943,7 +1943,7 @@
                 <w:sz w:val="18"/>
                 <w:lang w:val="sr-Cyrl-RS"/>
               </w:rPr>
-              <w:t>7 поглавља / [ПОПУНИ: број страна] страна / [ПОПУНИ: број цитата] цитата / 3 табеле / 2 слике / 0 графика / 0 прилога</w:t>
+              <w:t>7 поглавља / 27 страна / 10 цитата / 3 табеле / 2 слике / 0 графика / 0 прилога</w:t>
             </w:r>
           </w:p>
         </w:tc>
@@ -4280,7 +4280,7 @@
                 <w:color w:val="FF0000"/>
                 <w:sz w:val="18"/>
               </w:rPr>
-              <w:t>7 chapters / [FILL IN: page count] pages / [FILL IN: reference count] references / 3 tables / 2 figures / 0 graphs / 0 appendixes</w:t>
+              <w:t>7 chapters / 27 pages / 10 references / 3 tables / 2 figures / 0 graphs / 0 appendixes</w:t>
             </w:r>
           </w:p>
         </w:tc>

--- a/docs/diplomski-rad.docx
+++ b/docs/diplomski-rad.docx
@@ -1,6 +1,6 @@
 
 <file path=word/document.xml><?xml version="1.0" encoding="utf-8"?>
-<w:document xmlns:wpc="http://schemas.microsoft.com/office/word/2010/wordprocessingCanvas" xmlns:cx="http://schemas.microsoft.com/office/drawing/2014/chartex" xmlns:cx1="http://schemas.microsoft.com/office/drawing/2015/9/8/chartex" xmlns:cx2="http://schemas.microsoft.com/office/drawing/2015/10/21/chartex" xmlns:cx3="http://schemas.microsoft.com/office/drawing/2016/5/9/chartex" xmlns:cx4="http://schemas.microsoft.com/office/drawing/2016/5/10/chartex" xmlns:cx5="http://schemas.microsoft.com/office/drawing/2016/5/11/chartex" xmlns:cx6="http://schemas.microsoft.com/office/drawing/2016/5/12/chartex" xmlns:cx7="http://schemas.microsoft.com/office/drawing/2016/5/13/chartex" xmlns:cx8="http://schemas.microsoft.com/office/drawing/2016/5/14/chartex" xmlns:mc="http://schemas.openxmlformats.org/markup-compatibility/2006" xmlns:aink="http://schemas.microsoft.com/office/drawing/2016/ink" xmlns:am3d="http://schemas.microsoft.com/office/drawing/2017/model3d" xmlns:o="urn:schemas-microsoft-com:office:office" xmlns:oel="http://schemas.microsoft.com/office/2019/extlst" xmlns:r="http://schemas.openxmlformats.org/officeDocument/2006/relationships" xmlns:m="http://schemas.openxmlformats.org/officeDocument/2006/math" xmlns:v="urn:schemas-microsoft-com:vml" xmlns:wp14="http://schemas.microsoft.com/office/word/2010/wordprocessingDrawing" xmlns:wp="http://schemas.openxmlformats.org/drawingml/2006/wordprocessingDrawing" xmlns:w10="urn:schemas-microsoft-com:office:word" xmlns:w="http://schemas.openxmlformats.org/wordprocessingml/2006/main" xmlns:w14="http://schemas.microsoft.com/office/word/2010/wordml" xmlns:w15="http://schemas.microsoft.com/office/word/2012/wordml" xmlns:w16cex="http://schemas.microsoft.com/office/word/2018/wordml/cex" xmlns:w16cid="http://schemas.microsoft.com/office/word/2016/wordml/cid" xmlns:w16="http://schemas.microsoft.com/office/word/2018/wordml" xmlns:w16du="http://schemas.microsoft.com/office/word/2023/wordml/word16du" xmlns:w16sdtdh="http://schemas.microsoft.com/office/word/2020/wordml/sdtdatahash" xmlns:w16sdtfl="http://schemas.microsoft.com/office/word/2024/wordml/sdtformatlock" xmlns:w16se="http://schemas.microsoft.com/office/word/2015/wordml/symex" xmlns:wpg="http://schemas.microsoft.com/office/word/2010/wordprocessingGroup" xmlns:wpi="http://schemas.microsoft.com/office/word/2010/wordprocessingInk" xmlns:wne="http://schemas.microsoft.com/office/word/2006/wordml" xmlns:wps="http://schemas.microsoft.com/office/word/2010/wordprocessingShape" mc:Ignorable="w14 w15 w16se w16cid w16 w16cex w16sdtdh w16sdtfl w16du wp14">
+<w:document xmlns:wpc="http://schemas.microsoft.com/office/word/2010/wordprocessingCanvas" xmlns:cx="http://schemas.microsoft.com/office/drawing/2014/chartex" xmlns:cx1="http://schemas.microsoft.com/office/drawing/2015/9/8/chartex" xmlns:cx2="http://schemas.microsoft.com/office/drawing/2015/10/21/chartex" xmlns:cx3="http://schemas.microsoft.com/office/drawing/2016/5/9/chartex" xmlns:cx4="http://schemas.microsoft.com/office/drawing/2016/5/10/chartex" xmlns:cx5="http://schemas.microsoft.com/office/drawing/2016/5/11/chartex" xmlns:cx6="http://schemas.microsoft.com/office/drawing/2016/5/12/chartex" xmlns:cx7="http://schemas.microsoft.com/office/drawing/2016/5/13/chartex" xmlns:cx8="http://schemas.microsoft.com/office/drawing/2016/5/14/chartex" xmlns:mc="http://schemas.openxmlformats.org/markup-compatibility/2006" xmlns:aink="http://schemas.microsoft.com/office/drawing/2016/ink" xmlns:am3d="http://schemas.microsoft.com/office/drawing/2017/model3d" xmlns:o="urn:schemas-microsoft-com:office:office" xmlns:oel="http://schemas.microsoft.com/office/2019/extlst" xmlns:r="http://schemas.openxmlformats.org/officeDocument/2006/relationships" xmlns:m="http://schemas.openxmlformats.org/officeDocument/2006/math" xmlns:v="urn:schemas-microsoft-com:vml" xmlns:wp14="http://schemas.microsoft.com/office/word/2010/wordprocessingDrawing" xmlns:wp="http://schemas.openxmlformats.org/drawingml/2006/wordprocessingDrawing" xmlns:w10="urn:schemas-microsoft-com:office:word" xmlns:w="http://schemas.openxmlformats.org/wordprocessingml/2006/main" xmlns:w14="http://schemas.microsoft.com/office/word/2010/wordml" xmlns:w15="http://schemas.microsoft.com/office/word/2012/wordml" xmlns:w16cex="http://schemas.microsoft.com/office/word/2018/wordml/cex" xmlns:w16cid="http://schemas.microsoft.com/office/word/2016/wordml/cid" xmlns:w16="http://schemas.microsoft.com/office/word/2018/wordml" xmlns:w16du="http://schemas.microsoft.com/office/word/2023/wordml/word16du" xmlns:w16sdtdh="http://schemas.microsoft.com/office/word/2020/wordml/sdtdatahash" xmlns:w16sdtfl="http://schemas.microsoft.com/office/word/2024/wordml/sdtformatlock" xmlns:w16se="http://schemas.microsoft.com/office/word/2015/wordml/symex" xmlns:wpg="http://schemas.microsoft.com/office/word/2010/wordprocessingGroup" xmlns:wpi="http://schemas.microsoft.com/office/word/2010/wordprocessingInk" xmlns:wne="http://schemas.microsoft.com/office/word/2006/wordml" xmlns:wps="http://schemas.microsoft.com/office/word/2010/wordprocessingShape" xmlns:a="http://schemas.openxmlformats.org/drawingml/2006/main" xmlns:pic="http://schemas.openxmlformats.org/drawingml/2006/picture" xmlns:a14="http://schemas.microsoft.com/office/drawing/2010/main" mc:Ignorable="w14 w15 w16se w16cid w16 w16cex w16sdtdh w16sdtfl w16du wp14">
   <w:body>
     <w:p>
       <w:pPr>
@@ -17,7 +17,7 @@
         <w:tblW w:w="0" w:type="auto"/>
         <w:tblInd w:w="108" w:type="dxa"/>
         <w:tblBorders>
-          <w:bottom w:val="single" w:sz="4" w:space="0" w:color="auto"/>
+          <w:bottom w:val="single" w:color="auto" w:sz="4" w:space="0"/>
         </w:tblBorders>
         <w:tblLayout w:type="fixed"/>
         <w:tblLook w:val="0000" w:firstRow="0" w:lastRow="0" w:firstColumn="0" w:lastColumn="0" w:noHBand="0" w:noVBand="0"/>
@@ -29,7 +29,7 @@
       </w:tblGrid>
       <w:tr>
         <w:trPr>
-          <w:trHeight w:hRule="exact" w:val="1701"/>
+          <w:trHeight w:val="1701" w:hRule="exact"/>
         </w:trPr>
         <w:tc>
           <w:tcPr>
@@ -51,7 +51,7 @@
                 <w:sz w:val="20"/>
               </w:rPr>
               <w:object w:dxaOrig="1382" w:dyaOrig="1380" w14:anchorId="1186DAC9">
-                <v:shapetype id="_x0000_t75" coordsize="21600,21600" o:spt="75" o:preferrelative="t" path="m@4@5l@4@11@9@11@9@5xe" filled="f" stroked="f">
+                <v:shapetype id="_x0000_t75" coordsize="21600,21600" filled="f" stroked="f" o:spt="75" o:preferrelative="t" path="m@4@5l@4@11@9@11@9@5xe">
                   <v:stroke joinstyle="miter"/>
                   <v:formulas>
                     <v:f eqn="if lineDrawn pixelLineWidth 0"/>
@@ -67,11 +67,11 @@
                     <v:f eqn="prod @7 21600 pixelHeight"/>
                     <v:f eqn="sum @10 21600 0"/>
                   </v:formulas>
-                  <v:path o:extrusionok="f" gradientshapeok="t" o:connecttype="rect"/>
+                  <v:path gradientshapeok="t" o:connecttype="rect" o:extrusionok="f"/>
                   <o:lock v:ext="edit" aspectratio="t"/>
                 </v:shapetype>
-                <v:shape id="_x0000_i1025" type="#_x0000_t75" alt="" style="width:64.5pt;height:63pt;mso-width-percent:0;mso-height-percent:0;mso-width-percent:0;mso-height-percent:0" o:ole="" fillcolor="window">
-                  <v:imagedata r:id="rId8" o:title=""/>
+                <v:shape id="_x0000_i1025" style="width:64.5pt;height:63pt;mso-width-percent:0;mso-height-percent:0;mso-width-percent:0;mso-height-percent:0" alt="" fillcolor="window" o:ole="" type="#_x0000_t75">
+                  <v:imagedata o:title="" r:id="rId8"/>
                 </v:shape>
                 <o:OLEObject Type="Embed" ProgID="CorelDraw.Graphic.7" ShapeID="_x0000_i1025" DrawAspect="Content" ObjectID="_1846904670" r:id="rId9"/>
               </w:object>
@@ -238,13 +238,16 @@
       <w:pPr>
         <w:spacing w:before="60"/>
         <w:ind w:left="993"/>
+      </w:pPr>
+      <w:r>
         <w:rPr>
           <w:rFonts w:ascii="Arial" w:hAnsi="Arial"/>
           <w:sz w:val="40"/>
           <w:szCs w:val="40"/>
           <w:lang w:val="sr-Cyrl-CS"/>
         </w:rPr>
-      </w:pPr>
+        <w:t>Дајана</w:t>
+      </w:r>
       <w:r>
         <w:rPr>
           <w:rFonts w:ascii="Arial" w:hAnsi="Arial"/>
@@ -252,7 +255,7 @@
           <w:szCs w:val="40"/>
           <w:lang w:val="sr-Cyrl-CS"/>
         </w:rPr>
-        <w:t>[ПОПУНИ: Име и презиме]</w:t>
+        <w:t xml:space="preserve"> Булић</w:t>
       </w:r>
     </w:p>
     <w:p>
@@ -294,7 +297,8 @@
         <w:jc w:val="center"/>
         <w:rPr>
           <w:rFonts w:ascii="Arial" w:hAnsi="Arial"/>
-          <w:b/>
+          <w:b w:val="1"/>
+          <w:bCs w:val="1"/>
           <w:sz w:val="40"/>
           <w:szCs w:val="40"/>
           <w:lang w:val="sr-Cyrl-CS"/>
@@ -303,12 +307,35 @@
       <w:r>
         <w:rPr>
           <w:rFonts w:ascii="Arial" w:hAnsi="Arial"/>
-          <w:b/>
+          <w:b w:val="1"/>
+          <w:bCs w:val="1"/>
           <w:sz w:val="50"/>
-          <w:szCs w:val="40"/>
+          <w:szCs w:val="50"/>
           <w:lang w:val="sr-Cyrl-CS"/>
         </w:rPr>
-        <w:t>ИМПЛЕМЕНТАЦИЈА ОПСЕРВАБИЛНОСТИ МИКРОСЕРВИСНЕ АРХИТЕКТУРЕ</w:t>
+        <w:t>ИМПЛЕМЕНТАЦИЈА О</w:t>
+      </w:r>
+      <w:r>
+        <w:rPr>
+          <w:rFonts w:ascii="Arial" w:hAnsi="Arial"/>
+          <w:b w:val="1"/>
+          <w:bCs w:val="1"/>
+          <w:sz w:val="50"/>
+          <w:szCs w:val="50"/>
+          <w:lang w:val="sr-Cyrl-CS"/>
+        </w:rPr>
+        <w:t>Б</w:t>
+      </w:r>
+      <w:r>
+        <w:rPr>
+          <w:rFonts w:ascii="Arial" w:hAnsi="Arial"/>
+          <w:b w:val="1"/>
+          <w:bCs w:val="1"/>
+          <w:sz w:val="50"/>
+          <w:szCs w:val="50"/>
+          <w:lang w:val="sr-Cyrl-CS"/>
+        </w:rPr>
+        <w:t>СЕРВАБИЛНОСТИ МИКРОСЕРВИСНЕ АРХИТЕКТУРЕ</w:t>
       </w:r>
     </w:p>
     <w:p>
@@ -540,7 +567,7 @@
           <w:footerReference w:type="default" r:id="rId13"/>
           <w:headerReference w:type="first" r:id="rId14"/>
           <w:footerReference w:type="first" r:id="rId15"/>
-          <w:pgSz w:w="11907" w:h="16840" w:code="9"/>
+          <w:pgSz w:w="11907" w:h="16840" w:orient="portrait" w:code="9"/>
           <w:pgMar w:top="567" w:right="567" w:bottom="567" w:left="1418" w:header="567" w:footer="567" w:gutter="0"/>
           <w:cols w:space="720"/>
           <w:titlePg/>
@@ -569,9 +596,9 @@
         <w:tblW w:w="9923" w:type="dxa"/>
         <w:tblInd w:w="108" w:type="dxa"/>
         <w:tblBorders>
-          <w:top w:val="dashSmallGap" w:sz="4" w:space="0" w:color="auto"/>
-          <w:bottom w:val="dashSmallGap" w:sz="4" w:space="0" w:color="auto"/>
-          <w:insideV w:val="dashSmallGap" w:sz="4" w:space="0" w:color="auto"/>
+          <w:top w:val="dashSmallGap" w:color="auto" w:sz="4" w:space="0"/>
+          <w:bottom w:val="dashSmallGap" w:color="auto" w:sz="4" w:space="0"/>
+          <w:insideV w:val="dashSmallGap" w:color="auto" w:sz="4" w:space="0"/>
         </w:tblBorders>
         <w:tblLayout w:type="fixed"/>
         <w:tblLook w:val="0000" w:firstRow="0" w:lastRow="0" w:firstColumn="0" w:lastColumn="0" w:noHBand="0" w:noVBand="0"/>
@@ -585,16 +612,17 @@
       <w:tr>
         <w:trPr>
           <w:cantSplit/>
-          <w:trHeight w:hRule="exact" w:val="350"/>
+          <w:trHeight w:val="350" w:hRule="exact"/>
         </w:trPr>
         <w:tc>
           <w:tcPr>
             <w:tcW w:w="3544" w:type="dxa"/>
             <w:gridSpan w:val="2"/>
             <w:tcBorders>
-              <w:top w:val="single" w:sz="12" w:space="0" w:color="auto"/>
-              <w:bottom w:val="dashSmallGap" w:sz="4" w:space="0" w:color="auto"/>
+              <w:top w:val="single" w:color="auto" w:sz="12" w:space="0"/>
+              <w:bottom w:val="dashSmallGap" w:color="auto" w:sz="4" w:space="0"/>
             </w:tcBorders>
+            <w:tcMar/>
           </w:tcPr>
           <w:p>
             <w:pPr>
@@ -609,7 +637,6 @@
                 <w:rFonts w:ascii="Arial" w:hAnsi="Arial"/>
                 <w:sz w:val="18"/>
               </w:rPr>
-              <w:lastRenderedPageBreak/>
               <w:t xml:space="preserve">Редни број, </w:t>
             </w:r>
             <w:r>
@@ -634,9 +661,10 @@
             <w:tcW w:w="6379" w:type="dxa"/>
             <w:gridSpan w:val="2"/>
             <w:tcBorders>
-              <w:top w:val="single" w:sz="12" w:space="0" w:color="auto"/>
-              <w:bottom w:val="dashSmallGap" w:sz="4" w:space="0" w:color="auto"/>
+              <w:top w:val="single" w:color="auto" w:sz="12" w:space="0"/>
+              <w:bottom w:val="dashSmallGap" w:color="auto" w:sz="4" w:space="0"/>
             </w:tcBorders>
+            <w:tcMar/>
           </w:tcPr>
           <w:p>
             <w:pPr>
@@ -652,16 +680,17 @@
       <w:tr>
         <w:trPr>
           <w:cantSplit/>
-          <w:trHeight w:hRule="exact" w:val="350"/>
+          <w:trHeight w:val="350" w:hRule="exact"/>
         </w:trPr>
         <w:tc>
           <w:tcPr>
             <w:tcW w:w="3544" w:type="dxa"/>
             <w:gridSpan w:val="2"/>
             <w:tcBorders>
-              <w:top w:val="dashSmallGap" w:sz="4" w:space="0" w:color="auto"/>
-              <w:bottom w:val="dashSmallGap" w:sz="4" w:space="0" w:color="auto"/>
+              <w:top w:val="dashSmallGap" w:color="auto" w:sz="4" w:space="0"/>
+              <w:bottom w:val="dashSmallGap" w:color="auto" w:sz="4" w:space="0"/>
             </w:tcBorders>
+            <w:tcMar/>
           </w:tcPr>
           <w:p>
             <w:pPr>
@@ -700,9 +729,10 @@
             <w:tcW w:w="6379" w:type="dxa"/>
             <w:gridSpan w:val="2"/>
             <w:tcBorders>
-              <w:top w:val="dashSmallGap" w:sz="4" w:space="0" w:color="auto"/>
-              <w:bottom w:val="dashSmallGap" w:sz="4" w:space="0" w:color="auto"/>
+              <w:top w:val="dashSmallGap" w:color="auto" w:sz="4" w:space="0"/>
+              <w:bottom w:val="dashSmallGap" w:color="auto" w:sz="4" w:space="0"/>
             </w:tcBorders>
+            <w:tcMar/>
           </w:tcPr>
           <w:p>
             <w:pPr>
@@ -718,16 +748,17 @@
       <w:tr>
         <w:trPr>
           <w:cantSplit/>
-          <w:trHeight w:hRule="exact" w:val="350"/>
+          <w:trHeight w:val="350" w:hRule="exact"/>
         </w:trPr>
         <w:tc>
           <w:tcPr>
             <w:tcW w:w="3544" w:type="dxa"/>
             <w:gridSpan w:val="2"/>
             <w:tcBorders>
-              <w:top w:val="dashSmallGap" w:sz="4" w:space="0" w:color="auto"/>
-              <w:bottom w:val="dashSmallGap" w:sz="4" w:space="0" w:color="auto"/>
+              <w:top w:val="dashSmallGap" w:color="auto" w:sz="4" w:space="0"/>
+              <w:bottom w:val="dashSmallGap" w:color="auto" w:sz="4" w:space="0"/>
             </w:tcBorders>
+            <w:tcMar/>
           </w:tcPr>
           <w:p>
             <w:pPr>
@@ -766,9 +797,10 @@
             <w:tcW w:w="6379" w:type="dxa"/>
             <w:gridSpan w:val="2"/>
             <w:tcBorders>
-              <w:top w:val="dashSmallGap" w:sz="4" w:space="0" w:color="auto"/>
-              <w:bottom w:val="dashSmallGap" w:sz="4" w:space="0" w:color="auto"/>
+              <w:top w:val="dashSmallGap" w:color="auto" w:sz="4" w:space="0"/>
+              <w:bottom w:val="dashSmallGap" w:color="auto" w:sz="4" w:space="0"/>
             </w:tcBorders>
+            <w:tcMar/>
           </w:tcPr>
           <w:p>
             <w:pPr>
@@ -792,16 +824,17 @@
       <w:tr>
         <w:trPr>
           <w:cantSplit/>
-          <w:trHeight w:hRule="exact" w:val="350"/>
+          <w:trHeight w:val="350" w:hRule="exact"/>
         </w:trPr>
         <w:tc>
           <w:tcPr>
             <w:tcW w:w="3544" w:type="dxa"/>
             <w:gridSpan w:val="2"/>
             <w:tcBorders>
-              <w:top w:val="dashSmallGap" w:sz="4" w:space="0" w:color="auto"/>
-              <w:bottom w:val="dashSmallGap" w:sz="4" w:space="0" w:color="auto"/>
+              <w:top w:val="dashSmallGap" w:color="auto" w:sz="4" w:space="0"/>
+              <w:bottom w:val="dashSmallGap" w:color="auto" w:sz="4" w:space="0"/>
             </w:tcBorders>
+            <w:tcMar/>
           </w:tcPr>
           <w:p>
             <w:pPr>
@@ -840,9 +873,10 @@
             <w:tcW w:w="6379" w:type="dxa"/>
             <w:gridSpan w:val="2"/>
             <w:tcBorders>
-              <w:top w:val="dashSmallGap" w:sz="4" w:space="0" w:color="auto"/>
-              <w:bottom w:val="dashSmallGap" w:sz="4" w:space="0" w:color="auto"/>
+              <w:top w:val="dashSmallGap" w:color="auto" w:sz="4" w:space="0"/>
+              <w:bottom w:val="dashSmallGap" w:color="auto" w:sz="4" w:space="0"/>
             </w:tcBorders>
+            <w:tcMar/>
           </w:tcPr>
           <w:p>
             <w:pPr>
@@ -866,16 +900,17 @@
       <w:tr>
         <w:trPr>
           <w:cantSplit/>
-          <w:trHeight w:hRule="exact" w:val="350"/>
+          <w:trHeight w:val="350" w:hRule="exact"/>
         </w:trPr>
         <w:tc>
           <w:tcPr>
             <w:tcW w:w="3544" w:type="dxa"/>
             <w:gridSpan w:val="2"/>
             <w:tcBorders>
-              <w:top w:val="dashSmallGap" w:sz="4" w:space="0" w:color="auto"/>
-              <w:bottom w:val="dashSmallGap" w:sz="4" w:space="0" w:color="auto"/>
+              <w:top w:val="dashSmallGap" w:color="auto" w:sz="4" w:space="0"/>
+              <w:bottom w:val="dashSmallGap" w:color="auto" w:sz="4" w:space="0"/>
             </w:tcBorders>
+            <w:tcMar/>
           </w:tcPr>
           <w:p>
             <w:pPr>
@@ -914,9 +949,10 @@
             <w:tcW w:w="6379" w:type="dxa"/>
             <w:gridSpan w:val="2"/>
             <w:tcBorders>
-              <w:top w:val="dashSmallGap" w:sz="4" w:space="0" w:color="auto"/>
-              <w:bottom w:val="dashSmallGap" w:sz="4" w:space="0" w:color="auto"/>
+              <w:top w:val="dashSmallGap" w:color="auto" w:sz="4" w:space="0"/>
+              <w:bottom w:val="dashSmallGap" w:color="auto" w:sz="4" w:space="0"/>
             </w:tcBorders>
+            <w:tcMar/>
           </w:tcPr>
           <w:p>
             <w:pPr>
@@ -956,16 +992,17 @@
       <w:tr>
         <w:trPr>
           <w:cantSplit/>
-          <w:trHeight w:hRule="exact" w:val="350"/>
+          <w:trHeight w:val="350" w:hRule="exact"/>
         </w:trPr>
         <w:tc>
           <w:tcPr>
             <w:tcW w:w="3544" w:type="dxa"/>
             <w:gridSpan w:val="2"/>
             <w:tcBorders>
-              <w:top w:val="dashSmallGap" w:sz="4" w:space="0" w:color="auto"/>
-              <w:bottom w:val="dashSmallGap" w:sz="4" w:space="0" w:color="auto"/>
+              <w:top w:val="dashSmallGap" w:color="auto" w:sz="4" w:space="0"/>
+              <w:bottom w:val="dashSmallGap" w:color="auto" w:sz="4" w:space="0"/>
             </w:tcBorders>
+            <w:tcMar/>
           </w:tcPr>
           <w:p>
             <w:pPr>
@@ -1004,27 +1041,31 @@
             <w:tcW w:w="6379" w:type="dxa"/>
             <w:gridSpan w:val="2"/>
             <w:tcBorders>
-              <w:top w:val="dashSmallGap" w:sz="4" w:space="0" w:color="auto"/>
-              <w:bottom w:val="dashSmallGap" w:sz="4" w:space="0" w:color="auto"/>
+              <w:top w:val="dashSmallGap" w:color="auto" w:sz="4" w:space="0"/>
+              <w:bottom w:val="dashSmallGap" w:color="auto" w:sz="4" w:space="0"/>
             </w:tcBorders>
+            <w:tcMar/>
           </w:tcPr>
           <w:p>
             <w:pPr>
               <w:spacing w:before="60" w:after="60"/>
               <w:rPr>
                 <w:rFonts w:ascii="Arial" w:hAnsi="Arial"/>
-                <w:sz w:val="18"/>
+                <w:color w:val="auto"/>
+                <w:sz w:val="18"/>
+                <w:szCs w:val="18"/>
                 <w:lang w:val="sr-Cyrl-RS"/>
               </w:rPr>
             </w:pPr>
             <w:r>
               <w:rPr>
                 <w:rFonts w:ascii="Arial" w:hAnsi="Arial"/>
-                <w:color w:val="FF0000"/>
-                <w:sz w:val="18"/>
+                <w:color w:val="auto"/>
+                <w:sz w:val="18"/>
+                <w:szCs w:val="18"/>
                 <w:lang w:val="sr-Cyrl-RS"/>
               </w:rPr>
-              <w:t>[ПОПУНИ: Име и презиме]</w:t>
+              <w:t>Дајана Булић</w:t>
             </w:r>
           </w:p>
         </w:tc>
@@ -1032,16 +1073,17 @@
       <w:tr>
         <w:trPr>
           <w:cantSplit/>
-          <w:trHeight w:hRule="exact" w:val="350"/>
+          <w:trHeight w:val="350" w:hRule="exact"/>
         </w:trPr>
         <w:tc>
           <w:tcPr>
             <w:tcW w:w="3544" w:type="dxa"/>
             <w:gridSpan w:val="2"/>
             <w:tcBorders>
-              <w:top w:val="dashSmallGap" w:sz="4" w:space="0" w:color="auto"/>
-              <w:bottom w:val="dashSmallGap" w:sz="4" w:space="0" w:color="auto"/>
+              <w:top w:val="dashSmallGap" w:color="auto" w:sz="4" w:space="0"/>
+              <w:bottom w:val="dashSmallGap" w:color="auto" w:sz="4" w:space="0"/>
             </w:tcBorders>
+            <w:tcMar/>
           </w:tcPr>
           <w:p>
             <w:pPr>
@@ -1080,9 +1122,10 @@
             <w:tcW w:w="6379" w:type="dxa"/>
             <w:gridSpan w:val="2"/>
             <w:tcBorders>
-              <w:top w:val="dashSmallGap" w:sz="4" w:space="0" w:color="auto"/>
-              <w:bottom w:val="dashSmallGap" w:sz="4" w:space="0" w:color="auto"/>
+              <w:top w:val="dashSmallGap" w:color="auto" w:sz="4" w:space="0"/>
+              <w:bottom w:val="dashSmallGap" w:color="auto" w:sz="4" w:space="0"/>
             </w:tcBorders>
+            <w:tcMar/>
           </w:tcPr>
           <w:p>
             <w:pPr>
@@ -1122,16 +1165,17 @@
       <w:tr>
         <w:trPr>
           <w:cantSplit/>
-          <w:trHeight w:hRule="exact" w:val="800"/>
+          <w:trHeight w:val="800" w:hRule="exact"/>
         </w:trPr>
         <w:tc>
           <w:tcPr>
             <w:tcW w:w="3544" w:type="dxa"/>
             <w:gridSpan w:val="2"/>
             <w:tcBorders>
-              <w:top w:val="dashSmallGap" w:sz="4" w:space="0" w:color="auto"/>
-              <w:bottom w:val="dashSmallGap" w:sz="4" w:space="0" w:color="auto"/>
+              <w:top w:val="dashSmallGap" w:color="auto" w:sz="4" w:space="0"/>
+              <w:bottom w:val="dashSmallGap" w:color="auto" w:sz="4" w:space="0"/>
             </w:tcBorders>
+            <w:tcMar/>
           </w:tcPr>
           <w:p>
             <w:pPr>
@@ -1170,26 +1214,90 @@
             <w:tcW w:w="6379" w:type="dxa"/>
             <w:gridSpan w:val="2"/>
             <w:tcBorders>
-              <w:top w:val="dashSmallGap" w:sz="4" w:space="0" w:color="auto"/>
-              <w:bottom w:val="dashSmallGap" w:sz="4" w:space="0" w:color="auto"/>
+              <w:top w:val="dashSmallGap" w:color="auto" w:sz="4" w:space="0"/>
+              <w:bottom w:val="dashSmallGap" w:color="auto" w:sz="4" w:space="0"/>
             </w:tcBorders>
+            <w:tcMar/>
           </w:tcPr>
           <w:p>
             <w:pPr>
               <w:spacing w:before="60" w:after="60"/>
               <w:rPr>
                 <w:rFonts w:ascii="Arial" w:hAnsi="Arial"/>
-                <w:sz w:val="18"/>
+                <w:color w:val="auto"/>
+                <w:sz w:val="18"/>
+                <w:szCs w:val="18"/>
               </w:rPr>
             </w:pPr>
             <w:r>
               <w:rPr>
                 <w:rFonts w:ascii="Arial" w:hAnsi="Arial"/>
-                <w:color w:val="FF0000"/>
-                <w:sz w:val="18"/>
+                <w:color w:val="auto"/>
+                <w:sz w:val="18"/>
+                <w:szCs w:val="18"/>
                 <w:lang w:val="sr-Cyrl-RS"/>
               </w:rPr>
-              <w:t>Имплементација опсервабилности микросервисне архитектуре</w:t>
+              <w:t xml:space="preserve">Имплементација </w:t>
+            </w:r>
+            <w:r>
+              <w:rPr>
+                <w:rFonts w:ascii="Arial" w:hAnsi="Arial"/>
+                <w:color w:val="auto"/>
+                <w:sz w:val="18"/>
+                <w:szCs w:val="18"/>
+                <w:lang w:val="sr-Cyrl-RS"/>
+              </w:rPr>
+              <w:t>о</w:t>
+            </w:r>
+            <w:r>
+              <w:rPr>
+                <w:rFonts w:ascii="Arial" w:hAnsi="Arial"/>
+                <w:color w:val="auto"/>
+                <w:sz w:val="18"/>
+                <w:szCs w:val="18"/>
+                <w:lang w:val="sr-Cyrl-RS"/>
+              </w:rPr>
+              <w:t>б</w:t>
+            </w:r>
+            <w:r>
+              <w:rPr>
+                <w:rFonts w:ascii="Arial" w:hAnsi="Arial"/>
+                <w:color w:val="auto"/>
+                <w:sz w:val="18"/>
+                <w:szCs w:val="18"/>
+                <w:lang w:val="sr-Cyrl-RS"/>
+              </w:rPr>
+              <w:t>сервабилности</w:t>
+            </w:r>
+            <w:r>
+              <w:rPr>
+                <w:rFonts w:ascii="Arial" w:hAnsi="Arial"/>
+                <w:color w:val="auto"/>
+                <w:sz w:val="18"/>
+                <w:szCs w:val="18"/>
+                <w:lang w:val="sr-Cyrl-RS"/>
+              </w:rPr>
+              <w:t xml:space="preserve"> </w:t>
+            </w:r>
+            <w:r>
+              <w:rPr>
+                <w:rFonts w:ascii="Arial" w:hAnsi="Arial"/>
+                <w:color w:val="auto"/>
+                <w:sz w:val="18"/>
+                <w:szCs w:val="18"/>
+                <w:lang w:val="sr-Cyrl-RS"/>
+              </w:rPr>
+              <w:t>микросервисне</w:t>
+            </w:r>
+            <w:r>
+              <w:rPr>
+                <w:rFonts w:ascii="Arial" w:hAnsi="Arial"/>
+                <w:color w:val="auto"/>
+                <w:sz w:val="18"/>
+                <w:szCs w:val="18"/>
+                <w:lang w:val="sr-Cyrl-RS"/>
+              </w:rPr>
+              <w:t xml:space="preserve"> архитектуре</w:t>
             </w:r>
             <w:r>
               <w:rPr>
@@ -1211,16 +1319,17 @@
       <w:tr>
         <w:trPr>
           <w:cantSplit/>
-          <w:trHeight w:hRule="exact" w:val="350"/>
+          <w:trHeight w:val="350" w:hRule="exact"/>
         </w:trPr>
         <w:tc>
           <w:tcPr>
             <w:tcW w:w="3544" w:type="dxa"/>
             <w:gridSpan w:val="2"/>
             <w:tcBorders>
-              <w:top w:val="dashSmallGap" w:sz="4" w:space="0" w:color="auto"/>
-              <w:bottom w:val="dashSmallGap" w:sz="4" w:space="0" w:color="auto"/>
+              <w:top w:val="dashSmallGap" w:color="auto" w:sz="4" w:space="0"/>
+              <w:bottom w:val="dashSmallGap" w:color="auto" w:sz="4" w:space="0"/>
             </w:tcBorders>
+            <w:tcMar/>
           </w:tcPr>
           <w:p>
             <w:pPr>
@@ -1259,9 +1368,10 @@
             <w:tcW w:w="6379" w:type="dxa"/>
             <w:gridSpan w:val="2"/>
             <w:tcBorders>
-              <w:top w:val="dashSmallGap" w:sz="4" w:space="0" w:color="auto"/>
-              <w:bottom w:val="dashSmallGap" w:sz="4" w:space="0" w:color="auto"/>
+              <w:top w:val="dashSmallGap" w:color="auto" w:sz="4" w:space="0"/>
+              <w:bottom w:val="dashSmallGap" w:color="auto" w:sz="4" w:space="0"/>
             </w:tcBorders>
+            <w:tcMar/>
           </w:tcPr>
           <w:p>
             <w:pPr>
@@ -1300,16 +1410,17 @@
       <w:tr>
         <w:trPr>
           <w:cantSplit/>
-          <w:trHeight w:hRule="exact" w:val="350"/>
+          <w:trHeight w:val="350" w:hRule="exact"/>
         </w:trPr>
         <w:tc>
           <w:tcPr>
             <w:tcW w:w="3544" w:type="dxa"/>
             <w:gridSpan w:val="2"/>
             <w:tcBorders>
-              <w:top w:val="dashSmallGap" w:sz="4" w:space="0" w:color="auto"/>
-              <w:bottom w:val="dashSmallGap" w:sz="4" w:space="0" w:color="auto"/>
+              <w:top w:val="dashSmallGap" w:color="auto" w:sz="4" w:space="0"/>
+              <w:bottom w:val="dashSmallGap" w:color="auto" w:sz="4" w:space="0"/>
             </w:tcBorders>
+            <w:tcMar/>
           </w:tcPr>
           <w:p>
             <w:pPr>
@@ -1348,9 +1459,10 @@
             <w:tcW w:w="6379" w:type="dxa"/>
             <w:gridSpan w:val="2"/>
             <w:tcBorders>
-              <w:top w:val="dashSmallGap" w:sz="4" w:space="0" w:color="auto"/>
-              <w:bottom w:val="dashSmallGap" w:sz="4" w:space="0" w:color="auto"/>
+              <w:top w:val="dashSmallGap" w:color="auto" w:sz="4" w:space="0"/>
+              <w:bottom w:val="dashSmallGap" w:color="auto" w:sz="4" w:space="0"/>
             </w:tcBorders>
+            <w:tcMar/>
           </w:tcPr>
           <w:p>
             <w:pPr>
@@ -1374,16 +1486,17 @@
       <w:tr>
         <w:trPr>
           <w:cantSplit/>
-          <w:trHeight w:hRule="exact" w:val="350"/>
+          <w:trHeight w:val="350" w:hRule="exact"/>
         </w:trPr>
         <w:tc>
           <w:tcPr>
             <w:tcW w:w="3544" w:type="dxa"/>
             <w:gridSpan w:val="2"/>
             <w:tcBorders>
-              <w:top w:val="dashSmallGap" w:sz="4" w:space="0" w:color="auto"/>
-              <w:bottom w:val="dashSmallGap" w:sz="4" w:space="0" w:color="auto"/>
+              <w:top w:val="dashSmallGap" w:color="auto" w:sz="4" w:space="0"/>
+              <w:bottom w:val="dashSmallGap" w:color="auto" w:sz="4" w:space="0"/>
             </w:tcBorders>
+            <w:tcMar/>
           </w:tcPr>
           <w:p>
             <w:pPr>
@@ -1452,9 +1565,10 @@
             <w:tcW w:w="6379" w:type="dxa"/>
             <w:gridSpan w:val="2"/>
             <w:tcBorders>
-              <w:top w:val="dashSmallGap" w:sz="4" w:space="0" w:color="auto"/>
-              <w:bottom w:val="dashSmallGap" w:sz="4" w:space="0" w:color="auto"/>
+              <w:top w:val="dashSmallGap" w:color="auto" w:sz="4" w:space="0"/>
+              <w:bottom w:val="dashSmallGap" w:color="auto" w:sz="4" w:space="0"/>
             </w:tcBorders>
+            <w:tcMar/>
           </w:tcPr>
           <w:p>
             <w:pPr>
@@ -1478,16 +1592,17 @@
       <w:tr>
         <w:trPr>
           <w:cantSplit/>
-          <w:trHeight w:hRule="exact" w:val="350"/>
+          <w:trHeight w:val="350" w:hRule="exact"/>
         </w:trPr>
         <w:tc>
           <w:tcPr>
             <w:tcW w:w="3544" w:type="dxa"/>
             <w:gridSpan w:val="2"/>
             <w:tcBorders>
-              <w:top w:val="dashSmallGap" w:sz="4" w:space="0" w:color="auto"/>
-              <w:bottom w:val="dashSmallGap" w:sz="4" w:space="0" w:color="auto"/>
+              <w:top w:val="dashSmallGap" w:color="auto" w:sz="4" w:space="0"/>
+              <w:bottom w:val="dashSmallGap" w:color="auto" w:sz="4" w:space="0"/>
             </w:tcBorders>
+            <w:tcMar/>
           </w:tcPr>
           <w:p>
             <w:pPr>
@@ -1556,9 +1671,10 @@
             <w:tcW w:w="6379" w:type="dxa"/>
             <w:gridSpan w:val="2"/>
             <w:tcBorders>
-              <w:top w:val="dashSmallGap" w:sz="4" w:space="0" w:color="auto"/>
-              <w:bottom w:val="dashSmallGap" w:sz="4" w:space="0" w:color="auto"/>
+              <w:top w:val="dashSmallGap" w:color="auto" w:sz="4" w:space="0"/>
+              <w:bottom w:val="dashSmallGap" w:color="auto" w:sz="4" w:space="0"/>
             </w:tcBorders>
+            <w:tcMar/>
           </w:tcPr>
           <w:p>
             <w:pPr>
@@ -1582,16 +1698,17 @@
       <w:tr>
         <w:trPr>
           <w:cantSplit/>
-          <w:trHeight w:hRule="exact" w:val="350"/>
+          <w:trHeight w:val="350" w:hRule="exact"/>
         </w:trPr>
         <w:tc>
           <w:tcPr>
             <w:tcW w:w="3544" w:type="dxa"/>
             <w:gridSpan w:val="2"/>
             <w:tcBorders>
-              <w:top w:val="dashSmallGap" w:sz="4" w:space="0" w:color="auto"/>
-              <w:bottom w:val="dashSmallGap" w:sz="4" w:space="0" w:color="auto"/>
+              <w:top w:val="dashSmallGap" w:color="auto" w:sz="4" w:space="0"/>
+              <w:bottom w:val="dashSmallGap" w:color="auto" w:sz="4" w:space="0"/>
             </w:tcBorders>
+            <w:tcMar/>
           </w:tcPr>
           <w:p>
             <w:pPr>
@@ -1630,9 +1747,10 @@
             <w:tcW w:w="6379" w:type="dxa"/>
             <w:gridSpan w:val="2"/>
             <w:tcBorders>
-              <w:top w:val="dashSmallGap" w:sz="4" w:space="0" w:color="auto"/>
-              <w:bottom w:val="dashSmallGap" w:sz="4" w:space="0" w:color="auto"/>
+              <w:top w:val="dashSmallGap" w:color="auto" w:sz="4" w:space="0"/>
+              <w:bottom w:val="dashSmallGap" w:color="auto" w:sz="4" w:space="0"/>
             </w:tcBorders>
+            <w:tcMar/>
           </w:tcPr>
           <w:p>
             <w:pPr>
@@ -1664,16 +1782,17 @@
       <w:tr>
         <w:trPr>
           <w:cantSplit/>
-          <w:trHeight w:hRule="exact" w:val="350"/>
+          <w:trHeight w:val="350" w:hRule="exact"/>
         </w:trPr>
         <w:tc>
           <w:tcPr>
             <w:tcW w:w="3544" w:type="dxa"/>
             <w:gridSpan w:val="2"/>
             <w:tcBorders>
-              <w:top w:val="dashSmallGap" w:sz="4" w:space="0" w:color="auto"/>
-              <w:bottom w:val="dashSmallGap" w:sz="4" w:space="0" w:color="auto"/>
+              <w:top w:val="dashSmallGap" w:color="auto" w:sz="4" w:space="0"/>
+              <w:bottom w:val="dashSmallGap" w:color="auto" w:sz="4" w:space="0"/>
             </w:tcBorders>
+            <w:tcMar/>
           </w:tcPr>
           <w:p>
             <w:pPr>
@@ -1727,9 +1846,10 @@
             <w:tcW w:w="6379" w:type="dxa"/>
             <w:gridSpan w:val="2"/>
             <w:tcBorders>
-              <w:top w:val="dashSmallGap" w:sz="4" w:space="0" w:color="auto"/>
-              <w:bottom w:val="dashSmallGap" w:sz="4" w:space="0" w:color="auto"/>
+              <w:top w:val="dashSmallGap" w:color="auto" w:sz="4" w:space="0"/>
+              <w:bottom w:val="dashSmallGap" w:color="auto" w:sz="4" w:space="0"/>
             </w:tcBorders>
+            <w:tcMar/>
           </w:tcPr>
           <w:p>
             <w:pPr>
@@ -1754,16 +1874,17 @@
       <w:tr>
         <w:trPr>
           <w:cantSplit/>
-          <w:trHeight w:hRule="exact" w:val="350"/>
+          <w:trHeight w:val="350" w:hRule="exact"/>
         </w:trPr>
         <w:tc>
           <w:tcPr>
             <w:tcW w:w="3544" w:type="dxa"/>
             <w:gridSpan w:val="2"/>
             <w:tcBorders>
-              <w:top w:val="dashSmallGap" w:sz="4" w:space="0" w:color="auto"/>
-              <w:bottom w:val="dashSmallGap" w:sz="4" w:space="0" w:color="auto"/>
+              <w:top w:val="dashSmallGap" w:color="auto" w:sz="4" w:space="0"/>
+              <w:bottom w:val="dashSmallGap" w:color="auto" w:sz="4" w:space="0"/>
             </w:tcBorders>
+            <w:tcMar/>
           </w:tcPr>
           <w:p>
             <w:pPr>
@@ -1802,9 +1923,10 @@
             <w:tcW w:w="6379" w:type="dxa"/>
             <w:gridSpan w:val="2"/>
             <w:tcBorders>
-              <w:top w:val="dashSmallGap" w:sz="4" w:space="0" w:color="auto"/>
-              <w:bottom w:val="dashSmallGap" w:sz="4" w:space="0" w:color="auto"/>
+              <w:top w:val="dashSmallGap" w:color="auto" w:sz="4" w:space="0"/>
+              <w:bottom w:val="dashSmallGap" w:color="auto" w:sz="4" w:space="0"/>
             </w:tcBorders>
+            <w:tcMar/>
           </w:tcPr>
           <w:p>
             <w:pPr>
@@ -1828,16 +1950,17 @@
       <w:tr>
         <w:trPr>
           <w:cantSplit/>
-          <w:trHeight w:hRule="exact" w:val="450"/>
+          <w:trHeight w:val="450" w:hRule="exact"/>
         </w:trPr>
         <w:tc>
           <w:tcPr>
             <w:tcW w:w="3544" w:type="dxa"/>
             <w:gridSpan w:val="2"/>
             <w:tcBorders>
-              <w:top w:val="dashSmallGap" w:sz="4" w:space="0" w:color="auto"/>
-              <w:bottom w:val="dashSmallGap" w:sz="4" w:space="0" w:color="auto"/>
+              <w:top w:val="dashSmallGap" w:color="auto" w:sz="4" w:space="0"/>
+              <w:bottom w:val="dashSmallGap" w:color="auto" w:sz="4" w:space="0"/>
             </w:tcBorders>
+            <w:tcMar/>
           </w:tcPr>
           <w:p>
             <w:pPr>
@@ -1923,9 +2046,10 @@
             <w:tcW w:w="6379" w:type="dxa"/>
             <w:gridSpan w:val="2"/>
             <w:tcBorders>
-              <w:top w:val="dashSmallGap" w:sz="4" w:space="0" w:color="auto"/>
-              <w:bottom w:val="dashSmallGap" w:sz="4" w:space="0" w:color="auto"/>
+              <w:top w:val="dashSmallGap" w:color="auto" w:sz="4" w:space="0"/>
+              <w:bottom w:val="dashSmallGap" w:color="auto" w:sz="4" w:space="0"/>
             </w:tcBorders>
+            <w:tcMar/>
             <w:vAlign w:val="center"/>
           </w:tcPr>
           <w:p>
@@ -1943,7 +2067,7 @@
                 <w:sz w:val="18"/>
                 <w:lang w:val="sr-Cyrl-RS"/>
               </w:rPr>
-              <w:t>7 поглавља / 27 страна / 10 цитата / 3 табеле / 2 слике / 0 графика / 0 прилога</w:t>
+              <w:t>7 поглавља / [ПОПУНИ: број страна] страна / [ПОПУНИ: број цитата] цитата / 3 табеле / 2 слике / 0 графика / 0 прилога</w:t>
             </w:r>
           </w:p>
         </w:tc>
@@ -1951,16 +2075,17 @@
       <w:tr>
         <w:trPr>
           <w:cantSplit/>
-          <w:trHeight w:hRule="exact" w:val="350"/>
+          <w:trHeight w:val="350" w:hRule="exact"/>
         </w:trPr>
         <w:tc>
           <w:tcPr>
             <w:tcW w:w="3544" w:type="dxa"/>
             <w:gridSpan w:val="2"/>
             <w:tcBorders>
-              <w:top w:val="dashSmallGap" w:sz="4" w:space="0" w:color="auto"/>
-              <w:bottom w:val="dashSmallGap" w:sz="4" w:space="0" w:color="auto"/>
+              <w:top w:val="dashSmallGap" w:color="auto" w:sz="4" w:space="0"/>
+              <w:bottom w:val="dashSmallGap" w:color="auto" w:sz="4" w:space="0"/>
             </w:tcBorders>
+            <w:tcMar/>
           </w:tcPr>
           <w:p>
             <w:pPr>
@@ -2014,9 +2139,10 @@
             <w:tcW w:w="6379" w:type="dxa"/>
             <w:gridSpan w:val="2"/>
             <w:tcBorders>
-              <w:top w:val="dashSmallGap" w:sz="4" w:space="0" w:color="auto"/>
-              <w:bottom w:val="dashSmallGap" w:sz="4" w:space="0" w:color="auto"/>
+              <w:top w:val="dashSmallGap" w:color="auto" w:sz="4" w:space="0"/>
+              <w:bottom w:val="dashSmallGap" w:color="auto" w:sz="4" w:space="0"/>
             </w:tcBorders>
+            <w:tcMar/>
           </w:tcPr>
           <w:p>
             <w:pPr>
@@ -2040,16 +2166,17 @@
       <w:tr>
         <w:trPr>
           <w:cantSplit/>
-          <w:trHeight w:hRule="exact" w:val="350"/>
+          <w:trHeight w:val="350" w:hRule="exact"/>
         </w:trPr>
         <w:tc>
           <w:tcPr>
             <w:tcW w:w="3544" w:type="dxa"/>
             <w:gridSpan w:val="2"/>
             <w:tcBorders>
-              <w:top w:val="dashSmallGap" w:sz="4" w:space="0" w:color="auto"/>
-              <w:bottom w:val="dashSmallGap" w:sz="4" w:space="0" w:color="auto"/>
+              <w:top w:val="dashSmallGap" w:color="auto" w:sz="4" w:space="0"/>
+              <w:bottom w:val="dashSmallGap" w:color="auto" w:sz="4" w:space="0"/>
             </w:tcBorders>
+            <w:tcMar/>
           </w:tcPr>
           <w:p>
             <w:pPr>
@@ -2103,9 +2230,10 @@
             <w:tcW w:w="6379" w:type="dxa"/>
             <w:gridSpan w:val="2"/>
             <w:tcBorders>
-              <w:top w:val="dashSmallGap" w:sz="4" w:space="0" w:color="auto"/>
-              <w:bottom w:val="dashSmallGap" w:sz="4" w:space="0" w:color="auto"/>
+              <w:top w:val="dashSmallGap" w:color="auto" w:sz="4" w:space="0"/>
+              <w:bottom w:val="dashSmallGap" w:color="auto" w:sz="4" w:space="0"/>
             </w:tcBorders>
+            <w:tcMar/>
           </w:tcPr>
           <w:p>
             <w:pPr>
@@ -2129,16 +2257,17 @@
       <w:tr>
         <w:trPr>
           <w:cantSplit/>
-          <w:trHeight w:hRule="exact" w:val="500"/>
+          <w:trHeight w:val="500" w:hRule="exact"/>
         </w:trPr>
         <w:tc>
           <w:tcPr>
             <w:tcW w:w="3544" w:type="dxa"/>
             <w:gridSpan w:val="2"/>
             <w:tcBorders>
-              <w:top w:val="dashSmallGap" w:sz="4" w:space="0" w:color="auto"/>
-              <w:bottom w:val="dashSmallGap" w:sz="4" w:space="0" w:color="auto"/>
+              <w:top w:val="dashSmallGap" w:color="auto" w:sz="4" w:space="0"/>
+              <w:bottom w:val="dashSmallGap" w:color="auto" w:sz="4" w:space="0"/>
             </w:tcBorders>
+            <w:tcMar/>
           </w:tcPr>
           <w:p>
             <w:pPr>
@@ -2232,27 +2361,31 @@
             <w:tcW w:w="6379" w:type="dxa"/>
             <w:gridSpan w:val="2"/>
             <w:tcBorders>
-              <w:top w:val="dashSmallGap" w:sz="4" w:space="0" w:color="auto"/>
-              <w:bottom w:val="dashSmallGap" w:sz="4" w:space="0" w:color="auto"/>
+              <w:top w:val="dashSmallGap" w:color="auto" w:sz="4" w:space="0"/>
+              <w:bottom w:val="dashSmallGap" w:color="auto" w:sz="4" w:space="0"/>
             </w:tcBorders>
+            <w:tcMar/>
           </w:tcPr>
           <w:p>
             <w:pPr>
               <w:spacing w:before="60" w:after="60"/>
               <w:rPr>
                 <w:rFonts w:ascii="Arial" w:hAnsi="Arial"/>
-                <w:sz w:val="18"/>
+                <w:color w:val="auto"/>
+                <w:sz w:val="18"/>
+                <w:szCs w:val="18"/>
                 <w:lang w:val="sr-Cyrl-RS"/>
               </w:rPr>
             </w:pPr>
             <w:r>
               <w:rPr>
                 <w:rFonts w:ascii="Arial" w:hAnsi="Arial"/>
-                <w:color w:val="FF0000"/>
-                <w:sz w:val="18"/>
+                <w:color w:val="auto"/>
+                <w:sz w:val="18"/>
+                <w:szCs w:val="18"/>
                 <w:lang w:val="sr-Cyrl-RS"/>
               </w:rPr>
-              <w:t>опсервабилност, микросервисна архитектура, OpenTelemetry, дистрибуирано праћење захтева (distributed tracing), структурисано логовање, метрике, Prometheus, Grafana, health check, Service Fabric</w:t>
+              <w:t>обсервабилност, микросервисна архитектура, OpenTelemetry, дистрибуирано праћење захтева (distributed tracing), структурисано логовање, метрике, Prometheus, Grafana, health check, Service Fabric</w:t>
             </w:r>
           </w:p>
         </w:tc>
@@ -2260,16 +2393,17 @@
       <w:tr>
         <w:trPr>
           <w:cantSplit/>
-          <w:trHeight w:hRule="exact" w:val="350"/>
+          <w:trHeight w:val="350" w:hRule="exact"/>
         </w:trPr>
         <w:tc>
           <w:tcPr>
             <w:tcW w:w="3544" w:type="dxa"/>
             <w:gridSpan w:val="2"/>
             <w:tcBorders>
-              <w:top w:val="dashSmallGap" w:sz="4" w:space="0" w:color="auto"/>
-              <w:bottom w:val="dashSmallGap" w:sz="4" w:space="0" w:color="auto"/>
+              <w:top w:val="dashSmallGap" w:color="auto" w:sz="4" w:space="0"/>
+              <w:bottom w:val="dashSmallGap" w:color="auto" w:sz="4" w:space="0"/>
             </w:tcBorders>
+            <w:tcMar/>
           </w:tcPr>
           <w:p>
             <w:pPr>
@@ -2295,9 +2429,10 @@
             <w:tcW w:w="6379" w:type="dxa"/>
             <w:gridSpan w:val="2"/>
             <w:tcBorders>
-              <w:top w:val="dashSmallGap" w:sz="4" w:space="0" w:color="auto"/>
-              <w:bottom w:val="dashSmallGap" w:sz="4" w:space="0" w:color="auto"/>
+              <w:top w:val="dashSmallGap" w:color="auto" w:sz="4" w:space="0"/>
+              <w:bottom w:val="dashSmallGap" w:color="auto" w:sz="4" w:space="0"/>
             </w:tcBorders>
+            <w:tcMar/>
           </w:tcPr>
           <w:p>
             <w:pPr>
@@ -2313,16 +2448,17 @@
       <w:tr>
         <w:trPr>
           <w:cantSplit/>
-          <w:trHeight w:hRule="exact" w:val="500"/>
+          <w:trHeight w:val="500" w:hRule="exact"/>
         </w:trPr>
         <w:tc>
           <w:tcPr>
             <w:tcW w:w="3544" w:type="dxa"/>
             <w:gridSpan w:val="2"/>
             <w:tcBorders>
-              <w:top w:val="dashSmallGap" w:sz="4" w:space="0" w:color="auto"/>
-              <w:bottom w:val="dashSmallGap" w:sz="4" w:space="0" w:color="auto"/>
+              <w:top w:val="dashSmallGap" w:color="auto" w:sz="4" w:space="0"/>
+              <w:bottom w:val="dashSmallGap" w:color="auto" w:sz="4" w:space="0"/>
             </w:tcBorders>
+            <w:tcMar/>
           </w:tcPr>
           <w:p>
             <w:pPr>
@@ -2378,9 +2514,10 @@
             <w:tcW w:w="6379" w:type="dxa"/>
             <w:gridSpan w:val="2"/>
             <w:tcBorders>
-              <w:top w:val="dashSmallGap" w:sz="4" w:space="0" w:color="auto"/>
-              <w:bottom w:val="dashSmallGap" w:sz="4" w:space="0" w:color="auto"/>
+              <w:top w:val="dashSmallGap" w:color="auto" w:sz="4" w:space="0"/>
+              <w:bottom w:val="dashSmallGap" w:color="auto" w:sz="4" w:space="0"/>
             </w:tcBorders>
+            <w:tcMar/>
           </w:tcPr>
           <w:p>
             <w:pPr>
@@ -2404,16 +2541,17 @@
       <w:tr>
         <w:trPr>
           <w:cantSplit/>
-          <w:trHeight w:hRule="exact" w:val="500"/>
+          <w:trHeight w:val="500" w:hRule="exact"/>
         </w:trPr>
         <w:tc>
           <w:tcPr>
             <w:tcW w:w="3544" w:type="dxa"/>
             <w:gridSpan w:val="2"/>
             <w:tcBorders>
-              <w:top w:val="dashSmallGap" w:sz="4" w:space="0" w:color="auto"/>
-              <w:bottom w:val="dashSmallGap" w:sz="4" w:space="0" w:color="auto"/>
+              <w:top w:val="dashSmallGap" w:color="auto" w:sz="4" w:space="0"/>
+              <w:bottom w:val="dashSmallGap" w:color="auto" w:sz="4" w:space="0"/>
             </w:tcBorders>
+            <w:tcMar/>
           </w:tcPr>
           <w:p>
             <w:pPr>
@@ -2467,9 +2605,10 @@
             <w:tcW w:w="6379" w:type="dxa"/>
             <w:gridSpan w:val="2"/>
             <w:tcBorders>
-              <w:top w:val="dashSmallGap" w:sz="4" w:space="0" w:color="auto"/>
-              <w:bottom w:val="dashSmallGap" w:sz="4" w:space="0" w:color="auto"/>
+              <w:top w:val="dashSmallGap" w:color="auto" w:sz="4" w:space="0"/>
+              <w:bottom w:val="dashSmallGap" w:color="auto" w:sz="4" w:space="0"/>
             </w:tcBorders>
+            <w:tcMar/>
           </w:tcPr>
           <w:p>
             <w:pPr>
@@ -2485,16 +2624,17 @@
       <w:tr>
         <w:trPr>
           <w:cantSplit/>
-          <w:trHeight w:hRule="exact" w:val="2700"/>
+          <w:trHeight w:val="2700" w:hRule="exact"/>
         </w:trPr>
         <w:tc>
           <w:tcPr>
             <w:tcW w:w="3544" w:type="dxa"/>
             <w:gridSpan w:val="2"/>
             <w:tcBorders>
-              <w:top w:val="dashSmallGap" w:sz="4" w:space="0" w:color="auto"/>
-              <w:bottom w:val="dashSmallGap" w:sz="4" w:space="0" w:color="auto"/>
+              <w:top w:val="dashSmallGap" w:color="auto" w:sz="4" w:space="0"/>
+              <w:bottom w:val="dashSmallGap" w:color="auto" w:sz="4" w:space="0"/>
             </w:tcBorders>
+            <w:tcMar/>
           </w:tcPr>
           <w:p>
             <w:pPr>
@@ -2533,9 +2673,10 @@
             <w:tcW w:w="6379" w:type="dxa"/>
             <w:gridSpan w:val="2"/>
             <w:tcBorders>
-              <w:top w:val="dashSmallGap" w:sz="4" w:space="0" w:color="auto"/>
-              <w:bottom w:val="dashSmallGap" w:sz="4" w:space="0" w:color="auto"/>
+              <w:top w:val="dashSmallGap" w:color="auto" w:sz="4" w:space="0"/>
+              <w:bottom w:val="dashSmallGap" w:color="auto" w:sz="4" w:space="0"/>
             </w:tcBorders>
+            <w:tcMar/>
           </w:tcPr>
           <w:p>
             <w:pPr>
@@ -2551,7 +2692,7 @@
                 <w:sz w:val="18"/>
                 <w:lang w:val="sr-Cyrl-RS"/>
               </w:rPr>
-              <w:t>У овом раду анализиран је постојећи пројекат Travel Planner (микросервисна апликација за планирање путовања, реализована на Microsoft Service Fabric платформи) са аспекта опсервабилности, идентификовани су недостаци постојећег решења (одсуство структурисаног логовања, метрика, дистрибуираног праћења захтева и health check механизама), и предложена је и имплементирана надоградња заснована на OpenTelemetry стандарду и Prometheus/Grafana Tempo/Grafana Loki/Grafana инфраструктури. Решење је верификовано кроз аутоматизоване тестове и кроз демонстрационе сценарије извршене над стварно постављеним системом.</w:t>
+              <w:t>У овом раду анализиран је постојећи пројекат Travel Planner (микросервисна апликација за планирање путовања, реализована на Microsoft Service Fabric платформи) са аспекта обсервабилности, идентификовани су недостаци постојећег решења (одсуство структурисаног логовања, метрика, дистрибуираног праћења захтева и health check механизама), и предложена је и имплементирана надоградња заснована на OpenTelemetry стандарду и Prometheus/Grafana Tempo/Grafana Loki/Grafana инфраструктури. Решење је верификовано кроз аутоматизоване тестове и кроз демонстрационе сценарије извршене над стварно постављеним системом.</w:t>
             </w:r>
             <w:r>
               <w:rPr>
@@ -2567,16 +2708,17 @@
       <w:tr>
         <w:trPr>
           <w:cantSplit/>
-          <w:trHeight w:hRule="exact" w:val="350"/>
+          <w:trHeight w:val="350" w:hRule="exact"/>
         </w:trPr>
         <w:tc>
           <w:tcPr>
             <w:tcW w:w="3544" w:type="dxa"/>
             <w:gridSpan w:val="2"/>
             <w:tcBorders>
-              <w:top w:val="dashSmallGap" w:sz="4" w:space="0" w:color="auto"/>
-              <w:bottom w:val="dashSmallGap" w:sz="4" w:space="0" w:color="auto"/>
+              <w:top w:val="dashSmallGap" w:color="auto" w:sz="4" w:space="0"/>
+              <w:bottom w:val="dashSmallGap" w:color="auto" w:sz="4" w:space="0"/>
             </w:tcBorders>
+            <w:tcMar/>
           </w:tcPr>
           <w:p>
             <w:pPr>
@@ -2630,9 +2772,10 @@
             <w:tcW w:w="6379" w:type="dxa"/>
             <w:gridSpan w:val="2"/>
             <w:tcBorders>
-              <w:top w:val="dashSmallGap" w:sz="4" w:space="0" w:color="auto"/>
-              <w:bottom w:val="dashSmallGap" w:sz="4" w:space="0" w:color="auto"/>
+              <w:top w:val="dashSmallGap" w:color="auto" w:sz="4" w:space="0"/>
+              <w:bottom w:val="dashSmallGap" w:color="auto" w:sz="4" w:space="0"/>
             </w:tcBorders>
+            <w:tcMar/>
           </w:tcPr>
           <w:p>
             <w:pPr>
@@ -2649,16 +2792,17 @@
       <w:tr>
         <w:trPr>
           <w:cantSplit/>
-          <w:trHeight w:hRule="exact" w:val="350"/>
+          <w:trHeight w:val="350" w:hRule="exact"/>
         </w:trPr>
         <w:tc>
           <w:tcPr>
             <w:tcW w:w="3544" w:type="dxa"/>
             <w:gridSpan w:val="2"/>
             <w:tcBorders>
-              <w:top w:val="dashSmallGap" w:sz="4" w:space="0" w:color="auto"/>
-              <w:bottom w:val="dashSmallGap" w:sz="4" w:space="0" w:color="auto"/>
+              <w:top w:val="dashSmallGap" w:color="auto" w:sz="4" w:space="0"/>
+              <w:bottom w:val="dashSmallGap" w:color="auto" w:sz="4" w:space="0"/>
             </w:tcBorders>
+            <w:tcMar/>
           </w:tcPr>
           <w:p>
             <w:pPr>
@@ -2697,9 +2841,10 @@
             <w:tcW w:w="6379" w:type="dxa"/>
             <w:gridSpan w:val="2"/>
             <w:tcBorders>
-              <w:top w:val="dashSmallGap" w:sz="4" w:space="0" w:color="auto"/>
-              <w:bottom w:val="dashSmallGap" w:sz="4" w:space="0" w:color="auto"/>
+              <w:top w:val="dashSmallGap" w:color="auto" w:sz="4" w:space="0"/>
+              <w:bottom w:val="dashSmallGap" w:color="auto" w:sz="4" w:space="0"/>
             </w:tcBorders>
+            <w:tcMar/>
           </w:tcPr>
           <w:p>
             <w:pPr>
@@ -2717,7 +2862,7 @@
           <w:gridAfter w:val="1"/>
           <w:wAfter w:w="2126" w:type="dxa"/>
           <w:cantSplit/>
-          <w:trHeight w:hRule="exact" w:val="350"/>
+          <w:trHeight w:val="350" w:hRule="exact"/>
         </w:trPr>
         <w:tc>
           <w:tcPr>
@@ -2727,6 +2872,7 @@
               <w:bottom w:val="nil"/>
               <w:right w:val="nil"/>
             </w:tcBorders>
+            <w:tcMar/>
             <w:vAlign w:val="center"/>
           </w:tcPr>
           <w:p>
@@ -2777,10 +2923,11 @@
           <w:tcPr>
             <w:tcW w:w="1417" w:type="dxa"/>
             <w:tcBorders>
-              <w:top w:val="dashSmallGap" w:sz="4" w:space="0" w:color="auto"/>
+              <w:top w:val="dashSmallGap" w:color="auto" w:sz="4" w:space="0"/>
               <w:left w:val="nil"/>
-              <w:bottom w:val="dashSmallGap" w:sz="4" w:space="0" w:color="auto"/>
+              <w:bottom w:val="dashSmallGap" w:color="auto" w:sz="4" w:space="0"/>
             </w:tcBorders>
+            <w:tcMar/>
           </w:tcPr>
           <w:p>
             <w:pPr>
@@ -2795,9 +2942,10 @@
           <w:tcPr>
             <w:tcW w:w="4253" w:type="dxa"/>
             <w:tcBorders>
-              <w:top w:val="dashSmallGap" w:sz="4" w:space="0" w:color="auto"/>
-              <w:bottom w:val="dashSmallGap" w:sz="4" w:space="0" w:color="auto"/>
+              <w:top w:val="dashSmallGap" w:color="auto" w:sz="4" w:space="0"/>
+              <w:bottom w:val="dashSmallGap" w:color="auto" w:sz="4" w:space="0"/>
             </w:tcBorders>
+            <w:tcMar/>
           </w:tcPr>
           <w:p>
             <w:pPr>
@@ -2814,7 +2962,7 @@
       <w:tr>
         <w:trPr>
           <w:cantSplit/>
-          <w:trHeight w:hRule="exact" w:val="350"/>
+          <w:trHeight w:val="350" w:hRule="exact"/>
         </w:trPr>
         <w:tc>
           <w:tcPr>
@@ -2824,6 +2972,7 @@
               <w:bottom w:val="nil"/>
               <w:right w:val="nil"/>
             </w:tcBorders>
+            <w:tcMar/>
             <w:vAlign w:val="center"/>
           </w:tcPr>
           <w:p>
@@ -2839,10 +2988,11 @@
           <w:tcPr>
             <w:tcW w:w="1417" w:type="dxa"/>
             <w:tcBorders>
-              <w:top w:val="dashSmallGap" w:sz="4" w:space="0" w:color="auto"/>
+              <w:top w:val="dashSmallGap" w:color="auto" w:sz="4" w:space="0"/>
               <w:left w:val="nil"/>
-              <w:bottom w:val="dashSmallGap" w:sz="4" w:space="0" w:color="auto"/>
+              <w:bottom w:val="dashSmallGap" w:color="auto" w:sz="4" w:space="0"/>
             </w:tcBorders>
+            <w:tcMar/>
           </w:tcPr>
           <w:p>
             <w:pPr>
@@ -2857,10 +3007,11 @@
           <w:tcPr>
             <w:tcW w:w="4253" w:type="dxa"/>
             <w:tcBorders>
-              <w:top w:val="dashSmallGap" w:sz="4" w:space="0" w:color="auto"/>
-              <w:bottom w:val="dashSmallGap" w:sz="4" w:space="0" w:color="auto"/>
+              <w:top w:val="dashSmallGap" w:color="auto" w:sz="4" w:space="0"/>
+              <w:bottom w:val="dashSmallGap" w:color="auto" w:sz="4" w:space="0"/>
               <w:right w:val="nil"/>
             </w:tcBorders>
+            <w:tcMar/>
           </w:tcPr>
           <w:p>
             <w:pPr>
@@ -2876,11 +3027,12 @@
           <w:tcPr>
             <w:tcW w:w="2126" w:type="dxa"/>
             <w:tcBorders>
-              <w:top w:val="single" w:sz="12" w:space="0" w:color="auto"/>
-              <w:left w:val="single" w:sz="12" w:space="0" w:color="auto"/>
-              <w:bottom w:val="single" w:sz="4" w:space="0" w:color="auto"/>
-              <w:right w:val="single" w:sz="12" w:space="0" w:color="auto"/>
+              <w:top w:val="single" w:color="auto" w:sz="12" w:space="0"/>
+              <w:left w:val="single" w:color="auto" w:sz="12" w:space="0"/>
+              <w:bottom w:val="single" w:color="auto" w:sz="4" w:space="0"/>
+              <w:right w:val="single" w:color="auto" w:sz="12" w:space="0"/>
             </w:tcBorders>
+            <w:tcMar/>
           </w:tcPr>
           <w:p>
             <w:pPr>
@@ -2904,16 +3056,17 @@
       <w:tr>
         <w:trPr>
           <w:cantSplit/>
-          <w:trHeight w:hRule="exact" w:val="350"/>
+          <w:trHeight w:val="350" w:hRule="exact"/>
         </w:trPr>
         <w:tc>
           <w:tcPr>
             <w:tcW w:w="2127" w:type="dxa"/>
             <w:tcBorders>
               <w:top w:val="nil"/>
-              <w:bottom w:val="single" w:sz="12" w:space="0" w:color="auto"/>
+              <w:bottom w:val="single" w:color="auto" w:sz="12" w:space="0"/>
               <w:right w:val="nil"/>
             </w:tcBorders>
+            <w:tcMar/>
             <w:vAlign w:val="center"/>
           </w:tcPr>
           <w:p>
@@ -2929,10 +3082,11 @@
           <w:tcPr>
             <w:tcW w:w="1417" w:type="dxa"/>
             <w:tcBorders>
-              <w:top w:val="dashSmallGap" w:sz="4" w:space="0" w:color="auto"/>
+              <w:top w:val="dashSmallGap" w:color="auto" w:sz="4" w:space="0"/>
               <w:left w:val="nil"/>
-              <w:bottom w:val="single" w:sz="12" w:space="0" w:color="auto"/>
+              <w:bottom w:val="single" w:color="auto" w:sz="12" w:space="0"/>
             </w:tcBorders>
+            <w:tcMar/>
           </w:tcPr>
           <w:p>
             <w:pPr>
@@ -2947,10 +3101,11 @@
           <w:tcPr>
             <w:tcW w:w="4253" w:type="dxa"/>
             <w:tcBorders>
-              <w:top w:val="dashSmallGap" w:sz="4" w:space="0" w:color="auto"/>
-              <w:bottom w:val="single" w:sz="12" w:space="0" w:color="auto"/>
+              <w:top w:val="dashSmallGap" w:color="auto" w:sz="4" w:space="0"/>
+              <w:bottom w:val="single" w:color="auto" w:sz="12" w:space="0"/>
               <w:right w:val="nil"/>
             </w:tcBorders>
+            <w:tcMar/>
           </w:tcPr>
           <w:p>
             <w:pPr>
@@ -3011,11 +3166,12 @@
           <w:tcPr>
             <w:tcW w:w="2126" w:type="dxa"/>
             <w:tcBorders>
-              <w:top w:val="single" w:sz="4" w:space="0" w:color="auto"/>
-              <w:left w:val="single" w:sz="12" w:space="0" w:color="auto"/>
-              <w:bottom w:val="single" w:sz="12" w:space="0" w:color="auto"/>
-              <w:right w:val="single" w:sz="12" w:space="0" w:color="auto"/>
+              <w:top w:val="single" w:color="auto" w:sz="4" w:space="0"/>
+              <w:left w:val="single" w:color="auto" w:sz="12" w:space="0"/>
+              <w:bottom w:val="single" w:color="auto" w:sz="12" w:space="0"/>
+              <w:right w:val="single" w:color="auto" w:sz="12" w:space="0"/>
             </w:tcBorders>
+            <w:tcMar/>
           </w:tcPr>
           <w:p>
             <w:pPr>
@@ -3065,7 +3221,7 @@
           <w:footerReference w:type="default" r:id="rId17"/>
           <w:headerReference w:type="first" r:id="rId18"/>
           <w:type w:val="continuous"/>
-          <w:pgSz w:w="11907" w:h="16840" w:code="9"/>
+          <w:pgSz w:w="11907" w:h="16840" w:orient="portrait" w:code="9"/>
           <w:pgMar w:top="567" w:right="567" w:bottom="567" w:left="1418" w:header="567" w:footer="0" w:gutter="0"/>
           <w:cols w:space="720"/>
           <w:titlePg/>
@@ -3078,9 +3234,9 @@
         <w:tblW w:w="9923" w:type="dxa"/>
         <w:tblInd w:w="108" w:type="dxa"/>
         <w:tblBorders>
-          <w:top w:val="dashSmallGap" w:sz="4" w:space="0" w:color="auto"/>
-          <w:bottom w:val="dashSmallGap" w:sz="4" w:space="0" w:color="auto"/>
-          <w:insideV w:val="dashSmallGap" w:sz="4" w:space="0" w:color="auto"/>
+          <w:top w:val="dashSmallGap" w:color="auto" w:sz="4" w:space="0"/>
+          <w:bottom w:val="dashSmallGap" w:color="auto" w:sz="4" w:space="0"/>
+          <w:insideV w:val="dashSmallGap" w:color="auto" w:sz="4" w:space="0"/>
         </w:tblBorders>
         <w:tblLayout w:type="fixed"/>
         <w:tblLook w:val="0000" w:firstRow="0" w:lastRow="0" w:firstColumn="0" w:lastColumn="0" w:noHBand="0" w:noVBand="0"/>
@@ -3094,16 +3250,17 @@
       <w:tr>
         <w:trPr>
           <w:cantSplit/>
-          <w:trHeight w:hRule="exact" w:val="350"/>
+          <w:trHeight w:val="350" w:hRule="exact"/>
         </w:trPr>
         <w:tc>
           <w:tcPr>
             <w:tcW w:w="3544" w:type="dxa"/>
             <w:gridSpan w:val="2"/>
             <w:tcBorders>
-              <w:top w:val="single" w:sz="12" w:space="0" w:color="auto"/>
-              <w:bottom w:val="dashSmallGap" w:sz="4" w:space="0" w:color="auto"/>
+              <w:top w:val="single" w:color="auto" w:sz="12" w:space="0"/>
+              <w:bottom w:val="dashSmallGap" w:color="auto" w:sz="4" w:space="0"/>
             </w:tcBorders>
+            <w:tcMar/>
           </w:tcPr>
           <w:p>
             <w:pPr>
@@ -3118,7 +3275,6 @@
                 <w:rFonts w:ascii="Arial" w:hAnsi="Arial"/>
                 <w:sz w:val="18"/>
               </w:rPr>
-              <w:lastRenderedPageBreak/>
               <w:t xml:space="preserve">Accession number, </w:t>
             </w:r>
             <w:r>
@@ -3143,9 +3299,10 @@
             <w:tcW w:w="6379" w:type="dxa"/>
             <w:gridSpan w:val="2"/>
             <w:tcBorders>
-              <w:top w:val="single" w:sz="12" w:space="0" w:color="auto"/>
-              <w:bottom w:val="dashSmallGap" w:sz="4" w:space="0" w:color="auto"/>
+              <w:top w:val="single" w:color="auto" w:sz="12" w:space="0"/>
+              <w:bottom w:val="dashSmallGap" w:color="auto" w:sz="4" w:space="0"/>
             </w:tcBorders>
+            <w:tcMar/>
           </w:tcPr>
           <w:p>
             <w:pPr>
@@ -3162,16 +3319,17 @@
       <w:tr>
         <w:trPr>
           <w:cantSplit/>
-          <w:trHeight w:hRule="exact" w:val="350"/>
+          <w:trHeight w:val="350" w:hRule="exact"/>
         </w:trPr>
         <w:tc>
           <w:tcPr>
             <w:tcW w:w="3544" w:type="dxa"/>
             <w:gridSpan w:val="2"/>
             <w:tcBorders>
-              <w:top w:val="dashSmallGap" w:sz="4" w:space="0" w:color="auto"/>
-              <w:bottom w:val="dashSmallGap" w:sz="4" w:space="0" w:color="auto"/>
+              <w:top w:val="dashSmallGap" w:color="auto" w:sz="4" w:space="0"/>
+              <w:bottom w:val="dashSmallGap" w:color="auto" w:sz="4" w:space="0"/>
             </w:tcBorders>
+            <w:tcMar/>
           </w:tcPr>
           <w:p>
             <w:pPr>
@@ -3210,9 +3368,10 @@
             <w:tcW w:w="6379" w:type="dxa"/>
             <w:gridSpan w:val="2"/>
             <w:tcBorders>
-              <w:top w:val="dashSmallGap" w:sz="4" w:space="0" w:color="auto"/>
-              <w:bottom w:val="dashSmallGap" w:sz="4" w:space="0" w:color="auto"/>
+              <w:top w:val="dashSmallGap" w:color="auto" w:sz="4" w:space="0"/>
+              <w:bottom w:val="dashSmallGap" w:color="auto" w:sz="4" w:space="0"/>
             </w:tcBorders>
+            <w:tcMar/>
           </w:tcPr>
           <w:p>
             <w:pPr>
@@ -3228,16 +3387,17 @@
       <w:tr>
         <w:trPr>
           <w:cantSplit/>
-          <w:trHeight w:hRule="exact" w:val="350"/>
+          <w:trHeight w:val="350" w:hRule="exact"/>
         </w:trPr>
         <w:tc>
           <w:tcPr>
             <w:tcW w:w="3544" w:type="dxa"/>
             <w:gridSpan w:val="2"/>
             <w:tcBorders>
-              <w:top w:val="dashSmallGap" w:sz="4" w:space="0" w:color="auto"/>
-              <w:bottom w:val="dashSmallGap" w:sz="4" w:space="0" w:color="auto"/>
+              <w:top w:val="dashSmallGap" w:color="auto" w:sz="4" w:space="0"/>
+              <w:bottom w:val="dashSmallGap" w:color="auto" w:sz="4" w:space="0"/>
             </w:tcBorders>
+            <w:tcMar/>
           </w:tcPr>
           <w:p>
             <w:pPr>
@@ -3276,9 +3436,10 @@
             <w:tcW w:w="6379" w:type="dxa"/>
             <w:gridSpan w:val="2"/>
             <w:tcBorders>
-              <w:top w:val="dashSmallGap" w:sz="4" w:space="0" w:color="auto"/>
-              <w:bottom w:val="dashSmallGap" w:sz="4" w:space="0" w:color="auto"/>
+              <w:top w:val="dashSmallGap" w:color="auto" w:sz="4" w:space="0"/>
+              <w:bottom w:val="dashSmallGap" w:color="auto" w:sz="4" w:space="0"/>
             </w:tcBorders>
+            <w:tcMar/>
           </w:tcPr>
           <w:p>
             <w:pPr>
@@ -3301,16 +3462,17 @@
       <w:tr>
         <w:trPr>
           <w:cantSplit/>
-          <w:trHeight w:hRule="exact" w:val="350"/>
+          <w:trHeight w:val="350" w:hRule="exact"/>
         </w:trPr>
         <w:tc>
           <w:tcPr>
             <w:tcW w:w="3544" w:type="dxa"/>
             <w:gridSpan w:val="2"/>
             <w:tcBorders>
-              <w:top w:val="dashSmallGap" w:sz="4" w:space="0" w:color="auto"/>
-              <w:bottom w:val="dashSmallGap" w:sz="4" w:space="0" w:color="auto"/>
+              <w:top w:val="dashSmallGap" w:color="auto" w:sz="4" w:space="0"/>
+              <w:bottom w:val="dashSmallGap" w:color="auto" w:sz="4" w:space="0"/>
             </w:tcBorders>
+            <w:tcMar/>
           </w:tcPr>
           <w:p>
             <w:pPr>
@@ -3349,9 +3511,10 @@
             <w:tcW w:w="6379" w:type="dxa"/>
             <w:gridSpan w:val="2"/>
             <w:tcBorders>
-              <w:top w:val="dashSmallGap" w:sz="4" w:space="0" w:color="auto"/>
-              <w:bottom w:val="dashSmallGap" w:sz="4" w:space="0" w:color="auto"/>
+              <w:top w:val="dashSmallGap" w:color="auto" w:sz="4" w:space="0"/>
+              <w:bottom w:val="dashSmallGap" w:color="auto" w:sz="4" w:space="0"/>
             </w:tcBorders>
+            <w:tcMar/>
           </w:tcPr>
           <w:p>
             <w:pPr>
@@ -3374,16 +3537,17 @@
       <w:tr>
         <w:trPr>
           <w:cantSplit/>
-          <w:trHeight w:hRule="exact" w:val="350"/>
+          <w:trHeight w:val="350" w:hRule="exact"/>
         </w:trPr>
         <w:tc>
           <w:tcPr>
             <w:tcW w:w="3544" w:type="dxa"/>
             <w:gridSpan w:val="2"/>
             <w:tcBorders>
-              <w:top w:val="dashSmallGap" w:sz="4" w:space="0" w:color="auto"/>
-              <w:bottom w:val="dashSmallGap" w:sz="4" w:space="0" w:color="auto"/>
+              <w:top w:val="dashSmallGap" w:color="auto" w:sz="4" w:space="0"/>
+              <w:bottom w:val="dashSmallGap" w:color="auto" w:sz="4" w:space="0"/>
             </w:tcBorders>
+            <w:tcMar/>
           </w:tcPr>
           <w:p>
             <w:pPr>
@@ -3422,9 +3586,10 @@
             <w:tcW w:w="6379" w:type="dxa"/>
             <w:gridSpan w:val="2"/>
             <w:tcBorders>
-              <w:top w:val="dashSmallGap" w:sz="4" w:space="0" w:color="auto"/>
-              <w:bottom w:val="dashSmallGap" w:sz="4" w:space="0" w:color="auto"/>
+              <w:top w:val="dashSmallGap" w:color="auto" w:sz="4" w:space="0"/>
+              <w:bottom w:val="dashSmallGap" w:color="auto" w:sz="4" w:space="0"/>
             </w:tcBorders>
+            <w:tcMar/>
           </w:tcPr>
           <w:p>
             <w:pPr>
@@ -3450,16 +3615,17 @@
       <w:tr>
         <w:trPr>
           <w:cantSplit/>
-          <w:trHeight w:hRule="exact" w:val="350"/>
+          <w:trHeight w:val="350" w:hRule="exact"/>
         </w:trPr>
         <w:tc>
           <w:tcPr>
             <w:tcW w:w="3544" w:type="dxa"/>
             <w:gridSpan w:val="2"/>
             <w:tcBorders>
-              <w:top w:val="dashSmallGap" w:sz="4" w:space="0" w:color="auto"/>
-              <w:bottom w:val="dashSmallGap" w:sz="4" w:space="0" w:color="auto"/>
+              <w:top w:val="dashSmallGap" w:color="auto" w:sz="4" w:space="0"/>
+              <w:bottom w:val="dashSmallGap" w:color="auto" w:sz="4" w:space="0"/>
             </w:tcBorders>
+            <w:tcMar/>
           </w:tcPr>
           <w:p>
             <w:pPr>
@@ -3498,25 +3664,29 @@
             <w:tcW w:w="6379" w:type="dxa"/>
             <w:gridSpan w:val="2"/>
             <w:tcBorders>
-              <w:top w:val="dashSmallGap" w:sz="4" w:space="0" w:color="auto"/>
-              <w:bottom w:val="dashSmallGap" w:sz="4" w:space="0" w:color="auto"/>
+              <w:top w:val="dashSmallGap" w:color="auto" w:sz="4" w:space="0"/>
+              <w:bottom w:val="dashSmallGap" w:color="auto" w:sz="4" w:space="0"/>
             </w:tcBorders>
+            <w:tcMar/>
           </w:tcPr>
           <w:p>
             <w:pPr>
               <w:spacing w:before="60" w:after="60"/>
               <w:rPr>
-                <w:rFonts w:ascii="Arial" w:hAnsi="Arial"/>
-                <w:sz w:val="18"/>
+                <w:rFonts w:ascii="Arial" w:hAnsi="Arial" w:cs="Arial"/>
+                <w:color w:val="auto"/>
+                <w:sz w:val="18"/>
+                <w:szCs w:val="18"/>
               </w:rPr>
             </w:pPr>
             <w:r>
               <w:rPr>
                 <w:rFonts w:ascii="Arial" w:hAnsi="Arial" w:cs="Arial"/>
-                <w:color w:val="FF0000"/>
-                <w:sz w:val="18"/>
-              </w:rPr>
-              <w:t>[ПОПУНИ: Име и презиме]</w:t>
+                <w:color w:val="auto"/>
+                <w:sz w:val="18"/>
+                <w:szCs w:val="18"/>
+              </w:rPr>
+              <w:t>Dajana Bulic</w:t>
             </w:r>
           </w:p>
         </w:tc>
@@ -3524,16 +3694,17 @@
       <w:tr>
         <w:trPr>
           <w:cantSplit/>
-          <w:trHeight w:hRule="exact" w:val="350"/>
+          <w:trHeight w:val="350" w:hRule="exact"/>
         </w:trPr>
         <w:tc>
           <w:tcPr>
             <w:tcW w:w="3544" w:type="dxa"/>
             <w:gridSpan w:val="2"/>
             <w:tcBorders>
-              <w:top w:val="dashSmallGap" w:sz="4" w:space="0" w:color="auto"/>
-              <w:bottom w:val="dashSmallGap" w:sz="4" w:space="0" w:color="auto"/>
+              <w:top w:val="dashSmallGap" w:color="auto" w:sz="4" w:space="0"/>
+              <w:bottom w:val="dashSmallGap" w:color="auto" w:sz="4" w:space="0"/>
             </w:tcBorders>
+            <w:tcMar/>
           </w:tcPr>
           <w:p>
             <w:pPr>
@@ -3572,22 +3743,27 @@
             <w:tcW w:w="6379" w:type="dxa"/>
             <w:gridSpan w:val="2"/>
             <w:tcBorders>
-              <w:top w:val="dashSmallGap" w:sz="4" w:space="0" w:color="auto"/>
-              <w:bottom w:val="dashSmallGap" w:sz="4" w:space="0" w:color="auto"/>
+              <w:top w:val="dashSmallGap" w:color="auto" w:sz="4" w:space="0"/>
+              <w:bottom w:val="dashSmallGap" w:color="auto" w:sz="4" w:space="0"/>
             </w:tcBorders>
+            <w:tcMar/>
           </w:tcPr>
           <w:p>
             <w:pPr>
               <w:spacing w:before="60" w:after="60"/>
               <w:rPr>
                 <w:rFonts w:ascii="Arial" w:hAnsi="Arial"/>
-                <w:sz w:val="18"/>
+                <w:color w:val="auto"/>
+                <w:sz w:val="18"/>
+                <w:szCs w:val="18"/>
               </w:rPr>
             </w:pPr>
             <w:r>
               <w:rPr>
                 <w:rFonts w:ascii="Arial" w:hAnsi="Arial"/>
-                <w:sz w:val="18"/>
+                <w:color w:val="auto"/>
+                <w:sz w:val="18"/>
+                <w:szCs w:val="18"/>
               </w:rPr>
               <w:t>Sebastijan Stoja, PhD, Assistant professor</w:t>
             </w:r>
@@ -3597,16 +3773,17 @@
       <w:tr>
         <w:trPr>
           <w:cantSplit/>
-          <w:trHeight w:hRule="exact" w:val="800"/>
+          <w:trHeight w:val="800" w:hRule="exact"/>
         </w:trPr>
         <w:tc>
           <w:tcPr>
             <w:tcW w:w="3544" w:type="dxa"/>
             <w:gridSpan w:val="2"/>
             <w:tcBorders>
-              <w:top w:val="dashSmallGap" w:sz="4" w:space="0" w:color="auto"/>
-              <w:bottom w:val="dashSmallGap" w:sz="4" w:space="0" w:color="auto"/>
+              <w:top w:val="dashSmallGap" w:color="auto" w:sz="4" w:space="0"/>
+              <w:bottom w:val="dashSmallGap" w:color="auto" w:sz="4" w:space="0"/>
             </w:tcBorders>
+            <w:tcMar/>
           </w:tcPr>
           <w:p>
             <w:pPr>
@@ -3645,23 +3822,27 @@
             <w:tcW w:w="6379" w:type="dxa"/>
             <w:gridSpan w:val="2"/>
             <w:tcBorders>
-              <w:top w:val="dashSmallGap" w:sz="4" w:space="0" w:color="auto"/>
-              <w:bottom w:val="dashSmallGap" w:sz="4" w:space="0" w:color="auto"/>
+              <w:top w:val="dashSmallGap" w:color="auto" w:sz="4" w:space="0"/>
+              <w:bottom w:val="dashSmallGap" w:color="auto" w:sz="4" w:space="0"/>
             </w:tcBorders>
+            <w:tcMar/>
           </w:tcPr>
           <w:p>
             <w:pPr>
               <w:spacing w:before="60" w:after="60"/>
               <w:rPr>
                 <w:rFonts w:ascii="Arial" w:hAnsi="Arial"/>
-                <w:sz w:val="18"/>
+                <w:color w:val="auto"/>
+                <w:sz w:val="18"/>
+                <w:szCs w:val="18"/>
               </w:rPr>
             </w:pPr>
             <w:r>
               <w:rPr>
                 <w:rFonts w:ascii="Arial" w:hAnsi="Arial"/>
-                <w:color w:val="FF0000"/>
-                <w:sz w:val="18"/>
+                <w:color w:val="auto"/>
+                <w:sz w:val="18"/>
+                <w:szCs w:val="18"/>
               </w:rPr>
               <w:t>Implementation of Observability in a Microservice Architecture</w:t>
             </w:r>
@@ -3678,16 +3859,17 @@
       <w:tr>
         <w:trPr>
           <w:cantSplit/>
-          <w:trHeight w:hRule="exact" w:val="350"/>
+          <w:trHeight w:val="350" w:hRule="exact"/>
         </w:trPr>
         <w:tc>
           <w:tcPr>
             <w:tcW w:w="3544" w:type="dxa"/>
             <w:gridSpan w:val="2"/>
             <w:tcBorders>
-              <w:top w:val="dashSmallGap" w:sz="4" w:space="0" w:color="auto"/>
-              <w:bottom w:val="dashSmallGap" w:sz="4" w:space="0" w:color="auto"/>
+              <w:top w:val="dashSmallGap" w:color="auto" w:sz="4" w:space="0"/>
+              <w:bottom w:val="dashSmallGap" w:color="auto" w:sz="4" w:space="0"/>
             </w:tcBorders>
+            <w:tcMar/>
           </w:tcPr>
           <w:p>
             <w:pPr>
@@ -3726,9 +3908,10 @@
             <w:tcW w:w="6379" w:type="dxa"/>
             <w:gridSpan w:val="2"/>
             <w:tcBorders>
-              <w:top w:val="dashSmallGap" w:sz="4" w:space="0" w:color="auto"/>
-              <w:bottom w:val="dashSmallGap" w:sz="4" w:space="0" w:color="auto"/>
+              <w:top w:val="dashSmallGap" w:color="auto" w:sz="4" w:space="0"/>
+              <w:bottom w:val="dashSmallGap" w:color="auto" w:sz="4" w:space="0"/>
             </w:tcBorders>
+            <w:tcMar/>
           </w:tcPr>
           <w:p>
             <w:pPr>
@@ -3751,16 +3934,17 @@
       <w:tr>
         <w:trPr>
           <w:cantSplit/>
-          <w:trHeight w:hRule="exact" w:val="350"/>
+          <w:trHeight w:val="350" w:hRule="exact"/>
         </w:trPr>
         <w:tc>
           <w:tcPr>
             <w:tcW w:w="3544" w:type="dxa"/>
             <w:gridSpan w:val="2"/>
             <w:tcBorders>
-              <w:top w:val="dashSmallGap" w:sz="4" w:space="0" w:color="auto"/>
-              <w:bottom w:val="dashSmallGap" w:sz="4" w:space="0" w:color="auto"/>
+              <w:top w:val="dashSmallGap" w:color="auto" w:sz="4" w:space="0"/>
+              <w:bottom w:val="dashSmallGap" w:color="auto" w:sz="4" w:space="0"/>
             </w:tcBorders>
+            <w:tcMar/>
           </w:tcPr>
           <w:p>
             <w:pPr>
@@ -3799,9 +3983,10 @@
             <w:tcW w:w="6379" w:type="dxa"/>
             <w:gridSpan w:val="2"/>
             <w:tcBorders>
-              <w:top w:val="dashSmallGap" w:sz="4" w:space="0" w:color="auto"/>
-              <w:bottom w:val="dashSmallGap" w:sz="4" w:space="0" w:color="auto"/>
+              <w:top w:val="dashSmallGap" w:color="auto" w:sz="4" w:space="0"/>
+              <w:bottom w:val="dashSmallGap" w:color="auto" w:sz="4" w:space="0"/>
             </w:tcBorders>
+            <w:tcMar/>
           </w:tcPr>
           <w:p>
             <w:pPr>
@@ -3824,16 +4009,17 @@
       <w:tr>
         <w:trPr>
           <w:cantSplit/>
-          <w:trHeight w:hRule="exact" w:val="350"/>
+          <w:trHeight w:val="350" w:hRule="exact"/>
         </w:trPr>
         <w:tc>
           <w:tcPr>
             <w:tcW w:w="3544" w:type="dxa"/>
             <w:gridSpan w:val="2"/>
             <w:tcBorders>
-              <w:top w:val="dashSmallGap" w:sz="4" w:space="0" w:color="auto"/>
-              <w:bottom w:val="dashSmallGap" w:sz="4" w:space="0" w:color="auto"/>
+              <w:top w:val="dashSmallGap" w:color="auto" w:sz="4" w:space="0"/>
+              <w:bottom w:val="dashSmallGap" w:color="auto" w:sz="4" w:space="0"/>
             </w:tcBorders>
+            <w:tcMar/>
           </w:tcPr>
           <w:p>
             <w:pPr>
@@ -3872,9 +4058,10 @@
             <w:tcW w:w="6379" w:type="dxa"/>
             <w:gridSpan w:val="2"/>
             <w:tcBorders>
-              <w:top w:val="dashSmallGap" w:sz="4" w:space="0" w:color="auto"/>
-              <w:bottom w:val="dashSmallGap" w:sz="4" w:space="0" w:color="auto"/>
+              <w:top w:val="dashSmallGap" w:color="auto" w:sz="4" w:space="0"/>
+              <w:bottom w:val="dashSmallGap" w:color="auto" w:sz="4" w:space="0"/>
             </w:tcBorders>
+            <w:tcMar/>
           </w:tcPr>
           <w:p>
             <w:pPr>
@@ -3897,16 +4084,17 @@
       <w:tr>
         <w:trPr>
           <w:cantSplit/>
-          <w:trHeight w:hRule="exact" w:val="350"/>
+          <w:trHeight w:val="350" w:hRule="exact"/>
         </w:trPr>
         <w:tc>
           <w:tcPr>
             <w:tcW w:w="3544" w:type="dxa"/>
             <w:gridSpan w:val="2"/>
             <w:tcBorders>
-              <w:top w:val="dashSmallGap" w:sz="4" w:space="0" w:color="auto"/>
-              <w:bottom w:val="dashSmallGap" w:sz="4" w:space="0" w:color="auto"/>
+              <w:top w:val="dashSmallGap" w:color="auto" w:sz="4" w:space="0"/>
+              <w:bottom w:val="dashSmallGap" w:color="auto" w:sz="4" w:space="0"/>
             </w:tcBorders>
+            <w:tcMar/>
           </w:tcPr>
           <w:p>
             <w:pPr>
@@ -3945,9 +4133,10 @@
             <w:tcW w:w="6379" w:type="dxa"/>
             <w:gridSpan w:val="2"/>
             <w:tcBorders>
-              <w:top w:val="dashSmallGap" w:sz="4" w:space="0" w:color="auto"/>
-              <w:bottom w:val="dashSmallGap" w:sz="4" w:space="0" w:color="auto"/>
+              <w:top w:val="dashSmallGap" w:color="auto" w:sz="4" w:space="0"/>
+              <w:bottom w:val="dashSmallGap" w:color="auto" w:sz="4" w:space="0"/>
             </w:tcBorders>
+            <w:tcMar/>
           </w:tcPr>
           <w:p>
             <w:pPr>
@@ -3970,16 +4159,17 @@
       <w:tr>
         <w:trPr>
           <w:cantSplit/>
-          <w:trHeight w:hRule="exact" w:val="350"/>
+          <w:trHeight w:val="350" w:hRule="exact"/>
         </w:trPr>
         <w:tc>
           <w:tcPr>
             <w:tcW w:w="3544" w:type="dxa"/>
             <w:gridSpan w:val="2"/>
             <w:tcBorders>
-              <w:top w:val="dashSmallGap" w:sz="4" w:space="0" w:color="auto"/>
-              <w:bottom w:val="dashSmallGap" w:sz="4" w:space="0" w:color="auto"/>
+              <w:top w:val="dashSmallGap" w:color="auto" w:sz="4" w:space="0"/>
+              <w:bottom w:val="dashSmallGap" w:color="auto" w:sz="4" w:space="0"/>
             </w:tcBorders>
+            <w:tcMar/>
           </w:tcPr>
           <w:p>
             <w:pPr>
@@ -4018,9 +4208,10 @@
             <w:tcW w:w="6379" w:type="dxa"/>
             <w:gridSpan w:val="2"/>
             <w:tcBorders>
-              <w:top w:val="dashSmallGap" w:sz="4" w:space="0" w:color="auto"/>
-              <w:bottom w:val="dashSmallGap" w:sz="4" w:space="0" w:color="auto"/>
+              <w:top w:val="dashSmallGap" w:color="auto" w:sz="4" w:space="0"/>
+              <w:bottom w:val="dashSmallGap" w:color="auto" w:sz="4" w:space="0"/>
             </w:tcBorders>
+            <w:tcMar/>
           </w:tcPr>
           <w:p>
             <w:pPr>
@@ -4043,16 +4234,17 @@
       <w:tr>
         <w:trPr>
           <w:cantSplit/>
-          <w:trHeight w:hRule="exact" w:val="350"/>
+          <w:trHeight w:val="350" w:hRule="exact"/>
         </w:trPr>
         <w:tc>
           <w:tcPr>
             <w:tcW w:w="3544" w:type="dxa"/>
             <w:gridSpan w:val="2"/>
             <w:tcBorders>
-              <w:top w:val="dashSmallGap" w:sz="4" w:space="0" w:color="auto"/>
-              <w:bottom w:val="dashSmallGap" w:sz="4" w:space="0" w:color="auto"/>
+              <w:top w:val="dashSmallGap" w:color="auto" w:sz="4" w:space="0"/>
+              <w:bottom w:val="dashSmallGap" w:color="auto" w:sz="4" w:space="0"/>
             </w:tcBorders>
+            <w:tcMar/>
           </w:tcPr>
           <w:p>
             <w:pPr>
@@ -4091,9 +4283,10 @@
             <w:tcW w:w="6379" w:type="dxa"/>
             <w:gridSpan w:val="2"/>
             <w:tcBorders>
-              <w:top w:val="dashSmallGap" w:sz="4" w:space="0" w:color="auto"/>
-              <w:bottom w:val="dashSmallGap" w:sz="4" w:space="0" w:color="auto"/>
+              <w:top w:val="dashSmallGap" w:color="auto" w:sz="4" w:space="0"/>
+              <w:bottom w:val="dashSmallGap" w:color="auto" w:sz="4" w:space="0"/>
             </w:tcBorders>
+            <w:tcMar/>
           </w:tcPr>
           <w:p>
             <w:pPr>
@@ -4116,16 +4309,17 @@
       <w:tr>
         <w:trPr>
           <w:cantSplit/>
-          <w:trHeight w:hRule="exact" w:val="350"/>
+          <w:trHeight w:val="350" w:hRule="exact"/>
         </w:trPr>
         <w:tc>
           <w:tcPr>
             <w:tcW w:w="3544" w:type="dxa"/>
             <w:gridSpan w:val="2"/>
             <w:tcBorders>
-              <w:top w:val="dashSmallGap" w:sz="4" w:space="0" w:color="auto"/>
-              <w:bottom w:val="dashSmallGap" w:sz="4" w:space="0" w:color="auto"/>
+              <w:top w:val="dashSmallGap" w:color="auto" w:sz="4" w:space="0"/>
+              <w:bottom w:val="dashSmallGap" w:color="auto" w:sz="4" w:space="0"/>
             </w:tcBorders>
+            <w:tcMar/>
           </w:tcPr>
           <w:p>
             <w:pPr>
@@ -4164,9 +4358,10 @@
             <w:tcW w:w="6379" w:type="dxa"/>
             <w:gridSpan w:val="2"/>
             <w:tcBorders>
-              <w:top w:val="dashSmallGap" w:sz="4" w:space="0" w:color="auto"/>
-              <w:bottom w:val="dashSmallGap" w:sz="4" w:space="0" w:color="auto"/>
+              <w:top w:val="dashSmallGap" w:color="auto" w:sz="4" w:space="0"/>
+              <w:bottom w:val="dashSmallGap" w:color="auto" w:sz="4" w:space="0"/>
             </w:tcBorders>
+            <w:tcMar/>
           </w:tcPr>
           <w:p>
             <w:pPr>
@@ -4200,16 +4395,17 @@
       <w:tr>
         <w:trPr>
           <w:cantSplit/>
-          <w:trHeight w:hRule="exact" w:val="450"/>
+          <w:trHeight w:val="450" w:hRule="exact"/>
         </w:trPr>
         <w:tc>
           <w:tcPr>
             <w:tcW w:w="3544" w:type="dxa"/>
             <w:gridSpan w:val="2"/>
             <w:tcBorders>
-              <w:top w:val="dashSmallGap" w:sz="4" w:space="0" w:color="auto"/>
-              <w:bottom w:val="dashSmallGap" w:sz="4" w:space="0" w:color="auto"/>
+              <w:top w:val="dashSmallGap" w:color="auto" w:sz="4" w:space="0"/>
+              <w:bottom w:val="dashSmallGap" w:color="auto" w:sz="4" w:space="0"/>
             </w:tcBorders>
+            <w:tcMar/>
           </w:tcPr>
           <w:p>
             <w:pPr>
@@ -4262,9 +4458,10 @@
             <w:tcW w:w="6379" w:type="dxa"/>
             <w:gridSpan w:val="2"/>
             <w:tcBorders>
-              <w:top w:val="dashSmallGap" w:sz="4" w:space="0" w:color="auto"/>
-              <w:bottom w:val="dashSmallGap" w:sz="4" w:space="0" w:color="auto"/>
+              <w:top w:val="dashSmallGap" w:color="auto" w:sz="4" w:space="0"/>
+              <w:bottom w:val="dashSmallGap" w:color="auto" w:sz="4" w:space="0"/>
             </w:tcBorders>
+            <w:tcMar/>
           </w:tcPr>
           <w:p>
             <w:pPr>
@@ -4280,7 +4477,7 @@
                 <w:color w:val="FF0000"/>
                 <w:sz w:val="18"/>
               </w:rPr>
-              <w:t>7 chapters / 27 pages / 10 references / 3 tables / 2 figures / 0 graphs / 0 appendixes</w:t>
+              <w:t>7 chapters / [FILL IN: page count] pages / [FILL IN: reference count] references / 3 tables / 2 figures / 0 graphs / 0 appendixes</w:t>
             </w:r>
           </w:p>
         </w:tc>
@@ -4288,16 +4485,17 @@
       <w:tr>
         <w:trPr>
           <w:cantSplit/>
-          <w:trHeight w:hRule="exact" w:val="350"/>
+          <w:trHeight w:val="350" w:hRule="exact"/>
         </w:trPr>
         <w:tc>
           <w:tcPr>
             <w:tcW w:w="3544" w:type="dxa"/>
             <w:gridSpan w:val="2"/>
             <w:tcBorders>
-              <w:top w:val="dashSmallGap" w:sz="4" w:space="0" w:color="auto"/>
-              <w:bottom w:val="dashSmallGap" w:sz="4" w:space="0" w:color="auto"/>
+              <w:top w:val="dashSmallGap" w:color="auto" w:sz="4" w:space="0"/>
+              <w:bottom w:val="dashSmallGap" w:color="auto" w:sz="4" w:space="0"/>
             </w:tcBorders>
+            <w:tcMar/>
           </w:tcPr>
           <w:p>
             <w:pPr>
@@ -4336,9 +4534,10 @@
             <w:tcW w:w="6379" w:type="dxa"/>
             <w:gridSpan w:val="2"/>
             <w:tcBorders>
-              <w:top w:val="dashSmallGap" w:sz="4" w:space="0" w:color="auto"/>
-              <w:bottom w:val="dashSmallGap" w:sz="4" w:space="0" w:color="auto"/>
+              <w:top w:val="dashSmallGap" w:color="auto" w:sz="4" w:space="0"/>
+              <w:bottom w:val="dashSmallGap" w:color="auto" w:sz="4" w:space="0"/>
             </w:tcBorders>
+            <w:tcMar/>
           </w:tcPr>
           <w:p>
             <w:pPr>
@@ -4361,16 +4560,17 @@
       <w:tr>
         <w:trPr>
           <w:cantSplit/>
-          <w:trHeight w:hRule="exact" w:val="350"/>
+          <w:trHeight w:val="350" w:hRule="exact"/>
         </w:trPr>
         <w:tc>
           <w:tcPr>
             <w:tcW w:w="3544" w:type="dxa"/>
             <w:gridSpan w:val="2"/>
             <w:tcBorders>
-              <w:top w:val="dashSmallGap" w:sz="4" w:space="0" w:color="auto"/>
-              <w:bottom w:val="dashSmallGap" w:sz="4" w:space="0" w:color="auto"/>
+              <w:top w:val="dashSmallGap" w:color="auto" w:sz="4" w:space="0"/>
+              <w:bottom w:val="dashSmallGap" w:color="auto" w:sz="4" w:space="0"/>
             </w:tcBorders>
+            <w:tcMar/>
           </w:tcPr>
           <w:p>
             <w:pPr>
@@ -4409,9 +4609,10 @@
             <w:tcW w:w="6379" w:type="dxa"/>
             <w:gridSpan w:val="2"/>
             <w:tcBorders>
-              <w:top w:val="dashSmallGap" w:sz="4" w:space="0" w:color="auto"/>
-              <w:bottom w:val="dashSmallGap" w:sz="4" w:space="0" w:color="auto"/>
+              <w:top w:val="dashSmallGap" w:color="auto" w:sz="4" w:space="0"/>
+              <w:bottom w:val="dashSmallGap" w:color="auto" w:sz="4" w:space="0"/>
             </w:tcBorders>
+            <w:tcMar/>
           </w:tcPr>
           <w:p>
             <w:pPr>
@@ -4434,16 +4635,17 @@
       <w:tr>
         <w:trPr>
           <w:cantSplit/>
-          <w:trHeight w:hRule="exact" w:val="500"/>
+          <w:trHeight w:val="500" w:hRule="exact"/>
         </w:trPr>
         <w:tc>
           <w:tcPr>
             <w:tcW w:w="3544" w:type="dxa"/>
             <w:gridSpan w:val="2"/>
             <w:tcBorders>
-              <w:top w:val="dashSmallGap" w:sz="4" w:space="0" w:color="auto"/>
-              <w:bottom w:val="dashSmallGap" w:sz="4" w:space="0" w:color="auto"/>
+              <w:top w:val="dashSmallGap" w:color="auto" w:sz="4" w:space="0"/>
+              <w:bottom w:val="dashSmallGap" w:color="auto" w:sz="4" w:space="0"/>
             </w:tcBorders>
+            <w:tcMar/>
           </w:tcPr>
           <w:p>
             <w:pPr>
@@ -4498,23 +4700,27 @@
             <w:tcW w:w="6379" w:type="dxa"/>
             <w:gridSpan w:val="2"/>
             <w:tcBorders>
-              <w:top w:val="dashSmallGap" w:sz="4" w:space="0" w:color="auto"/>
-              <w:bottom w:val="dashSmallGap" w:sz="4" w:space="0" w:color="auto"/>
+              <w:top w:val="dashSmallGap" w:color="auto" w:sz="4" w:space="0"/>
+              <w:bottom w:val="dashSmallGap" w:color="auto" w:sz="4" w:space="0"/>
             </w:tcBorders>
+            <w:tcMar/>
           </w:tcPr>
           <w:p>
             <w:pPr>
               <w:spacing w:before="60" w:after="60"/>
               <w:rPr>
                 <w:rFonts w:ascii="Arial" w:hAnsi="Arial"/>
-                <w:sz w:val="18"/>
+                <w:color w:val="auto"/>
+                <w:sz w:val="18"/>
+                <w:szCs w:val="18"/>
               </w:rPr>
             </w:pPr>
             <w:r>
               <w:rPr>
                 <w:rFonts w:ascii="Arial" w:hAnsi="Arial"/>
-                <w:color w:val="FF0000"/>
-                <w:sz w:val="18"/>
+                <w:color w:val="auto"/>
+                <w:sz w:val="18"/>
+                <w:szCs w:val="18"/>
               </w:rPr>
               <w:t>observability, microservice architecture, OpenTelemetry, distributed tracing, structured logging, metrics, Prometheus, Grafana, health checks, Service Fabric</w:t>
             </w:r>
@@ -4524,16 +4730,17 @@
       <w:tr>
         <w:trPr>
           <w:cantSplit/>
-          <w:trHeight w:hRule="exact" w:val="350"/>
+          <w:trHeight w:val="350" w:hRule="exact"/>
         </w:trPr>
         <w:tc>
           <w:tcPr>
             <w:tcW w:w="3544" w:type="dxa"/>
             <w:gridSpan w:val="2"/>
             <w:tcBorders>
-              <w:top w:val="dashSmallGap" w:sz="4" w:space="0" w:color="auto"/>
-              <w:bottom w:val="dashSmallGap" w:sz="4" w:space="0" w:color="auto"/>
+              <w:top w:val="dashSmallGap" w:color="auto" w:sz="4" w:space="0"/>
+              <w:bottom w:val="dashSmallGap" w:color="auto" w:sz="4" w:space="0"/>
             </w:tcBorders>
+            <w:tcMar/>
           </w:tcPr>
           <w:p>
             <w:pPr>
@@ -4559,9 +4766,10 @@
             <w:tcW w:w="6379" w:type="dxa"/>
             <w:gridSpan w:val="2"/>
             <w:tcBorders>
-              <w:top w:val="dashSmallGap" w:sz="4" w:space="0" w:color="auto"/>
-              <w:bottom w:val="dashSmallGap" w:sz="4" w:space="0" w:color="auto"/>
+              <w:top w:val="dashSmallGap" w:color="auto" w:sz="4" w:space="0"/>
+              <w:bottom w:val="dashSmallGap" w:color="auto" w:sz="4" w:space="0"/>
             </w:tcBorders>
+            <w:tcMar/>
           </w:tcPr>
           <w:p>
             <w:pPr>
@@ -4577,16 +4785,17 @@
       <w:tr>
         <w:trPr>
           <w:cantSplit/>
-          <w:trHeight w:hRule="exact" w:val="500"/>
+          <w:trHeight w:val="500" w:hRule="exact"/>
         </w:trPr>
         <w:tc>
           <w:tcPr>
             <w:tcW w:w="3544" w:type="dxa"/>
             <w:gridSpan w:val="2"/>
             <w:tcBorders>
-              <w:top w:val="dashSmallGap" w:sz="4" w:space="0" w:color="auto"/>
-              <w:bottom w:val="dashSmallGap" w:sz="4" w:space="0" w:color="auto"/>
+              <w:top w:val="dashSmallGap" w:color="auto" w:sz="4" w:space="0"/>
+              <w:bottom w:val="dashSmallGap" w:color="auto" w:sz="4" w:space="0"/>
             </w:tcBorders>
+            <w:tcMar/>
           </w:tcPr>
           <w:p>
             <w:pPr>
@@ -4625,9 +4834,10 @@
             <w:tcW w:w="6379" w:type="dxa"/>
             <w:gridSpan w:val="2"/>
             <w:tcBorders>
-              <w:top w:val="dashSmallGap" w:sz="4" w:space="0" w:color="auto"/>
-              <w:bottom w:val="dashSmallGap" w:sz="4" w:space="0" w:color="auto"/>
+              <w:top w:val="dashSmallGap" w:color="auto" w:sz="4" w:space="0"/>
+              <w:bottom w:val="dashSmallGap" w:color="auto" w:sz="4" w:space="0"/>
             </w:tcBorders>
+            <w:tcMar/>
           </w:tcPr>
           <w:p>
             <w:pPr>
@@ -4650,16 +4860,17 @@
       <w:tr>
         <w:trPr>
           <w:cantSplit/>
-          <w:trHeight w:hRule="exact" w:val="500"/>
+          <w:trHeight w:val="500" w:hRule="exact"/>
         </w:trPr>
         <w:tc>
           <w:tcPr>
             <w:tcW w:w="3544" w:type="dxa"/>
             <w:gridSpan w:val="2"/>
             <w:tcBorders>
-              <w:top w:val="dashSmallGap" w:sz="4" w:space="0" w:color="auto"/>
-              <w:bottom w:val="dashSmallGap" w:sz="4" w:space="0" w:color="auto"/>
+              <w:top w:val="dashSmallGap" w:color="auto" w:sz="4" w:space="0"/>
+              <w:bottom w:val="dashSmallGap" w:color="auto" w:sz="4" w:space="0"/>
             </w:tcBorders>
+            <w:tcMar/>
           </w:tcPr>
           <w:p>
             <w:pPr>
@@ -4698,9 +4909,10 @@
             <w:tcW w:w="6379" w:type="dxa"/>
             <w:gridSpan w:val="2"/>
             <w:tcBorders>
-              <w:top w:val="dashSmallGap" w:sz="4" w:space="0" w:color="auto"/>
-              <w:bottom w:val="dashSmallGap" w:sz="4" w:space="0" w:color="auto"/>
+              <w:top w:val="dashSmallGap" w:color="auto" w:sz="4" w:space="0"/>
+              <w:bottom w:val="dashSmallGap" w:color="auto" w:sz="4" w:space="0"/>
             </w:tcBorders>
+            <w:tcMar/>
           </w:tcPr>
           <w:p>
             <w:pPr>
@@ -4716,16 +4928,17 @@
       <w:tr>
         <w:trPr>
           <w:cantSplit/>
-          <w:trHeight w:hRule="exact" w:val="2700"/>
+          <w:trHeight w:val="2700" w:hRule="exact"/>
         </w:trPr>
         <w:tc>
           <w:tcPr>
             <w:tcW w:w="3544" w:type="dxa"/>
             <w:gridSpan w:val="2"/>
             <w:tcBorders>
-              <w:top w:val="dashSmallGap" w:sz="4" w:space="0" w:color="auto"/>
-              <w:bottom w:val="dashSmallGap" w:sz="4" w:space="0" w:color="auto"/>
+              <w:top w:val="dashSmallGap" w:color="auto" w:sz="4" w:space="0"/>
+              <w:bottom w:val="dashSmallGap" w:color="auto" w:sz="4" w:space="0"/>
             </w:tcBorders>
+            <w:tcMar/>
           </w:tcPr>
           <w:p>
             <w:pPr>
@@ -4764,9 +4977,10 @@
             <w:tcW w:w="6379" w:type="dxa"/>
             <w:gridSpan w:val="2"/>
             <w:tcBorders>
-              <w:top w:val="dashSmallGap" w:sz="4" w:space="0" w:color="auto"/>
-              <w:bottom w:val="dashSmallGap" w:sz="4" w:space="0" w:color="auto"/>
+              <w:top w:val="dashSmallGap" w:color="auto" w:sz="4" w:space="0"/>
+              <w:bottom w:val="dashSmallGap" w:color="auto" w:sz="4" w:space="0"/>
             </w:tcBorders>
+            <w:tcMar/>
           </w:tcPr>
           <w:p>
             <w:pPr>
@@ -4796,16 +5010,17 @@
       <w:tr>
         <w:trPr>
           <w:cantSplit/>
-          <w:trHeight w:hRule="exact" w:val="350"/>
+          <w:trHeight w:val="350" w:hRule="exact"/>
         </w:trPr>
         <w:tc>
           <w:tcPr>
             <w:tcW w:w="3544" w:type="dxa"/>
             <w:gridSpan w:val="2"/>
             <w:tcBorders>
-              <w:top w:val="dashSmallGap" w:sz="4" w:space="0" w:color="auto"/>
-              <w:bottom w:val="dashSmallGap" w:sz="4" w:space="0" w:color="auto"/>
+              <w:top w:val="dashSmallGap" w:color="auto" w:sz="4" w:space="0"/>
+              <w:bottom w:val="dashSmallGap" w:color="auto" w:sz="4" w:space="0"/>
             </w:tcBorders>
+            <w:tcMar/>
           </w:tcPr>
           <w:p>
             <w:pPr>
@@ -4846,9 +5061,10 @@
             <w:tcW w:w="6379" w:type="dxa"/>
             <w:gridSpan w:val="2"/>
             <w:tcBorders>
-              <w:top w:val="dashSmallGap" w:sz="4" w:space="0" w:color="auto"/>
-              <w:bottom w:val="dashSmallGap" w:sz="4" w:space="0" w:color="auto"/>
+              <w:top w:val="dashSmallGap" w:color="auto" w:sz="4" w:space="0"/>
+              <w:bottom w:val="dashSmallGap" w:color="auto" w:sz="4" w:space="0"/>
             </w:tcBorders>
+            <w:tcMar/>
           </w:tcPr>
           <w:p>
             <w:pPr>
@@ -4864,16 +5080,17 @@
       <w:tr>
         <w:trPr>
           <w:cantSplit/>
-          <w:trHeight w:hRule="exact" w:val="350"/>
+          <w:trHeight w:val="350" w:hRule="exact"/>
         </w:trPr>
         <w:tc>
           <w:tcPr>
             <w:tcW w:w="3544" w:type="dxa"/>
             <w:gridSpan w:val="2"/>
             <w:tcBorders>
-              <w:top w:val="dashSmallGap" w:sz="4" w:space="0" w:color="auto"/>
-              <w:bottom w:val="dashSmallGap" w:sz="4" w:space="0" w:color="auto"/>
+              <w:top w:val="dashSmallGap" w:color="auto" w:sz="4" w:space="0"/>
+              <w:bottom w:val="dashSmallGap" w:color="auto" w:sz="4" w:space="0"/>
             </w:tcBorders>
+            <w:tcMar/>
           </w:tcPr>
           <w:p>
             <w:pPr>
@@ -4912,9 +5129,10 @@
             <w:tcW w:w="6379" w:type="dxa"/>
             <w:gridSpan w:val="2"/>
             <w:tcBorders>
-              <w:top w:val="dashSmallGap" w:sz="4" w:space="0" w:color="auto"/>
-              <w:bottom w:val="dashSmallGap" w:sz="4" w:space="0" w:color="auto"/>
+              <w:top w:val="dashSmallGap" w:color="auto" w:sz="4" w:space="0"/>
+              <w:bottom w:val="dashSmallGap" w:color="auto" w:sz="4" w:space="0"/>
             </w:tcBorders>
+            <w:tcMar/>
           </w:tcPr>
           <w:p>
             <w:pPr>
@@ -4932,7 +5150,7 @@
           <w:gridAfter w:val="1"/>
           <w:wAfter w:w="2126" w:type="dxa"/>
           <w:cantSplit/>
-          <w:trHeight w:hRule="exact" w:val="350"/>
+          <w:trHeight w:val="350" w:hRule="exact"/>
         </w:trPr>
         <w:tc>
           <w:tcPr>
@@ -4942,6 +5160,7 @@
               <w:bottom w:val="nil"/>
               <w:right w:val="nil"/>
             </w:tcBorders>
+            <w:tcMar/>
             <w:vAlign w:val="center"/>
           </w:tcPr>
           <w:p>
@@ -4979,10 +5198,11 @@
           <w:tcPr>
             <w:tcW w:w="1559" w:type="dxa"/>
             <w:tcBorders>
-              <w:top w:val="dashSmallGap" w:sz="4" w:space="0" w:color="auto"/>
+              <w:top w:val="dashSmallGap" w:color="auto" w:sz="4" w:space="0"/>
               <w:left w:val="nil"/>
-              <w:bottom w:val="dashSmallGap" w:sz="4" w:space="0" w:color="auto"/>
+              <w:bottom w:val="dashSmallGap" w:color="auto" w:sz="4" w:space="0"/>
             </w:tcBorders>
+            <w:tcMar/>
             <w:vAlign w:val="center"/>
           </w:tcPr>
           <w:p>
@@ -5005,9 +5225,10 @@
           <w:tcPr>
             <w:tcW w:w="4253" w:type="dxa"/>
             <w:tcBorders>
-              <w:top w:val="dashSmallGap" w:sz="4" w:space="0" w:color="auto"/>
-              <w:bottom w:val="dashSmallGap" w:sz="4" w:space="0" w:color="auto"/>
+              <w:top w:val="dashSmallGap" w:color="auto" w:sz="4" w:space="0"/>
+              <w:bottom w:val="dashSmallGap" w:color="auto" w:sz="4" w:space="0"/>
             </w:tcBorders>
+            <w:tcMar/>
           </w:tcPr>
           <w:p>
             <w:pPr>
@@ -5023,7 +5244,7 @@
       <w:tr>
         <w:trPr>
           <w:cantSplit/>
-          <w:trHeight w:hRule="exact" w:val="350"/>
+          <w:trHeight w:val="350" w:hRule="exact"/>
         </w:trPr>
         <w:tc>
           <w:tcPr>
@@ -5033,6 +5254,7 @@
               <w:bottom w:val="nil"/>
               <w:right w:val="nil"/>
             </w:tcBorders>
+            <w:tcMar/>
             <w:vAlign w:val="center"/>
           </w:tcPr>
           <w:p>
@@ -5048,10 +5270,11 @@
           <w:tcPr>
             <w:tcW w:w="1559" w:type="dxa"/>
             <w:tcBorders>
-              <w:top w:val="dashSmallGap" w:sz="4" w:space="0" w:color="auto"/>
+              <w:top w:val="dashSmallGap" w:color="auto" w:sz="4" w:space="0"/>
               <w:left w:val="nil"/>
-              <w:bottom w:val="dashSmallGap" w:sz="4" w:space="0" w:color="auto"/>
+              <w:bottom w:val="dashSmallGap" w:color="auto" w:sz="4" w:space="0"/>
             </w:tcBorders>
+            <w:tcMar/>
             <w:vAlign w:val="center"/>
           </w:tcPr>
           <w:p>
@@ -5074,10 +5297,11 @@
           <w:tcPr>
             <w:tcW w:w="4253" w:type="dxa"/>
             <w:tcBorders>
-              <w:top w:val="dashSmallGap" w:sz="4" w:space="0" w:color="auto"/>
-              <w:bottom w:val="dashSmallGap" w:sz="4" w:space="0" w:color="auto"/>
+              <w:top w:val="dashSmallGap" w:color="auto" w:sz="4" w:space="0"/>
+              <w:bottom w:val="dashSmallGap" w:color="auto" w:sz="4" w:space="0"/>
               <w:right w:val="nil"/>
             </w:tcBorders>
+            <w:tcMar/>
           </w:tcPr>
           <w:p>
             <w:pPr>
@@ -5093,11 +5317,12 @@
           <w:tcPr>
             <w:tcW w:w="2126" w:type="dxa"/>
             <w:tcBorders>
-              <w:top w:val="single" w:sz="12" w:space="0" w:color="auto"/>
-              <w:left w:val="single" w:sz="12" w:space="0" w:color="auto"/>
-              <w:bottom w:val="single" w:sz="4" w:space="0" w:color="auto"/>
-              <w:right w:val="single" w:sz="12" w:space="0" w:color="auto"/>
+              <w:top w:val="single" w:color="auto" w:sz="12" w:space="0"/>
+              <w:left w:val="single" w:color="auto" w:sz="12" w:space="0"/>
+              <w:bottom w:val="single" w:color="auto" w:sz="4" w:space="0"/>
+              <w:right w:val="single" w:color="auto" w:sz="12" w:space="0"/>
             </w:tcBorders>
+            <w:tcMar/>
           </w:tcPr>
           <w:p>
             <w:pPr>
@@ -5121,16 +5346,17 @@
       <w:tr>
         <w:trPr>
           <w:cantSplit/>
-          <w:trHeight w:hRule="exact" w:val="350"/>
+          <w:trHeight w:val="350" w:hRule="exact"/>
         </w:trPr>
         <w:tc>
           <w:tcPr>
             <w:tcW w:w="1985" w:type="dxa"/>
             <w:tcBorders>
               <w:top w:val="nil"/>
-              <w:bottom w:val="single" w:sz="12" w:space="0" w:color="auto"/>
+              <w:bottom w:val="single" w:color="auto" w:sz="12" w:space="0"/>
               <w:right w:val="nil"/>
             </w:tcBorders>
+            <w:tcMar/>
             <w:vAlign w:val="center"/>
           </w:tcPr>
           <w:p>
@@ -5146,10 +5372,11 @@
           <w:tcPr>
             <w:tcW w:w="1559" w:type="dxa"/>
             <w:tcBorders>
-              <w:top w:val="dashSmallGap" w:sz="4" w:space="0" w:color="auto"/>
+              <w:top w:val="dashSmallGap" w:color="auto" w:sz="4" w:space="0"/>
               <w:left w:val="nil"/>
-              <w:bottom w:val="single" w:sz="12" w:space="0" w:color="auto"/>
+              <w:bottom w:val="single" w:color="auto" w:sz="12" w:space="0"/>
             </w:tcBorders>
+            <w:tcMar/>
             <w:vAlign w:val="center"/>
           </w:tcPr>
           <w:p>
@@ -5174,10 +5401,11 @@
           <w:tcPr>
             <w:tcW w:w="4253" w:type="dxa"/>
             <w:tcBorders>
-              <w:top w:val="dashSmallGap" w:sz="4" w:space="0" w:color="auto"/>
-              <w:bottom w:val="single" w:sz="12" w:space="0" w:color="auto"/>
+              <w:top w:val="dashSmallGap" w:color="auto" w:sz="4" w:space="0"/>
+              <w:bottom w:val="single" w:color="auto" w:sz="12" w:space="0"/>
               <w:right w:val="nil"/>
             </w:tcBorders>
+            <w:tcMar/>
           </w:tcPr>
           <w:p>
             <w:pPr>
@@ -5200,11 +5428,12 @@
           <w:tcPr>
             <w:tcW w:w="2126" w:type="dxa"/>
             <w:tcBorders>
-              <w:top w:val="single" w:sz="4" w:space="0" w:color="auto"/>
-              <w:left w:val="single" w:sz="12" w:space="0" w:color="auto"/>
-              <w:bottom w:val="single" w:sz="12" w:space="0" w:color="auto"/>
-              <w:right w:val="single" w:sz="12" w:space="0" w:color="auto"/>
+              <w:top w:val="single" w:color="auto" w:sz="4" w:space="0"/>
+              <w:left w:val="single" w:color="auto" w:sz="12" w:space="0"/>
+              <w:bottom w:val="single" w:color="auto" w:sz="12" w:space="0"/>
+              <w:right w:val="single" w:color="auto" w:sz="12" w:space="0"/>
             </w:tcBorders>
+            <w:tcMar/>
           </w:tcPr>
           <w:p>
             <w:pPr>
@@ -5224,7 +5453,7 @@
         <w:sectPr>
           <w:headerReference w:type="first" r:id="rId19"/>
           <w:footerReference w:type="first" r:id="rId20"/>
-          <w:pgSz w:w="11907" w:h="16840" w:code="9"/>
+          <w:pgSz w:w="11907" w:h="16840" w:orient="portrait" w:code="9"/>
           <w:pgMar w:top="567" w:right="567" w:bottom="567" w:left="1418" w:header="567" w:footer="0" w:gutter="0"/>
           <w:cols w:space="720"/>
           <w:titlePg/>
@@ -5247,7 +5476,6 @@
           <w:rFonts w:ascii="Arial" w:hAnsi="Arial"/>
           <w:i/>
         </w:rPr>
-        <w:lastRenderedPageBreak/>
         <w:t>(Податке уноси предметни наставник</w:t>
       </w:r>
       <w:r>
@@ -5271,12 +5499,12 @@
         <w:tblW w:w="9923" w:type="dxa"/>
         <w:tblInd w:w="108" w:type="dxa"/>
         <w:tblBorders>
-          <w:top w:val="single" w:sz="12" w:space="0" w:color="auto"/>
-          <w:left w:val="single" w:sz="12" w:space="0" w:color="auto"/>
-          <w:bottom w:val="single" w:sz="12" w:space="0" w:color="auto"/>
-          <w:right w:val="single" w:sz="12" w:space="0" w:color="auto"/>
-          <w:insideH w:val="single" w:sz="4" w:space="0" w:color="auto"/>
-          <w:insideV w:val="single" w:sz="4" w:space="0" w:color="auto"/>
+          <w:top w:val="single" w:color="auto" w:sz="12" w:space="0"/>
+          <w:left w:val="single" w:color="auto" w:sz="12" w:space="0"/>
+          <w:bottom w:val="single" w:color="auto" w:sz="12" w:space="0"/>
+          <w:right w:val="single" w:color="auto" w:sz="12" w:space="0"/>
+          <w:insideH w:val="single" w:color="auto" w:sz="4" w:space="0"/>
+          <w:insideV w:val="single" w:color="auto" w:sz="4" w:space="0"/>
         </w:tblBorders>
         <w:tblLayout w:type="fixed"/>
         <w:tblLook w:val="0000" w:firstRow="0" w:lastRow="0" w:firstColumn="0" w:lastColumn="0" w:noHBand="0" w:noVBand="0"/>
@@ -5296,6 +5524,7 @@
         <w:tc>
           <w:tcPr>
             <w:tcW w:w="1710" w:type="dxa"/>
+            <w:tcMar/>
           </w:tcPr>
           <w:p>
             <w:pPr>
@@ -5322,6 +5551,7 @@
           <w:tcPr>
             <w:tcW w:w="8213" w:type="dxa"/>
             <w:gridSpan w:val="3"/>
+            <w:tcMar/>
           </w:tcPr>
           <w:p>
             <w:pPr>
@@ -5348,11 +5578,12 @@
       <w:tr>
         <w:trPr>
           <w:cantSplit/>
-          <w:trHeight w:hRule="exact" w:val="400"/>
+          <w:trHeight w:val="400" w:hRule="exact"/>
         </w:trPr>
         <w:tc>
           <w:tcPr>
             <w:tcW w:w="1710" w:type="dxa"/>
+            <w:tcMar/>
             <w:vAlign w:val="center"/>
           </w:tcPr>
           <w:p>
@@ -5374,43 +5605,62 @@
         <w:tc>
           <w:tcPr>
             <w:tcW w:w="4386" w:type="dxa"/>
+            <w:tcMar/>
             <w:vAlign w:val="center"/>
           </w:tcPr>
           <w:p>
             <w:pPr>
               <w:rPr>
                 <w:rFonts w:ascii="Arial" w:hAnsi="Arial"/>
+                <w:color w:val="auto"/>
                 <w:sz w:val="20"/>
+                <w:szCs w:val="20"/>
                 <w:lang w:val="sr-Cyrl-RS"/>
               </w:rPr>
             </w:pPr>
             <w:r>
               <w:rPr>
                 <w:rFonts w:ascii="Arial" w:hAnsi="Arial"/>
-                <w:color w:val="FF0000"/>
+                <w:color w:val="auto"/>
                 <w:sz w:val="20"/>
+                <w:szCs w:val="20"/>
                 <w:lang w:val="sr-Cyrl-RS"/>
               </w:rPr>
-              <w:t>[ПОПУНИ: Име и презиме]</w:t>
+              <w:t>Дајана</w:t>
+            </w:r>
+            <w:r>
+              <w:rPr>
+                <w:rFonts w:ascii="Arial" w:hAnsi="Arial"/>
+                <w:color w:val="auto"/>
+                <w:sz w:val="20"/>
+                <w:szCs w:val="20"/>
+                <w:lang w:val="sr-Cyrl-RS"/>
+              </w:rPr>
+              <w:t xml:space="preserve"> Булић</w:t>
             </w:r>
           </w:p>
         </w:tc>
         <w:tc>
           <w:tcPr>
             <w:tcW w:w="1559" w:type="dxa"/>
+            <w:tcMar/>
             <w:vAlign w:val="center"/>
           </w:tcPr>
           <w:p>
             <w:pPr>
               <w:rPr>
                 <w:rFonts w:ascii="Arial" w:hAnsi="Arial"/>
+                <w:color w:val="auto"/>
                 <w:sz w:val="20"/>
+                <w:szCs w:val="20"/>
               </w:rPr>
             </w:pPr>
             <w:r>
               <w:rPr>
                 <w:rFonts w:ascii="Arial" w:hAnsi="Arial"/>
+                <w:color w:val="auto"/>
                 <w:sz w:val="20"/>
+                <w:szCs w:val="20"/>
               </w:rPr>
               <w:t>Број индекса:</w:t>
             </w:r>
@@ -5419,24 +5669,34 @@
         <w:tc>
           <w:tcPr>
             <w:tcW w:w="2268" w:type="dxa"/>
+            <w:tcMar/>
             <w:vAlign w:val="center"/>
           </w:tcPr>
           <w:p>
             <w:pPr>
-              <w:rPr>
-                <w:rFonts w:ascii="Arial" w:hAnsi="Arial"/>
+              <w:pStyle w:val="Normal"/>
+              <w:suppressLineNumbers w:val="0"/>
+              <w:bidi w:val="0"/>
+              <w:spacing w:before="0" w:beforeAutospacing="off" w:after="0" w:afterAutospacing="off" w:line="259" w:lineRule="auto"/>
+              <w:ind w:left="0" w:right="0"/>
+              <w:jc w:val="left"/>
+              <w:rPr>
+                <w:rFonts w:ascii="Arial" w:hAnsi="Arial"/>
+                <w:color w:val="auto"/>
                 <w:sz w:val="20"/>
+                <w:szCs w:val="20"/>
                 <w:lang w:val="sr-Cyrl-RS"/>
               </w:rPr>
             </w:pPr>
             <w:r>
               <w:rPr>
                 <w:rFonts w:ascii="Arial" w:hAnsi="Arial"/>
-                <w:color w:val="FF0000"/>
+                <w:color w:val="auto"/>
                 <w:sz w:val="20"/>
+                <w:szCs w:val="20"/>
                 <w:lang w:val="sr-Cyrl-RS"/>
               </w:rPr>
-              <w:t>[ПОПУНИ: број индекса]</w:t>
+              <w:t>ПР2-2022</w:t>
             </w:r>
           </w:p>
         </w:tc>
@@ -5444,11 +5704,12 @@
       <w:tr>
         <w:trPr>
           <w:cantSplit/>
-          <w:trHeight w:hRule="exact" w:val="505"/>
+          <w:trHeight w:val="505" w:hRule="exact"/>
         </w:trPr>
         <w:tc>
           <w:tcPr>
             <w:tcW w:w="1710" w:type="dxa"/>
+            <w:tcMar/>
             <w:vAlign w:val="center"/>
           </w:tcPr>
           <w:p>
@@ -5473,6 +5734,7 @@
           <w:tcPr>
             <w:tcW w:w="8213" w:type="dxa"/>
             <w:gridSpan w:val="3"/>
+            <w:tcMar/>
           </w:tcPr>
           <w:p>
             <w:pPr>
@@ -5531,7 +5793,7 @@
       <w:tr>
         <w:trPr>
           <w:cantSplit/>
-          <w:trHeight w:hRule="exact" w:val="400"/>
+          <w:trHeight w:val="400" w:hRule="exact"/>
         </w:trPr>
         <w:tc>
           <w:tcPr>
@@ -5539,6 +5801,7 @@
             <w:tcBorders>
               <w:bottom w:val="nil"/>
             </w:tcBorders>
+            <w:tcMar/>
             <w:vAlign w:val="center"/>
           </w:tcPr>
           <w:p>
@@ -5572,6 +5835,7 @@
             <w:tcBorders>
               <w:bottom w:val="nil"/>
             </w:tcBorders>
+            <w:tcMar/>
           </w:tcPr>
           <w:p>
             <w:pPr>
@@ -5654,15 +5918,16 @@
       <w:tr>
         <w:trPr>
           <w:cantSplit/>
-          <w:trHeight w:hRule="exact" w:val="400"/>
+          <w:trHeight w:val="400" w:hRule="exact"/>
         </w:trPr>
         <w:tc>
           <w:tcPr>
             <w:tcW w:w="1710" w:type="dxa"/>
             <w:tcBorders>
-              <w:top w:val="single" w:sz="4" w:space="0" w:color="auto"/>
-              <w:bottom w:val="single" w:sz="12" w:space="0" w:color="auto"/>
+              <w:top w:val="single" w:color="auto" w:sz="4" w:space="0"/>
+              <w:bottom w:val="single" w:color="auto" w:sz="12" w:space="0"/>
             </w:tcBorders>
+            <w:tcMar/>
             <w:vAlign w:val="center"/>
           </w:tcPr>
           <w:p>
@@ -5686,9 +5951,10 @@
             <w:tcW w:w="8213" w:type="dxa"/>
             <w:gridSpan w:val="3"/>
             <w:tcBorders>
-              <w:top w:val="single" w:sz="4" w:space="0" w:color="auto"/>
-              <w:bottom w:val="single" w:sz="12" w:space="0" w:color="auto"/>
+              <w:top w:val="single" w:color="auto" w:sz="4" w:space="0"/>
+              <w:bottom w:val="single" w:color="auto" w:sz="12" w:space="0"/>
             </w:tcBorders>
+            <w:tcMar/>
           </w:tcPr>
           <w:p>
             <w:pPr>
@@ -5731,17 +5997,18 @@
       <w:tr>
         <w:trPr>
           <w:cantSplit/>
-          <w:trHeight w:hRule="exact" w:val="1437"/>
+          <w:trHeight w:val="1437" w:hRule="exact"/>
         </w:trPr>
         <w:tc>
           <w:tcPr>
             <w:tcW w:w="9923" w:type="dxa"/>
             <w:gridSpan w:val="4"/>
             <w:tcBorders>
-              <w:top w:val="single" w:sz="12" w:space="0" w:color="auto"/>
-              <w:bottom w:val="single" w:sz="12" w:space="0" w:color="auto"/>
+              <w:top w:val="single" w:color="auto" w:sz="12" w:space="0"/>
+              <w:bottom w:val="single" w:color="auto" w:sz="12" w:space="0"/>
             </w:tcBorders>
-            <w:shd w:val="pct5" w:color="auto" w:fill="auto"/>
+            <w:shd w:val="clear" w:color="auto" w:fill="auto"/>
+            <w:tcMar/>
             <w:vAlign w:val="center"/>
           </w:tcPr>
           <w:p>
@@ -5905,12 +6172,12 @@
         <w:tblW w:w="0" w:type="auto"/>
         <w:tblInd w:w="108" w:type="dxa"/>
         <w:tblBorders>
-          <w:top w:val="single" w:sz="12" w:space="0" w:color="auto"/>
-          <w:left w:val="single" w:sz="12" w:space="0" w:color="auto"/>
-          <w:bottom w:val="single" w:sz="12" w:space="0" w:color="auto"/>
-          <w:right w:val="single" w:sz="12" w:space="0" w:color="auto"/>
-          <w:insideH w:val="single" w:sz="4" w:space="0" w:color="auto"/>
-          <w:insideV w:val="single" w:sz="4" w:space="0" w:color="auto"/>
+          <w:top w:val="single" w:color="auto" w:sz="12" w:space="0"/>
+          <w:left w:val="single" w:color="auto" w:sz="12" w:space="0"/>
+          <w:bottom w:val="single" w:color="auto" w:sz="12" w:space="0"/>
+          <w:right w:val="single" w:color="auto" w:sz="12" w:space="0"/>
+          <w:insideH w:val="single" w:color="auto" w:sz="4" w:space="0"/>
+          <w:insideV w:val="single" w:color="auto" w:sz="4" w:space="0"/>
         </w:tblBorders>
         <w:tblLayout w:type="fixed"/>
         <w:tblLook w:val="0000" w:firstRow="0" w:lastRow="0" w:firstColumn="0" w:lastColumn="0" w:noHBand="0" w:noVBand="0"/>
@@ -5921,19 +6188,45 @@
       <w:tr>
         <w:trPr>
           <w:cantSplit/>
-          <w:trHeight w:hRule="exact" w:val="750"/>
+          <w:trHeight w:val="750" w:hRule="exact"/>
         </w:trPr>
         <w:tc>
           <w:tcPr>
             <w:tcW w:w="9923" w:type="dxa"/>
             <w:tcBorders>
-              <w:top w:val="single" w:sz="12" w:space="0" w:color="auto"/>
-              <w:bottom w:val="single" w:sz="12" w:space="0" w:color="auto"/>
+              <w:top w:val="single" w:color="auto" w:sz="12" w:space="0"/>
+              <w:bottom w:val="single" w:color="auto" w:sz="12" w:space="0"/>
             </w:tcBorders>
+            <w:tcMar/>
           </w:tcPr>
-          <w:p>
-            <w:r>
-              <w:t>Имплементација опсервабилности микросервисне архитектуре</w:t>
+          <w:p xmlns:wp14="http://schemas.microsoft.com/office/word/2010/wordml" wp14:textId="6BE9039F">
+            <w:r>
+              <w:rPr/>
+              <w:t>Имплементација</w:t>
+            </w:r>
+            <w:r>
+              <w:rPr/>
+              <w:t xml:space="preserve"> о</w:t>
+            </w:r>
+            <w:r>
+              <w:rPr/>
+              <w:t>б</w:t>
+            </w:r>
+            <w:r>
+              <w:rPr/>
+              <w:t xml:space="preserve">сервабилности </w:t>
+            </w:r>
+            <w:r>
+              <w:rPr/>
+              <w:t>микросервисне</w:t>
+            </w:r>
+            <w:r>
+              <w:rPr/>
+              <w:t xml:space="preserve"> </w:t>
+            </w:r>
+            <w:r>
+              <w:rPr/>
+              <w:t>архитектуре</w:t>
             </w:r>
           </w:p>
         </w:tc>
@@ -5968,12 +6261,12 @@
         <w:tblW w:w="0" w:type="auto"/>
         <w:tblInd w:w="108" w:type="dxa"/>
         <w:tblBorders>
-          <w:top w:val="single" w:sz="12" w:space="0" w:color="auto"/>
-          <w:left w:val="single" w:sz="12" w:space="0" w:color="auto"/>
-          <w:bottom w:val="single" w:sz="12" w:space="0" w:color="auto"/>
-          <w:right w:val="single" w:sz="12" w:space="0" w:color="auto"/>
-          <w:insideH w:val="single" w:sz="4" w:space="0" w:color="auto"/>
-          <w:insideV w:val="single" w:sz="4" w:space="0" w:color="auto"/>
+          <w:top w:val="single" w:color="auto" w:sz="12" w:space="0"/>
+          <w:left w:val="single" w:color="auto" w:sz="12" w:space="0"/>
+          <w:bottom w:val="single" w:color="auto" w:sz="12" w:space="0"/>
+          <w:right w:val="single" w:color="auto" w:sz="12" w:space="0"/>
+          <w:insideH w:val="single" w:color="auto" w:sz="4" w:space="0"/>
+          <w:insideV w:val="single" w:color="auto" w:sz="4" w:space="0"/>
         </w:tblBorders>
         <w:tblLayout w:type="fixed"/>
         <w:tblLook w:val="0000" w:firstRow="0" w:lastRow="0" w:firstColumn="0" w:lastColumn="0" w:noHBand="0" w:noVBand="0"/>
@@ -5984,19 +6277,501 @@
       <w:tr>
         <w:trPr>
           <w:cantSplit/>
-          <w:trHeight w:hRule="exact" w:val="3378"/>
+          <w:trHeight w:val="3378" w:hRule="exact"/>
         </w:trPr>
         <w:tc>
           <w:tcPr>
             <w:tcW w:w="9923" w:type="dxa"/>
             <w:tcBorders>
-              <w:top w:val="single" w:sz="12" w:space="0" w:color="auto"/>
-              <w:bottom w:val="single" w:sz="12" w:space="0" w:color="auto"/>
+              <w:top w:val="single" w:color="auto" w:sz="12" w:space="0"/>
+              <w:bottom w:val="single" w:color="auto" w:sz="12" w:space="0"/>
             </w:tcBorders>
+            <w:tcMar/>
           </w:tcPr>
-          <w:p>
-            <w:r>
-              <w:t>Анализирати постојећи пројекат Travel Planner (микросервисна веб апликација за планирање путовања: Gateway, AuthService, TripService, SharingService, Microsoft Service Fabric, Microsoft SQL Server) са аспекта опсервабилности мониторинга и управљања микросервисном архитектуром. Идентификовати недостатке постојећег решења у погледу логовања, метрика, дистрибуираног праћења захтева (distributed tracing) и health check механизама. Предложити и имплементирати надоградњу засновану на OpenTelemetry стандарду, укључујући прикупљање и визуелизацију телеметријских података (Prometheus, Grafana Tempo, Grafana Loki, Grafana). Резултате рада верификовати кроз аутоматизоване тестове и кроз демонстрационе сценарије (нормалан захтев, грешка, повећано оптерећење, спора зависност) над стварно постављеним системом.</w:t>
+          <w:p xmlns:wp14="http://schemas.microsoft.com/office/word/2010/wordml" wp14:textId="672E259C">
+            <w:r>
+              <w:rPr/>
+              <w:t xml:space="preserve">Анализирати </w:t>
+            </w:r>
+            <w:r>
+              <w:rPr/>
+              <w:t>постојећи</w:t>
+            </w:r>
+            <w:r>
+              <w:rPr/>
+              <w:t xml:space="preserve"> </w:t>
+            </w:r>
+            <w:r>
+              <w:rPr/>
+              <w:t>пројекат</w:t>
+            </w:r>
+            <w:r>
+              <w:rPr/>
+              <w:t xml:space="preserve"> Travel Planner (</w:t>
+            </w:r>
+            <w:r>
+              <w:rPr/>
+              <w:t>микросервисна</w:t>
+            </w:r>
+            <w:r>
+              <w:rPr/>
+              <w:t xml:space="preserve"> </w:t>
+            </w:r>
+            <w:r>
+              <w:rPr/>
+              <w:t>веб</w:t>
+            </w:r>
+            <w:r>
+              <w:rPr/>
+              <w:t xml:space="preserve"> </w:t>
+            </w:r>
+            <w:r>
+              <w:rPr/>
+              <w:t>апликација</w:t>
+            </w:r>
+            <w:r>
+              <w:rPr/>
+              <w:t xml:space="preserve"> </w:t>
+            </w:r>
+            <w:r>
+              <w:rPr/>
+              <w:t>за</w:t>
+            </w:r>
+            <w:r>
+              <w:rPr/>
+              <w:t xml:space="preserve"> </w:t>
+            </w:r>
+            <w:r>
+              <w:rPr/>
+              <w:t>планирање</w:t>
+            </w:r>
+            <w:r>
+              <w:rPr/>
+              <w:t xml:space="preserve"> </w:t>
+            </w:r>
+            <w:r>
+              <w:rPr/>
+              <w:t>путовања</w:t>
+            </w:r>
+            <w:r>
+              <w:rPr/>
+              <w:t xml:space="preserve">: Gateway, </w:t>
+            </w:r>
+            <w:r>
+              <w:rPr/>
+              <w:t>AuthService</w:t>
+            </w:r>
+            <w:r>
+              <w:rPr/>
+              <w:t xml:space="preserve">, </w:t>
+            </w:r>
+            <w:r>
+              <w:rPr/>
+              <w:t>TripService</w:t>
+            </w:r>
+            <w:r>
+              <w:rPr/>
+              <w:t xml:space="preserve">, </w:t>
+            </w:r>
+            <w:r>
+              <w:rPr/>
+              <w:t>SharingService</w:t>
+            </w:r>
+            <w:r>
+              <w:rPr/>
+              <w:t xml:space="preserve">, Microsoft Service Fabric, Microsoft SQL Server) </w:t>
+            </w:r>
+            <w:r>
+              <w:rPr/>
+              <w:t>са</w:t>
+            </w:r>
+            <w:r>
+              <w:rPr/>
+              <w:t xml:space="preserve"> </w:t>
+            </w:r>
+            <w:r>
+              <w:rPr/>
+              <w:t>аспекта</w:t>
+            </w:r>
+            <w:r>
+              <w:rPr/>
+              <w:t xml:space="preserve"> о</w:t>
+            </w:r>
+            <w:r>
+              <w:rPr/>
+              <w:t>б</w:t>
+            </w:r>
+            <w:r>
+              <w:rPr/>
+              <w:t xml:space="preserve">сервабилности </w:t>
+            </w:r>
+            <w:r>
+              <w:rPr/>
+              <w:t>мониторинга</w:t>
+            </w:r>
+            <w:r>
+              <w:rPr/>
+              <w:t xml:space="preserve"> и </w:t>
+            </w:r>
+            <w:r>
+              <w:rPr/>
+              <w:t>управљања</w:t>
+            </w:r>
+            <w:r>
+              <w:rPr/>
+              <w:t xml:space="preserve"> </w:t>
+            </w:r>
+            <w:r>
+              <w:rPr/>
+              <w:t>микросервисном</w:t>
+            </w:r>
+            <w:r>
+              <w:rPr/>
+              <w:t xml:space="preserve"> </w:t>
+            </w:r>
+            <w:r>
+              <w:rPr/>
+              <w:t>архитектуром</w:t>
+            </w:r>
+            <w:r>
+              <w:rPr/>
+              <w:t xml:space="preserve">. </w:t>
+            </w:r>
+            <w:r>
+              <w:rPr/>
+              <w:t>Идентификовати</w:t>
+            </w:r>
+            <w:r>
+              <w:rPr/>
+              <w:t xml:space="preserve"> </w:t>
+            </w:r>
+            <w:r>
+              <w:rPr/>
+              <w:t>недостатке</w:t>
+            </w:r>
+            <w:r>
+              <w:rPr/>
+              <w:t xml:space="preserve"> </w:t>
+            </w:r>
+            <w:r>
+              <w:rPr/>
+              <w:t>постојећег</w:t>
+            </w:r>
+            <w:r>
+              <w:rPr/>
+              <w:t xml:space="preserve"> </w:t>
+            </w:r>
+            <w:r>
+              <w:rPr/>
+              <w:t>решења</w:t>
+            </w:r>
+            <w:r>
+              <w:rPr/>
+              <w:t xml:space="preserve"> у </w:t>
+            </w:r>
+            <w:r>
+              <w:rPr/>
+              <w:t>погледу</w:t>
+            </w:r>
+            <w:r>
+              <w:rPr/>
+              <w:t xml:space="preserve"> </w:t>
+            </w:r>
+            <w:r>
+              <w:rPr/>
+              <w:t>логовања</w:t>
+            </w:r>
+            <w:r>
+              <w:rPr/>
+              <w:t xml:space="preserve">, </w:t>
+            </w:r>
+            <w:r>
+              <w:rPr/>
+              <w:t>метрика</w:t>
+            </w:r>
+            <w:r>
+              <w:rPr/>
+              <w:t xml:space="preserve">, </w:t>
+            </w:r>
+            <w:r>
+              <w:rPr/>
+              <w:t>дистрибуираног</w:t>
+            </w:r>
+            <w:r>
+              <w:rPr/>
+              <w:t xml:space="preserve"> </w:t>
+            </w:r>
+            <w:r>
+              <w:rPr/>
+              <w:t>праћења</w:t>
+            </w:r>
+            <w:r>
+              <w:rPr/>
+              <w:t xml:space="preserve"> </w:t>
+            </w:r>
+            <w:r>
+              <w:rPr/>
+              <w:t>захтева</w:t>
+            </w:r>
+            <w:r>
+              <w:rPr/>
+              <w:t xml:space="preserve"> (distributed tracing) и health check </w:t>
+            </w:r>
+            <w:r>
+              <w:rPr/>
+              <w:t>механизама</w:t>
+            </w:r>
+            <w:r>
+              <w:rPr/>
+              <w:t xml:space="preserve">. </w:t>
+            </w:r>
+            <w:r>
+              <w:rPr/>
+              <w:t>Предложити</w:t>
+            </w:r>
+            <w:r>
+              <w:rPr/>
+              <w:t xml:space="preserve"> и </w:t>
+            </w:r>
+            <w:r>
+              <w:rPr/>
+              <w:t>имплементирати</w:t>
+            </w:r>
+            <w:r>
+              <w:rPr/>
+              <w:t xml:space="preserve"> </w:t>
+            </w:r>
+            <w:r>
+              <w:rPr/>
+              <w:t>надоградњу</w:t>
+            </w:r>
+            <w:r>
+              <w:rPr/>
+              <w:t xml:space="preserve"> </w:t>
+            </w:r>
+            <w:r>
+              <w:rPr/>
+              <w:t>засновану</w:t>
+            </w:r>
+            <w:r>
+              <w:rPr/>
+              <w:t xml:space="preserve"> </w:t>
+            </w:r>
+            <w:r>
+              <w:rPr/>
+              <w:t>на</w:t>
+            </w:r>
+            <w:r>
+              <w:rPr/>
+              <w:t xml:space="preserve"> </w:t>
+            </w:r>
+            <w:r>
+              <w:rPr/>
+              <w:t>OpenTelemetry</w:t>
+            </w:r>
+            <w:r>
+              <w:rPr/>
+              <w:t xml:space="preserve"> </w:t>
+            </w:r>
+            <w:r>
+              <w:rPr/>
+              <w:t>стандарду</w:t>
+            </w:r>
+            <w:r>
+              <w:rPr/>
+              <w:t xml:space="preserve">, </w:t>
+            </w:r>
+            <w:r>
+              <w:rPr/>
+              <w:t>укључујући</w:t>
+            </w:r>
+            <w:r>
+              <w:rPr/>
+              <w:t xml:space="preserve"> </w:t>
+            </w:r>
+            <w:r>
+              <w:rPr/>
+              <w:t>прикупљање</w:t>
+            </w:r>
+            <w:r>
+              <w:rPr/>
+              <w:t xml:space="preserve"> и </w:t>
+            </w:r>
+            <w:r>
+              <w:rPr/>
+              <w:t>визуелизацију</w:t>
+            </w:r>
+            <w:r>
+              <w:rPr/>
+              <w:t xml:space="preserve"> </w:t>
+            </w:r>
+            <w:r>
+              <w:rPr/>
+              <w:t>телеметријских</w:t>
+            </w:r>
+            <w:r>
+              <w:rPr/>
+              <w:t xml:space="preserve"> </w:t>
+            </w:r>
+            <w:r>
+              <w:rPr/>
+              <w:t>података</w:t>
+            </w:r>
+            <w:r>
+              <w:rPr/>
+              <w:t xml:space="preserve"> (Prometheus, Grafana Tempo, Grafana Loki, Grafana). Резултате </w:t>
+            </w:r>
+            <w:r>
+              <w:rPr/>
+              <w:t>рада</w:t>
+            </w:r>
+            <w:r>
+              <w:rPr/>
+              <w:t xml:space="preserve"> </w:t>
+            </w:r>
+            <w:r>
+              <w:rPr/>
+              <w:t>верификовати</w:t>
+            </w:r>
+            <w:r>
+              <w:rPr/>
+              <w:t xml:space="preserve"> </w:t>
+            </w:r>
+            <w:r>
+              <w:rPr/>
+              <w:t>кроз</w:t>
+            </w:r>
+            <w:r>
+              <w:rPr/>
+              <w:t xml:space="preserve"> </w:t>
+            </w:r>
+            <w:r>
+              <w:rPr/>
+              <w:t>аутоматизоване</w:t>
+            </w:r>
+            <w:r>
+              <w:rPr/>
+              <w:t xml:space="preserve"> </w:t>
+            </w:r>
+            <w:r>
+              <w:rPr/>
+              <w:t>тестове</w:t>
+            </w:r>
+            <w:r>
+              <w:rPr/>
+              <w:t xml:space="preserve"> и </w:t>
+            </w:r>
+            <w:r>
+              <w:rPr/>
+              <w:t>кроз</w:t>
+            </w:r>
+            <w:r>
+              <w:rPr/>
+              <w:t xml:space="preserve"> </w:t>
+            </w:r>
+            <w:r>
+              <w:rPr/>
+              <w:t>демонстрационе</w:t>
+            </w:r>
+            <w:r>
+              <w:rPr/>
+              <w:t xml:space="preserve"> </w:t>
+            </w:r>
+            <w:r>
+              <w:rPr/>
+              <w:t>сценарије</w:t>
+            </w:r>
+            <w:r>
+              <w:rPr/>
+              <w:t xml:space="preserve"> (</w:t>
+            </w:r>
+            <w:r>
+              <w:rPr/>
+              <w:t>нормалан</w:t>
+            </w:r>
+            <w:r>
+              <w:rPr/>
+              <w:t xml:space="preserve"> </w:t>
+            </w:r>
+            <w:r>
+              <w:rPr/>
+              <w:t>захтев</w:t>
+            </w:r>
+            <w:r>
+              <w:rPr/>
+              <w:t xml:space="preserve">, </w:t>
+            </w:r>
+            <w:r>
+              <w:rPr/>
+              <w:t>грешка</w:t>
+            </w:r>
+            <w:r>
+              <w:rPr/>
+              <w:t xml:space="preserve">, </w:t>
+            </w:r>
+            <w:r>
+              <w:rPr/>
+              <w:t>повећано</w:t>
+            </w:r>
+            <w:r>
+              <w:rPr/>
+              <w:t xml:space="preserve"> </w:t>
+            </w:r>
+            <w:r>
+              <w:rPr/>
+              <w:t>оптерећење</w:t>
+            </w:r>
+            <w:r>
+              <w:rPr/>
+              <w:t xml:space="preserve">, </w:t>
+            </w:r>
+            <w:r>
+              <w:rPr/>
+              <w:t>спора</w:t>
+            </w:r>
+            <w:r>
+              <w:rPr/>
+              <w:t xml:space="preserve"> </w:t>
+            </w:r>
+            <w:r>
+              <w:rPr/>
+              <w:t>зависност</w:t>
+            </w:r>
+            <w:r>
+              <w:rPr/>
+              <w:t xml:space="preserve">) </w:t>
+            </w:r>
+            <w:r>
+              <w:rPr/>
+              <w:t>над</w:t>
+            </w:r>
+            <w:r>
+              <w:rPr/>
+              <w:t xml:space="preserve"> </w:t>
+            </w:r>
+            <w:r>
+              <w:rPr/>
+              <w:t>стварно</w:t>
+            </w:r>
+            <w:r>
+              <w:rPr/>
+              <w:t xml:space="preserve"> </w:t>
+            </w:r>
+            <w:r>
+              <w:rPr/>
+              <w:t>постављеним</w:t>
+            </w:r>
+            <w:r>
+              <w:rPr/>
+              <w:t xml:space="preserve"> </w:t>
+            </w:r>
+            <w:r>
+              <w:rPr/>
+              <w:t>системом</w:t>
+            </w:r>
+            <w:r>
+              <w:rPr/>
+              <w:t>.</w:t>
             </w:r>
           </w:p>
         </w:tc>
@@ -6025,12 +6800,12 @@
         <w:tblW w:w="0" w:type="auto"/>
         <w:tblInd w:w="108" w:type="dxa"/>
         <w:tblBorders>
-          <w:top w:val="single" w:sz="12" w:space="0" w:color="auto"/>
-          <w:left w:val="single" w:sz="12" w:space="0" w:color="auto"/>
-          <w:bottom w:val="single" w:sz="12" w:space="0" w:color="auto"/>
-          <w:right w:val="single" w:sz="12" w:space="0" w:color="auto"/>
-          <w:insideH w:val="single" w:sz="4" w:space="0" w:color="auto"/>
-          <w:insideV w:val="single" w:sz="4" w:space="0" w:color="auto"/>
+          <w:top w:val="single" w:color="auto" w:sz="12" w:space="0"/>
+          <w:left w:val="single" w:color="auto" w:sz="12" w:space="0"/>
+          <w:bottom w:val="single" w:color="auto" w:sz="12" w:space="0"/>
+          <w:right w:val="single" w:color="auto" w:sz="12" w:space="0"/>
+          <w:insideH w:val="single" w:color="auto" w:sz="4" w:space="0"/>
+          <w:insideV w:val="single" w:color="auto" w:sz="4" w:space="0"/>
         </w:tblBorders>
         <w:tblLayout w:type="fixed"/>
         <w:tblLook w:val="0000" w:firstRow="0" w:lastRow="0" w:firstColumn="0" w:lastColumn="0" w:noHBand="0" w:noVBand="0"/>
@@ -6042,14 +6817,14 @@
       <w:tr>
         <w:trPr>
           <w:cantSplit/>
-          <w:trHeight w:hRule="exact" w:val="350"/>
+          <w:trHeight w:val="350" w:hRule="exact"/>
         </w:trPr>
         <w:tc>
           <w:tcPr>
             <w:tcW w:w="4962" w:type="dxa"/>
             <w:tcBorders>
-              <w:top w:val="single" w:sz="12" w:space="0" w:color="auto"/>
-              <w:bottom w:val="single" w:sz="4" w:space="0" w:color="auto"/>
+              <w:top w:val="single" w:color="auto" w:sz="12" w:space="0"/>
+              <w:bottom w:val="single" w:color="auto" w:sz="4" w:space="0"/>
             </w:tcBorders>
             <w:vAlign w:val="center"/>
           </w:tcPr>
@@ -6081,8 +6856,8 @@
           <w:tcPr>
             <w:tcW w:w="4961" w:type="dxa"/>
             <w:tcBorders>
-              <w:top w:val="single" w:sz="12" w:space="0" w:color="auto"/>
-              <w:bottom w:val="single" w:sz="4" w:space="0" w:color="auto"/>
+              <w:top w:val="single" w:color="auto" w:sz="12" w:space="0"/>
+              <w:bottom w:val="single" w:color="auto" w:sz="4" w:space="0"/>
             </w:tcBorders>
             <w:vAlign w:val="center"/>
           </w:tcPr>
@@ -6106,14 +6881,14 @@
       <w:tr>
         <w:trPr>
           <w:cantSplit/>
-          <w:trHeight w:hRule="exact" w:val="600"/>
+          <w:trHeight w:val="600" w:hRule="exact"/>
         </w:trPr>
         <w:tc>
           <w:tcPr>
             <w:tcW w:w="4962" w:type="dxa"/>
             <w:tcBorders>
-              <w:top w:val="single" w:sz="4" w:space="0" w:color="auto"/>
-              <w:bottom w:val="single" w:sz="12" w:space="0" w:color="auto"/>
+              <w:top w:val="single" w:color="auto" w:sz="4" w:space="0"/>
+              <w:bottom w:val="single" w:color="auto" w:sz="12" w:space="0"/>
             </w:tcBorders>
           </w:tcPr>
           <w:p>
@@ -6130,8 +6905,8 @@
           <w:tcPr>
             <w:tcW w:w="4961" w:type="dxa"/>
             <w:tcBorders>
-              <w:top w:val="single" w:sz="4" w:space="0" w:color="auto"/>
-              <w:bottom w:val="single" w:sz="12" w:space="0" w:color="auto"/>
+              <w:top w:val="single" w:color="auto" w:sz="4" w:space="0"/>
+              <w:bottom w:val="single" w:color="auto" w:sz="12" w:space="0"/>
             </w:tcBorders>
           </w:tcPr>
           <w:p>
@@ -6160,10 +6935,10 @@
         <w:tblW w:w="0" w:type="auto"/>
         <w:tblInd w:w="108" w:type="dxa"/>
         <w:tblBorders>
-          <w:top w:val="single" w:sz="4" w:space="0" w:color="auto"/>
-          <w:left w:val="single" w:sz="4" w:space="0" w:color="auto"/>
-          <w:bottom w:val="single" w:sz="4" w:space="0" w:color="auto"/>
-          <w:right w:val="single" w:sz="4" w:space="0" w:color="auto"/>
+          <w:top w:val="single" w:color="auto" w:sz="4" w:space="0"/>
+          <w:left w:val="single" w:color="auto" w:sz="4" w:space="0"/>
+          <w:bottom w:val="single" w:color="auto" w:sz="4" w:space="0"/>
+          <w:right w:val="single" w:color="auto" w:sz="4" w:space="0"/>
         </w:tblBorders>
         <w:tblLayout w:type="fixed"/>
         <w:tblLook w:val="0000" w:firstRow="0" w:lastRow="0" w:firstColumn="0" w:lastColumn="0" w:noHBand="0" w:noVBand="0"/>
@@ -6174,7 +6949,7 @@
       <w:tr>
         <w:trPr>
           <w:cantSplit/>
-          <w:trHeight w:hRule="exact" w:val="400"/>
+          <w:trHeight w:val="400" w:hRule="exact"/>
         </w:trPr>
         <w:tc>
           <w:tcPr>
@@ -6200,9 +6975,9 @@
             </w:r>
             <w:r>
               <w:rPr>
-                <w:rFonts w:ascii="Arial" w:hAnsi="Arial"/>
-              </w:rPr>
-              <w:sym w:font="ZapfDingbats BT" w:char="F06F"/>
+                <w:rFonts w:ascii="ZapfDingbats BT" w:hAnsi="ZapfDingbats BT" w:eastAsia="ZapfDingbats BT" w:cs="ZapfDingbats BT"/>
+              </w:rPr>
+              <w:t>o</w:t>
             </w:r>
             <w:r>
               <w:rPr>
@@ -6222,9 +6997,9 @@
             </w:r>
             <w:r>
               <w:rPr>
-                <w:rFonts w:ascii="Arial" w:hAnsi="Arial"/>
-              </w:rPr>
-              <w:sym w:font="ZapfDingbats BT" w:char="F06F"/>
+                <w:rFonts w:ascii="ZapfDingbats BT" w:hAnsi="ZapfDingbats BT" w:eastAsia="ZapfDingbats BT" w:cs="ZapfDingbats BT"/>
+              </w:rPr>
+              <w:t>o</w:t>
             </w:r>
             <w:r>
               <w:rPr>
@@ -6328,7 +7103,7 @@
           <w:headerReference w:type="first" r:id="rId21"/>
           <w:footerReference w:type="first" r:id="rId22"/>
           <w:type w:val="continuous"/>
-          <w:pgSz w:w="11907" w:h="16840" w:code="9"/>
+          <w:pgSz w:w="11907" w:h="16840" w:orient="portrait" w:code="9"/>
           <w:pgMar w:top="567" w:right="567" w:bottom="567" w:left="1418" w:header="567" w:footer="0" w:gutter="0"/>
           <w:cols w:space="720"/>
           <w:titlePg/>
@@ -6356,7 +7131,6 @@
           <w:rFonts w:ascii="Arial" w:hAnsi="Arial" w:cs="Arial"/>
           <w:lang w:val="sr-Latn-CS"/>
         </w:rPr>
-        <w:lastRenderedPageBreak/>
         <w:t> </w:t>
       </w:r>
     </w:p>
@@ -6516,7 +7290,7 @@
         <w:spacing w:after="160" w:line="278" w:lineRule="auto"/>
         <w:jc w:val="right"/>
         <w:rPr>
-          <w:rFonts w:ascii="Arial" w:eastAsia="Aptos" w:hAnsi="Arial" w:cs="Arial"/>
+          <w:rFonts w:ascii="Arial" w:hAnsi="Arial" w:eastAsia="Aptos" w:cs="Arial"/>
           <w:b/>
           <w:kern w:val="2"/>
           <w:lang w:val="sr-Latn-CS"/>
@@ -6551,7 +7325,7 @@
         <w:sectPr>
           <w:headerReference w:type="first" r:id="rId23"/>
           <w:footerReference w:type="first" r:id="rId24"/>
-          <w:pgSz w:w="11907" w:h="16840" w:code="9"/>
+          <w:pgSz w:w="11907" w:h="16840" w:orient="portrait" w:code="9"/>
           <w:pgMar w:top="567" w:right="567" w:bottom="567" w:left="1418" w:header="567" w:footer="340" w:gutter="0"/>
           <w:cols w:space="720"/>
           <w:titlePg/>
@@ -6629,7 +7403,6 @@
           <w:szCs w:val="36"/>
           <w:lang w:val="sr-Cyrl-RS"/>
         </w:rPr>
-        <w:lastRenderedPageBreak/>
         <w:t>Садржај</w:t>
       </w:r>
     </w:p>
@@ -6640,7 +7413,7 @@
           <w:tab w:val="right" w:leader="dot" w:pos="9912"/>
         </w:tabs>
         <w:rPr>
-          <w:rFonts w:asciiTheme="minorHAnsi" w:eastAsiaTheme="minorEastAsia" w:hAnsiTheme="minorHAnsi" w:cstheme="minorBidi"/>
+          <w:rFonts w:asciiTheme="minorHAnsi" w:hAnsiTheme="minorHAnsi" w:eastAsiaTheme="minorEastAsia" w:cstheme="minorBidi"/>
           <w:b w:val="0"/>
           <w:bCs w:val="0"/>
           <w:noProof/>
@@ -6673,7 +7446,7 @@
         </w:rPr>
         <w:fldChar w:fldCharType="separate"/>
       </w:r>
-      <w:hyperlink w:anchor="_Toc236291704" w:history="1">
+      <w:hyperlink w:history="1" w:anchor="_Toc236291704">
         <w:r>
           <w:rPr>
             <w:rStyle w:val="Hyperlink"/>
@@ -6738,7 +7511,7 @@
           <w:tab w:val="right" w:leader="dot" w:pos="9912"/>
         </w:tabs>
         <w:rPr>
-          <w:rFonts w:asciiTheme="minorHAnsi" w:eastAsiaTheme="minorEastAsia" w:hAnsiTheme="minorHAnsi" w:cstheme="minorBidi"/>
+          <w:rFonts w:asciiTheme="minorHAnsi" w:hAnsiTheme="minorHAnsi" w:eastAsiaTheme="minorEastAsia" w:cstheme="minorBidi"/>
           <w:b w:val="0"/>
           <w:bCs w:val="0"/>
           <w:noProof/>
@@ -6747,7 +7520,7 @@
           <w14:ligatures w14:val="standardContextual"/>
         </w:rPr>
       </w:pPr>
-      <w:hyperlink w:anchor="_Toc236291705" w:history="1">
+      <w:hyperlink w:history="1" w:anchor="_Toc236291705">
         <w:r>
           <w:rPr>
             <w:rStyle w:val="Hyperlink"/>
@@ -6812,7 +7585,7 @@
           <w:tab w:val="right" w:leader="dot" w:pos="9912"/>
         </w:tabs>
         <w:rPr>
-          <w:rFonts w:asciiTheme="minorHAnsi" w:eastAsiaTheme="minorEastAsia" w:hAnsiTheme="minorHAnsi" w:cstheme="minorBidi"/>
+          <w:rFonts w:asciiTheme="minorHAnsi" w:hAnsiTheme="minorHAnsi" w:eastAsiaTheme="minorEastAsia" w:cstheme="minorBidi"/>
           <w:b w:val="0"/>
           <w:bCs w:val="0"/>
           <w:noProof/>
@@ -6821,7 +7594,7 @@
           <w14:ligatures w14:val="standardContextual"/>
         </w:rPr>
       </w:pPr>
-      <w:hyperlink w:anchor="_Toc236291706" w:history="1">
+      <w:hyperlink w:history="1" w:anchor="_Toc236291706">
         <w:r>
           <w:rPr>
             <w:rStyle w:val="Hyperlink"/>
@@ -6887,7 +7660,7 @@
           <w:tab w:val="right" w:leader="dot" w:pos="9912"/>
         </w:tabs>
         <w:rPr>
-          <w:rFonts w:asciiTheme="minorHAnsi" w:eastAsiaTheme="minorEastAsia" w:hAnsiTheme="minorHAnsi" w:cstheme="minorBidi"/>
+          <w:rFonts w:asciiTheme="minorHAnsi" w:hAnsiTheme="minorHAnsi" w:eastAsiaTheme="minorEastAsia" w:cstheme="minorBidi"/>
           <w:b w:val="0"/>
           <w:bCs w:val="0"/>
           <w:noProof/>
@@ -6896,7 +7669,7 @@
           <w14:ligatures w14:val="standardContextual"/>
         </w:rPr>
       </w:pPr>
-      <w:hyperlink w:anchor="_Toc236291707" w:history="1">
+      <w:hyperlink w:history="1" w:anchor="_Toc236291707">
         <w:r>
           <w:rPr>
             <w:rStyle w:val="Hyperlink"/>
@@ -6906,7 +7679,7 @@
         </w:r>
         <w:r>
           <w:rPr>
-            <w:rFonts w:asciiTheme="minorHAnsi" w:eastAsiaTheme="minorEastAsia" w:hAnsiTheme="minorHAnsi" w:cstheme="minorBidi"/>
+            <w:rFonts w:asciiTheme="minorHAnsi" w:hAnsiTheme="minorHAnsi" w:eastAsiaTheme="minorEastAsia" w:cstheme="minorBidi"/>
             <w:b w:val="0"/>
             <w:bCs w:val="0"/>
             <w:noProof/>
@@ -6989,7 +7762,7 @@
           <w:tab w:val="right" w:leader="dot" w:pos="9912"/>
         </w:tabs>
         <w:rPr>
-          <w:rFonts w:asciiTheme="minorHAnsi" w:eastAsiaTheme="minorEastAsia" w:hAnsiTheme="minorHAnsi" w:cstheme="minorBidi"/>
+          <w:rFonts w:asciiTheme="minorHAnsi" w:hAnsiTheme="minorHAnsi" w:eastAsiaTheme="minorEastAsia" w:cstheme="minorBidi"/>
           <w:b w:val="0"/>
           <w:bCs w:val="0"/>
           <w:noProof/>
@@ -6998,7 +7771,7 @@
           <w14:ligatures w14:val="standardContextual"/>
         </w:rPr>
       </w:pPr>
-      <w:hyperlink w:anchor="_Toc236291708" w:history="1">
+      <w:hyperlink w:history="1" w:anchor="_Toc236291708">
         <w:r>
           <w:rPr>
             <w:rStyle w:val="Hyperlink"/>
@@ -7009,7 +7782,7 @@
         </w:r>
         <w:r>
           <w:rPr>
-            <w:rFonts w:asciiTheme="minorHAnsi" w:eastAsiaTheme="minorEastAsia" w:hAnsiTheme="minorHAnsi" w:cstheme="minorBidi"/>
+            <w:rFonts w:asciiTheme="minorHAnsi" w:hAnsiTheme="minorHAnsi" w:eastAsiaTheme="minorEastAsia" w:cstheme="minorBidi"/>
             <w:b w:val="0"/>
             <w:bCs w:val="0"/>
             <w:noProof/>
@@ -7085,7 +7858,7 @@
           <w:tab w:val="right" w:leader="dot" w:pos="9912"/>
         </w:tabs>
         <w:rPr>
-          <w:rFonts w:asciiTheme="minorHAnsi" w:eastAsiaTheme="minorEastAsia" w:hAnsiTheme="minorHAnsi" w:cstheme="minorBidi"/>
+          <w:rFonts w:asciiTheme="minorHAnsi" w:hAnsiTheme="minorHAnsi" w:eastAsiaTheme="minorEastAsia" w:cstheme="minorBidi"/>
           <w:b w:val="0"/>
           <w:bCs w:val="0"/>
           <w:noProof/>
@@ -7094,7 +7867,7 @@
           <w14:ligatures w14:val="standardContextual"/>
         </w:rPr>
       </w:pPr>
-      <w:hyperlink w:anchor="_Toc236291709" w:history="1">
+      <w:hyperlink w:history="1" w:anchor="_Toc236291709">
         <w:r>
           <w:rPr>
             <w:rStyle w:val="Hyperlink"/>
@@ -7104,7 +7877,7 @@
         </w:r>
         <w:r>
           <w:rPr>
-            <w:rFonts w:asciiTheme="minorHAnsi" w:eastAsiaTheme="minorEastAsia" w:hAnsiTheme="minorHAnsi" w:cstheme="minorBidi"/>
+            <w:rFonts w:asciiTheme="minorHAnsi" w:hAnsiTheme="minorHAnsi" w:eastAsiaTheme="minorEastAsia" w:cstheme="minorBidi"/>
             <w:b w:val="0"/>
             <w:bCs w:val="0"/>
             <w:noProof/>
@@ -7202,7 +7975,7 @@
           <w:tab w:val="right" w:leader="dot" w:pos="9912"/>
         </w:tabs>
         <w:rPr>
-          <w:rFonts w:asciiTheme="minorHAnsi" w:eastAsiaTheme="minorEastAsia" w:hAnsiTheme="minorHAnsi" w:cstheme="minorBidi"/>
+          <w:rFonts w:asciiTheme="minorHAnsi" w:hAnsiTheme="minorHAnsi" w:eastAsiaTheme="minorEastAsia" w:cstheme="minorBidi"/>
           <w:b w:val="0"/>
           <w:bCs w:val="0"/>
           <w:noProof/>
@@ -7211,7 +7984,7 @@
           <w14:ligatures w14:val="standardContextual"/>
         </w:rPr>
       </w:pPr>
-      <w:hyperlink w:anchor="_Toc236291710" w:history="1">
+      <w:hyperlink w:history="1" w:anchor="_Toc236291710">
         <w:r>
           <w:rPr>
             <w:rStyle w:val="Hyperlink"/>
@@ -7221,7 +7994,7 @@
         </w:r>
         <w:r>
           <w:rPr>
-            <w:rFonts w:asciiTheme="minorHAnsi" w:eastAsiaTheme="minorEastAsia" w:hAnsiTheme="minorHAnsi" w:cstheme="minorBidi"/>
+            <w:rFonts w:asciiTheme="minorHAnsi" w:hAnsiTheme="minorHAnsi" w:eastAsiaTheme="minorEastAsia" w:cstheme="minorBidi"/>
             <w:b w:val="0"/>
             <w:bCs w:val="0"/>
             <w:noProof/>
@@ -7304,7 +8077,7 @@
           <w:tab w:val="right" w:leader="dot" w:pos="9912"/>
         </w:tabs>
         <w:rPr>
-          <w:rFonts w:asciiTheme="minorHAnsi" w:eastAsiaTheme="minorEastAsia" w:hAnsiTheme="minorHAnsi" w:cstheme="minorBidi"/>
+          <w:rFonts w:asciiTheme="minorHAnsi" w:hAnsiTheme="minorHAnsi" w:eastAsiaTheme="minorEastAsia" w:cstheme="minorBidi"/>
           <w:b w:val="0"/>
           <w:bCs w:val="0"/>
           <w:noProof/>
@@ -7313,7 +8086,7 @@
           <w14:ligatures w14:val="standardContextual"/>
         </w:rPr>
       </w:pPr>
-      <w:hyperlink w:anchor="_Toc236291711" w:history="1">
+      <w:hyperlink w:history="1" w:anchor="_Toc236291711">
         <w:r>
           <w:rPr>
             <w:rStyle w:val="Hyperlink"/>
@@ -7324,7 +8097,7 @@
         </w:r>
         <w:r>
           <w:rPr>
-            <w:rFonts w:asciiTheme="minorHAnsi" w:eastAsiaTheme="minorEastAsia" w:hAnsiTheme="minorHAnsi" w:cstheme="minorBidi"/>
+            <w:rFonts w:asciiTheme="minorHAnsi" w:hAnsiTheme="minorHAnsi" w:eastAsiaTheme="minorEastAsia" w:cstheme="minorBidi"/>
             <w:b w:val="0"/>
             <w:bCs w:val="0"/>
             <w:noProof/>
@@ -7400,7 +8173,7 @@
           <w:tab w:val="right" w:leader="dot" w:pos="9912"/>
         </w:tabs>
         <w:rPr>
-          <w:rFonts w:asciiTheme="minorHAnsi" w:eastAsiaTheme="minorEastAsia" w:hAnsiTheme="minorHAnsi" w:cstheme="minorBidi"/>
+          <w:rFonts w:asciiTheme="minorHAnsi" w:hAnsiTheme="minorHAnsi" w:eastAsiaTheme="minorEastAsia" w:cstheme="minorBidi"/>
           <w:b w:val="0"/>
           <w:bCs w:val="0"/>
           <w:noProof/>
@@ -7409,7 +8182,7 @@
           <w14:ligatures w14:val="standardContextual"/>
         </w:rPr>
       </w:pPr>
-      <w:hyperlink w:anchor="_Toc236291712" w:history="1">
+      <w:hyperlink w:history="1" w:anchor="_Toc236291712">
         <w:r>
           <w:rPr>
             <w:rStyle w:val="Hyperlink"/>
@@ -7419,7 +8192,7 @@
         </w:r>
         <w:r>
           <w:rPr>
-            <w:rFonts w:asciiTheme="minorHAnsi" w:eastAsiaTheme="minorEastAsia" w:hAnsiTheme="minorHAnsi" w:cstheme="minorBidi"/>
+            <w:rFonts w:asciiTheme="minorHAnsi" w:hAnsiTheme="minorHAnsi" w:eastAsiaTheme="minorEastAsia" w:cstheme="minorBidi"/>
             <w:b w:val="0"/>
             <w:bCs w:val="0"/>
             <w:noProof/>
@@ -7495,7 +8268,7 @@
           <w:tab w:val="right" w:leader="dot" w:pos="9912"/>
         </w:tabs>
         <w:rPr>
-          <w:rFonts w:asciiTheme="minorHAnsi" w:eastAsiaTheme="minorEastAsia" w:hAnsiTheme="minorHAnsi" w:cstheme="minorBidi"/>
+          <w:rFonts w:asciiTheme="minorHAnsi" w:hAnsiTheme="minorHAnsi" w:eastAsiaTheme="minorEastAsia" w:cstheme="minorBidi"/>
           <w:b w:val="0"/>
           <w:bCs w:val="0"/>
           <w:noProof/>
@@ -7504,7 +8277,7 @@
           <w14:ligatures w14:val="standardContextual"/>
         </w:rPr>
       </w:pPr>
-      <w:hyperlink w:anchor="_Toc236291713" w:history="1">
+      <w:hyperlink w:history="1" w:anchor="_Toc236291713">
         <w:r>
           <w:rPr>
             <w:rStyle w:val="Hyperlink"/>
@@ -7514,7 +8287,7 @@
         </w:r>
         <w:r>
           <w:rPr>
-            <w:rFonts w:asciiTheme="minorHAnsi" w:eastAsiaTheme="minorEastAsia" w:hAnsiTheme="minorHAnsi" w:cstheme="minorBidi"/>
+            <w:rFonts w:asciiTheme="minorHAnsi" w:hAnsiTheme="minorHAnsi" w:eastAsiaTheme="minorEastAsia" w:cstheme="minorBidi"/>
             <w:b w:val="0"/>
             <w:bCs w:val="0"/>
             <w:noProof/>
@@ -7588,7 +8361,7 @@
           <w:tab w:val="right" w:leader="dot" w:pos="9912"/>
         </w:tabs>
         <w:rPr>
-          <w:rFonts w:asciiTheme="minorHAnsi" w:eastAsiaTheme="minorEastAsia" w:hAnsiTheme="minorHAnsi" w:cstheme="minorBidi"/>
+          <w:rFonts w:asciiTheme="minorHAnsi" w:hAnsiTheme="minorHAnsi" w:eastAsiaTheme="minorEastAsia" w:cstheme="minorBidi"/>
           <w:b w:val="0"/>
           <w:bCs w:val="0"/>
           <w:noProof/>
@@ -7597,7 +8370,7 @@
           <w14:ligatures w14:val="standardContextual"/>
         </w:rPr>
       </w:pPr>
-      <w:hyperlink w:anchor="_Toc236291714" w:history="1">
+      <w:hyperlink w:history="1" w:anchor="_Toc236291714">
         <w:r>
           <w:rPr>
             <w:rStyle w:val="Hyperlink"/>
@@ -7663,7 +8436,7 @@
           <w:tab w:val="right" w:leader="dot" w:pos="9912"/>
         </w:tabs>
         <w:rPr>
-          <w:rFonts w:asciiTheme="minorHAnsi" w:eastAsiaTheme="minorEastAsia" w:hAnsiTheme="minorHAnsi" w:cstheme="minorBidi"/>
+          <w:rFonts w:asciiTheme="minorHAnsi" w:hAnsiTheme="minorHAnsi" w:eastAsiaTheme="minorEastAsia" w:cstheme="minorBidi"/>
           <w:b w:val="0"/>
           <w:bCs w:val="0"/>
           <w:noProof/>
@@ -7672,7 +8445,7 @@
           <w14:ligatures w14:val="standardContextual"/>
         </w:rPr>
       </w:pPr>
-      <w:hyperlink w:anchor="_Toc236291715" w:history="1">
+      <w:hyperlink w:history="1" w:anchor="_Toc236291715">
         <w:r>
           <w:rPr>
             <w:rStyle w:val="Hyperlink"/>
@@ -7740,7 +8513,7 @@
           <w:headerReference w:type="default" r:id="rId25"/>
           <w:footerReference w:type="default" r:id="rId26"/>
           <w:type w:val="continuous"/>
-          <w:pgSz w:w="11907" w:h="16840" w:code="9"/>
+          <w:pgSz w:w="11907" w:h="16840" w:orient="portrait" w:code="9"/>
           <w:pgMar w:top="567" w:right="567" w:bottom="567" w:left="1418" w:header="709" w:footer="340" w:gutter="0"/>
           <w:cols w:space="720"/>
           <w:titlePg/>
@@ -7769,7 +8542,7 @@
           <w:iCs w:val="0"/>
         </w:rPr>
       </w:pPr>
-      <w:bookmarkStart w:id="0" w:name="_Toc236291704"/>
+      <w:bookmarkStart w:name="_Toc236291704" w:id="0"/>
       <w:proofErr w:type="spellStart"/>
       <w:r>
         <w:rPr>
@@ -7777,7 +8550,6 @@
           <w:i w:val="0"/>
           <w:iCs w:val="0"/>
         </w:rPr>
-        <w:lastRenderedPageBreak/>
         <w:t>Списак</w:t>
       </w:r>
       <w:proofErr w:type="spellEnd"/>
@@ -7800,6 +8572,22 @@
       </w:r>
       <w:bookmarkEnd w:id="0"/>
       <w:proofErr w:type="spellEnd"/>
+    </w:p>
+    <w:p>
+      <w:pPr>
+        <w:pStyle w:val="BodyText"/>
+      </w:pPr>
+      <w:r>
+        <w:t>Слика 4.1. Архитектура система пре надоградње ................................ 17</w:t>
+      </w:r>
+    </w:p>
+    <w:p>
+      <w:pPr>
+        <w:pStyle w:val="BodyText"/>
+      </w:pPr>
+      <w:r>
+        <w:t>Слика 5.1. TO-BE архитектура — додат observability слој ....................... 19</w:t>
+      </w:r>
     </w:p>
     <w:p>
       <w:pPr>
@@ -7830,7 +8618,7 @@
           <w:lang w:val="sr-Cyrl-RS"/>
         </w:rPr>
       </w:pPr>
-      <w:bookmarkStart w:id="1" w:name="_Toc236291705"/>
+      <w:bookmarkStart w:name="_Toc236291705" w:id="1"/>
       <w:proofErr w:type="spellStart"/>
       <w:r>
         <w:rPr>
@@ -7838,7 +8626,6 @@
           <w:i w:val="0"/>
           <w:iCs w:val="0"/>
         </w:rPr>
-        <w:lastRenderedPageBreak/>
         <w:t>Списак</w:t>
       </w:r>
       <w:proofErr w:type="spellEnd"/>
@@ -7859,6 +8646,22 @@
           <w:lang w:val="sr-Cyrl-RS"/>
         </w:rPr>
         <w:t>табела</w:t>
+      </w:r>
+    </w:p>
+    <w:p>
+      <w:pPr>
+        <w:pStyle w:val="BodyText"/>
+      </w:pPr>
+      <w:r>
+        <w:t>Табела 5.1. Поређење система пре и после надоградње ........................... 21</w:t>
+      </w:r>
+    </w:p>
+    <w:p>
+      <w:pPr>
+        <w:pStyle w:val="BodyText"/>
+      </w:pPr>
+      <w:r>
+        <w:t>Табела 6.1. Резултати аутоматизованог тестирања (dotnet test) .................. 23</w:t>
       </w:r>
     </w:p>
     <w:p>
@@ -7872,10 +8675,9 @@
           <w:lang w:val="sr-Cyrl-RS"/>
         </w:rPr>
       </w:pPr>
-      <w:bookmarkStart w:id="2" w:name="_Toc236291706"/>
+      <w:bookmarkStart w:name="_Toc236291706" w:id="2"/>
       <w:proofErr w:type="spellStart"/>
       <w:r>
-        <w:lastRenderedPageBreak/>
         <w:t>Списак</w:t>
       </w:r>
       <w:proofErr w:type="spellEnd"/>
@@ -7887,6 +8689,14 @@
           <w:lang w:val="sr-Cyrl-RS"/>
         </w:rPr>
         <w:t>листинга</w:t>
+      </w:r>
+    </w:p>
+    <w:p>
+      <w:pPr>
+        <w:pStyle w:val="BodyText"/>
+      </w:pPr>
+      <w:r>
+        <w:t>Овај рад не садржи посебно нумерисане листинге изворног кода као засебне целине. Илустративни делови кода и конфигурације наведени су директно у тексту, референцирани именом фајла или класе (нпр. ObservabilityExtensions, TripServiceApp).</w:t>
       </w:r>
     </w:p>
     <w:p>
@@ -7899,7 +8709,6 @@
       </w:pPr>
       <w:proofErr w:type="spellStart"/>
       <w:r>
-        <w:lastRenderedPageBreak/>
         <w:t>Списак</w:t>
       </w:r>
       <w:proofErr w:type="spellEnd"/>
@@ -7915,6 +8724,134 @@
       </w:r>
       <w:bookmarkEnd w:id="2"/>
       <w:proofErr w:type="spellEnd"/>
+    </w:p>
+    <w:p>
+      <w:pPr>
+        <w:pStyle w:val="BodyText"/>
+      </w:pPr>
+      <w:r>
+        <w:t>API — Application Programming Interface (програмски интерфејс за приступ функционалностима)</w:t>
+      </w:r>
+    </w:p>
+    <w:p>
+      <w:pPr>
+        <w:pStyle w:val="BodyText"/>
+      </w:pPr>
+      <w:r>
+        <w:t>CI/CD — Continuous Integration / Continuous Delivery (континуирана интеграција и испорука)</w:t>
+      </w:r>
+    </w:p>
+    <w:p>
+      <w:pPr>
+        <w:pStyle w:val="BodyText"/>
+      </w:pPr>
+      <w:r>
+        <w:t>CPU — Central Processing Unit (централна процесорска јединица)</w:t>
+      </w:r>
+    </w:p>
+    <w:p>
+      <w:pPr>
+        <w:pStyle w:val="BodyText"/>
+      </w:pPr>
+      <w:r>
+        <w:t>EF Core — Entity Framework Core (ORM оквир коришћен за приступ бази података)</w:t>
+      </w:r>
+    </w:p>
+    <w:p>
+      <w:pPr>
+        <w:pStyle w:val="BodyText"/>
+      </w:pPr>
+      <w:r>
+        <w:t>HTTP — HyperText Transfer Protocol (протокол преноса хипертекста)</w:t>
+      </w:r>
+    </w:p>
+    <w:p>
+      <w:pPr>
+        <w:pStyle w:val="BodyText"/>
+      </w:pPr>
+      <w:r>
+        <w:t>IEEE — Institute of Electrical and Electronics Engineers (стандард цитирања коришћен у раду)</w:t>
+      </w:r>
+    </w:p>
+    <w:p>
+      <w:pPr>
+        <w:pStyle w:val="BodyText"/>
+      </w:pPr>
+      <w:r>
+        <w:t>JWT — JSON Web Token (формат токена за аутентикацију)</w:t>
+      </w:r>
+    </w:p>
+    <w:p>
+      <w:pPr>
+        <w:pStyle w:val="BodyText"/>
+      </w:pPr>
+      <w:r>
+        <w:t>OTel — OpenTelemetry (стандард обсервабилности коришћен у раду)</w:t>
+      </w:r>
+    </w:p>
+    <w:p>
+      <w:pPr>
+        <w:pStyle w:val="BodyText"/>
+      </w:pPr>
+      <w:r>
+        <w:t>OTLP — OpenTelemetry Protocol (протокол преноса телеметрије ка Collector-у)</w:t>
+      </w:r>
+    </w:p>
+    <w:p>
+      <w:pPr>
+        <w:pStyle w:val="BodyText"/>
+      </w:pPr>
+      <w:r>
+        <w:t>RED — Rate, Errors, Duration (стандардна група метрика: стопа захтева, стопа грешака, трајање)</w:t>
+      </w:r>
+    </w:p>
+    <w:p>
+      <w:pPr>
+        <w:pStyle w:val="BodyText"/>
+      </w:pPr>
+      <w:r>
+        <w:t>REST — Representational State Transfer (архитектурни стил веб API-ја)</w:t>
+      </w:r>
+    </w:p>
+    <w:p>
+      <w:pPr>
+        <w:pStyle w:val="BodyText"/>
+      </w:pPr>
+      <w:r>
+        <w:t>SDK — Software Development Kit (скуп алата и библиотека за развој)</w:t>
+      </w:r>
+    </w:p>
+    <w:p>
+      <w:pPr>
+        <w:pStyle w:val="BodyText"/>
+      </w:pPr>
+      <w:r>
+        <w:t>SF — Service Fabric (Microsoft-ова платформа за микросервисну оркестрацију)</w:t>
+      </w:r>
+    </w:p>
+    <w:p>
+      <w:pPr>
+        <w:pStyle w:val="BodyText"/>
+      </w:pPr>
+      <w:r>
+        <w:t>SQL — Structured Query Language (језик за рад са релационим базама података)</w:t>
+      </w:r>
+    </w:p>
+    <w:p>
+      <w:pPr>
+        <w:pStyle w:val="BodyText"/>
+      </w:pPr>
+      <w:r>
+        <w:t>W3C — World Wide Web Consortium (стандард за пропагацију trace контекста, traceparent)</w:t>
+      </w:r>
+    </w:p>
+    <w:p>
+      <w:pPr>
+        <w:pStyle w:val="BodyText"/>
+      </w:pPr>
+      <w:r>
+        <w:t>YARP — Yet Another Reverse Proxy (reverse proxy библиотека коришћена у Gateway-у)</w:t>
+      </w:r>
     </w:p>
     <w:p>
       <w:pPr>
@@ -8104,9 +9041,8 @@
       <w:pPr>
         <w:pStyle w:val="Heading1"/>
       </w:pPr>
-      <w:bookmarkStart w:id="3" w:name="_Toc236291707"/>
-      <w:r>
-        <w:lastRenderedPageBreak/>
+      <w:bookmarkStart w:name="_Toc236291707" w:id="3"/>
+      <w:r>
         <w:t>У</w:t>
       </w:r>
       <w:r>
@@ -8117,7 +9053,7 @@
       </w:r>
       <w:bookmarkEnd w:id="3"/>
     </w:p>
-    <w:p>
+    <w:p xmlns:wp14="http://schemas.microsoft.com/office/word/2010/wordml" wp14:textId="77777777">
       <w:pPr>
         <w:pStyle w:val="BodyText"/>
       </w:pPr>
@@ -8125,7 +9061,7 @@
         <w:t>Овај рад настао је као надоградња постојећег пројекта Travel Planner — веб апликације за планирање путовања, реализоване у оквиру предмета Примена веб програмирања у инфраструктурним системима. Travel Planner омогућава кориснику да на једном месту организује план путовања: основне податке о путовању, дестинације, дневне активности (са приказом кроз календар), трошкове и буџет, белешке, подсетнике, checklist/packing листу, као и дељење плана путем кода или QR кода са другим особама.</w:t>
       </w:r>
     </w:p>
-    <w:p>
+    <w:p xmlns:wp14="http://schemas.microsoft.com/office/word/2010/wordml" wp14:textId="77777777">
       <w:pPr>
         <w:pStyle w:val="BodyText"/>
       </w:pPr>
@@ -8133,15 +9069,480 @@
         <w:t>Апликација је реализована као микросервисна архитектура на платформи Microsoft Service Fabric, са четири одвојена сервиса (Gateway, AuthService, TripService, SharingService) и базом података по сервису (database-per-service) у Microsoft SQL Server-у. Оваква архитектура доноси познате предности микросервиса — независно скалирање, одвојен развој и деплојмент по сервису — али и познат проблем: један корисников захтев често пролази кроз више процеса, база и мрежних позива, па постаје знатно теже одговорити на питања попут „зашто је овај захтев спор?“, „где тачно долази до грешке?“ или „да ли је систем тренутно здрав?“ него код монолитне апликације.</w:t>
       </w:r>
     </w:p>
-    <w:p>
+    <w:p xmlns:wp14="http://schemas.microsoft.com/office/word/2010/wordml" wp14:textId="05DDD3D1">
       <w:pPr>
         <w:pStyle w:val="BodyText"/>
       </w:pPr>
       <w:r>
-        <w:t>Тема овог рада, Имплементација опсервабилности микросервисне архитектуре, директно адресира тај проблем. Циљ рада није да мења пословну логику постојећег система (планове, дестинације, трошкове), већ да га надогради слојем опсервабилности заснованим на индустријском стандарду OpenTelemetry — дистрибуирано праћење захтева (distributed tracing), структурисано логовање, метрике перформанси и health check механизме — и да ту надоградњу докаже кроз стварно извршавање, аутоматизоване тестове и мерљиве резултате, а не само кроз инсталацију алата.</w:t>
-      </w:r>
-    </w:p>
-    <w:p>
+        <w:rPr/>
+        <w:t xml:space="preserve">Тема </w:t>
+      </w:r>
+      <w:r>
+        <w:rPr/>
+        <w:t>овог</w:t>
+      </w:r>
+      <w:r>
+        <w:rPr/>
+        <w:t xml:space="preserve"> </w:t>
+      </w:r>
+      <w:r>
+        <w:rPr/>
+        <w:t>рада</w:t>
+      </w:r>
+      <w:r>
+        <w:rPr/>
+        <w:t xml:space="preserve">, </w:t>
+      </w:r>
+      <w:r>
+        <w:rPr/>
+        <w:t>Имплементација</w:t>
+      </w:r>
+      <w:r>
+        <w:rPr/>
+        <w:t xml:space="preserve"> </w:t>
+      </w:r>
+      <w:r>
+        <w:rPr/>
+        <w:t>о</w:t>
+      </w:r>
+      <w:r>
+        <w:rPr/>
+        <w:t>б</w:t>
+      </w:r>
+      <w:r>
+        <w:rPr/>
+        <w:t>сервабилности</w:t>
+      </w:r>
+      <w:r>
+        <w:rPr/>
+        <w:t xml:space="preserve"> </w:t>
+      </w:r>
+      <w:r>
+        <w:rPr/>
+        <w:t>микросервисне</w:t>
+      </w:r>
+      <w:r>
+        <w:rPr/>
+        <w:t xml:space="preserve"> </w:t>
+      </w:r>
+      <w:r>
+        <w:rPr/>
+        <w:t>архитектуре</w:t>
+      </w:r>
+      <w:r>
+        <w:rPr/>
+        <w:t xml:space="preserve">, </w:t>
+      </w:r>
+      <w:r>
+        <w:rPr/>
+        <w:t>директно</w:t>
+      </w:r>
+      <w:r>
+        <w:rPr/>
+        <w:t xml:space="preserve"> </w:t>
+      </w:r>
+      <w:r>
+        <w:rPr/>
+        <w:t>адресира</w:t>
+      </w:r>
+      <w:r>
+        <w:rPr/>
+        <w:t xml:space="preserve"> </w:t>
+      </w:r>
+      <w:r>
+        <w:rPr/>
+        <w:t>тај</w:t>
+      </w:r>
+      <w:r>
+        <w:rPr/>
+        <w:t xml:space="preserve"> </w:t>
+      </w:r>
+      <w:r>
+        <w:rPr/>
+        <w:t>проблем</w:t>
+      </w:r>
+      <w:r>
+        <w:rPr/>
+        <w:t xml:space="preserve">. Циљ </w:t>
+      </w:r>
+      <w:r>
+        <w:rPr/>
+        <w:t>рада</w:t>
+      </w:r>
+      <w:r>
+        <w:rPr/>
+        <w:t xml:space="preserve"> </w:t>
+      </w:r>
+      <w:r>
+        <w:rPr/>
+        <w:t>није</w:t>
+      </w:r>
+      <w:r>
+        <w:rPr/>
+        <w:t xml:space="preserve"> </w:t>
+      </w:r>
+      <w:r>
+        <w:rPr/>
+        <w:t>да</w:t>
+      </w:r>
+      <w:r>
+        <w:rPr/>
+        <w:t xml:space="preserve"> </w:t>
+      </w:r>
+      <w:r>
+        <w:rPr/>
+        <w:t>мења</w:t>
+      </w:r>
+      <w:r>
+        <w:rPr/>
+        <w:t xml:space="preserve"> </w:t>
+      </w:r>
+      <w:r>
+        <w:rPr/>
+        <w:t>пословну</w:t>
+      </w:r>
+      <w:r>
+        <w:rPr/>
+        <w:t xml:space="preserve"> </w:t>
+      </w:r>
+      <w:r>
+        <w:rPr/>
+        <w:t>логику</w:t>
+      </w:r>
+      <w:r>
+        <w:rPr/>
+        <w:t xml:space="preserve"> </w:t>
+      </w:r>
+      <w:r>
+        <w:rPr/>
+        <w:t>постојећег</w:t>
+      </w:r>
+      <w:r>
+        <w:rPr/>
+        <w:t xml:space="preserve"> </w:t>
+      </w:r>
+      <w:r>
+        <w:rPr/>
+        <w:t>система</w:t>
+      </w:r>
+      <w:r>
+        <w:rPr/>
+        <w:t xml:space="preserve"> (</w:t>
+      </w:r>
+      <w:r>
+        <w:rPr/>
+        <w:t>планове</w:t>
+      </w:r>
+      <w:r>
+        <w:rPr/>
+        <w:t xml:space="preserve">, </w:t>
+      </w:r>
+      <w:r>
+        <w:rPr/>
+        <w:t>дестинације</w:t>
+      </w:r>
+      <w:r>
+        <w:rPr/>
+        <w:t xml:space="preserve">, </w:t>
+      </w:r>
+      <w:r>
+        <w:rPr/>
+        <w:t>трошкове</w:t>
+      </w:r>
+      <w:r>
+        <w:rPr/>
+        <w:t xml:space="preserve">), </w:t>
+      </w:r>
+      <w:r>
+        <w:rPr/>
+        <w:t>већ</w:t>
+      </w:r>
+      <w:r>
+        <w:rPr/>
+        <w:t xml:space="preserve"> </w:t>
+      </w:r>
+      <w:r>
+        <w:rPr/>
+        <w:t>да</w:t>
+      </w:r>
+      <w:r>
+        <w:rPr/>
+        <w:t xml:space="preserve"> </w:t>
+      </w:r>
+      <w:r>
+        <w:rPr/>
+        <w:t>га</w:t>
+      </w:r>
+      <w:r>
+        <w:rPr/>
+        <w:t xml:space="preserve"> </w:t>
+      </w:r>
+      <w:r>
+        <w:rPr/>
+        <w:t>надогради</w:t>
+      </w:r>
+      <w:r>
+        <w:rPr/>
+        <w:t xml:space="preserve"> </w:t>
+      </w:r>
+      <w:r>
+        <w:rPr/>
+        <w:t>слојем</w:t>
+      </w:r>
+      <w:r>
+        <w:rPr/>
+        <w:t xml:space="preserve"> </w:t>
+      </w:r>
+      <w:r>
+        <w:rPr/>
+        <w:t>о</w:t>
+      </w:r>
+      <w:r>
+        <w:rPr/>
+        <w:t>б</w:t>
+      </w:r>
+      <w:r>
+        <w:rPr/>
+        <w:t>сервабилности</w:t>
+      </w:r>
+      <w:r>
+        <w:rPr/>
+        <w:t xml:space="preserve"> </w:t>
+      </w:r>
+      <w:r>
+        <w:rPr/>
+        <w:t>заснованим</w:t>
+      </w:r>
+      <w:r>
+        <w:rPr/>
+        <w:t xml:space="preserve"> </w:t>
+      </w:r>
+      <w:r>
+        <w:rPr/>
+        <w:t>на</w:t>
+      </w:r>
+      <w:r>
+        <w:rPr/>
+        <w:t xml:space="preserve"> </w:t>
+      </w:r>
+      <w:r>
+        <w:rPr/>
+        <w:t>индустријском</w:t>
+      </w:r>
+      <w:r>
+        <w:rPr/>
+        <w:t xml:space="preserve"> </w:t>
+      </w:r>
+      <w:r>
+        <w:rPr/>
+        <w:t>стандарду</w:t>
+      </w:r>
+      <w:r>
+        <w:rPr/>
+        <w:t xml:space="preserve"> </w:t>
+      </w:r>
+      <w:r>
+        <w:rPr/>
+        <w:t>OpenTelemetry</w:t>
+      </w:r>
+      <w:r>
+        <w:rPr/>
+        <w:t xml:space="preserve"> — </w:t>
+      </w:r>
+      <w:r>
+        <w:rPr/>
+        <w:t>дистрибуирано</w:t>
+      </w:r>
+      <w:r>
+        <w:rPr/>
+        <w:t xml:space="preserve"> </w:t>
+      </w:r>
+      <w:r>
+        <w:rPr/>
+        <w:t>праћење</w:t>
+      </w:r>
+      <w:r>
+        <w:rPr/>
+        <w:t xml:space="preserve"> </w:t>
+      </w:r>
+      <w:r>
+        <w:rPr/>
+        <w:t>захтева</w:t>
+      </w:r>
+      <w:r>
+        <w:rPr/>
+        <w:t xml:space="preserve"> (distributed tracing), </w:t>
+      </w:r>
+      <w:r>
+        <w:rPr/>
+        <w:t>структурисано</w:t>
+      </w:r>
+      <w:r>
+        <w:rPr/>
+        <w:t xml:space="preserve"> </w:t>
+      </w:r>
+      <w:r>
+        <w:rPr/>
+        <w:t>логовање</w:t>
+      </w:r>
+      <w:r>
+        <w:rPr/>
+        <w:t xml:space="preserve">, </w:t>
+      </w:r>
+      <w:r>
+        <w:rPr/>
+        <w:t>метрике</w:t>
+      </w:r>
+      <w:r>
+        <w:rPr/>
+        <w:t xml:space="preserve"> </w:t>
+      </w:r>
+      <w:r>
+        <w:rPr/>
+        <w:t>перформанси</w:t>
+      </w:r>
+      <w:r>
+        <w:rPr/>
+        <w:t xml:space="preserve"> и health check </w:t>
+      </w:r>
+      <w:r>
+        <w:rPr/>
+        <w:t>механизме</w:t>
+      </w:r>
+      <w:r>
+        <w:rPr/>
+        <w:t xml:space="preserve"> — и </w:t>
+      </w:r>
+      <w:r>
+        <w:rPr/>
+        <w:t>да</w:t>
+      </w:r>
+      <w:r>
+        <w:rPr/>
+        <w:t xml:space="preserve"> </w:t>
+      </w:r>
+      <w:r>
+        <w:rPr/>
+        <w:t>ту</w:t>
+      </w:r>
+      <w:r>
+        <w:rPr/>
+        <w:t xml:space="preserve"> </w:t>
+      </w:r>
+      <w:r>
+        <w:rPr/>
+        <w:t>надоградњу</w:t>
+      </w:r>
+      <w:r>
+        <w:rPr/>
+        <w:t xml:space="preserve"> </w:t>
+      </w:r>
+      <w:r>
+        <w:rPr/>
+        <w:t>докаже</w:t>
+      </w:r>
+      <w:r>
+        <w:rPr/>
+        <w:t xml:space="preserve"> </w:t>
+      </w:r>
+      <w:r>
+        <w:rPr/>
+        <w:t>кроз</w:t>
+      </w:r>
+      <w:r>
+        <w:rPr/>
+        <w:t xml:space="preserve"> </w:t>
+      </w:r>
+      <w:r>
+        <w:rPr/>
+        <w:t>стварно</w:t>
+      </w:r>
+      <w:r>
+        <w:rPr/>
+        <w:t xml:space="preserve"> </w:t>
+      </w:r>
+      <w:r>
+        <w:rPr/>
+        <w:t>извршавање</w:t>
+      </w:r>
+      <w:r>
+        <w:rPr/>
+        <w:t xml:space="preserve">, </w:t>
+      </w:r>
+      <w:r>
+        <w:rPr/>
+        <w:t>аутоматизоване</w:t>
+      </w:r>
+      <w:r>
+        <w:rPr/>
+        <w:t xml:space="preserve"> </w:t>
+      </w:r>
+      <w:r>
+        <w:rPr/>
+        <w:t>тестове</w:t>
+      </w:r>
+      <w:r>
+        <w:rPr/>
+        <w:t xml:space="preserve"> и </w:t>
+      </w:r>
+      <w:r>
+        <w:rPr/>
+        <w:t>мерљиве</w:t>
+      </w:r>
+      <w:r>
+        <w:rPr/>
+        <w:t xml:space="preserve"> </w:t>
+      </w:r>
+      <w:r>
+        <w:rPr/>
+        <w:t>резултате</w:t>
+      </w:r>
+      <w:r>
+        <w:rPr/>
+        <w:t xml:space="preserve">, а </w:t>
+      </w:r>
+      <w:r>
+        <w:rPr/>
+        <w:t>не</w:t>
+      </w:r>
+      <w:r>
+        <w:rPr/>
+        <w:t xml:space="preserve"> </w:t>
+      </w:r>
+      <w:r>
+        <w:rPr/>
+        <w:t>само</w:t>
+      </w:r>
+      <w:r>
+        <w:rPr/>
+        <w:t xml:space="preserve"> </w:t>
+      </w:r>
+      <w:r>
+        <w:rPr/>
+        <w:t>кроз</w:t>
+      </w:r>
+      <w:r>
+        <w:rPr/>
+        <w:t xml:space="preserve"> </w:t>
+      </w:r>
+      <w:r>
+        <w:rPr/>
+        <w:t>инсталацију</w:t>
+      </w:r>
+      <w:r>
+        <w:rPr/>
+        <w:t xml:space="preserve"> </w:t>
+      </w:r>
+      <w:r>
+        <w:rPr/>
+        <w:t>алата</w:t>
+      </w:r>
+      <w:r>
+        <w:rPr/>
+        <w:t>.</w:t>
+      </w:r>
+    </w:p>
+    <w:p xmlns:wp14="http://schemas.microsoft.com/office/word/2010/wordml" wp14:textId="77777777">
       <w:pPr>
         <w:pStyle w:val="BodyText"/>
       </w:pPr>
@@ -8170,25 +9571,313 @@
           <w:lang w:val="sr-Cyrl-RS"/>
         </w:rPr>
       </w:pPr>
-      <w:bookmarkStart w:id="4" w:name="_Toc236291708"/>
+      <w:bookmarkStart w:name="_Toc236291708" w:id="4"/>
       <w:r>
         <w:rPr>
           <w:lang w:val="sr-Cyrl-RS"/>
         </w:rPr>
-        <w:lastRenderedPageBreak/>
         <w:t>Опис проблема</w:t>
       </w:r>
       <w:bookmarkEnd w:id="4"/>
     </w:p>
-    <w:p>
+    <w:p xmlns:wp14="http://schemas.microsoft.com/office/word/2010/wordml" wp14:textId="0AA179DA">
       <w:pPr>
         <w:pStyle w:val="BodyText"/>
       </w:pPr>
       <w:r>
-        <w:t>Анализа постојећег система (детаљно описаног у поглављу 4) показала је да Travel Planner, иако функционално комплетан и добро структурисан у погледу поделе одговорности између сервиса, нема ниједан механизам опсервабилности изнад апсолутног минимума који сам ASP.NET Core оквир пружа подразумевано. Конкретно, идентификовани су следећи проблеми:</w:t>
-      </w:r>
-    </w:p>
-    <w:p>
+        <w:rPr/>
+        <w:t xml:space="preserve">Анализа </w:t>
+      </w:r>
+      <w:r>
+        <w:rPr/>
+        <w:t>постојећег</w:t>
+      </w:r>
+      <w:r>
+        <w:rPr/>
+        <w:t xml:space="preserve"> </w:t>
+      </w:r>
+      <w:r>
+        <w:rPr/>
+        <w:t>система</w:t>
+      </w:r>
+      <w:r>
+        <w:rPr/>
+        <w:t xml:space="preserve"> (</w:t>
+      </w:r>
+      <w:r>
+        <w:rPr/>
+        <w:t>детаљно</w:t>
+      </w:r>
+      <w:r>
+        <w:rPr/>
+        <w:t xml:space="preserve"> </w:t>
+      </w:r>
+      <w:r>
+        <w:rPr/>
+        <w:t>описаног</w:t>
+      </w:r>
+      <w:r>
+        <w:rPr/>
+        <w:t xml:space="preserve"> у </w:t>
+      </w:r>
+      <w:r>
+        <w:rPr/>
+        <w:t>поглављу</w:t>
+      </w:r>
+      <w:r>
+        <w:rPr/>
+        <w:t xml:space="preserve"> 4) </w:t>
+      </w:r>
+      <w:r>
+        <w:rPr/>
+        <w:t>показала</w:t>
+      </w:r>
+      <w:r>
+        <w:rPr/>
+        <w:t xml:space="preserve"> </w:t>
+      </w:r>
+      <w:r>
+        <w:rPr/>
+        <w:t>је</w:t>
+      </w:r>
+      <w:r>
+        <w:rPr/>
+        <w:t xml:space="preserve"> </w:t>
+      </w:r>
+      <w:r>
+        <w:rPr/>
+        <w:t>да</w:t>
+      </w:r>
+      <w:r>
+        <w:rPr/>
+        <w:t xml:space="preserve"> Travel Planner, </w:t>
+      </w:r>
+      <w:r>
+        <w:rPr/>
+        <w:t>иако</w:t>
+      </w:r>
+      <w:r>
+        <w:rPr/>
+        <w:t xml:space="preserve"> </w:t>
+      </w:r>
+      <w:r>
+        <w:rPr/>
+        <w:t>функционално</w:t>
+      </w:r>
+      <w:r>
+        <w:rPr/>
+        <w:t xml:space="preserve"> </w:t>
+      </w:r>
+      <w:r>
+        <w:rPr/>
+        <w:t>комплетан</w:t>
+      </w:r>
+      <w:r>
+        <w:rPr/>
+        <w:t xml:space="preserve"> и </w:t>
+      </w:r>
+      <w:r>
+        <w:rPr/>
+        <w:t>добро</w:t>
+      </w:r>
+      <w:r>
+        <w:rPr/>
+        <w:t xml:space="preserve"> </w:t>
+      </w:r>
+      <w:r>
+        <w:rPr/>
+        <w:t>структурисан</w:t>
+      </w:r>
+      <w:r>
+        <w:rPr/>
+        <w:t xml:space="preserve"> у </w:t>
+      </w:r>
+      <w:r>
+        <w:rPr/>
+        <w:t>погледу</w:t>
+      </w:r>
+      <w:r>
+        <w:rPr/>
+        <w:t xml:space="preserve"> </w:t>
+      </w:r>
+      <w:r>
+        <w:rPr/>
+        <w:t>поделе</w:t>
+      </w:r>
+      <w:r>
+        <w:rPr/>
+        <w:t xml:space="preserve"> </w:t>
+      </w:r>
+      <w:r>
+        <w:rPr/>
+        <w:t>одговорности</w:t>
+      </w:r>
+      <w:r>
+        <w:rPr/>
+        <w:t xml:space="preserve"> </w:t>
+      </w:r>
+      <w:r>
+        <w:rPr/>
+        <w:t>између</w:t>
+      </w:r>
+      <w:r>
+        <w:rPr/>
+        <w:t xml:space="preserve"> </w:t>
+      </w:r>
+      <w:r>
+        <w:rPr/>
+        <w:t>сервиса</w:t>
+      </w:r>
+      <w:r>
+        <w:rPr/>
+        <w:t xml:space="preserve">, </w:t>
+      </w:r>
+      <w:r>
+        <w:rPr/>
+        <w:t>нема</w:t>
+      </w:r>
+      <w:r>
+        <w:rPr/>
+        <w:t xml:space="preserve"> </w:t>
+      </w:r>
+      <w:r>
+        <w:rPr/>
+        <w:t>ниједан</w:t>
+      </w:r>
+      <w:r>
+        <w:rPr/>
+        <w:t xml:space="preserve"> </w:t>
+      </w:r>
+      <w:r>
+        <w:rPr/>
+        <w:t>механизам</w:t>
+      </w:r>
+      <w:r>
+        <w:rPr/>
+        <w:t xml:space="preserve"> </w:t>
+      </w:r>
+      <w:r>
+        <w:rPr/>
+        <w:t>о</w:t>
+      </w:r>
+      <w:r>
+        <w:rPr/>
+        <w:t>б</w:t>
+      </w:r>
+      <w:r>
+        <w:rPr/>
+        <w:t>сервабилности</w:t>
+      </w:r>
+      <w:r>
+        <w:rPr/>
+        <w:t xml:space="preserve"> </w:t>
+      </w:r>
+      <w:r>
+        <w:rPr/>
+        <w:t>изнад</w:t>
+      </w:r>
+      <w:r>
+        <w:rPr/>
+        <w:t xml:space="preserve"> </w:t>
+      </w:r>
+      <w:r>
+        <w:rPr/>
+        <w:t>апсолутног</w:t>
+      </w:r>
+      <w:r>
+        <w:rPr/>
+        <w:t xml:space="preserve"> </w:t>
+      </w:r>
+      <w:r>
+        <w:rPr/>
+        <w:t>минимума</w:t>
+      </w:r>
+      <w:r>
+        <w:rPr/>
+        <w:t xml:space="preserve"> </w:t>
+      </w:r>
+      <w:r>
+        <w:rPr/>
+        <w:t>који</w:t>
+      </w:r>
+      <w:r>
+        <w:rPr/>
+        <w:t xml:space="preserve"> </w:t>
+      </w:r>
+      <w:r>
+        <w:rPr/>
+        <w:t>сам</w:t>
+      </w:r>
+      <w:r>
+        <w:rPr/>
+        <w:t xml:space="preserve"> ASP.NET Core </w:t>
+      </w:r>
+      <w:r>
+        <w:rPr/>
+        <w:t>оквир</w:t>
+      </w:r>
+      <w:r>
+        <w:rPr/>
+        <w:t xml:space="preserve"> </w:t>
+      </w:r>
+      <w:r>
+        <w:rPr/>
+        <w:t>пружа</w:t>
+      </w:r>
+      <w:r>
+        <w:rPr/>
+        <w:t xml:space="preserve"> </w:t>
+      </w:r>
+      <w:r>
+        <w:rPr/>
+        <w:t>подразумевано</w:t>
+      </w:r>
+      <w:r>
+        <w:rPr/>
+        <w:t xml:space="preserve">. </w:t>
+      </w:r>
+      <w:r>
+        <w:rPr/>
+        <w:t>Конкретно</w:t>
+      </w:r>
+      <w:r>
+        <w:rPr/>
+        <w:t xml:space="preserve">, </w:t>
+      </w:r>
+      <w:r>
+        <w:rPr/>
+        <w:t>идентификовани</w:t>
+      </w:r>
+      <w:r>
+        <w:rPr/>
+        <w:t xml:space="preserve"> </w:t>
+      </w:r>
+      <w:r>
+        <w:rPr/>
+        <w:t>су</w:t>
+      </w:r>
+      <w:r>
+        <w:rPr/>
+        <w:t xml:space="preserve"> </w:t>
+      </w:r>
+      <w:r>
+        <w:rPr/>
+        <w:t>следећи</w:t>
+      </w:r>
+      <w:r>
+        <w:rPr/>
+        <w:t xml:space="preserve"> </w:t>
+      </w:r>
+      <w:r>
+        <w:rPr/>
+        <w:t>проблеми</w:t>
+      </w:r>
+      <w:r>
+        <w:rPr/>
+        <w:t>:</w:t>
+      </w:r>
+    </w:p>
+    <w:p xmlns:wp14="http://schemas.microsoft.com/office/word/2010/wordml" wp14:textId="77777777">
       <w:pPr>
         <w:pStyle w:val="Naslov1nivo"/>
       </w:pPr>
@@ -8196,7 +9885,7 @@
         <w:t>Немогуће праћење захтева кроз више сервиса</w:t>
       </w:r>
     </w:p>
-    <w:p>
+    <w:p xmlns:wp14="http://schemas.microsoft.com/office/word/2010/wordml" wp14:textId="77777777">
       <w:pPr>
         <w:pStyle w:val="BodyText"/>
       </w:pPr>
@@ -8204,7 +9893,7 @@
         <w:t>Захтев корисника типично пролази кроз ланац Frontend → Gateway → сервис (нпр. AuthService), а поједини токови иду и даље, сервис-сервис (нпр. SharingService → TripService приликом разрешавања дељеног плана). Не постоји ниједан идентификатор (correlation/trace ID) који би повезао логове настале у различитим процесима за исти кориснички захтев. Ако захтев успори или падне негде у ланцу, једини начин да се проблем лоцира био би ручно упоређивање временских печата логова из различитих сервиса — непоуздано и споро.</w:t>
       </w:r>
     </w:p>
-    <w:p>
+    <w:p xmlns:wp14="http://schemas.microsoft.com/office/word/2010/wordml" wp14:textId="77777777">
       <w:pPr>
         <w:pStyle w:val="Naslov1nivo"/>
       </w:pPr>
@@ -8212,7 +9901,7 @@
         <w:t>Одсуство метрика перформанси</w:t>
       </w:r>
     </w:p>
-    <w:p>
+    <w:p xmlns:wp14="http://schemas.microsoft.com/office/word/2010/wordml" wp14:textId="77777777">
       <w:pPr>
         <w:pStyle w:val="BodyText"/>
       </w:pPr>
@@ -8220,7 +9909,7 @@
         <w:t>Ниједан сервис не излаже метрике броја захтева, латенције, стопе грешака нити искоришћења ресурса (CPU, меморија). Пад перформанси (нпр. спор упит ка бази) остао би потпуно невидљив док се корисници директно не пожале.</w:t>
       </w:r>
     </w:p>
-    <w:p>
+    <w:p xmlns:wp14="http://schemas.microsoft.com/office/word/2010/wordml" wp14:textId="77777777">
       <w:pPr>
         <w:pStyle w:val="Naslov1nivo"/>
       </w:pPr>
@@ -8228,7 +9917,7 @@
         <w:t>Тихе грешке</w:t>
       </w:r>
     </w:p>
-    <w:p>
+    <w:p xmlns:wp14="http://schemas.microsoft.com/office/word/2010/wordml" wp14:textId="77777777">
       <w:pPr>
         <w:pStyle w:val="BodyText"/>
       </w:pPr>
@@ -8236,7 +9925,7 @@
         <w:t>У коду постоје примери у којима се грешка ухвати (try/catch) и обради без иједног трага у логу. Конкретан пример: AuthService/Services/TripClient.cs, метода DeleteUserTripsAsync — при брисању корисничког налога позива се TripService да обрише све планове тог корисника; ако тај позив не успе (сервис недоступан, мрежни проблем), изворни код је само враћао false, без иједног записа у логу. Систем би остао недоследан (обрисан налог, а планови и даље постоје у бази), без иједног трага зашто.</w:t>
       </w:r>
     </w:p>
-    <w:p>
+    <w:p xmlns:wp14="http://schemas.microsoft.com/office/word/2010/wordml" wp14:textId="77777777">
       <w:pPr>
         <w:pStyle w:val="Naslov1nivo"/>
       </w:pPr>
@@ -8244,7 +9933,7 @@
         <w:t>Одсуство health check механизама</w:t>
       </w:r>
     </w:p>
-    <w:p>
+    <w:p xmlns:wp14="http://schemas.microsoft.com/office/word/2010/wordml" wp14:textId="77777777">
       <w:pPr>
         <w:pStyle w:val="BodyText"/>
       </w:pPr>
@@ -8252,7 +9941,7 @@
         <w:t>Ниједан сервис не излаже endpoint преко ког би се споља (оркестрација, monitoring алат, човек) проверило да ли сервис стварно ради и да ли су његове зависности (база, други сервиси) доступне. Service Fabric поседује сопствени интерни health модел, али му се health стање апликационог нивоа (нпр. „да ли TripService може да се повеже на своју базу“) никада не пријављује.</w:t>
       </w:r>
     </w:p>
-    <w:p>
+    <w:p xmlns:wp14="http://schemas.microsoft.com/office/word/2010/wordml" wp14:textId="77777777">
       <w:pPr>
         <w:pStyle w:val="Naslov1nivo"/>
       </w:pPr>
@@ -8260,7 +9949,7 @@
         <w:t>Нестандардизовано, минимално логовање</w:t>
       </w:r>
     </w:p>
-    <w:p>
+    <w:p xmlns:wp14="http://schemas.microsoft.com/office/word/2010/wordml" wp14:textId="77777777">
       <w:pPr>
         <w:pStyle w:val="BodyText"/>
       </w:pPr>
@@ -8268,12 +9957,309 @@
         <w:t>Свака appsettings.json конфигурација дефинише ниво логовања (Information/Warning), али у пракси се у коду скоро нигде не позива ILogger — grep кроз цео backend је показао 0 позива ILogger/_logger пре овог рада. Постојећи Service Fabric ETW ServiceEventSource механизам користи се искључиво за lifecycle догађаје (покретање Kestrel-а, регистрација сервисног типа), не за токове пословне логике.</w:t>
       </w:r>
     </w:p>
-    <w:p>
+    <w:p xmlns:wp14="http://schemas.microsoft.com/office/word/2010/wordml" wp14:textId="31CA7907">
       <w:pPr>
         <w:pStyle w:val="BodyText"/>
       </w:pPr>
       <w:r>
-        <w:t>Ови проблеми су директно повезани — сви произилазе из недостатка јединственог, стандардизованог слоја опсервабилности, а не из појединачних, изолованих пропуста. То је управо разлог зашто је предложено решење (поглавље 5) целовит слој заснован на једном стандарду (OpenTelemetry), а не низ ad-hoc закрпа.</w:t>
+        <w:rPr/>
+        <w:t xml:space="preserve">Ови </w:t>
+      </w:r>
+      <w:r>
+        <w:rPr/>
+        <w:t>проблеми</w:t>
+      </w:r>
+      <w:r>
+        <w:rPr/>
+        <w:t xml:space="preserve"> </w:t>
+      </w:r>
+      <w:r>
+        <w:rPr/>
+        <w:t>су</w:t>
+      </w:r>
+      <w:r>
+        <w:rPr/>
+        <w:t xml:space="preserve"> </w:t>
+      </w:r>
+      <w:r>
+        <w:rPr/>
+        <w:t>директно</w:t>
+      </w:r>
+      <w:r>
+        <w:rPr/>
+        <w:t xml:space="preserve"> </w:t>
+      </w:r>
+      <w:r>
+        <w:rPr/>
+        <w:t>повезани</w:t>
+      </w:r>
+      <w:r>
+        <w:rPr/>
+        <w:t xml:space="preserve"> — </w:t>
+      </w:r>
+      <w:r>
+        <w:rPr/>
+        <w:t>сви</w:t>
+      </w:r>
+      <w:r>
+        <w:rPr/>
+        <w:t xml:space="preserve"> </w:t>
+      </w:r>
+      <w:r>
+        <w:rPr/>
+        <w:t>произилазе</w:t>
+      </w:r>
+      <w:r>
+        <w:rPr/>
+        <w:t xml:space="preserve"> </w:t>
+      </w:r>
+      <w:r>
+        <w:rPr/>
+        <w:t>из</w:t>
+      </w:r>
+      <w:r>
+        <w:rPr/>
+        <w:t xml:space="preserve"> </w:t>
+      </w:r>
+      <w:r>
+        <w:rPr/>
+        <w:t>недостатка</w:t>
+      </w:r>
+      <w:r>
+        <w:rPr/>
+        <w:t xml:space="preserve"> </w:t>
+      </w:r>
+      <w:r>
+        <w:rPr/>
+        <w:t>јединственог</w:t>
+      </w:r>
+      <w:r>
+        <w:rPr/>
+        <w:t xml:space="preserve">, </w:t>
+      </w:r>
+      <w:r>
+        <w:rPr/>
+        <w:t>стандардизованог</w:t>
+      </w:r>
+      <w:r>
+        <w:rPr/>
+        <w:t xml:space="preserve"> </w:t>
+      </w:r>
+      <w:r>
+        <w:rPr/>
+        <w:t>слоја</w:t>
+      </w:r>
+      <w:r>
+        <w:rPr/>
+        <w:t xml:space="preserve"> </w:t>
+      </w:r>
+      <w:r>
+        <w:rPr/>
+        <w:t>о</w:t>
+      </w:r>
+      <w:r>
+        <w:rPr/>
+        <w:t>б</w:t>
+      </w:r>
+      <w:r>
+        <w:rPr/>
+        <w:t>сервабилности</w:t>
+      </w:r>
+      <w:r>
+        <w:rPr/>
+        <w:t xml:space="preserve">, а </w:t>
+      </w:r>
+      <w:r>
+        <w:rPr/>
+        <w:t>не</w:t>
+      </w:r>
+      <w:r>
+        <w:rPr/>
+        <w:t xml:space="preserve"> </w:t>
+      </w:r>
+      <w:r>
+        <w:rPr/>
+        <w:t>из</w:t>
+      </w:r>
+      <w:r>
+        <w:rPr/>
+        <w:t xml:space="preserve"> </w:t>
+      </w:r>
+      <w:r>
+        <w:rPr/>
+        <w:t>појединачних</w:t>
+      </w:r>
+      <w:r>
+        <w:rPr/>
+        <w:t xml:space="preserve">, </w:t>
+      </w:r>
+      <w:r>
+        <w:rPr/>
+        <w:t>изолованих</w:t>
+      </w:r>
+      <w:r>
+        <w:rPr/>
+        <w:t xml:space="preserve"> </w:t>
+      </w:r>
+      <w:r>
+        <w:rPr/>
+        <w:t>пропуста</w:t>
+      </w:r>
+      <w:r>
+        <w:rPr/>
+        <w:t xml:space="preserve">. </w:t>
+      </w:r>
+      <w:r>
+        <w:rPr/>
+        <w:t>То</w:t>
+      </w:r>
+      <w:r>
+        <w:rPr/>
+        <w:t xml:space="preserve"> </w:t>
+      </w:r>
+      <w:r>
+        <w:rPr/>
+        <w:t>је</w:t>
+      </w:r>
+      <w:r>
+        <w:rPr/>
+        <w:t xml:space="preserve"> </w:t>
+      </w:r>
+      <w:r>
+        <w:rPr/>
+        <w:t>управо</w:t>
+      </w:r>
+      <w:r>
+        <w:rPr/>
+        <w:t xml:space="preserve"> </w:t>
+      </w:r>
+      <w:r>
+        <w:rPr/>
+        <w:t>разлог</w:t>
+      </w:r>
+      <w:r>
+        <w:rPr/>
+        <w:t xml:space="preserve"> </w:t>
+      </w:r>
+      <w:r>
+        <w:rPr/>
+        <w:t>зашто</w:t>
+      </w:r>
+      <w:r>
+        <w:rPr/>
+        <w:t xml:space="preserve"> </w:t>
+      </w:r>
+      <w:r>
+        <w:rPr/>
+        <w:t>је</w:t>
+      </w:r>
+      <w:r>
+        <w:rPr/>
+        <w:t xml:space="preserve"> </w:t>
+      </w:r>
+      <w:r>
+        <w:rPr/>
+        <w:t>предложено</w:t>
+      </w:r>
+      <w:r>
+        <w:rPr/>
+        <w:t xml:space="preserve"> </w:t>
+      </w:r>
+      <w:r>
+        <w:rPr/>
+        <w:t>решење</w:t>
+      </w:r>
+      <w:r>
+        <w:rPr/>
+        <w:t xml:space="preserve"> (</w:t>
+      </w:r>
+      <w:r>
+        <w:rPr/>
+        <w:t>поглавље</w:t>
+      </w:r>
+      <w:r>
+        <w:rPr/>
+        <w:t xml:space="preserve"> 5) </w:t>
+      </w:r>
+      <w:r>
+        <w:rPr/>
+        <w:t>целовит</w:t>
+      </w:r>
+      <w:r>
+        <w:rPr/>
+        <w:t xml:space="preserve"> </w:t>
+      </w:r>
+      <w:r>
+        <w:rPr/>
+        <w:t>слој</w:t>
+      </w:r>
+      <w:r>
+        <w:rPr/>
+        <w:t xml:space="preserve"> </w:t>
+      </w:r>
+      <w:r>
+        <w:rPr/>
+        <w:t>заснован</w:t>
+      </w:r>
+      <w:r>
+        <w:rPr/>
+        <w:t xml:space="preserve"> </w:t>
+      </w:r>
+      <w:r>
+        <w:rPr/>
+        <w:t>на</w:t>
+      </w:r>
+      <w:r>
+        <w:rPr/>
+        <w:t xml:space="preserve"> </w:t>
+      </w:r>
+      <w:r>
+        <w:rPr/>
+        <w:t>једном</w:t>
+      </w:r>
+      <w:r>
+        <w:rPr/>
+        <w:t xml:space="preserve"> </w:t>
+      </w:r>
+      <w:r>
+        <w:rPr/>
+        <w:t>стандарду</w:t>
+      </w:r>
+      <w:r>
+        <w:rPr/>
+        <w:t xml:space="preserve"> (</w:t>
+      </w:r>
+      <w:r>
+        <w:rPr/>
+        <w:t>OpenTelemetry</w:t>
+      </w:r>
+      <w:r>
+        <w:rPr/>
+        <w:t xml:space="preserve">), а </w:t>
+      </w:r>
+      <w:r>
+        <w:rPr/>
+        <w:t>не</w:t>
+      </w:r>
+      <w:r>
+        <w:rPr/>
+        <w:t xml:space="preserve"> </w:t>
+      </w:r>
+      <w:r>
+        <w:rPr/>
+        <w:t>низ</w:t>
+      </w:r>
+      <w:r>
+        <w:rPr/>
+        <w:t xml:space="preserve"> ad-hoc </w:t>
+      </w:r>
+      <w:r>
+        <w:rPr/>
+        <w:t>закрпа</w:t>
+      </w:r>
+      <w:r>
+        <w:rPr/>
+        <w:t>.</w:t>
       </w:r>
     </w:p>
     <w:p>
@@ -8288,10 +10274,9 @@
       <w:pPr>
         <w:pStyle w:val="Heading1"/>
       </w:pPr>
-      <w:bookmarkStart w:id="5" w:name="_Toc236291709"/>
+      <w:bookmarkStart w:name="_Toc236291709" w:id="5"/>
       <w:proofErr w:type="spellStart"/>
       <w:r>
-        <w:lastRenderedPageBreak/>
         <w:t>Опис</w:t>
       </w:r>
       <w:proofErr w:type="spellEnd"/>
@@ -8328,160 +10313,159 @@
       </w:r>
       <w:bookmarkEnd w:id="5"/>
     </w:p>
+    <w:p xmlns:wp14="http://schemas.microsoft.com/office/word/2010/wordml" wp14:textId="77777777">
+      <w:pPr>
+        <w:pStyle w:val="Naslov1nivo"/>
+      </w:pPr>
+      <w:r>
+        <w:t>Постојеће технологије (backend/frontend)</w:t>
+      </w:r>
+    </w:p>
+    <w:p xmlns:wp14="http://schemas.microsoft.com/office/word/2010/wordml" wp14:textId="77777777">
+      <w:pPr>
+        <w:pStyle w:val="BodyText"/>
+      </w:pPr>
+      <w:r>
+        <w:t>Backend четири сервиса (Gateway, AuthService, TripService, SharingService) реализован је у C#/.NET 8, хостован на Microsoft Service Fabric платформи (stateless сервиси за Gateway/AuthService/TripService, stateful за SharingService), уз Entity Framework Core 8 за приступ подацима, YARP (Yet Another Reverse Proxy) за Gateway рутирање, BCrypt.Net за хеширање лозинки и JWT Bearer аутентикацију. Подаци се чувају у Microsoft SQL Server бази, по принципу database-per-service (UsersDB, TripsDB, SharingDB). Frontend је React 19 (Vite) апликација која комуницира искључиво преко Gateway-а.</w:t>
+      </w:r>
+    </w:p>
+    <w:p xmlns:wp14="http://schemas.microsoft.com/office/word/2010/wordml" wp14:textId="77777777">
+      <w:pPr>
+        <w:pStyle w:val="Naslov1nivo"/>
+      </w:pPr>
+      <w:r>
+        <w:t>OpenTelemetry</w:t>
+      </w:r>
+    </w:p>
+    <w:p xmlns:wp14="http://schemas.microsoft.com/office/word/2010/wordml" wp14:textId="77777777">
+      <w:pPr>
+        <w:pStyle w:val="BodyText"/>
+      </w:pPr>
+      <w:r>
+        <w:t>OpenTelemetry (OTel) изабран је као централни стандард надоградње јер обједињује сва три облика телеметрије (traces, metrics, logs) под једним, vendor-неутралним API-јем и SDK-ом, са великим бројем готових ("auto") инструментација управо за технологије које пројекат већ користи — ASP.NET Core, HttpClient, SqlClient — тако да се велик део вредности добија без писања сопственог инструментационог кода. Верзија OpenTelemetry .NET SDK-а коришћена у раду је 1.18.0, конзистентна кроз сва четири сервиса.</w:t>
+      </w:r>
+    </w:p>
+    <w:p xmlns:wp14="http://schemas.microsoft.com/office/word/2010/wordml" wp14:textId="77777777">
+      <w:pPr>
+        <w:pStyle w:val="Naslov1nivo"/>
+      </w:pPr>
+      <w:r>
+        <w:t>OpenTelemetry Collector</w:t>
+      </w:r>
+    </w:p>
+    <w:p xmlns:wp14="http://schemas.microsoft.com/office/word/2010/wordml" wp14:textId="77777777">
+      <w:pPr>
+        <w:pStyle w:val="BodyText"/>
+      </w:pPr>
+      <w:r>
+        <w:t>Сервиси не шаљу телеметрију директно ка Prometheus/Tempo/Loki, већ ка једном централном OpenTelemetry Collector-у (OTLP протокол, gRPC на порту 4317). Ово раздваја „како апликација емитује телеметрију” од „где та телеметрија завршава” — каснија измена backend-а за складиштење (нпр. замена Loki-ја другим решењем) не би захтевала измену ниједног сервиса, само Collector-ове конфигурације.</w:t>
+      </w:r>
+    </w:p>
+    <w:p xmlns:wp14="http://schemas.microsoft.com/office/word/2010/wordml" wp14:textId="77777777">
+      <w:pPr>
+        <w:pStyle w:val="Naslov1nivo"/>
+      </w:pPr>
+      <w:r>
+        <w:t>Prometheus, Grafana Tempo, Grafana Loki</w:t>
+      </w:r>
+    </w:p>
+    <w:p xmlns:wp14="http://schemas.microsoft.com/office/word/2010/wordml" wp14:textId="77777777">
+      <w:pPr>
+        <w:pStyle w:val="BodyText"/>
+      </w:pPr>
+      <w:r>
+        <w:t>За складиштење три врсте телеметрије изабран је такозвани „Grafana stack”: Prometheus за метрике (Collector излаже Prometheus-компатибилан /metrics endpoint који Prometheus периодично scrape-ује), Grafana Tempo за дистрибуирано праћење захтева (trace-ове), и Grafana Loki за централизоване логове. Предност ове комбинације над, на пример, самостојећим Jaeger-ом за tracing јесте што све три компоненте имају нативну, provisioned интеграцију са Grafanom — укључујући унакрсну навигацију (клик са log линије на њен trace, клик са trace-а на метрику) која је директно демонстрирана у поглављу 5.</w:t>
+      </w:r>
+    </w:p>
+    <w:p xmlns:wp14="http://schemas.microsoft.com/office/word/2010/wordml" wp14:textId="77777777">
+      <w:pPr>
+        <w:pStyle w:val="Naslov1nivo"/>
+      </w:pPr>
+      <w:r>
+        <w:t>Grafana</w:t>
+      </w:r>
+    </w:p>
+    <w:p xmlns:wp14="http://schemas.microsoft.com/office/word/2010/wordml" wp14:textId="77777777">
+      <w:pPr>
+        <w:pStyle w:val="BodyText"/>
+      </w:pPr>
+      <w:r>
+        <w:t>Grafana је изабрана као јединствен визуелни слој за све три врсте телеметрије, уместо по једног специјализованог алата за сваку (нпр. Jaeger UI за trace-ове, посебан алат за метрике). Ово директно подржава сценарио „развијач види комплетну слику једног захтева на једном месту”, који је централна теза рада.</w:t>
+      </w:r>
+    </w:p>
+    <w:p xmlns:wp14="http://schemas.microsoft.com/office/word/2010/wordml" wp14:textId="77777777">
+      <w:pPr>
+        <w:pStyle w:val="Naslov1nivo"/>
+      </w:pPr>
+      <w:r>
+        <w:t>Health checks</w:t>
+      </w:r>
+    </w:p>
+    <w:p xmlns:wp14="http://schemas.microsoft.com/office/word/2010/wordml" wp14:textId="77777777">
+      <w:pPr>
+        <w:pStyle w:val="BodyText"/>
+      </w:pPr>
+      <w:r>
+        <w:t>Коришћен је уграђен ASP.NET Core механизам (Microsoft.Extensions.Diagnostics.HealthChecks), допуњен пакетом AspNetCore.HealthChecks.SqlServer (верзија 9.0.0, компатибилна са .NET 8) за проверу доступности SQL Server базе по сервису.</w:t>
+      </w:r>
+    </w:p>
+    <w:p xmlns:wp14="http://schemas.microsoft.com/office/word/2010/wordml" wp14:textId="77777777">
+      <w:pPr>
+        <w:pStyle w:val="Naslov1nivo"/>
+      </w:pPr>
+      <w:r>
+        <w:t>k6</w:t>
+      </w:r>
+    </w:p>
+    <w:p xmlns:wp14="http://schemas.microsoft.com/office/word/2010/wordml" wp14:textId="77777777">
+      <w:pPr>
+        <w:pStyle w:val="BodyText"/>
+      </w:pPr>
+      <w:r>
+        <w:t>За демонстрацију понашања система под оптерећењем (сценарио 3, поглавље 5) коришћен је k6 (Grafana k6), алат за load testing чији се скриптовани сценарији пишу у JavaScript-у, што га чини лакшим за одржавање и читање у односу на алтернативе попут JMeter-а.</w:t>
+      </w:r>
+    </w:p>
+    <w:p xmlns:wp14="http://schemas.microsoft.com/office/word/2010/wordml" wp14:textId="77777777">
+      <w:pPr>
+        <w:pStyle w:val="Naslov1nivo"/>
+      </w:pPr>
+      <w:r>
+        <w:t>xUnit</w:t>
+      </w:r>
+    </w:p>
+    <w:p xmlns:wp14="http://schemas.microsoft.com/office/word/2010/wordml" wp14:textId="77777777">
+      <w:pPr>
+        <w:pStyle w:val="BodyText"/>
+      </w:pPr>
+      <w:r>
+        <w:t>За аутоматизовано тестирање (поглавље 6) коришћен је xUnit, стандардни test framework за .NET, јер пројекат пре овог рада није имао дефинисан test framework нити иједан тест.</w:t>
+      </w:r>
+    </w:p>
+    <w:p xmlns:wp14="http://schemas.microsoft.com/office/word/2010/wordml" wp14:textId="77777777">
+      <w:pPr>
+        <w:pStyle w:val="Naslov1nivo"/>
+      </w:pPr>
+      <w:r>
+        <w:t>Docker / Docker Compose</w:t>
+      </w:r>
+    </w:p>
+    <w:p xmlns:wp14="http://schemas.microsoft.com/office/word/2010/wordml" wp14:textId="77777777">
+      <w:pPr>
+        <w:pStyle w:val="BodyText"/>
+      </w:pPr>
+      <w:r>
+        <w:t>Цела observability инфраструктура (Collector, Prometheus, Tempo, Loki, Grafana) покреће се кроз Docker Compose, независно од постојећег Service Fabric кластера и SQL Server инстанце — додатак, не замена постојећег начина рада система.</w:t>
+      </w:r>
+    </w:p>
     <w:p>
       <w:pPr>
-        <w:pStyle w:val="Naslov1nivo"/>
-      </w:pPr>
-      <w:r>
-        <w:t>Постојеће технологије (backend/frontend)</w:t>
-      </w:r>
-    </w:p>
-    <w:p>
-      <w:pPr>
-        <w:pStyle w:val="BodyText"/>
-      </w:pPr>
-      <w:r>
-        <w:t>Backend четири сервиса (Gateway, AuthService, TripService, SharingService) реализован је у C#/.NET 8, хостован на Microsoft Service Fabric платформи (stateless сервиси за Gateway/AuthService/TripService, stateful за SharingService), уз Entity Framework Core 8 за приступ подацима, YARP (Yet Another Reverse Proxy) за Gateway рутирање, BCrypt.Net за хеширање лозинки и JWT Bearer аутентикацију. Подаци се чувају у Microsoft SQL Server бази, по принципу database-per-service (UsersDB, TripsDB, SharingDB). Frontend је React 19 (Vite) апликација која комуницира искључиво преко Gateway-а.</w:t>
-      </w:r>
-    </w:p>
-    <w:p>
-      <w:pPr>
-        <w:pStyle w:val="Naslov1nivo"/>
-      </w:pPr>
-      <w:r>
-        <w:t>OpenTelemetry</w:t>
-      </w:r>
-    </w:p>
-    <w:p>
-      <w:pPr>
-        <w:pStyle w:val="BodyText"/>
-      </w:pPr>
-      <w:r>
-        <w:t>OpenTelemetry (OTel) изабран је као централни стандард надоградње јер обједињује сва три облика телеметрије (traces, metrics, logs) под једним, vendor-неутралним API-јем и SDK-ом, са великим бројем готових ("auto") инструментација управо за технологије које пројекат већ користи — ASP.NET Core, HttpClient, SqlClient — тако да се велик део вредности добија без писања сопственог инструментационог кода. Верзија OpenTelemetry .NET SDK-а коришћена у раду је 1.18.0, конзистентна кроз сва четири сервиса.</w:t>
-      </w:r>
-    </w:p>
-    <w:p>
-      <w:pPr>
-        <w:pStyle w:val="Naslov1nivo"/>
-      </w:pPr>
-      <w:r>
-        <w:t>OpenTelemetry Collector</w:t>
-      </w:r>
-    </w:p>
-    <w:p>
-      <w:pPr>
-        <w:pStyle w:val="BodyText"/>
-      </w:pPr>
-      <w:r>
-        <w:t>Сервиси не шаљу телеметрију директно ка Prometheus/Tempo/Loki, већ ка једном централном OpenTelemetry Collector-у (OTLP протокол, gRPC на порту 4317). Ово раздваја „како апликација емитује телеметрију” од „где та телеметрија завршава” — каснија измена backend-а за складиштење (нпр. замена Loki-ја другим решењем) не би захтевала измену ниједног сервиса, само Collector-ове конфигурације.</w:t>
-      </w:r>
-    </w:p>
-    <w:p>
-      <w:pPr>
-        <w:pStyle w:val="Naslov1nivo"/>
-      </w:pPr>
-      <w:r>
-        <w:t>Prometheus, Grafana Tempo, Grafana Loki</w:t>
-      </w:r>
-    </w:p>
-    <w:p>
-      <w:pPr>
-        <w:pStyle w:val="BodyText"/>
-      </w:pPr>
-      <w:r>
-        <w:t>За складиштење три врсте телеметрије изабран је такозвани „Grafana stack”: Prometheus за метрике (Collector излаже Prometheus-компатибилан /metrics endpoint који Prometheus периодично scrape-ује), Grafana Tempo за дистрибуирано праћење захтева (trace-ове), и Grafana Loki за централизоване логове. Предност ове комбинације над, на пример, самостојећим Jaeger-ом за tracing јесте што све три компоненте имају нативну, provisioned интеграцију са Grafanom — укључујући унакрсну навигацију (клик са log линије на њен trace, клик са trace-а на метрику) која је директно демонстрирана у поглављу 5.</w:t>
-      </w:r>
-    </w:p>
-    <w:p>
-      <w:pPr>
-        <w:pStyle w:val="Naslov1nivo"/>
-      </w:pPr>
-      <w:r>
-        <w:t>Grafana</w:t>
-      </w:r>
-    </w:p>
-    <w:p>
-      <w:pPr>
-        <w:pStyle w:val="BodyText"/>
-      </w:pPr>
-      <w:r>
-        <w:t>Grafana је изабрана као јединствен визуелни слој за све три врсте телеметрије, уместо по једног специјализованог алата за сваку (нпр. Jaeger UI за trace-ове, посебан алат за метрике). Ово директно подржава сценарио „развијач види комплетну слику једног захтева на једном месту”, који је централна теза рада.</w:t>
-      </w:r>
-    </w:p>
-    <w:p>
-      <w:pPr>
-        <w:pStyle w:val="Naslov1nivo"/>
-      </w:pPr>
-      <w:r>
-        <w:t>Health checks</w:t>
-      </w:r>
-    </w:p>
-    <w:p>
-      <w:pPr>
-        <w:pStyle w:val="BodyText"/>
-      </w:pPr>
-      <w:r>
-        <w:t>Коришћен је уграђен ASP.NET Core механизам (Microsoft.Extensions.Diagnostics.HealthChecks), допуњен пакетом AspNetCore.HealthChecks.SqlServer (верзија 9.0.0, компатибилна са .NET 8) за проверу доступности SQL Server базе по сервису.</w:t>
-      </w:r>
-    </w:p>
-    <w:p>
-      <w:pPr>
-        <w:pStyle w:val="Naslov1nivo"/>
-      </w:pPr>
-      <w:r>
-        <w:t>k6</w:t>
-      </w:r>
-    </w:p>
-    <w:p>
-      <w:pPr>
-        <w:pStyle w:val="BodyText"/>
-      </w:pPr>
-      <w:r>
-        <w:t>За демонстрацију понашања система под оптерећењем (сценарио 3, поглавље 5) коришћен је k6 (Grafana k6), алат за load testing чији се скриптовани сценарији пишу у JavaScript-у, што га чини лакшим за одржавање и читање у односу на алтернативе попут JMeter-а.</w:t>
-      </w:r>
-    </w:p>
-    <w:p>
-      <w:pPr>
-        <w:pStyle w:val="Naslov1nivo"/>
-      </w:pPr>
-      <w:r>
-        <w:t>xUnit</w:t>
-      </w:r>
-    </w:p>
-    <w:p>
-      <w:pPr>
-        <w:pStyle w:val="BodyText"/>
-      </w:pPr>
-      <w:r>
-        <w:t>За аутоматизовано тестирање (поглавље 6) коришћен је xUnit, стандардни test framework за .NET, јер пројекат пре овог рада није имао дефинисан test framework нити иједан тест.</w:t>
-      </w:r>
-    </w:p>
-    <w:p>
-      <w:pPr>
-        <w:pStyle w:val="Naslov1nivo"/>
-      </w:pPr>
-      <w:r>
-        <w:t>Docker / Docker Compose</w:t>
-      </w:r>
-    </w:p>
-    <w:p>
-      <w:pPr>
-        <w:pStyle w:val="BodyText"/>
-      </w:pPr>
-      <w:r>
-        <w:t>Цела observability инфраструктура (Collector, Prometheus, Tempo, Loki, Grafana) покреће се кроз Docker Compose, независно од постојећег Service Fabric кластера и SQL Server инстанце — додатак, не замена постојећег начина рада система.</w:t>
-      </w:r>
-    </w:p>
-    <w:p>
-      <w:pPr>
         <w:pStyle w:val="Heading1"/>
       </w:pPr>
-      <w:bookmarkStart w:id="6" w:name="_Toc236291710"/>
+      <w:bookmarkStart w:name="_Toc236291710" w:id="6"/>
       <w:r>
         <w:rPr>
           <w:lang w:val="sr-Cyrl-RS"/>
         </w:rPr>
-        <w:lastRenderedPageBreak/>
         <w:t xml:space="preserve">Опис </w:t>
       </w:r>
       <w:proofErr w:type="spellStart"/>
@@ -8499,15 +10483,15 @@
       <w:bookmarkEnd w:id="6"/>
       <w:proofErr w:type="spellEnd"/>
     </w:p>
-    <w:p>
+    <w:p xmlns:wp14="http://schemas.microsoft.com/office/word/2010/wordml" wp14:textId="77777777">
       <w:pPr>
         <w:pStyle w:val="BodyText"/>
       </w:pPr>
       <w:r>
-        <w:t>У овом поглављу описано је стање система Travel Planner пре надоградње описане у овом раду — архитектура, технологије и, посебно, постојећи (или тачније, непостојећи) механизми опсервабилности, установљени детаљном анализом изворног кода.</w:t>
-      </w:r>
-    </w:p>
-    <w:p>
+        <w:t>У овом поглављу описано је стање система Travel Planner пре надоградње описане у овом раду — архитектура, технологије и, посебно, постојећи (или тачније, непостојећи) механизми обсервабилности, установљени детаљном анализом изворног кода.</w:t>
+      </w:r>
+    </w:p>
+    <w:p xmlns:wp14="http://schemas.microsoft.com/office/word/2010/wordml" wp14:textId="77777777">
       <w:pPr>
         <w:pStyle w:val="Naslov1nivo"/>
       </w:pPr>
@@ -8515,7 +10499,7 @@
         <w:t>Архитектура система</w:t>
       </w:r>
     </w:p>
-    <w:p>
+    <w:p xmlns:wp14="http://schemas.microsoft.com/office/word/2010/wordml" wp14:textId="77777777">
       <w:pPr>
         <w:pStyle w:val="BodyText"/>
       </w:pPr>
@@ -8523,7 +10507,7 @@
         <w:t>Систем чине четири одвојена сервиса на Microsoft Service Fabric платформи:</w:t>
       </w:r>
     </w:p>
-    <w:p>
+    <w:p xmlns:wp14="http://schemas.microsoft.com/office/word/2010/wordml" wp14:textId="77777777">
       <w:pPr>
         <w:pStyle w:val="1nabrajanje"/>
       </w:pPr>
@@ -8531,7 +10515,7 @@
         <w:t>Gateway (stateless) — YARP reverse proxy, једина улазна тачка за frontend; рутира захтеве ка осталим сервисима по путањи, без сопствене пословне логике или базе.</w:t>
       </w:r>
     </w:p>
-    <w:p>
+    <w:p xmlns:wp14="http://schemas.microsoft.com/office/word/2010/wordml" wp14:textId="77777777">
       <w:pPr>
         <w:pStyle w:val="1nabrajanje"/>
       </w:pPr>
@@ -8539,7 +10523,7 @@
         <w:t>AuthService (stateless) — регистрација, пријава, издавање и потписивање JWT токена, улоге (Корисник/Admin), администрација корисничких налога. База UsersDB.</w:t>
       </w:r>
     </w:p>
-    <w:p>
+    <w:p xmlns:wp14="http://schemas.microsoft.com/office/word/2010/wordml" wp14:textId="77777777">
       <w:pPr>
         <w:pStyle w:val="1nabrajanje"/>
       </w:pPr>
@@ -8547,7 +10531,7 @@
         <w:t>TripService (stateless) — централни сервис са целокупним садржајем плана: дестинације, активности, трошкови/буџет, checklist, белешке, подсетници. База TripsDB.</w:t>
       </w:r>
     </w:p>
-    <w:p>
+    <w:p xmlns:wp14="http://schemas.microsoft.com/office/word/2010/wordml" wp14:textId="77777777">
       <w:pPr>
         <w:pStyle w:val="1nabrajanje"/>
       </w:pPr>
@@ -8555,14 +10539,14 @@
         <w:t>SharingService (stateful) — дељење плана путем кода/QR-а (VIEW/EDIT). SharingDB је извор истине, а важећи кодови се додатно кеширају у Service Fabric Reliable Collections ради брже валидације — то је разлог зашто је баш овај сервис stateful.</w:t>
       </w:r>
     </w:p>
-    <w:p>
+    <w:p xmlns:wp14="http://schemas.microsoft.com/office/word/2010/wordml" wp14:textId="77777777">
       <w:pPr>
         <w:pStyle w:val="BodyText"/>
         <w:jc w:val="center"/>
       </w:pPr>
       <w:r>
         <w:drawing>
-          <wp:inline xmlns:a="http://schemas.openxmlformats.org/drawingml/2006/main" xmlns:pic="http://schemas.openxmlformats.org/drawingml/2006/picture">
+          <wp:inline xmlns:a="http://schemas.openxmlformats.org/drawingml/2006/main" xmlns:pic="http://schemas.openxmlformats.org/drawingml/2006/picture" xmlns:wp14="http://schemas.microsoft.com/office/word/2010/wordprocessingDrawing" wp14:anchorId="2EDB0E29" wp14:editId="7777777">
             <wp:extent cx="5760720" cy="4548323"/>
             <wp:docPr id="7" name="Picture 7"/>
             <wp:cNvGraphicFramePr>
@@ -8595,7 +10579,7 @@
         </w:drawing>
       </w:r>
     </w:p>
-    <w:p>
+    <w:p xmlns:wp14="http://schemas.microsoft.com/office/word/2010/wordml" wp14:textId="77777777">
       <w:pPr>
         <w:pStyle w:val="Slika"/>
         <w:jc w:val="center"/>
@@ -8604,7 +10588,7 @@
         <w:t>Слика 4.1. Архитектура система пре надоградње</w:t>
       </w:r>
     </w:p>
-    <w:p>
+    <w:p xmlns:wp14="http://schemas.microsoft.com/office/word/2010/wordml" wp14:textId="77777777">
       <w:pPr>
         <w:pStyle w:val="BodyText"/>
       </w:pPr>
@@ -8612,7 +10596,7 @@
         <w:t>Комуникација frontend-а са системом иде искључиво преко Gateway-а (HTTP/REST + JWT). Позиви сервис-сервис (AuthService → TripService приликом брисања налога, SharingService → TripService приликом VIEW приступа) иду директно, мимо Gateway-а, и осигурани су дељеним тајним кључем у X-Internal-Key заглављу — не JWT токеном, јер у том контексту не постоји прављени корисник.</w:t>
       </w:r>
     </w:p>
-    <w:p>
+    <w:p xmlns:wp14="http://schemas.microsoft.com/office/word/2010/wordml" wp14:textId="77777777">
       <w:pPr>
         <w:pStyle w:val="Naslov1nivo"/>
       </w:pPr>
@@ -8620,7 +10604,7 @@
         <w:t>Технологије</w:t>
       </w:r>
     </w:p>
-    <w:p>
+    <w:p xmlns:wp14="http://schemas.microsoft.com/office/word/2010/wordml" wp14:textId="77777777">
       <w:pPr>
         <w:pStyle w:val="BodyText"/>
       </w:pPr>
@@ -8628,15 +10612,15 @@
         <w:t>Backend: C#/.NET 8, Microsoft Service Fabric, Entity Framework Core 8, YARP, BCrypt.Net, JWT Bearer аутентикација. База података: Microsoft SQL Server, три одвојене базе (database-per-service). Frontend: React 19 (Vite), Tailwind CSS, React Router, axios.</w:t>
       </w:r>
     </w:p>
-    <w:p>
+    <w:p xmlns:wp14="http://schemas.microsoft.com/office/word/2010/wordml" wp14:textId="77777777">
       <w:pPr>
         <w:pStyle w:val="Naslov1nivo"/>
       </w:pPr>
       <w:r>
-        <w:t>Постојећи механизми опсервабилности</w:t>
-      </w:r>
-    </w:p>
-    <w:p>
+        <w:t>Постојећи механизми обсервабилности</w:t>
+      </w:r>
+    </w:p>
+    <w:p xmlns:wp14="http://schemas.microsoft.com/office/word/2010/wordml" wp14:textId="77777777">
       <w:pPr>
         <w:pStyle w:val="BodyText"/>
       </w:pPr>
@@ -8644,7 +10628,7 @@
         <w:t>Детаљна анализа изворног кода (претрага на ILogger/_logger позиве, health check регистрације, tracing/metrics пакете) показала је следеће затечено стање:</w:t>
       </w:r>
     </w:p>
-    <w:p>
+    <w:p xmlns:wp14="http://schemas.microsoft.com/office/word/2010/wordml" wp14:textId="77777777">
       <w:pPr>
         <w:pStyle w:val="1nabrajanje"/>
       </w:pPr>
@@ -8652,7 +10636,7 @@
         <w:t>Логовање: искључиво подразумевани ASP.NET Core Console logger (ниво Information/Warning дефинисан у appsettings.json). Претрага кроз цео backend показала је нула позива ILogger/_logger — контролери, сервиси и HTTP клијенти не логују ништа.</w:t>
       </w:r>
     </w:p>
-    <w:p>
+    <w:p xmlns:wp14="http://schemas.microsoft.com/office/word/2010/wordml" wp14:textId="77777777">
       <w:pPr>
         <w:pStyle w:val="1nabrajanje"/>
       </w:pPr>
@@ -8660,7 +10644,7 @@
         <w:t>Service Fabric ETW ServiceEventSource постоји по сервису, али се користи искључиво за lifecycle догађаје (покретање Kestrel-а, регистрација сервисног типа) — методе ServiceRequestStart/Stop су дефинисане, али се нигде не позивају.</w:t>
       </w:r>
     </w:p>
-    <w:p>
+    <w:p xmlns:wp14="http://schemas.microsoft.com/office/word/2010/wordml" wp14:textId="77777777">
       <w:pPr>
         <w:pStyle w:val="1nabrajanje"/>
       </w:pPr>
@@ -8668,7 +10652,7 @@
         <w:t>Метрике: не постоје — нема Prometheus exporter-а нити коришћења .NET Metrics API-ја.</w:t>
       </w:r>
     </w:p>
-    <w:p>
+    <w:p xmlns:wp14="http://schemas.microsoft.com/office/word/2010/wordml" wp14:textId="77777777">
       <w:pPr>
         <w:pStyle w:val="1nabrajanje"/>
       </w:pPr>
@@ -8676,7 +10660,7 @@
         <w:t>Дистрибуирано праћење захтева: не постоји. Нема trace/correlation ID-а нигде у систему — ни на frontend-у, ни на Gateway-у, ни у сервис-сервис позивима.</w:t>
       </w:r>
     </w:p>
-    <w:p>
+    <w:p xmlns:wp14="http://schemas.microsoft.com/office/word/2010/wordml" wp14:textId="77777777">
       <w:pPr>
         <w:pStyle w:val="1nabrajanje"/>
       </w:pPr>
@@ -8684,7 +10668,7 @@
         <w:t>Health checks: AddHealthChecks() се нигде не позива — ниједан сервис нема /health endpoint. Service Fabric-у се health стање апликационог нивоа никада не пријављује.</w:t>
       </w:r>
     </w:p>
-    <w:p>
+    <w:p xmlns:wp14="http://schemas.microsoft.com/office/word/2010/wordml" wp14:textId="77777777">
       <w:pPr>
         <w:pStyle w:val="1nabrajanje"/>
       </w:pPr>
@@ -8692,7 +10676,7 @@
         <w:t>Руковање грешкама: нема глобалног exception middleware-а; неухваћени изузеци падају на ASP.NET Core подразумевано понашање, без структурисаног лога.</w:t>
       </w:r>
     </w:p>
-    <w:p>
+    <w:p xmlns:wp14="http://schemas.microsoft.com/office/word/2010/wordml" wp14:textId="77777777">
       <w:pPr>
         <w:pStyle w:val="1nabrajanje"/>
       </w:pPr>
@@ -8700,7 +10684,7 @@
         <w:t>Тестови: не постоји ниједан тест пројекат, ни backend ни frontend.</w:t>
       </w:r>
     </w:p>
-    <w:p>
+    <w:p xmlns:wp14="http://schemas.microsoft.com/office/word/2010/wordml" wp14:textId="77777777">
       <w:pPr>
         <w:pStyle w:val="BodyText"/>
       </w:pPr>
@@ -8715,25 +10699,317 @@
           <w:lang w:val="sr-Cyrl-RS"/>
         </w:rPr>
       </w:pPr>
-      <w:bookmarkStart w:id="7" w:name="_Toc236291711"/>
+      <w:bookmarkStart w:name="_Toc236291711" w:id="7"/>
       <w:r>
         <w:rPr>
           <w:lang w:val="sr-Cyrl-RS"/>
         </w:rPr>
-        <w:lastRenderedPageBreak/>
         <w:t>Опис решења проблема</w:t>
       </w:r>
       <w:bookmarkEnd w:id="7"/>
     </w:p>
-    <w:p>
+    <w:p xmlns:wp14="http://schemas.microsoft.com/office/word/2010/wordml" wp14:textId="08A029BD">
       <w:pPr>
         <w:pStyle w:val="BodyText"/>
       </w:pPr>
       <w:r>
-        <w:t>Решење је реализовано као додатни слој опсервабилности изнад постојећег система, без измене пословне логике. Имплементација је спроведена кроз шест логичких целина: health checks, инфраструктура за прикупљање телеметрије, инструментација сервиса (traces/metrics/logs), Grafana dashboard, тестирање (описано одвојено у поглављу 6) и демонстрациони сценарији над стварно постављеним системом.</w:t>
-      </w:r>
-    </w:p>
-    <w:p>
+        <w:rPr/>
+        <w:t>Решење</w:t>
+      </w:r>
+      <w:r>
+        <w:rPr/>
+        <w:t xml:space="preserve"> </w:t>
+      </w:r>
+      <w:r>
+        <w:rPr/>
+        <w:t>је</w:t>
+      </w:r>
+      <w:r>
+        <w:rPr/>
+        <w:t xml:space="preserve"> </w:t>
+      </w:r>
+      <w:r>
+        <w:rPr/>
+        <w:t>реализовано</w:t>
+      </w:r>
+      <w:r>
+        <w:rPr/>
+        <w:t xml:space="preserve"> </w:t>
+      </w:r>
+      <w:r>
+        <w:rPr/>
+        <w:t>као</w:t>
+      </w:r>
+      <w:r>
+        <w:rPr/>
+        <w:t xml:space="preserve"> </w:t>
+      </w:r>
+      <w:r>
+        <w:rPr/>
+        <w:t>додатни</w:t>
+      </w:r>
+      <w:r>
+        <w:rPr/>
+        <w:t xml:space="preserve"> </w:t>
+      </w:r>
+      <w:r>
+        <w:rPr/>
+        <w:t>слој</w:t>
+      </w:r>
+      <w:r>
+        <w:rPr/>
+        <w:t xml:space="preserve"> о</w:t>
+      </w:r>
+      <w:r>
+        <w:rPr/>
+        <w:t>б</w:t>
+      </w:r>
+      <w:r>
+        <w:rPr/>
+        <w:t xml:space="preserve">сервабилности </w:t>
+      </w:r>
+      <w:r>
+        <w:rPr/>
+        <w:t>изнад</w:t>
+      </w:r>
+      <w:r>
+        <w:rPr/>
+        <w:t xml:space="preserve"> </w:t>
+      </w:r>
+      <w:r>
+        <w:rPr/>
+        <w:t>постојећег</w:t>
+      </w:r>
+      <w:r>
+        <w:rPr/>
+        <w:t xml:space="preserve"> </w:t>
+      </w:r>
+      <w:r>
+        <w:rPr/>
+        <w:t>система</w:t>
+      </w:r>
+      <w:r>
+        <w:rPr/>
+        <w:t xml:space="preserve">, </w:t>
+      </w:r>
+      <w:r>
+        <w:rPr/>
+        <w:t>без</w:t>
+      </w:r>
+      <w:r>
+        <w:rPr/>
+        <w:t xml:space="preserve"> </w:t>
+      </w:r>
+      <w:r>
+        <w:rPr/>
+        <w:t>измене</w:t>
+      </w:r>
+      <w:r>
+        <w:rPr/>
+        <w:t xml:space="preserve"> </w:t>
+      </w:r>
+      <w:r>
+        <w:rPr/>
+        <w:t>пословне</w:t>
+      </w:r>
+      <w:r>
+        <w:rPr/>
+        <w:t xml:space="preserve"> </w:t>
+      </w:r>
+      <w:r>
+        <w:rPr/>
+        <w:t>логике</w:t>
+      </w:r>
+      <w:r>
+        <w:rPr/>
+        <w:t xml:space="preserve">. </w:t>
+      </w:r>
+      <w:r>
+        <w:rPr/>
+        <w:t>Имплементација</w:t>
+      </w:r>
+      <w:r>
+        <w:rPr/>
+        <w:t xml:space="preserve"> </w:t>
+      </w:r>
+      <w:r>
+        <w:rPr/>
+        <w:t>је</w:t>
+      </w:r>
+      <w:r>
+        <w:rPr/>
+        <w:t xml:space="preserve"> </w:t>
+      </w:r>
+      <w:r>
+        <w:rPr/>
+        <w:t>спроведена</w:t>
+      </w:r>
+      <w:r>
+        <w:rPr/>
+        <w:t xml:space="preserve"> </w:t>
+      </w:r>
+      <w:r>
+        <w:rPr/>
+        <w:t>кроз</w:t>
+      </w:r>
+      <w:r>
+        <w:rPr/>
+        <w:t xml:space="preserve"> </w:t>
+      </w:r>
+      <w:r>
+        <w:rPr/>
+        <w:t>шест</w:t>
+      </w:r>
+      <w:r>
+        <w:rPr/>
+        <w:t xml:space="preserve"> </w:t>
+      </w:r>
+      <w:r>
+        <w:rPr/>
+        <w:t>логичких</w:t>
+      </w:r>
+      <w:r>
+        <w:rPr/>
+        <w:t xml:space="preserve"> </w:t>
+      </w:r>
+      <w:r>
+        <w:rPr/>
+        <w:t>целина</w:t>
+      </w:r>
+      <w:r>
+        <w:rPr/>
+        <w:t xml:space="preserve">: health checks, </w:t>
+      </w:r>
+      <w:r>
+        <w:rPr/>
+        <w:t>инфраструктура</w:t>
+      </w:r>
+      <w:r>
+        <w:rPr/>
+        <w:t xml:space="preserve"> </w:t>
+      </w:r>
+      <w:r>
+        <w:rPr/>
+        <w:t>за</w:t>
+      </w:r>
+      <w:r>
+        <w:rPr/>
+        <w:t xml:space="preserve"> </w:t>
+      </w:r>
+      <w:r>
+        <w:rPr/>
+        <w:t>прикупљање</w:t>
+      </w:r>
+      <w:r>
+        <w:rPr/>
+        <w:t xml:space="preserve"> </w:t>
+      </w:r>
+      <w:r>
+        <w:rPr/>
+        <w:t>телеметрије</w:t>
+      </w:r>
+      <w:r>
+        <w:rPr/>
+        <w:t xml:space="preserve">, </w:t>
+      </w:r>
+      <w:r>
+        <w:rPr/>
+        <w:t>инструментација</w:t>
+      </w:r>
+      <w:r>
+        <w:rPr/>
+        <w:t xml:space="preserve"> </w:t>
+      </w:r>
+      <w:r>
+        <w:rPr/>
+        <w:t>сервиса</w:t>
+      </w:r>
+      <w:r>
+        <w:rPr/>
+        <w:t xml:space="preserve"> (traces/metrics/logs), Grafana dashboard, </w:t>
+      </w:r>
+      <w:r>
+        <w:rPr/>
+        <w:t>тестирање</w:t>
+      </w:r>
+      <w:r>
+        <w:rPr/>
+        <w:t xml:space="preserve"> (</w:t>
+      </w:r>
+      <w:r>
+        <w:rPr/>
+        <w:t>описано</w:t>
+      </w:r>
+      <w:r>
+        <w:rPr/>
+        <w:t xml:space="preserve"> </w:t>
+      </w:r>
+      <w:r>
+        <w:rPr/>
+        <w:t>одвојено</w:t>
+      </w:r>
+      <w:r>
+        <w:rPr/>
+        <w:t xml:space="preserve"> у </w:t>
+      </w:r>
+      <w:r>
+        <w:rPr/>
+        <w:t>поглављу</w:t>
+      </w:r>
+      <w:r>
+        <w:rPr/>
+        <w:t xml:space="preserve"> 6) и </w:t>
+      </w:r>
+      <w:r>
+        <w:rPr/>
+        <w:t>демонстрациони</w:t>
+      </w:r>
+      <w:r>
+        <w:rPr/>
+        <w:t xml:space="preserve"> </w:t>
+      </w:r>
+      <w:r>
+        <w:rPr/>
+        <w:t>сценарији</w:t>
+      </w:r>
+      <w:r>
+        <w:rPr/>
+        <w:t xml:space="preserve"> </w:t>
+      </w:r>
+      <w:r>
+        <w:rPr/>
+        <w:t>над</w:t>
+      </w:r>
+      <w:r>
+        <w:rPr/>
+        <w:t xml:space="preserve"> </w:t>
+      </w:r>
+      <w:r>
+        <w:rPr/>
+        <w:t>стварно</w:t>
+      </w:r>
+      <w:r>
+        <w:rPr/>
+        <w:t xml:space="preserve"> </w:t>
+      </w:r>
+      <w:r>
+        <w:rPr/>
+        <w:t>постављеним</w:t>
+      </w:r>
+      <w:r>
+        <w:rPr/>
+        <w:t xml:space="preserve"> </w:t>
+      </w:r>
+      <w:r>
+        <w:rPr/>
+        <w:t>системом</w:t>
+      </w:r>
+      <w:r>
+        <w:rPr/>
+        <w:t>.</w:t>
+      </w:r>
+    </w:p>
+    <w:p xmlns:wp14="http://schemas.microsoft.com/office/word/2010/wordml" wp14:textId="77777777">
       <w:pPr>
         <w:pStyle w:val="Naslov1nivo"/>
       </w:pPr>
@@ -8741,7 +11017,7 @@
         <w:t>TO-BE архитектура</w:t>
       </w:r>
     </w:p>
-    <w:p>
+    <w:p xmlns:wp14="http://schemas.microsoft.com/office/word/2010/wordml" wp14:textId="77777777">
       <w:pPr>
         <w:pStyle w:val="BodyText"/>
       </w:pPr>
@@ -8749,14 +11025,14 @@
         <w:t>Свих четири сервиса шаљу телеметрију преко OTLP протокола ка једном OpenTelemetry Collector-у, који је даље усмерава: trace-ове ка Tempo-у, метрике ка Prometheus-у (преко сопственог /metrics endpoint-а који Prometheus периодично scrape-uje), логове ка Loki-ју. Grafana приказује сва три извора обједињено, укључујући унакрсну навигацију (log линија → trace, trace → метрика).</w:t>
       </w:r>
     </w:p>
-    <w:p>
+    <w:p xmlns:wp14="http://schemas.microsoft.com/office/word/2010/wordml" wp14:textId="77777777">
       <w:pPr>
         <w:pStyle w:val="BodyText"/>
         <w:jc w:val="center"/>
       </w:pPr>
       <w:r>
         <w:drawing>
-          <wp:inline xmlns:a="http://schemas.openxmlformats.org/drawingml/2006/main" xmlns:pic="http://schemas.openxmlformats.org/drawingml/2006/picture">
+          <wp:inline xmlns:a="http://schemas.openxmlformats.org/drawingml/2006/main" xmlns:pic="http://schemas.openxmlformats.org/drawingml/2006/picture" xmlns:wp14="http://schemas.microsoft.com/office/word/2010/wordprocessingDrawing" wp14:anchorId="314B11D3" wp14:editId="7777777">
             <wp:extent cx="5760720" cy="3108144"/>
             <wp:docPr id="8" name="Picture 8"/>
             <wp:cNvGraphicFramePr>
@@ -8789,7 +11065,7 @@
         </w:drawing>
       </w:r>
     </w:p>
-    <w:p>
+    <w:p xmlns:wp14="http://schemas.microsoft.com/office/word/2010/wordml" wp14:textId="77777777">
       <w:pPr>
         <w:pStyle w:val="Slika"/>
         <w:jc w:val="center"/>
@@ -8798,7 +11074,7 @@
         <w:t>Слика 5.1. TO-BE архитектура — додат observability слој</w:t>
       </w:r>
     </w:p>
-    <w:p>
+    <w:p xmlns:wp14="http://schemas.microsoft.com/office/word/2010/wordml" wp14:textId="77777777">
       <w:pPr>
         <w:pStyle w:val="BodyText"/>
       </w:pPr>
@@ -8806,7 +11082,7 @@
         <w:t>Пропагација trace контекста кроз сервис-сервис позиве (нпр. SharingService → TripService) дешава се аутоматски, без иједне линије custom кода: пошто и позивалац и прималац користе исту OpenTelemetry HttpClient/ASP.NET Core инструментацију, W3C traceparent заглавље се чита из долазног захтева и пише на одлазни у оквиру истог ambient Activity контекста. X-Internal-Key заглавље остаје непромењено (механизам аутентикације), traceparent је одвојено, стандардно заглавље.</w:t>
       </w:r>
     </w:p>
-    <w:p>
+    <w:p xmlns:wp14="http://schemas.microsoft.com/office/word/2010/wordml" wp14:textId="77777777">
       <w:pPr>
         <w:pStyle w:val="Naslov1nivo"/>
       </w:pPr>
@@ -8814,7 +11090,7 @@
         <w:t>Health checks</w:t>
       </w:r>
     </w:p>
-    <w:p>
+    <w:p xmlns:wp14="http://schemas.microsoft.com/office/word/2010/wordml" wp14:textId="77777777">
       <w:pPr>
         <w:pStyle w:val="BodyText"/>
       </w:pPr>
@@ -8822,7 +11098,7 @@
         <w:t>Сваки сервис излаже два endpoint-а: /health/live (процес је жив, не додирује зависности — намењен одлукама о рестарту) и /health/ready (процес и критичне зависности спремни да опслуже саобраћај). За AuthService/TripService/SharingService, /health/ready проверава доступност сопствене SQL Server базе. Gateway нема сопствену базу — његов /health/ready проверава мрежну доступност три downstream сервиса, преко истих адреса које YARP већ користи за рутирање (без дуплирања конфигурације). Одговор је структурисан JSON са статусом сваке појединачне провере и, у случају грешке, читљивом поруком.</w:t>
       </w:r>
     </w:p>
-    <w:p>
+    <w:p xmlns:wp14="http://schemas.microsoft.com/office/word/2010/wordml" wp14:textId="77777777">
       <w:pPr>
         <w:pStyle w:val="Naslov1nivo"/>
       </w:pPr>
@@ -8830,7 +11106,7 @@
         <w:t>Инструментација сервиса</w:t>
       </w:r>
     </w:p>
-    <w:p>
+    <w:p xmlns:wp14="http://schemas.microsoft.com/office/word/2010/wordml" wp14:textId="77777777">
       <w:pPr>
         <w:pStyle w:val="BodyText"/>
       </w:pPr>
@@ -8838,7 +11114,7 @@
         <w:t>Заједничка OpenTelemetry конфигурација (traces + metrics + logs) дефинисана је у по једној ObservabilityExtensions класи по сервису (исти образац поновљен по сервису, јер пројекат нема дељену библиотеку између сервиса), и укључује:</w:t>
       </w:r>
     </w:p>
-    <w:p>
+    <w:p xmlns:wp14="http://schemas.microsoft.com/office/word/2010/wordml" wp14:textId="77777777">
       <w:pPr>
         <w:pStyle w:val="1nabrajanje"/>
       </w:pPr>
@@ -8846,7 +11122,7 @@
         <w:t>Traces — ASP.NET Core инструментацију (server span по захтеву), HttpClient инструментацију (пропагација контекста кроз сервис-сервис позиве, описано изнад) и SqlClient инструментацију (child span по SQL упиту, на три сервиса са базом). Намерно без снимања сировог SQL текста — у коришћеној верзији пакета то захтева експлицитно укључивање преко environment променљиве управо због ризика цурења података кроз SQL параметре; уместо тога користи се RecordException.</w:t>
       </w:r>
     </w:p>
-    <w:p>
+    <w:p xmlns:wp14="http://schemas.microsoft.com/office/word/2010/wordml" wp14:textId="77777777">
       <w:pPr>
         <w:pStyle w:val="1nabrajanje"/>
       </w:pPr>
@@ -8854,7 +11130,7 @@
         <w:t>Metrics — RED метрике (request rate, error rate, latency) из ASP.NET Core/HttpClient инструментације, плус метрике извршног окружења (CPU, меморија, garbage collector, thread pool) из OpenTelemetry.Instrumentation.Runtime пакета — све без иједне линије custom кода.</w:t>
       </w:r>
     </w:p>
-    <w:p>
+    <w:p xmlns:wp14="http://schemas.microsoft.com/office/word/2010/wordml" wp14:textId="77777777">
       <w:pPr>
         <w:pStyle w:val="1nabrajanje"/>
       </w:pPr>
@@ -8862,7 +11138,7 @@
         <w:t>Logs — ILogger и даље пише на конзолу (непромењено, ради локалног развоја), а сада додатно и преко OpenTelemetry logging провајдера ка Loki-ју, са аутоматски додатим trace_id/span_id и ASP.NET Core контекстом (путања захтева, connection ID) у сваком запису.</w:t>
       </w:r>
     </w:p>
-    <w:p>
+    <w:p xmlns:wp14="http://schemas.microsoft.com/office/word/2010/wordml" wp14:textId="77777777">
       <w:pPr>
         <w:pStyle w:val="BodyText"/>
       </w:pPr>
@@ -8870,7 +11146,7 @@
         <w:t>Као директна последица овог рада, попуњен је и конкретан „тих” catch блок пронађен приликом анализе (AuthService/Services/TripClient.cs, метода DeleteUserTripsAsync) — неуспешан HTTP статус сада производи LogWarning, мрежни изузетак производи LogError, уместо да се грешка потпуно прогута.</w:t>
       </w:r>
     </w:p>
-    <w:p>
+    <w:p xmlns:wp14="http://schemas.microsoft.com/office/word/2010/wordml" wp14:textId="77777777">
       <w:pPr>
         <w:pStyle w:val="Naslov1nivo"/>
       </w:pPr>
@@ -8878,7 +11154,7 @@
         <w:t>Grafana dashboard</w:t>
       </w:r>
     </w:p>
-    <w:p>
+    <w:p xmlns:wp14="http://schemas.microsoft.com/office/word/2010/wordml" wp14:textId="77777777">
       <w:pPr>
         <w:pStyle w:val="BodyText"/>
       </w:pPr>
@@ -8886,7 +11162,7 @@
         <w:t>Provisioned dashboard „Travel Planner - Overview” приказује RED метрике (request rate, error rate, p95 latency), ресурсе (меморија/CPU/GC) и ток логова, све филтрирано по сервису преко template варијабле. Datasource-и (Prometheus/Tempo/Loki) су такође provisioned, укључујући derived field везу која омогућава да се из log линије у Loki-ју једним кликом отвори одговарајући trace у Tempo-у.</w:t>
       </w:r>
     </w:p>
-    <w:p>
+    <w:p xmlns:wp14="http://schemas.microsoft.com/office/word/2010/wordml" wp14:textId="77777777">
       <w:pPr>
         <w:pStyle w:val="Naslov1nivo"/>
       </w:pPr>
@@ -8894,7 +11170,7 @@
         <w:t>Демонстрациони сценарији</w:t>
       </w:r>
     </w:p>
-    <w:p>
+    <w:p xmlns:wp14="http://schemas.microsoft.com/office/word/2010/wordml" wp14:textId="77777777">
       <w:pPr>
         <w:pStyle w:val="BodyText"/>
       </w:pPr>
@@ -8902,7 +11178,7 @@
         <w:t>Сва четири сценарија извршена су над стварно постављеним системом (Service Fabric локални кластер, праве базе), не симулирана — детаљна документација са тачним trace ID-јевима, log редовима и измереним временима налази се у пратећем фајлу docs/observability-scenarios.md; овде су сумирани кључни резултати.</w:t>
       </w:r>
     </w:p>
-    <w:p>
+    <w:p xmlns:wp14="http://schemas.microsoft.com/office/word/2010/wordml" wp14:textId="77777777">
       <w:pPr>
         <w:pStyle w:val="Naslov2nivo"/>
       </w:pPr>
@@ -8910,7 +11186,7 @@
         <w:t>Сценарио 1 — нормалан захтев кроз више сервиса</w:t>
       </w:r>
     </w:p>
-    <w:p>
+    <w:p xmlns:wp14="http://schemas.microsoft.com/office/word/2010/wordml" wp14:textId="77777777">
       <w:pPr>
         <w:pStyle w:val="BodyText"/>
       </w:pPr>
@@ -8918,7 +11194,7 @@
         <w:t>Пријава корисника, креирање VIEW дељења плана, па разрешавање тог кода као анониман посетилац — последњи корак намерно прелази три процеса: Gateway → SharingService → TripService. Добијен trace показује сервер span на Gateway-у, дете client span ка SharingService-у, унутар њега сервер span и даље дете client span ка TripService-у, а унутар TripService-овог сервер span-а девет SQL child span-ова (по један за сваку табелу коју InternalController.GetFullPlan чита). Сваки SQL упит добио је сопствени child span, исправно угнежђен под HTTP сервер span-ом који га је изазвао — аутоматски, без иједне линије custom кода за пропагацију контекста. Логови сва три сервиса корелисани су преко истог trace_id, укључујући и EF Core-ове сопствене „Executed DbCommand” записе са тачним трајањем по упиту.</w:t>
       </w:r>
     </w:p>
-    <w:p>
+    <w:p xmlns:wp14="http://schemas.microsoft.com/office/word/2010/wordml" wp14:textId="77777777">
       <w:pPr>
         <w:pStyle w:val="Naslov2nivo"/>
       </w:pPr>
@@ -8926,7 +11202,7 @@
         <w:t>Сценарио 2 — грешка (пад зависности)</w:t>
       </w:r>
     </w:p>
-    <w:p>
+    <w:p xmlns:wp14="http://schemas.microsoft.com/office/word/2010/wordml" wp14:textId="77777777">
       <w:pPr>
         <w:pStyle w:val="BodyText"/>
       </w:pPr>
@@ -8934,7 +11210,7 @@
         <w:t>TripService је рестартован кроз Service Fabric-ов сопствени механизам (Restart-ServiceFabricDeployedCodePackage) — покушај да се процес угаси директно са нивоа оперативног система је одбијен, јер сервис ради под другим Windows налогом него интерактивна сесија. Gateway-ов /health/ready је истог тренутка пријавио Unhealthy статус за trip-service проверу, систем се сам опоравио за приближно седам секунди, а health check инфраструктура је аутоматски забележила Error-ниво лог са тачном поруком узрока квара — без иједне линије custom кода написане за ову конкретну ситуацију.</w:t>
       </w:r>
     </w:p>
-    <w:p>
+    <w:p xmlns:wp14="http://schemas.microsoft.com/office/word/2010/wordml" wp14:textId="77777777">
       <w:pPr>
         <w:pStyle w:val="Naslov2nivo"/>
       </w:pPr>
@@ -8942,7 +11218,7 @@
         <w:t>Сценарио 3 — повећано оптерећење</w:t>
       </w:r>
     </w:p>
-    <w:p>
+    <w:p xmlns:wp14="http://schemas.microsoft.com/office/word/2010/wordml" wp14:textId="77777777">
       <w:pPr>
         <w:pStyle w:val="BodyText"/>
       </w:pPr>
@@ -8950,7 +11226,7 @@
         <w:t>k6 load test (скрипта: observability/load-tests/scenario3-load-test.js) са расподелом до 30 паралелних виртуелних корисника, реалистичан ток (пријава па преглед планова). Резултат: 780 захтева, 0% неуспешних, p95 латенција измерена на клијенту (k6) износила је 2.12 секунде, а независно измерена на серверу (Prometheus хистограм из OTel метрике) 2.14 секунде — готово идентично, што потврђује да метрике стварно одражавају понашање система под оптерећењем, не само да „нешто броје”.</w:t>
       </w:r>
     </w:p>
-    <w:p>
+    <w:p xmlns:wp14="http://schemas.microsoft.com/office/word/2010/wordml" wp14:textId="77777777">
       <w:pPr>
         <w:pStyle w:val="Naslov2nivo"/>
       </w:pPr>
@@ -8958,7 +11234,7 @@
         <w:t>Сценарио 4 — спора зависност (уско грло)</w:t>
       </w:r>
     </w:p>
-    <w:p>
+    <w:p xmlns:wp14="http://schemas.microsoft.com/office/word/2010/wordml" wp14:textId="77777777">
       <w:pPr>
         <w:pStyle w:val="BodyText"/>
       </w:pPr>
@@ -8966,7 +11242,7 @@
         <w:t>Директном SQL трансакцијом закључан је тачно један ред у табели Plans (X lock, без commit-а), а истовремено је упућен прави HTTP захтев (PUT /api/trips/{id}) који мења исти ред. Trace показује да је укупан захтев трајао 23.9 секунди, при чему SELECT упит у истом захтеву траје свега 14.5 милисекунди — дистрибуирано праћење захтева тачно показује да је узрок UPDATE наредба, не захтев уопштено. Успут је откривен и стваран налаз: TripsDB има укључен READ_COMMITTED_SNAPSHOT, па читања не чекају на закључан ред (потврђено директним увидом у sys.dm_tran_locks); тек упис са стварно измењеном вредношћу (writer-vs-writer сукоб, на који snapshot изолација не утиче) изазива право чекање.</w:t>
       </w:r>
     </w:p>
-    <w:p>
+    <w:p xmlns:wp14="http://schemas.microsoft.com/office/word/2010/wordml" wp14:textId="77777777">
       <w:pPr>
         <w:pStyle w:val="Tabela"/>
       </w:pPr>
@@ -8977,20 +11253,20 @@
     <w:tbl>
       <w:tblPr>
         <w:tblStyle w:val="TableGrid"/>
-        <w:tblW w:type="auto" w:w="0"/>
-        <w:tblLook w:firstColumn="1" w:firstRow="1" w:lastColumn="0" w:lastRow="0" w:noHBand="0" w:noVBand="1" w:val="04A0"/>
+        <w:tblW w:w="0" w:type="auto"/>
+        <w:tblLook w:val="04A0" w:firstRow="1" w:lastRow="0" w:firstColumn="1" w:lastColumn="0" w:noHBand="0" w:noVBand="1"/>
       </w:tblPr>
       <w:tblGrid>
         <w:gridCol w:w="3307"/>
         <w:gridCol w:w="3307"/>
         <w:gridCol w:w="3307"/>
       </w:tblGrid>
-      <w:tr>
+      <w:tr xmlns:wp14="http://schemas.microsoft.com/office/word/2010/wordml" wp14:textId="77777777">
         <w:tc>
           <w:tcPr>
-            <w:tcW w:type="dxa" w:w="3307"/>
+            <w:tcW w:w="3307" w:type="dxa"/>
           </w:tcPr>
-          <w:p>
+          <w:p wp14:textId="77777777">
             <w:r>
               <w:rPr>
                 <w:b/>
@@ -9001,9 +11277,9 @@
         </w:tc>
         <w:tc>
           <w:tcPr>
-            <w:tcW w:type="dxa" w:w="3307"/>
+            <w:tcW w:w="3307" w:type="dxa"/>
           </w:tcPr>
-          <w:p>
+          <w:p wp14:textId="77777777">
             <w:r>
               <w:rPr>
                 <w:b/>
@@ -9014,9 +11290,9 @@
         </w:tc>
         <w:tc>
           <w:tcPr>
-            <w:tcW w:type="dxa" w:w="3307"/>
+            <w:tcW w:w="3307" w:type="dxa"/>
           </w:tcPr>
-          <w:p>
+          <w:p wp14:textId="77777777">
             <w:r>
               <w:rPr>
                 <w:b/>
@@ -9026,12 +11302,12 @@
           </w:p>
         </w:tc>
       </w:tr>
-      <w:tr>
+      <w:tr xmlns:wp14="http://schemas.microsoft.com/office/word/2010/wordml" wp14:textId="77777777">
         <w:tc>
           <w:tcPr>
-            <w:tcW w:type="dxa" w:w="3307"/>
+            <w:tcW w:w="3307" w:type="dxa"/>
           </w:tcPr>
-          <w:p>
+          <w:p wp14:textId="77777777">
             <w:r>
               <w:t>Logging</w:t>
             </w:r>
@@ -9039,9 +11315,9 @@
         </w:tc>
         <w:tc>
           <w:tcPr>
-            <w:tcW w:type="dxa" w:w="3307"/>
+            <w:tcW w:w="3307" w:type="dxa"/>
           </w:tcPr>
-          <w:p>
+          <w:p wp14:textId="77777777">
             <w:r>
               <w:t>Нула позива ILogger; подразумевани Console logger, ниво Information непопуњен садржајем.</w:t>
             </w:r>
@@ -9049,21 +11325,21 @@
         </w:tc>
         <w:tc>
           <w:tcPr>
-            <w:tcW w:type="dxa" w:w="3307"/>
+            <w:tcW w:w="3307" w:type="dxa"/>
           </w:tcPr>
-          <w:p>
+          <w:p wp14:textId="77777777">
             <w:r>
               <w:t>Структурисани логови (Microsoft.Extensions.Logging + OTel provider) са аутоматским trace_id/span_id, слати ка Loki-ју преко OTLP.</w:t>
             </w:r>
           </w:p>
         </w:tc>
       </w:tr>
-      <w:tr>
+      <w:tr xmlns:wp14="http://schemas.microsoft.com/office/word/2010/wordml" wp14:textId="77777777">
         <w:tc>
           <w:tcPr>
-            <w:tcW w:type="dxa" w:w="3307"/>
+            <w:tcW w:w="3307" w:type="dxa"/>
           </w:tcPr>
-          <w:p>
+          <w:p wp14:textId="77777777">
             <w:r>
               <w:t>Metrics</w:t>
             </w:r>
@@ -9071,9 +11347,9 @@
         </w:tc>
         <w:tc>
           <w:tcPr>
-            <w:tcW w:type="dxa" w:w="3307"/>
+            <w:tcW w:w="3307" w:type="dxa"/>
           </w:tcPr>
-          <w:p>
+          <w:p wp14:textId="77777777">
             <w:r>
               <w:t>Не постоје ниједне метрике перформанси нити ресурса.</w:t>
             </w:r>
@@ -9081,21 +11357,21 @@
         </w:tc>
         <w:tc>
           <w:tcPr>
-            <w:tcW w:type="dxa" w:w="3307"/>
+            <w:tcW w:w="3307" w:type="dxa"/>
           </w:tcPr>
-          <w:p>
+          <w:p wp14:textId="77777777">
             <w:r>
               <w:t>RED метрике + ресурси извршног окружења (CPU/меморија/GC), аутоматски из ASP.NET Core/HttpClient/Runtime инструментације.</w:t>
             </w:r>
           </w:p>
         </w:tc>
       </w:tr>
-      <w:tr>
+      <w:tr xmlns:wp14="http://schemas.microsoft.com/office/word/2010/wordml" wp14:textId="77777777">
         <w:tc>
           <w:tcPr>
-            <w:tcW w:type="dxa" w:w="3307"/>
+            <w:tcW w:w="3307" w:type="dxa"/>
           </w:tcPr>
-          <w:p>
+          <w:p wp14:textId="77777777">
             <w:r>
               <w:t>Tracing</w:t>
             </w:r>
@@ -9103,9 +11379,9 @@
         </w:tc>
         <w:tc>
           <w:tcPr>
-            <w:tcW w:type="dxa" w:w="3307"/>
+            <w:tcW w:w="3307" w:type="dxa"/>
           </w:tcPr>
-          <w:p>
+          <w:p wp14:textId="77777777">
             <w:r>
               <w:t>Не постоји; нема correlation/trace ID-а нигде у систему.</w:t>
             </w:r>
@@ -9113,21 +11389,21 @@
         </w:tc>
         <w:tc>
           <w:tcPr>
-            <w:tcW w:type="dxa" w:w="3307"/>
+            <w:tcW w:w="3307" w:type="dxa"/>
           </w:tcPr>
-          <w:p>
+          <w:p wp14:textId="77777777">
             <w:r>
               <w:t>Пун W3C дистрибуирано праћење захтева кроз све сервисе, укључујући сервис-сервис позиве, аутоматска пропагација без custom кода.</w:t>
             </w:r>
           </w:p>
         </w:tc>
       </w:tr>
-      <w:tr>
+      <w:tr xmlns:wp14="http://schemas.microsoft.com/office/word/2010/wordml" wp14:textId="77777777">
         <w:tc>
           <w:tcPr>
-            <w:tcW w:type="dxa" w:w="3307"/>
+            <w:tcW w:w="3307" w:type="dxa"/>
           </w:tcPr>
-          <w:p>
+          <w:p wp14:textId="77777777">
             <w:r>
               <w:t>Monitoring</w:t>
             </w:r>
@@ -9135,9 +11411,9 @@
         </w:tc>
         <w:tc>
           <w:tcPr>
-            <w:tcW w:type="dxa" w:w="3307"/>
+            <w:tcW w:w="3307" w:type="dxa"/>
           </w:tcPr>
-          <w:p>
+          <w:p wp14:textId="77777777">
             <w:r>
               <w:t>Нема визуелизације; једини увид је ручно читање конзолног излаза.</w:t>
             </w:r>
@@ -9145,21 +11421,21 @@
         </w:tc>
         <w:tc>
           <w:tcPr>
-            <w:tcW w:type="dxa" w:w="3307"/>
+            <w:tcW w:w="3307" w:type="dxa"/>
           </w:tcPr>
-          <w:p>
+          <w:p wp14:textId="77777777">
             <w:r>
               <w:t>Grafana dashboard (RED метрике, ресурси, log stream) провисиониран и филтриран по сервису.</w:t>
             </w:r>
           </w:p>
         </w:tc>
       </w:tr>
-      <w:tr>
+      <w:tr xmlns:wp14="http://schemas.microsoft.com/office/word/2010/wordml" wp14:textId="77777777">
         <w:tc>
           <w:tcPr>
-            <w:tcW w:type="dxa" w:w="3307"/>
+            <w:tcW w:w="3307" w:type="dxa"/>
           </w:tcPr>
-          <w:p>
+          <w:p wp14:textId="77777777">
             <w:r>
               <w:t>Health checks</w:t>
             </w:r>
@@ -9167,9 +11443,9 @@
         </w:tc>
         <w:tc>
           <w:tcPr>
-            <w:tcW w:type="dxa" w:w="3307"/>
+            <w:tcW w:w="3307" w:type="dxa"/>
           </w:tcPr>
-          <w:p>
+          <w:p wp14:textId="77777777">
             <w:r>
               <w:t>Не постоје; Service Fabric нема увид у апликациони health.</w:t>
             </w:r>
@@ -9177,21 +11453,21 @@
         </w:tc>
         <w:tc>
           <w:tcPr>
-            <w:tcW w:type="dxa" w:w="3307"/>
+            <w:tcW w:w="3307" w:type="dxa"/>
           </w:tcPr>
-          <w:p>
+          <w:p wp14:textId="77777777">
             <w:r>
               <w:t>/health/live и /health/ready на сва четири сервиса, укључујући проверу база и downstream зависности.</w:t>
             </w:r>
           </w:p>
         </w:tc>
       </w:tr>
-      <w:tr>
+      <w:tr xmlns:wp14="http://schemas.microsoft.com/office/word/2010/wordml" wp14:textId="77777777">
         <w:tc>
           <w:tcPr>
-            <w:tcW w:type="dxa" w:w="3307"/>
+            <w:tcW w:w="3307" w:type="dxa"/>
           </w:tcPr>
-          <w:p>
+          <w:p wp14:textId="77777777">
             <w:r>
               <w:t>Error detection</w:t>
             </w:r>
@@ -9199,9 +11475,9 @@
         </w:tc>
         <w:tc>
           <w:tcPr>
-            <w:tcW w:type="dxa" w:w="3307"/>
+            <w:tcW w:w="3307" w:type="dxa"/>
           </w:tcPr>
-          <w:p>
+          <w:p wp14:textId="77777777">
             <w:r>
               <w:t>Тихе грешке (нпр. TripClient catch блок без иједног лога).</w:t>
             </w:r>
@@ -9209,21 +11485,21 @@
         </w:tc>
         <w:tc>
           <w:tcPr>
-            <w:tcW w:type="dxa" w:w="3307"/>
+            <w:tcW w:w="3307" w:type="dxa"/>
           </w:tcPr>
-          <w:p>
+          <w:p wp14:textId="77777777">
             <w:r>
               <w:t>Грешке произвoде log записе одговарајућег нивоа (Warning/Error), видљиве и корелисане са trace-ом.</w:t>
             </w:r>
           </w:p>
         </w:tc>
       </w:tr>
-      <w:tr>
+      <w:tr xmlns:wp14="http://schemas.microsoft.com/office/word/2010/wordml" wp14:textId="77777777">
         <w:tc>
           <w:tcPr>
-            <w:tcW w:type="dxa" w:w="3307"/>
+            <w:tcW w:w="3307" w:type="dxa"/>
           </w:tcPr>
-          <w:p>
+          <w:p wp14:textId="77777777">
             <w:r>
               <w:t>Debugging</w:t>
             </w:r>
@@ -9231,9 +11507,9 @@
         </w:tc>
         <w:tc>
           <w:tcPr>
-            <w:tcW w:type="dxa" w:w="3307"/>
+            <w:tcW w:w="3307" w:type="dxa"/>
           </w:tcPr>
-          <w:p>
+          <w:p wp14:textId="77777777">
             <w:r>
               <w:t>Ручно упоређивање временских печата логова из различитих процеса.</w:t>
             </w:r>
@@ -9241,9 +11517,9 @@
         </w:tc>
         <w:tc>
           <w:tcPr>
-            <w:tcW w:type="dxa" w:w="3307"/>
+            <w:tcW w:w="3307" w:type="dxa"/>
           </w:tcPr>
-          <w:p>
+          <w:p wp14:textId="77777777">
             <w:r>
               <w:t>Један trace_id повезује логове, метрике и trace кроз сва три сервиса укључена у захтев.</w:t>
             </w:r>
@@ -9251,7 +11527,7 @@
         </w:tc>
       </w:tr>
     </w:tbl>
-    <w:p>
+    <w:p xmlns:wp14="http://schemas.microsoft.com/office/word/2010/wordml" wp14:textId="77777777">
       <w:pPr>
         <w:pStyle w:val="BodyText"/>
       </w:pPr>
@@ -9271,17 +11547,16 @@
           <w:szCs w:val="36"/>
         </w:rPr>
       </w:pPr>
-      <w:bookmarkStart w:id="8" w:name="_Toc236291712"/>
+      <w:bookmarkStart w:name="_Toc236291712" w:id="8"/>
       <w:r>
         <w:rPr>
           <w:lang w:val="sr-Cyrl-RS"/>
         </w:rPr>
-        <w:lastRenderedPageBreak/>
         <w:t>Тестирање и резултати</w:t>
       </w:r>
       <w:bookmarkEnd w:id="8"/>
     </w:p>
-    <w:p>
+    <w:p xmlns:wp14="http://schemas.microsoft.com/office/word/2010/wordml" wp14:textId="77777777">
       <w:pPr>
         <w:pStyle w:val="BodyText"/>
       </w:pPr>
@@ -9289,7 +11564,7 @@
         <w:t>Формално тестирање намерно је ограничено на оно што је овај рад заиста додао — health checks и observability pipeline. Постојећа пословна логика (планови, дестинације, трошкови) није имала тестове пре овог рада и није предмет теме; проширивање обима тамо било би ван онога што је затражено.</w:t>
       </w:r>
     </w:p>
-    <w:p>
+    <w:p xmlns:wp14="http://schemas.microsoft.com/office/word/2010/wordml" wp14:textId="77777777">
       <w:pPr>
         <w:pStyle w:val="Naslov1nivo"/>
       </w:pPr>
@@ -9297,7 +11572,7 @@
         <w:t>Рефакторинг ради тестабилности</w:t>
       </w:r>
     </w:p>
-    <w:p>
+    <w:p xmlns:wp14="http://schemas.microsoft.com/office/word/2010/wordml" wp14:textId="77777777">
       <w:pPr>
         <w:pStyle w:val="BodyText"/>
       </w:pPr>
@@ -9305,7 +11580,7 @@
         <w:t>Пре писања тестова, DI регистрација и middleware pipeline сваког сервиса издвојени су из анонимне lambda функције унутар Service Fabric listener factory-ја у јавне статичке методе ConfigureServices(WebApplicationBuilder) и ConfigurePipeline(WebApplication) (по једна класа по сервису: GatewayApp, AuthServiceApp, TripServiceApp, SharingServiceApp). Service Fabric и даље креира WebApplicationBuilder и конфигурише WebHost (потребан му је listener/url из SF контекста), али саму регистрацију сервиса и middleware pipeline сада позива из ове заједничке методе — идентично без обзира да ли позивалац сервиса хостује SF или тест. Рефакторинг је чисто издвајање, без промене понашања, што је потврђено поновним build-овањем сва четири сервиса и redeploy-ем на Service Fabric кластер, уз проверу да су сви /health/live и /health/ready endpoint-и остали идентично здрави пре и после.</w:t>
       </w:r>
     </w:p>
-    <w:p>
+    <w:p xmlns:wp14="http://schemas.microsoft.com/office/word/2010/wordml" wp14:textId="77777777">
       <w:pPr>
         <w:pStyle w:val="Naslov1nivo"/>
       </w:pPr>
@@ -9313,7 +11588,7 @@
         <w:t>Тест пројекти и стратегија</w:t>
       </w:r>
     </w:p>
-    <w:p>
+    <w:p xmlns:wp14="http://schemas.microsoft.com/office/word/2010/wordml" wp14:textId="77777777">
       <w:pPr>
         <w:pStyle w:val="BodyText"/>
       </w:pPr>
@@ -9321,7 +11596,7 @@
         <w:t>Четири xUnit пројекта (по један за сваки сервис) не користе WebApplicationFactory (Service Fabric hosting модел нема класичну Program улазну тачку потребну за то) — сваки тест подиже прав Kestrel host на ефемерном порту преко издвојених ConfigureServices/ConfigurePipeline метода, без mock-а базе података.</w:t>
       </w:r>
     </w:p>
-    <w:p>
+    <w:p xmlns:wp14="http://schemas.microsoft.com/office/word/2010/wordml" wp14:textId="77777777">
       <w:pPr>
         <w:pStyle w:val="1nabrajanje"/>
       </w:pPr>
@@ -9329,7 +11604,7 @@
         <w:t>HealthEndpointsTests (сва четири сервиса) — интеграциони тестови, прав HTTP позив ка правом покренутом host-у. За AuthService/TripService/SharingService користи се права локална SQL Server база. Gateway користи FakeDownstreamServer (минималан прав HTTP сервер покренут у тест процесу) да симулира доступан/недоступан downstream сервис. Покривено за сва четири сервиса: /health/live враћа Healthy без обзира на доступност зависности; /health/ready враћа Healthy + 200 када је зависност доступна, а Unhealthy + 503 са читљивом поруком грешке када није.</w:t>
       </w:r>
     </w:p>
-    <w:p>
+    <w:p xmlns:wp14="http://schemas.microsoft.com/office/word/2010/wordml" wp14:textId="77777777">
       <w:pPr>
         <w:pStyle w:val="1nabrajanje"/>
       </w:pPr>
@@ -9337,7 +11612,7 @@
         <w:t>ObservabilityPipelineTests (сва четири сервиса) — тестира да наш код исправно региструје и активира OTel инструментацију, коришћењем уграђеног System.Diagnostics.ActivityListener (без OTel-специфичних тест пакета, без Docker зависности). Прва верзија теста (hook на ActivityStarted) није прошла — открила је стваран детаљ: Activity.DisplayName у тренутку ActivityStarted је сирово име извора (нпр. „Microsoft.AspNetCore.Hosting.HttpRequestIn”), не обогаћено име руте које се види у Tempo-у; обогаћивање се дешава тек при ActivityStopped, када је позната рута. Исправка (hook на ActivityStopped) је и исправнија и тачније одражава оно што се стварно види у tracing backend-у.</w:t>
       </w:r>
     </w:p>
-    <w:p>
+    <w:p xmlns:wp14="http://schemas.microsoft.com/office/word/2010/wordml" wp14:textId="77777777">
       <w:pPr>
         <w:pStyle w:val="1nabrajanje"/>
       </w:pPr>
@@ -9345,7 +11620,7 @@
         <w:t>TripClientTests (AuthService.Tests) — регресиони тест за поменути „тих” catch блок. Са лажним HttpMessageHandler-ом (успех / HTTP 500 / баца HttpRequestException) и лажним ILogger&lt;TripClient&gt; који хвата позиве, три теста доказују да успешан позив не производи ниједан лог, неуспешан HTTP статус производи LogWarning, а мрежни квар производи LogError.</w:t>
       </w:r>
     </w:p>
-    <w:p>
+    <w:p xmlns:wp14="http://schemas.microsoft.com/office/word/2010/wordml" wp14:textId="77777777">
       <w:pPr>
         <w:pStyle w:val="Naslov1nivo"/>
       </w:pPr>
@@ -9353,7 +11628,7 @@
         <w:t>Резултати</w:t>
       </w:r>
     </w:p>
-    <w:p>
+    <w:p xmlns:wp14="http://schemas.microsoft.com/office/word/2010/wordml" wp14:textId="77777777">
       <w:pPr>
         <w:pStyle w:val="Tabela"/>
       </w:pPr>
@@ -9364,8 +11639,8 @@
     <w:tbl>
       <w:tblPr>
         <w:tblStyle w:val="TableGrid"/>
-        <w:tblW w:type="auto" w:w="0"/>
-        <w:tblLook w:firstColumn="1" w:firstRow="1" w:lastColumn="0" w:lastRow="0" w:noHBand="0" w:noVBand="1" w:val="04A0"/>
+        <w:tblW w:w="0" w:type="auto"/>
+        <w:tblLook w:val="04A0" w:firstRow="1" w:lastRow="0" w:firstColumn="1" w:lastColumn="0" w:noHBand="0" w:noVBand="1"/>
       </w:tblPr>
       <w:tblGrid>
         <w:gridCol w:w="2480"/>
@@ -9373,12 +11648,12 @@
         <w:gridCol w:w="2480"/>
         <w:gridCol w:w="2480"/>
       </w:tblGrid>
-      <w:tr>
+      <w:tr xmlns:wp14="http://schemas.microsoft.com/office/word/2010/wordml" wp14:textId="77777777">
         <w:tc>
           <w:tcPr>
-            <w:tcW w:type="dxa" w:w="2480"/>
+            <w:tcW w:w="2480" w:type="dxa"/>
           </w:tcPr>
-          <w:p>
+          <w:p wp14:textId="77777777">
             <w:r>
               <w:rPr>
                 <w:b/>
@@ -9389,9 +11664,9 @@
         </w:tc>
         <w:tc>
           <w:tcPr>
-            <w:tcW w:type="dxa" w:w="2480"/>
+            <w:tcW w:w="2480" w:type="dxa"/>
           </w:tcPr>
-          <w:p>
+          <w:p wp14:textId="77777777">
             <w:r>
               <w:rPr>
                 <w:b/>
@@ -9402,9 +11677,9 @@
         </w:tc>
         <w:tc>
           <w:tcPr>
-            <w:tcW w:type="dxa" w:w="2480"/>
+            <w:tcW w:w="2480" w:type="dxa"/>
           </w:tcPr>
-          <w:p>
+          <w:p wp14:textId="77777777">
             <w:r>
               <w:rPr>
                 <w:b/>
@@ -9415,9 +11690,9 @@
         </w:tc>
         <w:tc>
           <w:tcPr>
-            <w:tcW w:type="dxa" w:w="2480"/>
+            <w:tcW w:w="2480" w:type="dxa"/>
           </w:tcPr>
-          <w:p>
+          <w:p wp14:textId="77777777">
             <w:r>
               <w:rPr>
                 <w:b/>
@@ -9427,12 +11702,12 @@
           </w:p>
         </w:tc>
       </w:tr>
-      <w:tr>
+      <w:tr xmlns:wp14="http://schemas.microsoft.com/office/word/2010/wordml" wp14:textId="77777777">
         <w:tc>
           <w:tcPr>
-            <w:tcW w:type="dxa" w:w="2480"/>
+            <w:tcW w:w="2480" w:type="dxa"/>
           </w:tcPr>
-          <w:p>
+          <w:p wp14:textId="77777777">
             <w:r>
               <w:t>TripService.Tests</w:t>
             </w:r>
@@ -9440,9 +11715,9 @@
         </w:tc>
         <w:tc>
           <w:tcPr>
-            <w:tcW w:type="dxa" w:w="2480"/>
+            <w:tcW w:w="2480" w:type="dxa"/>
           </w:tcPr>
-          <w:p>
+          <w:p wp14:textId="77777777">
             <w:r>
               <w:t>6</w:t>
             </w:r>
@@ -9450,9 +11725,9 @@
         </w:tc>
         <w:tc>
           <w:tcPr>
-            <w:tcW w:type="dxa" w:w="2480"/>
+            <w:tcW w:w="2480" w:type="dxa"/>
           </w:tcPr>
-          <w:p>
+          <w:p wp14:textId="77777777">
             <w:r>
               <w:t>0</w:t>
             </w:r>
@@ -9460,21 +11735,21 @@
         </w:tc>
         <w:tc>
           <w:tcPr>
-            <w:tcW w:type="dxa" w:w="2480"/>
+            <w:tcW w:w="2480" w:type="dxa"/>
           </w:tcPr>
-          <w:p>
+          <w:p wp14:textId="77777777">
             <w:r>
               <w:t>6</w:t>
             </w:r>
           </w:p>
         </w:tc>
       </w:tr>
-      <w:tr>
+      <w:tr xmlns:wp14="http://schemas.microsoft.com/office/word/2010/wordml" wp14:textId="77777777">
         <w:tc>
           <w:tcPr>
-            <w:tcW w:type="dxa" w:w="2480"/>
+            <w:tcW w:w="2480" w:type="dxa"/>
           </w:tcPr>
-          <w:p>
+          <w:p wp14:textId="77777777">
             <w:r>
               <w:t>AuthService.Tests</w:t>
             </w:r>
@@ -9482,9 +11757,9 @@
         </w:tc>
         <w:tc>
           <w:tcPr>
-            <w:tcW w:type="dxa" w:w="2480"/>
+            <w:tcW w:w="2480" w:type="dxa"/>
           </w:tcPr>
-          <w:p>
+          <w:p wp14:textId="77777777">
             <w:r>
               <w:t>7</w:t>
             </w:r>
@@ -9492,9 +11767,9 @@
         </w:tc>
         <w:tc>
           <w:tcPr>
-            <w:tcW w:type="dxa" w:w="2480"/>
+            <w:tcW w:w="2480" w:type="dxa"/>
           </w:tcPr>
-          <w:p>
+          <w:p wp14:textId="77777777">
             <w:r>
               <w:t>0</w:t>
             </w:r>
@@ -9502,21 +11777,21 @@
         </w:tc>
         <w:tc>
           <w:tcPr>
-            <w:tcW w:type="dxa" w:w="2480"/>
+            <w:tcW w:w="2480" w:type="dxa"/>
           </w:tcPr>
-          <w:p>
+          <w:p wp14:textId="77777777">
             <w:r>
               <w:t>7</w:t>
             </w:r>
           </w:p>
         </w:tc>
       </w:tr>
-      <w:tr>
+      <w:tr xmlns:wp14="http://schemas.microsoft.com/office/word/2010/wordml" wp14:textId="77777777">
         <w:tc>
           <w:tcPr>
-            <w:tcW w:type="dxa" w:w="2480"/>
+            <w:tcW w:w="2480" w:type="dxa"/>
           </w:tcPr>
-          <w:p>
+          <w:p wp14:textId="77777777">
             <w:r>
               <w:t>SharingService.Tests</w:t>
             </w:r>
@@ -9524,9 +11799,9 @@
         </w:tc>
         <w:tc>
           <w:tcPr>
-            <w:tcW w:type="dxa" w:w="2480"/>
+            <w:tcW w:w="2480" w:type="dxa"/>
           </w:tcPr>
-          <w:p>
+          <w:p wp14:textId="77777777">
             <w:r>
               <w:t>4</w:t>
             </w:r>
@@ -9534,9 +11809,9 @@
         </w:tc>
         <w:tc>
           <w:tcPr>
-            <w:tcW w:type="dxa" w:w="2480"/>
+            <w:tcW w:w="2480" w:type="dxa"/>
           </w:tcPr>
-          <w:p>
+          <w:p wp14:textId="77777777">
             <w:r>
               <w:t>0</w:t>
             </w:r>
@@ -9544,21 +11819,21 @@
         </w:tc>
         <w:tc>
           <w:tcPr>
-            <w:tcW w:type="dxa" w:w="2480"/>
+            <w:tcW w:w="2480" w:type="dxa"/>
           </w:tcPr>
-          <w:p>
+          <w:p wp14:textId="77777777">
             <w:r>
               <w:t>4</w:t>
             </w:r>
           </w:p>
         </w:tc>
       </w:tr>
-      <w:tr>
+      <w:tr xmlns:wp14="http://schemas.microsoft.com/office/word/2010/wordml" wp14:textId="77777777">
         <w:tc>
           <w:tcPr>
-            <w:tcW w:type="dxa" w:w="2480"/>
+            <w:tcW w:w="2480" w:type="dxa"/>
           </w:tcPr>
-          <w:p>
+          <w:p wp14:textId="77777777">
             <w:r>
               <w:t>Gateway.Tests</w:t>
             </w:r>
@@ -9566,9 +11841,9 @@
         </w:tc>
         <w:tc>
           <w:tcPr>
-            <w:tcW w:type="dxa" w:w="2480"/>
+            <w:tcW w:w="2480" w:type="dxa"/>
           </w:tcPr>
-          <w:p>
+          <w:p wp14:textId="77777777">
             <w:r>
               <w:t>4</w:t>
             </w:r>
@@ -9576,9 +11851,9 @@
         </w:tc>
         <w:tc>
           <w:tcPr>
-            <w:tcW w:type="dxa" w:w="2480"/>
+            <w:tcW w:w="2480" w:type="dxa"/>
           </w:tcPr>
-          <w:p>
+          <w:p wp14:textId="77777777">
             <w:r>
               <w:t>0</w:t>
             </w:r>
@@ -9586,21 +11861,21 @@
         </w:tc>
         <w:tc>
           <w:tcPr>
-            <w:tcW w:type="dxa" w:w="2480"/>
+            <w:tcW w:w="2480" w:type="dxa"/>
           </w:tcPr>
-          <w:p>
+          <w:p wp14:textId="77777777">
             <w:r>
               <w:t>4</w:t>
             </w:r>
           </w:p>
         </w:tc>
       </w:tr>
-      <w:tr>
+      <w:tr xmlns:wp14="http://schemas.microsoft.com/office/word/2010/wordml" wp14:textId="77777777">
         <w:tc>
           <w:tcPr>
-            <w:tcW w:type="dxa" w:w="2480"/>
+            <w:tcW w:w="2480" w:type="dxa"/>
           </w:tcPr>
-          <w:p>
+          <w:p wp14:textId="77777777">
             <w:r>
               <w:t>Укупно</w:t>
             </w:r>
@@ -9608,9 +11883,9 @@
         </w:tc>
         <w:tc>
           <w:tcPr>
-            <w:tcW w:type="dxa" w:w="2480"/>
+            <w:tcW w:w="2480" w:type="dxa"/>
           </w:tcPr>
-          <w:p>
+          <w:p wp14:textId="77777777">
             <w:r>
               <w:t>21</w:t>
             </w:r>
@@ -9618,9 +11893,9 @@
         </w:tc>
         <w:tc>
           <w:tcPr>
-            <w:tcW w:type="dxa" w:w="2480"/>
+            <w:tcW w:w="2480" w:type="dxa"/>
           </w:tcPr>
-          <w:p>
+          <w:p wp14:textId="77777777">
             <w:r>
               <w:t>0</w:t>
             </w:r>
@@ -9628,9 +11903,9 @@
         </w:tc>
         <w:tc>
           <w:tcPr>
-            <w:tcW w:type="dxa" w:w="2480"/>
+            <w:tcW w:w="2480" w:type="dxa"/>
           </w:tcPr>
-          <w:p>
+          <w:p wp14:textId="77777777">
             <w:r>
               <w:t>21</w:t>
             </w:r>
@@ -9638,95 +11913,94 @@
         </w:tc>
       </w:tr>
     </w:tbl>
+    <w:p xmlns:wp14="http://schemas.microsoft.com/office/word/2010/wordml" wp14:textId="77777777">
+      <w:pPr>
+        <w:pStyle w:val="BodyText"/>
+      </w:pPr>
+    </w:p>
+    <w:p xmlns:wp14="http://schemas.microsoft.com/office/word/2010/wordml" wp14:textId="77777777">
+      <w:pPr>
+        <w:pStyle w:val="BodyText"/>
+      </w:pPr>
+      <w:r>
+        <w:t>Сви тестови пролазе. Тест пројекти су додати у TravelPlanner.sln, па се граде и приказују заједно са остатком решења у Visual Studio-у. Детаљан план и образложење обима налазе се у пратећем фајлу docs/testing.md.</w:t>
+      </w:r>
+    </w:p>
+    <w:p xmlns:wp14="http://schemas.microsoft.com/office/word/2010/wordml" wp14:textId="77777777">
+      <w:pPr>
+        <w:pStyle w:val="BodyText"/>
+      </w:pPr>
+      <w:r>
+        <w:t>Осим формалних тестова, решење је верификовано и кроз четири демонстрациона сценарија изведена над стварно постављеним системом (поглавље 5), што заједно чини двослојну верификацију: аутоматизовани тестови доказују да наш код исправно ради у изолацији, а демонстрациони сценарији доказују да цео систем — укључујући Docker инфраструктуру, стварну базу података и стварну мрежну комуникацију између процеса — ради исправно у целини.</w:t>
+      </w:r>
+    </w:p>
     <w:p>
       <w:pPr>
+        <w:pStyle w:val="Heading1"/>
+      </w:pPr>
+      <w:bookmarkStart w:name="_Toc236291713" w:id="9"/>
+      <w:r>
+        <w:t>Закључак</w:t>
+      </w:r>
+      <w:bookmarkEnd w:id="9"/>
+    </w:p>
+    <w:p xmlns:wp14="http://schemas.microsoft.com/office/word/2010/wordml" wp14:textId="77777777">
+      <w:pPr>
         <w:pStyle w:val="BodyText"/>
       </w:pPr>
-    </w:p>
-    <w:p>
+      <w:r>
+        <w:t>У овом раду анализиран је постојећи систем Travel Planner са аспекта обсервабилности, идентификовани су конкретни недостаци (одсуство структурисаног логовања, метрика, дистрибуираног праћења захтева и health check механизама, као и тихе грешке у постојећем коду), и имплементирана је надоградња заснована на OpenTelemetry стандарду и Prometheus/Grafana Tempo/Grafana Loki/Grafana инфраструктури, без измене постојеће пословне логике.</w:t>
+      </w:r>
+    </w:p>
+    <w:p xmlns:wp14="http://schemas.microsoft.com/office/word/2010/wordml" wp14:textId="77777777">
       <w:pPr>
         <w:pStyle w:val="BodyText"/>
       </w:pPr>
       <w:r>
-        <w:t>Сви тестови пролазе. Тест пројекти су додати у TravelPlanner.sln, па се граде и приказују заједно са остатком решења у Visual Studio-у. Детаљан план и образложење обима налазе се у пратећем фајлу docs/testing.md.</w:t>
-      </w:r>
-    </w:p>
-    <w:p>
+        <w:t>Решење је верификовано на два независна начина: аутоматизованим тестовима (21 тест, сви пролазе, поглавље 6) и кроз четири демонстрациона сценарија изведена над стварно постављеним системом (нормалан захтев кроз три сервиса, намерна грешка са аутоматским опоравком, k6 load test са потврђеним поклапањем клијентске и серверске латенције, и намерно успорена SQL зависност чији је tracing тачно локализовао — не само да је захтев спор, већ и која конкретна SQL наредба је узрок).</w:t>
+      </w:r>
+    </w:p>
+    <w:p xmlns:wp14="http://schemas.microsoft.com/office/word/2010/wordml" wp14:textId="77777777">
+      <w:pPr>
+        <w:pStyle w:val="Naslov1nivo"/>
+      </w:pPr>
+      <w:r>
+        <w:t>Ограничења</w:t>
+      </w:r>
+    </w:p>
+    <w:p xmlns:wp14="http://schemas.microsoft.com/office/word/2010/wordml" wp14:textId="77777777">
       <w:pPr>
         <w:pStyle w:val="BodyText"/>
       </w:pPr>
       <w:r>
-        <w:t>Осим формалних тестова, решење је верификовано и кроз четири демонстрациона сценарија изведена над стварно постављеним системом (поглавље 5), што заједно чини двослојну верификацију: аутоматизовани тестови доказују да наш код исправно ради у изолацији, а демонстрациони сценарији доказују да цео систем — укључујући Docker инфраструктуру, стварну базу података и стварну мрежну комуникацију између процеса — ради исправно у целини.</w:t>
-      </w:r>
-    </w:p>
-    <w:p>
-      <w:pPr>
-        <w:pStyle w:val="Heading1"/>
-      </w:pPr>
-      <w:bookmarkStart w:id="9" w:name="_Toc236291713"/>
-      <w:r>
-        <w:lastRenderedPageBreak/>
-        <w:t>Закључак</w:t>
-      </w:r>
-      <w:bookmarkEnd w:id="9"/>
-    </w:p>
-    <w:p>
+        <w:t>Health check позиви (/health/live, /health/ready) пролазе кроз исту ASP.NET Core инструментацију као и сав остали саобраћај, па се њихови одговори мешају у исте метрике захтева као и стварни кориснички захтеви — за производни dashboard било би потребно експлицитно искључити /health/* путање из панела за стопу грешака.</w:t>
+      </w:r>
+    </w:p>
+    <w:p xmlns:wp14="http://schemas.microsoft.com/office/word/2010/wordml" wp14:textId="77777777">
       <w:pPr>
         <w:pStyle w:val="BodyText"/>
       </w:pPr>
       <w:r>
-        <w:t>У овом раду анализиран је постојећи систем Travel Planner са аспекта опсервабилности, идентификовани су конкретни недостаци (одсуство структурисаног логовања, метрика, дистрибуираног праћења захтева и health check механизама, као и тихе грешке у постојећем коду), и имплементирана је надоградња заснована на OpenTelemetry стандарду и Prometheus/Grafana Tempo/Grafana Loki/Grafana инфраструктури, без измене постојеће пословне логике.</w:t>
-      </w:r>
-    </w:p>
-    <w:p>
+        <w:t>Observability инфраструктура (Docker Compose стек) ради независно од постојећег Service Fabric кластера; интеграција са Service Fabric-овим сопственим Health Manager механизмом (тако да апликациони health утиче и на SF-ове одлуке о опоравку) није реализована у овом раду.</w:t>
+      </w:r>
+    </w:p>
+    <w:p xmlns:wp14="http://schemas.microsoft.com/office/word/2010/wordml" wp14:textId="77777777">
       <w:pPr>
         <w:pStyle w:val="BodyText"/>
       </w:pPr>
       <w:r>
-        <w:t>Решење је верификовано на два независна начина: аутоматизованим тестовима (21 тест, сви пролазе, поглавље 6) и кроз четири демонстрациона сценарија изведена над стварно постављеним системом (нормалан захтев кроз три сервиса, намерна грешка са аутоматским опоравком, k6 load test са потврђеним поклапањем клијентске и серверске латенције, и намерно успорена SQL зависност чији је tracing тачно локализовао — не само да је захтев спор, већ и која конкретна SQL наредба је узрок).</w:t>
-      </w:r>
-    </w:p>
-    <w:p>
+        <w:t>Distributed tracing тренутно почиње на Gateway-у; frontend (browser) није инструментисан OpenTelemetry Web SDK-ом, па је почетни, мрежни део захтева (од корисниковог browser-a до Gateway-a) ван обухвата trace-а.</w:t>
+      </w:r>
+    </w:p>
+    <w:p xmlns:wp14="http://schemas.microsoft.com/office/word/2010/wordml" wp14:textId="77777777">
       <w:pPr>
         <w:pStyle w:val="Naslov1nivo"/>
       </w:pPr>
       <w:r>
-        <w:t>Ограничења</w:t>
-      </w:r>
-    </w:p>
-    <w:p>
-      <w:pPr>
-        <w:pStyle w:val="BodyText"/>
-      </w:pPr>
-      <w:r>
-        <w:t>Health check позиви (/health/live, /health/ready) пролазе кроз исту ASP.NET Core инструментацију као и сав остали саобраћај, па се њихови одговори мешају у исте метрике захтева као и стварни кориснички захтеви — за производни dashboard било би потребно експлицитно искључити /health/* путање из панела за стопу грешака.</w:t>
-      </w:r>
-    </w:p>
-    <w:p>
-      <w:pPr>
-        <w:pStyle w:val="BodyText"/>
-      </w:pPr>
-      <w:r>
-        <w:t>Observability инфраструктура (Docker Compose стек) ради независно од постојећег Service Fabric кластера; интеграција са Service Fabric-овим сопственим Health Manager механизмом (тако да апликациони health утиче и на SF-ове одлуке о опоравку) није реализована у овом раду.</w:t>
-      </w:r>
-    </w:p>
-    <w:p>
-      <w:pPr>
-        <w:pStyle w:val="BodyText"/>
-      </w:pPr>
-      <w:r>
-        <w:t>Distributed tracing тренутно почиње на Gateway-у; frontend (browser) није инструментисан OpenTelemetry Web SDK-ом, па је почетни, мрежни део захтева (од корисниковог browser-a до Gateway-a) ван обухвата trace-а.</w:t>
-      </w:r>
-    </w:p>
-    <w:p>
-      <w:pPr>
-        <w:pStyle w:val="Naslov1nivo"/>
-      </w:pPr>
-      <w:r>
         <w:t>Правци даљег развоја</w:t>
       </w:r>
     </w:p>
-    <w:p>
+    <w:p xmlns:wp14="http://schemas.microsoft.com/office/word/2010/wordml" wp14:textId="77777777">
       <w:pPr>
         <w:pStyle w:val="1nabrajanje"/>
       </w:pPr>
@@ -9734,7 +12008,7 @@
         <w:t>Формално alerting решење (нпр. Prometheus Alertmanager) изнад постојећих Grafana dashboard-а, за проактивно обавештавање уместо ручног прегледа.</w:t>
       </w:r>
     </w:p>
-    <w:p>
+    <w:p xmlns:wp14="http://schemas.microsoft.com/office/word/2010/wordml" wp14:textId="77777777">
       <w:pPr>
         <w:pStyle w:val="1nabrajanje"/>
       </w:pPr>
@@ -9742,7 +12016,7 @@
         <w:t>Инструментација frontend-а (OpenTelemetry Web SDK) ради потпуног end-to-end trace-а, од browser-а до базе података.</w:t>
       </w:r>
     </w:p>
-    <w:p>
+    <w:p xmlns:wp14="http://schemas.microsoft.com/office/word/2010/wordml" wp14:textId="77777777">
       <w:pPr>
         <w:pStyle w:val="1nabrajanje"/>
       </w:pPr>
@@ -9750,7 +12024,7 @@
         <w:t>Аутоматизација k6 load test-а као дела CI/CD pipeline-а, ради континуираног праћења деградације перформанси између верзија.</w:t>
       </w:r>
     </w:p>
-    <w:p>
+    <w:p xmlns:wp14="http://schemas.microsoft.com/office/word/2010/wordml" wp14:textId="77777777">
       <w:pPr>
         <w:pStyle w:val="1nabrajanje"/>
       </w:pPr>
@@ -9778,17 +12052,16 @@
           <w:lang w:val="sr-Cyrl-RS"/>
         </w:rPr>
       </w:pPr>
-      <w:bookmarkStart w:id="10" w:name="_Toc236291714"/>
+      <w:bookmarkStart w:name="_Toc236291714" w:id="10"/>
       <w:r>
         <w:rPr>
           <w:lang w:val="sr-Cyrl-RS"/>
         </w:rPr>
-        <w:lastRenderedPageBreak/>
         <w:t>Литература</w:t>
       </w:r>
       <w:bookmarkEnd w:id="10"/>
     </w:p>
-    <w:p>
+    <w:p xmlns:wp14="http://schemas.microsoft.com/office/word/2010/wordml" wp14:textId="77777777">
       <w:pPr>
         <w:pStyle w:val="literatura"/>
       </w:pPr>
@@ -9796,7 +12069,7 @@
         <w:t>[1] IEEE, "IEEE Reference Guide." ieeeauthorcenter.ieee.org. https://ieeeauthorcenter.ieee.org/wp-content/uploads/IEEE-Reference-Guide.pdf (приступљено: септембар 2026).</w:t>
       </w:r>
     </w:p>
-    <w:p>
+    <w:p xmlns:wp14="http://schemas.microsoft.com/office/word/2010/wordml" wp14:textId="77777777">
       <w:pPr>
         <w:pStyle w:val="literatura"/>
       </w:pPr>
@@ -9804,7 +12077,7 @@
         <w:t>[2] OpenTelemetry Authors, "OpenTelemetry .NET Documentation." opentelemetry.io. https://opentelemetry.io/docs/languages/net/ (приступљено: септембар 2026).</w:t>
       </w:r>
     </w:p>
-    <w:p>
+    <w:p xmlns:wp14="http://schemas.microsoft.com/office/word/2010/wordml" wp14:textId="77777777">
       <w:pPr>
         <w:pStyle w:val="literatura"/>
       </w:pPr>
@@ -9812,7 +12085,7 @@
         <w:t>[3] Microsoft, "Health checks in ASP.NET Core." learn.microsoft.com. https://learn.microsoft.com/en-us/aspnet/core/host-and-deploy/health-checks (приступљено: септембар 2026).</w:t>
       </w:r>
     </w:p>
-    <w:p>
+    <w:p xmlns:wp14="http://schemas.microsoft.com/office/word/2010/wordml" wp14:textId="77777777">
       <w:pPr>
         <w:pStyle w:val="literatura"/>
       </w:pPr>
@@ -9820,7 +12093,7 @@
         <w:t>[4] Microsoft, "Service Fabric documentation." learn.microsoft.com. https://learn.microsoft.com/en-us/azure/service-fabric/ (приступљено: септембар 2026).</w:t>
       </w:r>
     </w:p>
-    <w:p>
+    <w:p xmlns:wp14="http://schemas.microsoft.com/office/word/2010/wordml" wp14:textId="77777777">
       <w:pPr>
         <w:pStyle w:val="literatura"/>
       </w:pPr>
@@ -9828,7 +12101,7 @@
         <w:t>[5] YARP contributors, "YARP: Yet Another Reverse Proxy - Documentation." microsoft.github.io. https://microsoft.github.io/reverse-proxy/ (приступљено: септембар 2026).</w:t>
       </w:r>
     </w:p>
-    <w:p>
+    <w:p xmlns:wp14="http://schemas.microsoft.com/office/word/2010/wordml" wp14:textId="77777777">
       <w:pPr>
         <w:pStyle w:val="literatura"/>
       </w:pPr>
@@ -9836,7 +12109,7 @@
         <w:t>[6] Grafana Labs, "Grafana Tempo documentation." grafana.com. https://grafana.com/docs/tempo/latest/ (приступљено: септембар 2026).</w:t>
       </w:r>
     </w:p>
-    <w:p>
+    <w:p xmlns:wp14="http://schemas.microsoft.com/office/word/2010/wordml" wp14:textId="77777777">
       <w:pPr>
         <w:pStyle w:val="literatura"/>
       </w:pPr>
@@ -9844,7 +12117,7 @@
         <w:t>[7] Grafana Labs, "Grafana Loki documentation." grafana.com. https://grafana.com/docs/loki/latest/ (приступљено: септембар 2026).</w:t>
       </w:r>
     </w:p>
-    <w:p>
+    <w:p xmlns:wp14="http://schemas.microsoft.com/office/word/2010/wordml" wp14:textId="77777777">
       <w:pPr>
         <w:pStyle w:val="literatura"/>
       </w:pPr>
@@ -9852,7 +12125,7 @@
         <w:t>[8] Grafana Labs, "Grafana k6 documentation." grafana.com. https://grafana.com/docs/k6/latest/ (приступљено: септембар 2026).</w:t>
       </w:r>
     </w:p>
-    <w:p>
+    <w:p xmlns:wp14="http://schemas.microsoft.com/office/word/2010/wordml" wp14:textId="77777777">
       <w:pPr>
         <w:pStyle w:val="literatura"/>
       </w:pPr>
@@ -9860,7 +12133,7 @@
         <w:t>[9] Prometheus Authors, "Prometheus documentation." prometheus.io. https://prometheus.io/docs/introduction/overview/ (приступљено: септембар 2026).</w:t>
       </w:r>
     </w:p>
-    <w:p>
+    <w:p xmlns:wp14="http://schemas.microsoft.com/office/word/2010/wordml" wp14:textId="77777777">
       <w:pPr>
         <w:pStyle w:val="literatura"/>
       </w:pPr>
@@ -9884,10 +12157,9 @@
           <w:numId w:val="0"/>
         </w:numPr>
       </w:pPr>
-      <w:bookmarkStart w:id="11" w:name="_Toc236291715"/>
+      <w:bookmarkStart w:name="_Toc236291715" w:id="11"/>
       <w:proofErr w:type="spellStart"/>
       <w:r>
-        <w:lastRenderedPageBreak/>
         <w:t>Биографија</w:t>
       </w:r>
       <w:bookmarkEnd w:id="11"/>
@@ -10129,7 +12401,7 @@
       <w:footerReference w:type="default" r:id="rId27"/>
       <w:headerReference w:type="first" r:id="rId28"/>
       <w:footerReference w:type="first" r:id="rId29"/>
-      <w:pgSz w:w="11907" w:h="16840" w:code="9"/>
+      <w:pgSz w:w="11907" w:h="16840" w:orient="portrait" w:code="9"/>
       <w:pgMar w:top="567" w:right="567" w:bottom="567" w:left="1418" w:header="709" w:footer="340" w:gutter="0"/>
       <w:pgNumType w:start="1"/>
       <w:cols w:space="720"/>
@@ -10164,7 +12436,7 @@
   <w:p>
     <w:pPr>
       <w:pStyle w:val="Footer"/>
-      <w:framePr w:wrap="none" w:vAnchor="text" w:hAnchor="margin" w:xAlign="right" w:y="1"/>
+      <w:framePr w:wrap="none" w:hAnchor="margin" w:vAnchor="text" w:xAlign="right" w:y="1"/>
       <w:rPr>
         <w:rStyle w:val="PageNumber"/>
       </w:rPr>
@@ -10204,11 +12476,11 @@
 </file>
 
 <file path=word/footer10.xml><?xml version="1.0" encoding="utf-8"?>
-<w:ftr xmlns:wpc="http://schemas.microsoft.com/office/word/2010/wordprocessingCanvas" xmlns:cx="http://schemas.microsoft.com/office/drawing/2014/chartex" xmlns:cx1="http://schemas.microsoft.com/office/drawing/2015/9/8/chartex" xmlns:cx2="http://schemas.microsoft.com/office/drawing/2015/10/21/chartex" xmlns:cx3="http://schemas.microsoft.com/office/drawing/2016/5/9/chartex" xmlns:cx4="http://schemas.microsoft.com/office/drawing/2016/5/10/chartex" xmlns:cx5="http://schemas.microsoft.com/office/drawing/2016/5/11/chartex" xmlns:cx6="http://schemas.microsoft.com/office/drawing/2016/5/12/chartex" xmlns:cx7="http://schemas.microsoft.com/office/drawing/2016/5/13/chartex" xmlns:cx8="http://schemas.microsoft.com/office/drawing/2016/5/14/chartex" xmlns:mc="http://schemas.openxmlformats.org/markup-compatibility/2006" xmlns:aink="http://schemas.microsoft.com/office/drawing/2016/ink" xmlns:am3d="http://schemas.microsoft.com/office/drawing/2017/model3d" xmlns:o="urn:schemas-microsoft-com:office:office" xmlns:oel="http://schemas.microsoft.com/office/2019/extlst" xmlns:r="http://schemas.openxmlformats.org/officeDocument/2006/relationships" xmlns:m="http://schemas.openxmlformats.org/officeDocument/2006/math" xmlns:v="urn:schemas-microsoft-com:vml" xmlns:wp14="http://schemas.microsoft.com/office/word/2010/wordprocessingDrawing" xmlns:wp="http://schemas.openxmlformats.org/drawingml/2006/wordprocessingDrawing" xmlns:w10="urn:schemas-microsoft-com:office:word" xmlns:w="http://schemas.openxmlformats.org/wordprocessingml/2006/main" xmlns:w14="http://schemas.microsoft.com/office/word/2010/wordml" xmlns:w15="http://schemas.microsoft.com/office/word/2012/wordml" xmlns:w16cex="http://schemas.microsoft.com/office/word/2018/wordml/cex" xmlns:w16cid="http://schemas.microsoft.com/office/word/2016/wordml/cid" xmlns:w16="http://schemas.microsoft.com/office/word/2018/wordml" xmlns:w16du="http://schemas.microsoft.com/office/word/2023/wordml/word16du" xmlns:w16sdtdh="http://schemas.microsoft.com/office/word/2020/wordml/sdtdatahash" xmlns:w16sdtfl="http://schemas.microsoft.com/office/word/2024/wordml/sdtformatlock" xmlns:w16se="http://schemas.microsoft.com/office/word/2015/wordml/symex" xmlns:wpg="http://schemas.microsoft.com/office/word/2010/wordprocessingGroup" xmlns:wpi="http://schemas.microsoft.com/office/word/2010/wordprocessingInk" xmlns:wne="http://schemas.microsoft.com/office/word/2006/wordml" xmlns:wps="http://schemas.microsoft.com/office/word/2010/wordprocessingShape" mc:Ignorable="w14 w15 w16se w16cid w16 w16cex w16sdtdh w16sdtfl w16du wp14">
+<w:ftr xmlns:wpc="http://schemas.microsoft.com/office/word/2010/wordprocessingCanvas" xmlns:cx="http://schemas.microsoft.com/office/drawing/2014/chartex" xmlns:cx1="http://schemas.microsoft.com/office/drawing/2015/9/8/chartex" xmlns:cx2="http://schemas.microsoft.com/office/drawing/2015/10/21/chartex" xmlns:cx3="http://schemas.microsoft.com/office/drawing/2016/5/9/chartex" xmlns:cx4="http://schemas.microsoft.com/office/drawing/2016/5/10/chartex" xmlns:cx5="http://schemas.microsoft.com/office/drawing/2016/5/11/chartex" xmlns:cx6="http://schemas.microsoft.com/office/drawing/2016/5/12/chartex" xmlns:cx7="http://schemas.microsoft.com/office/drawing/2016/5/13/chartex" xmlns:cx8="http://schemas.microsoft.com/office/drawing/2016/5/14/chartex" xmlns:mc="http://schemas.openxmlformats.org/markup-compatibility/2006" xmlns:aink="http://schemas.microsoft.com/office/drawing/2016/ink" xmlns:am3d="http://schemas.microsoft.com/office/drawing/2017/model3d" xmlns:o="urn:schemas-microsoft-com:office:office" xmlns:oel="http://schemas.microsoft.com/office/2019/extlst" xmlns:r="http://schemas.openxmlformats.org/officeDocument/2006/relationships" xmlns:m="http://schemas.openxmlformats.org/officeDocument/2006/math" xmlns:v="urn:schemas-microsoft-com:vml" xmlns:wp14="http://schemas.microsoft.com/office/word/2010/wordprocessingDrawing" xmlns:wp="http://schemas.openxmlformats.org/drawingml/2006/wordprocessingDrawing" xmlns:w10="urn:schemas-microsoft-com:office:word" xmlns:w="http://schemas.openxmlformats.org/wordprocessingml/2006/main" xmlns:w14="http://schemas.microsoft.com/office/word/2010/wordml" xmlns:w15="http://schemas.microsoft.com/office/word/2012/wordml" xmlns:w16cex="http://schemas.microsoft.com/office/word/2018/wordml/cex" xmlns:w16cid="http://schemas.microsoft.com/office/word/2016/wordml/cid" xmlns:w16="http://schemas.microsoft.com/office/word/2018/wordml" xmlns:w16du="http://schemas.microsoft.com/office/word/2023/wordml/word16du" xmlns:w16sdtdh="http://schemas.microsoft.com/office/word/2020/wordml/sdtdatahash" xmlns:w16sdtfl="http://schemas.microsoft.com/office/word/2024/wordml/sdtformatlock" xmlns:w16se="http://schemas.microsoft.com/office/word/2015/wordml/symex" xmlns:wpg="http://schemas.microsoft.com/office/word/2010/wordprocessingGroup" xmlns:wpi="http://schemas.microsoft.com/office/word/2010/wordprocessingInk" xmlns:wne="http://schemas.microsoft.com/office/word/2006/wordml" xmlns:wps="http://schemas.microsoft.com/office/word/2010/wordprocessingShape" xmlns:a="http://schemas.openxmlformats.org/drawingml/2006/main" xmlns:a14="http://schemas.microsoft.com/office/drawing/2010/main" mc:Ignorable="w14 w15 w16se w16cid w16 w16cex w16sdtdh w16sdtfl w16du wp14">
   <w:p>
     <w:pPr>
       <w:pStyle w:val="Footer"/>
-      <w:framePr w:wrap="none" w:vAnchor="text" w:hAnchor="margin" w:xAlign="right" w:y="1"/>
+      <w:framePr w:wrap="none" w:hAnchor="margin" w:vAnchor="text" w:xAlign="right" w:y="1"/>
       <w:rPr>
         <w:rStyle w:val="PageNumber"/>
       </w:rPr>
@@ -10339,12 +12611,12 @@
           </w:drawing>
         </mc:Choice>
         <mc:Fallback>
-          <w:pict>
-            <v:shapetype w14:anchorId="40EDB919" id="_x0000_t202" coordsize="21600,21600" o:spt="202" path="m,l,21600r21600,l21600,xe">
+          <w:pict w14:anchorId="10F7B00E">
+            <v:shapetype id="_x0000_t202" coordsize="21600,21600" o:spt="202" path="m,l,21600r21600,l21600,xe" w14:anchorId="40EDB919">
               <v:stroke joinstyle="miter"/>
               <v:path gradientshapeok="t" o:connecttype="rect"/>
             </v:shapetype>
-            <v:shape id="MSIPCM2f2a443094e6aaea40f76556" o:spid="_x0000_s1030" type="#_x0000_t202" alt="{&quot;HashCode&quot;:1235388660,&quot;Height&quot;:842.0,&quot;Width&quot;:595.0,&quot;Placement&quot;:&quot;Footer&quot;,&quot;Index&quot;:&quot;FirstPage&quot;,&quot;Section&quot;:1,&quot;Top&quot;:0.0,&quot;Left&quot;:0.0}" style="position:absolute;margin-left:0;margin-top:807.1pt;width:595.35pt;height:19.9pt;z-index:251684864;visibility:visible;mso-wrap-style:square;mso-width-percent:0;mso-height-percent:0;mso-wrap-distance-left:9pt;mso-wrap-distance-top:0;mso-wrap-distance-right:9pt;mso-wrap-distance-bottom:0;mso-position-horizontal:absolute;mso-position-horizontal-relative:page;mso-position-vertical:absolute;mso-position-vertical-relative:page;mso-width-percent:0;mso-height-percent:0;mso-width-relative:page;mso-height-relative:page;v-text-anchor:bottom" o:gfxdata="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" o:allowincell="f" filled="f" stroked="f">
+            <v:shape id="MSIPCM2f2a443094e6aaea40f76556" style="position:absolute;margin-left:0;margin-top:807.1pt;width:595.35pt;height:19.9pt;z-index:251684864;visibility:visible;mso-wrap-style:square;mso-width-percent:0;mso-height-percent:0;mso-wrap-distance-left:9pt;mso-wrap-distance-top:0;mso-wrap-distance-right:9pt;mso-wrap-distance-bottom:0;mso-position-horizontal:absolute;mso-position-horizontal-relative:page;mso-position-vertical:absolute;mso-position-vertical-relative:page;mso-width-percent:0;mso-height-percent:0;mso-width-relative:page;mso-height-relative:page;v-text-anchor:bottom" alt="{&quot;HashCode&quot;:1235388660,&quot;Height&quot;:842.0,&quot;Width&quot;:595.0,&quot;Placement&quot;:&quot;Footer&quot;,&quot;Index&quot;:&quot;FirstPage&quot;,&quot;Section&quot;:1,&quot;Top&quot;:0.0,&quot;Left&quot;:0.0}" o:spid="_x0000_s1030" o:allowincell="f" filled="f" stroked="f" type="#_x0000_t202" o:gfxdata="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">
               <v:path arrowok="t"/>
               <v:textbox inset=",0,,0">
                 <w:txbxContent>
@@ -10370,7 +12642,7 @@
 </file>
 
 <file path=word/footer2.xml><?xml version="1.0" encoding="utf-8"?>
-<w:ftr xmlns:wpc="http://schemas.microsoft.com/office/word/2010/wordprocessingCanvas" xmlns:cx="http://schemas.microsoft.com/office/drawing/2014/chartex" xmlns:cx1="http://schemas.microsoft.com/office/drawing/2015/9/8/chartex" xmlns:cx2="http://schemas.microsoft.com/office/drawing/2015/10/21/chartex" xmlns:cx3="http://schemas.microsoft.com/office/drawing/2016/5/9/chartex" xmlns:cx4="http://schemas.microsoft.com/office/drawing/2016/5/10/chartex" xmlns:cx5="http://schemas.microsoft.com/office/drawing/2016/5/11/chartex" xmlns:cx6="http://schemas.microsoft.com/office/drawing/2016/5/12/chartex" xmlns:cx7="http://schemas.microsoft.com/office/drawing/2016/5/13/chartex" xmlns:cx8="http://schemas.microsoft.com/office/drawing/2016/5/14/chartex" xmlns:mc="http://schemas.openxmlformats.org/markup-compatibility/2006" xmlns:aink="http://schemas.microsoft.com/office/drawing/2016/ink" xmlns:am3d="http://schemas.microsoft.com/office/drawing/2017/model3d" xmlns:o="urn:schemas-microsoft-com:office:office" xmlns:oel="http://schemas.microsoft.com/office/2019/extlst" xmlns:r="http://schemas.openxmlformats.org/officeDocument/2006/relationships" xmlns:m="http://schemas.openxmlformats.org/officeDocument/2006/math" xmlns:v="urn:schemas-microsoft-com:vml" xmlns:wp14="http://schemas.microsoft.com/office/word/2010/wordprocessingDrawing" xmlns:wp="http://schemas.openxmlformats.org/drawingml/2006/wordprocessingDrawing" xmlns:w10="urn:schemas-microsoft-com:office:word" xmlns:w="http://schemas.openxmlformats.org/wordprocessingml/2006/main" xmlns:w14="http://schemas.microsoft.com/office/word/2010/wordml" xmlns:w15="http://schemas.microsoft.com/office/word/2012/wordml" xmlns:w16cex="http://schemas.microsoft.com/office/word/2018/wordml/cex" xmlns:w16cid="http://schemas.microsoft.com/office/word/2016/wordml/cid" xmlns:w16="http://schemas.microsoft.com/office/word/2018/wordml" xmlns:w16du="http://schemas.microsoft.com/office/word/2023/wordml/word16du" xmlns:w16sdtdh="http://schemas.microsoft.com/office/word/2020/wordml/sdtdatahash" xmlns:w16sdtfl="http://schemas.microsoft.com/office/word/2024/wordml/sdtformatlock" xmlns:w16se="http://schemas.microsoft.com/office/word/2015/wordml/symex" xmlns:wpg="http://schemas.microsoft.com/office/word/2010/wordprocessingGroup" xmlns:wpi="http://schemas.microsoft.com/office/word/2010/wordprocessingInk" xmlns:wne="http://schemas.microsoft.com/office/word/2006/wordml" xmlns:wps="http://schemas.microsoft.com/office/word/2010/wordprocessingShape" mc:Ignorable="w14 w15 w16se w16cid w16 w16cex w16sdtdh w16sdtfl w16du wp14">
+<w:ftr xmlns:wpc="http://schemas.microsoft.com/office/word/2010/wordprocessingCanvas" xmlns:cx="http://schemas.microsoft.com/office/drawing/2014/chartex" xmlns:cx1="http://schemas.microsoft.com/office/drawing/2015/9/8/chartex" xmlns:cx2="http://schemas.microsoft.com/office/drawing/2015/10/21/chartex" xmlns:cx3="http://schemas.microsoft.com/office/drawing/2016/5/9/chartex" xmlns:cx4="http://schemas.microsoft.com/office/drawing/2016/5/10/chartex" xmlns:cx5="http://schemas.microsoft.com/office/drawing/2016/5/11/chartex" xmlns:cx6="http://schemas.microsoft.com/office/drawing/2016/5/12/chartex" xmlns:cx7="http://schemas.microsoft.com/office/drawing/2016/5/13/chartex" xmlns:cx8="http://schemas.microsoft.com/office/drawing/2016/5/14/chartex" xmlns:mc="http://schemas.openxmlformats.org/markup-compatibility/2006" xmlns:aink="http://schemas.microsoft.com/office/drawing/2016/ink" xmlns:am3d="http://schemas.microsoft.com/office/drawing/2017/model3d" xmlns:o="urn:schemas-microsoft-com:office:office" xmlns:oel="http://schemas.microsoft.com/office/2019/extlst" xmlns:r="http://schemas.openxmlformats.org/officeDocument/2006/relationships" xmlns:m="http://schemas.openxmlformats.org/officeDocument/2006/math" xmlns:v="urn:schemas-microsoft-com:vml" xmlns:wp14="http://schemas.microsoft.com/office/word/2010/wordprocessingDrawing" xmlns:wp="http://schemas.openxmlformats.org/drawingml/2006/wordprocessingDrawing" xmlns:w10="urn:schemas-microsoft-com:office:word" xmlns:w="http://schemas.openxmlformats.org/wordprocessingml/2006/main" xmlns:w14="http://schemas.microsoft.com/office/word/2010/wordml" xmlns:w15="http://schemas.microsoft.com/office/word/2012/wordml" xmlns:w16cex="http://schemas.microsoft.com/office/word/2018/wordml/cex" xmlns:w16cid="http://schemas.microsoft.com/office/word/2016/wordml/cid" xmlns:w16="http://schemas.microsoft.com/office/word/2018/wordml" xmlns:w16du="http://schemas.microsoft.com/office/word/2023/wordml/word16du" xmlns:w16sdtdh="http://schemas.microsoft.com/office/word/2020/wordml/sdtdatahash" xmlns:w16sdtfl="http://schemas.microsoft.com/office/word/2024/wordml/sdtformatlock" xmlns:w16se="http://schemas.microsoft.com/office/word/2015/wordml/symex" xmlns:wpg="http://schemas.microsoft.com/office/word/2010/wordprocessingGroup" xmlns:wpi="http://schemas.microsoft.com/office/word/2010/wordprocessingInk" xmlns:wne="http://schemas.microsoft.com/office/word/2006/wordml" xmlns:wps="http://schemas.microsoft.com/office/word/2010/wordprocessingShape" xmlns:a="http://schemas.openxmlformats.org/drawingml/2006/main" xmlns:a14="http://schemas.microsoft.com/office/drawing/2010/main" mc:Ignorable="w14 w15 w16se w16cid w16 w16cex w16sdtdh w16sdtfl w16du wp14">
   <w:p>
     <w:pPr>
       <w:pStyle w:val="Footer"/>
@@ -10473,12 +12745,12 @@
           </w:drawing>
         </mc:Choice>
         <mc:Fallback>
-          <w:pict>
-            <v:shapetype w14:anchorId="5660AEC6" id="_x0000_t202" coordsize="21600,21600" o:spt="202" path="m,l,21600r21600,l21600,xe">
+          <w:pict w14:anchorId="01FACD93">
+            <v:shapetype id="_x0000_t202" coordsize="21600,21600" o:spt="202" path="m,l,21600r21600,l21600,xe" w14:anchorId="5660AEC6">
               <v:stroke joinstyle="miter"/>
               <v:path gradientshapeok="t" o:connecttype="rect"/>
             </v:shapetype>
-            <v:shape id="MSIPCMb52146ab84d1d0a567eae5b6" o:spid="_x0000_s1026" type="#_x0000_t202" alt="{&quot;HashCode&quot;:1235388660,&quot;Height&quot;:842.0,&quot;Width&quot;:595.0,&quot;Placement&quot;:&quot;Footer&quot;,&quot;Index&quot;:&quot;Primary&quot;,&quot;Section&quot;:1,&quot;Top&quot;:0.0,&quot;Left&quot;:0.0}" style="position:absolute;margin-left:0;margin-top:807.1pt;width:595.35pt;height:19.9pt;z-index:251630592;visibility:visible;mso-wrap-style:square;mso-width-percent:0;mso-height-percent:0;mso-wrap-distance-left:9pt;mso-wrap-distance-top:0;mso-wrap-distance-right:9pt;mso-wrap-distance-bottom:0;mso-position-horizontal:absolute;mso-position-horizontal-relative:page;mso-position-vertical:absolute;mso-position-vertical-relative:page;mso-width-percent:0;mso-height-percent:0;mso-width-relative:page;mso-height-relative:page;v-text-anchor:bottom" o:gfxdata="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" o:allowincell="f" filled="f" stroked="f">
+            <v:shape id="MSIPCMb52146ab84d1d0a567eae5b6" style="position:absolute;margin-left:0;margin-top:807.1pt;width:595.35pt;height:19.9pt;z-index:251630592;visibility:visible;mso-wrap-style:square;mso-width-percent:0;mso-height-percent:0;mso-wrap-distance-left:9pt;mso-wrap-distance-top:0;mso-wrap-distance-right:9pt;mso-wrap-distance-bottom:0;mso-position-horizontal:absolute;mso-position-horizontal-relative:page;mso-position-vertical:absolute;mso-position-vertical-relative:page;mso-width-percent:0;mso-height-percent:0;mso-width-relative:page;mso-height-relative:page;v-text-anchor:bottom" alt="{&quot;HashCode&quot;:1235388660,&quot;Height&quot;:842.0,&quot;Width&quot;:595.0,&quot;Placement&quot;:&quot;Footer&quot;,&quot;Index&quot;:&quot;Primary&quot;,&quot;Section&quot;:1,&quot;Top&quot;:0.0,&quot;Left&quot;:0.0}" o:spid="_x0000_s1026" o:allowincell="f" filled="f" stroked="f" type="#_x0000_t202" o:gfxdata="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">
               <v:path arrowok="t"/>
               <v:textbox inset=",0,,0">
                 <w:txbxContent>
@@ -10533,7 +12805,7 @@
 </file>
 
 <file path=word/footer4.xml><?xml version="1.0" encoding="utf-8"?>
-<w:ftr xmlns:wpc="http://schemas.microsoft.com/office/word/2010/wordprocessingCanvas" xmlns:cx="http://schemas.microsoft.com/office/drawing/2014/chartex" xmlns:cx1="http://schemas.microsoft.com/office/drawing/2015/9/8/chartex" xmlns:cx2="http://schemas.microsoft.com/office/drawing/2015/10/21/chartex" xmlns:cx3="http://schemas.microsoft.com/office/drawing/2016/5/9/chartex" xmlns:cx4="http://schemas.microsoft.com/office/drawing/2016/5/10/chartex" xmlns:cx5="http://schemas.microsoft.com/office/drawing/2016/5/11/chartex" xmlns:cx6="http://schemas.microsoft.com/office/drawing/2016/5/12/chartex" xmlns:cx7="http://schemas.microsoft.com/office/drawing/2016/5/13/chartex" xmlns:cx8="http://schemas.microsoft.com/office/drawing/2016/5/14/chartex" xmlns:mc="http://schemas.openxmlformats.org/markup-compatibility/2006" xmlns:aink="http://schemas.microsoft.com/office/drawing/2016/ink" xmlns:am3d="http://schemas.microsoft.com/office/drawing/2017/model3d" xmlns:o="urn:schemas-microsoft-com:office:office" xmlns:oel="http://schemas.microsoft.com/office/2019/extlst" xmlns:r="http://schemas.openxmlformats.org/officeDocument/2006/relationships" xmlns:m="http://schemas.openxmlformats.org/officeDocument/2006/math" xmlns:v="urn:schemas-microsoft-com:vml" xmlns:wp14="http://schemas.microsoft.com/office/word/2010/wordprocessingDrawing" xmlns:wp="http://schemas.openxmlformats.org/drawingml/2006/wordprocessingDrawing" xmlns:w10="urn:schemas-microsoft-com:office:word" xmlns:w="http://schemas.openxmlformats.org/wordprocessingml/2006/main" xmlns:w14="http://schemas.microsoft.com/office/word/2010/wordml" xmlns:w15="http://schemas.microsoft.com/office/word/2012/wordml" xmlns:w16cex="http://schemas.microsoft.com/office/word/2018/wordml/cex" xmlns:w16cid="http://schemas.microsoft.com/office/word/2016/wordml/cid" xmlns:w16="http://schemas.microsoft.com/office/word/2018/wordml" xmlns:w16du="http://schemas.microsoft.com/office/word/2023/wordml/word16du" xmlns:w16sdtdh="http://schemas.microsoft.com/office/word/2020/wordml/sdtdatahash" xmlns:w16sdtfl="http://schemas.microsoft.com/office/word/2024/wordml/sdtformatlock" xmlns:w16se="http://schemas.microsoft.com/office/word/2015/wordml/symex" xmlns:wpg="http://schemas.microsoft.com/office/word/2010/wordprocessingGroup" xmlns:wpi="http://schemas.microsoft.com/office/word/2010/wordprocessingInk" xmlns:wne="http://schemas.microsoft.com/office/word/2006/wordml" xmlns:wps="http://schemas.microsoft.com/office/word/2010/wordprocessingShape" mc:Ignorable="w14 w15 w16se w16cid w16 w16cex w16sdtdh w16sdtfl w16du wp14">
+<w:ftr xmlns:wpc="http://schemas.microsoft.com/office/word/2010/wordprocessingCanvas" xmlns:cx="http://schemas.microsoft.com/office/drawing/2014/chartex" xmlns:cx1="http://schemas.microsoft.com/office/drawing/2015/9/8/chartex" xmlns:cx2="http://schemas.microsoft.com/office/drawing/2015/10/21/chartex" xmlns:cx3="http://schemas.microsoft.com/office/drawing/2016/5/9/chartex" xmlns:cx4="http://schemas.microsoft.com/office/drawing/2016/5/10/chartex" xmlns:cx5="http://schemas.microsoft.com/office/drawing/2016/5/11/chartex" xmlns:cx6="http://schemas.microsoft.com/office/drawing/2016/5/12/chartex" xmlns:cx7="http://schemas.microsoft.com/office/drawing/2016/5/13/chartex" xmlns:cx8="http://schemas.microsoft.com/office/drawing/2016/5/14/chartex" xmlns:mc="http://schemas.openxmlformats.org/markup-compatibility/2006" xmlns:aink="http://schemas.microsoft.com/office/drawing/2016/ink" xmlns:am3d="http://schemas.microsoft.com/office/drawing/2017/model3d" xmlns:o="urn:schemas-microsoft-com:office:office" xmlns:oel="http://schemas.microsoft.com/office/2019/extlst" xmlns:r="http://schemas.openxmlformats.org/officeDocument/2006/relationships" xmlns:m="http://schemas.openxmlformats.org/officeDocument/2006/math" xmlns:v="urn:schemas-microsoft-com:vml" xmlns:wp14="http://schemas.microsoft.com/office/word/2010/wordprocessingDrawing" xmlns:wp="http://schemas.openxmlformats.org/drawingml/2006/wordprocessingDrawing" xmlns:w10="urn:schemas-microsoft-com:office:word" xmlns:w="http://schemas.openxmlformats.org/wordprocessingml/2006/main" xmlns:w14="http://schemas.microsoft.com/office/word/2010/wordml" xmlns:w15="http://schemas.microsoft.com/office/word/2012/wordml" xmlns:w16cex="http://schemas.microsoft.com/office/word/2018/wordml/cex" xmlns:w16cid="http://schemas.microsoft.com/office/word/2016/wordml/cid" xmlns:w16="http://schemas.microsoft.com/office/word/2018/wordml" xmlns:w16du="http://schemas.microsoft.com/office/word/2023/wordml/word16du" xmlns:w16sdtdh="http://schemas.microsoft.com/office/word/2020/wordml/sdtdatahash" xmlns:w16sdtfl="http://schemas.microsoft.com/office/word/2024/wordml/sdtformatlock" xmlns:w16se="http://schemas.microsoft.com/office/word/2015/wordml/symex" xmlns:wpg="http://schemas.microsoft.com/office/word/2010/wordprocessingGroup" xmlns:wpi="http://schemas.microsoft.com/office/word/2010/wordprocessingInk" xmlns:wne="http://schemas.microsoft.com/office/word/2006/wordml" xmlns:wps="http://schemas.microsoft.com/office/word/2010/wordprocessingShape" xmlns:a="http://schemas.openxmlformats.org/drawingml/2006/main" xmlns:a14="http://schemas.microsoft.com/office/drawing/2010/main" mc:Ignorable="w14 w15 w16se w16cid w16 w16cex w16sdtdh w16sdtfl w16du wp14">
   <w:p>
     <w:pPr>
       <w:pStyle w:val="Footer"/>
@@ -10718,12 +12990,12 @@
           </w:drawing>
         </mc:Choice>
         <mc:Fallback>
-          <w:pict>
-            <v:shapetype w14:anchorId="5F481895" id="_x0000_t202" coordsize="21600,21600" o:spt="202" path="m,l,21600r21600,l21600,xe">
+          <w:pict w14:anchorId="5F618F41">
+            <v:shapetype id="_x0000_t202" coordsize="21600,21600" o:spt="202" path="m,l,21600r21600,l21600,xe" w14:anchorId="5F481895">
               <v:stroke joinstyle="miter"/>
               <v:path gradientshapeok="t" o:connecttype="rect"/>
             </v:shapetype>
-            <v:shape id="_x0000_s1027" type="#_x0000_t202" alt="{&quot;HashCode&quot;:1235388660,&quot;Height&quot;:842.0,&quot;Width&quot;:595.0,&quot;Placement&quot;:&quot;Footer&quot;,&quot;Index&quot;:&quot;Primary&quot;,&quot;Section&quot;:1,&quot;Top&quot;:0.0,&quot;Left&quot;:0.0}" style="position:absolute;margin-left:0;margin-top:807.1pt;width:595.35pt;height:19.9pt;z-index:251673600;visibility:visible;mso-wrap-style:square;mso-width-percent:0;mso-height-percent:0;mso-wrap-distance-left:9pt;mso-wrap-distance-top:0;mso-wrap-distance-right:9pt;mso-wrap-distance-bottom:0;mso-position-horizontal:absolute;mso-position-horizontal-relative:page;mso-position-vertical:absolute;mso-position-vertical-relative:page;mso-width-percent:0;mso-height-percent:0;mso-width-relative:page;mso-height-relative:page;v-text-anchor:bottom" o:gfxdata="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" o:allowincell="f" filled="f" stroked="f">
+            <v:shape id="_x0000_s1027" style="position:absolute;margin-left:0;margin-top:807.1pt;width:595.35pt;height:19.9pt;z-index:251673600;visibility:visible;mso-wrap-style:square;mso-width-percent:0;mso-height-percent:0;mso-wrap-distance-left:9pt;mso-wrap-distance-top:0;mso-wrap-distance-right:9pt;mso-wrap-distance-bottom:0;mso-position-horizontal:absolute;mso-position-horizontal-relative:page;mso-position-vertical:absolute;mso-position-vertical-relative:page;mso-width-percent:0;mso-height-percent:0;mso-width-relative:page;mso-height-relative:page;v-text-anchor:bottom" alt="{&quot;HashCode&quot;:1235388660,&quot;Height&quot;:842.0,&quot;Width&quot;:595.0,&quot;Placement&quot;:&quot;Footer&quot;,&quot;Index&quot;:&quot;Primary&quot;,&quot;Section&quot;:1,&quot;Top&quot;:0.0,&quot;Left&quot;:0.0}" o:allowincell="f" filled="f" stroked="f" type="#_x0000_t202" o:gfxdata="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">
               <v:path arrowok="t"/>
               <v:textbox inset=",0,,0">
                 <w:txbxContent>
@@ -11184,7 +13456,7 @@
 </file>
 
 <file path=word/footer8.xml><?xml version="1.0" encoding="utf-8"?>
-<w:ftr xmlns:wpc="http://schemas.microsoft.com/office/word/2010/wordprocessingCanvas" xmlns:cx="http://schemas.microsoft.com/office/drawing/2014/chartex" xmlns:cx1="http://schemas.microsoft.com/office/drawing/2015/9/8/chartex" xmlns:cx2="http://schemas.microsoft.com/office/drawing/2015/10/21/chartex" xmlns:cx3="http://schemas.microsoft.com/office/drawing/2016/5/9/chartex" xmlns:cx4="http://schemas.microsoft.com/office/drawing/2016/5/10/chartex" xmlns:cx5="http://schemas.microsoft.com/office/drawing/2016/5/11/chartex" xmlns:cx6="http://schemas.microsoft.com/office/drawing/2016/5/12/chartex" xmlns:cx7="http://schemas.microsoft.com/office/drawing/2016/5/13/chartex" xmlns:cx8="http://schemas.microsoft.com/office/drawing/2016/5/14/chartex" xmlns:mc="http://schemas.openxmlformats.org/markup-compatibility/2006" xmlns:aink="http://schemas.microsoft.com/office/drawing/2016/ink" xmlns:am3d="http://schemas.microsoft.com/office/drawing/2017/model3d" xmlns:o="urn:schemas-microsoft-com:office:office" xmlns:oel="http://schemas.microsoft.com/office/2019/extlst" xmlns:r="http://schemas.openxmlformats.org/officeDocument/2006/relationships" xmlns:m="http://schemas.openxmlformats.org/officeDocument/2006/math" xmlns:v="urn:schemas-microsoft-com:vml" xmlns:wp14="http://schemas.microsoft.com/office/word/2010/wordprocessingDrawing" xmlns:wp="http://schemas.openxmlformats.org/drawingml/2006/wordprocessingDrawing" xmlns:w10="urn:schemas-microsoft-com:office:word" xmlns:w="http://schemas.openxmlformats.org/wordprocessingml/2006/main" xmlns:w14="http://schemas.microsoft.com/office/word/2010/wordml" xmlns:w15="http://schemas.microsoft.com/office/word/2012/wordml" xmlns:w16cex="http://schemas.microsoft.com/office/word/2018/wordml/cex" xmlns:w16cid="http://schemas.microsoft.com/office/word/2016/wordml/cid" xmlns:w16="http://schemas.microsoft.com/office/word/2018/wordml" xmlns:w16du="http://schemas.microsoft.com/office/word/2023/wordml/word16du" xmlns:w16sdtdh="http://schemas.microsoft.com/office/word/2020/wordml/sdtdatahash" xmlns:w16sdtfl="http://schemas.microsoft.com/office/word/2024/wordml/sdtformatlock" xmlns:w16se="http://schemas.microsoft.com/office/word/2015/wordml/symex" xmlns:wpg="http://schemas.microsoft.com/office/word/2010/wordprocessingGroup" xmlns:wpi="http://schemas.microsoft.com/office/word/2010/wordprocessingInk" xmlns:wne="http://schemas.microsoft.com/office/word/2006/wordml" xmlns:wps="http://schemas.microsoft.com/office/word/2010/wordprocessingShape" mc:Ignorable="w14 w15 w16se w16cid w16 w16cex w16sdtdh w16sdtfl w16du wp14">
+<w:ftr xmlns:wpc="http://schemas.microsoft.com/office/word/2010/wordprocessingCanvas" xmlns:cx="http://schemas.microsoft.com/office/drawing/2014/chartex" xmlns:cx1="http://schemas.microsoft.com/office/drawing/2015/9/8/chartex" xmlns:cx2="http://schemas.microsoft.com/office/drawing/2015/10/21/chartex" xmlns:cx3="http://schemas.microsoft.com/office/drawing/2016/5/9/chartex" xmlns:cx4="http://schemas.microsoft.com/office/drawing/2016/5/10/chartex" xmlns:cx5="http://schemas.microsoft.com/office/drawing/2016/5/11/chartex" xmlns:cx6="http://schemas.microsoft.com/office/drawing/2016/5/12/chartex" xmlns:cx7="http://schemas.microsoft.com/office/drawing/2016/5/13/chartex" xmlns:cx8="http://schemas.microsoft.com/office/drawing/2016/5/14/chartex" xmlns:mc="http://schemas.openxmlformats.org/markup-compatibility/2006" xmlns:aink="http://schemas.microsoft.com/office/drawing/2016/ink" xmlns:am3d="http://schemas.microsoft.com/office/drawing/2017/model3d" xmlns:o="urn:schemas-microsoft-com:office:office" xmlns:oel="http://schemas.microsoft.com/office/2019/extlst" xmlns:r="http://schemas.openxmlformats.org/officeDocument/2006/relationships" xmlns:m="http://schemas.openxmlformats.org/officeDocument/2006/math" xmlns:v="urn:schemas-microsoft-com:vml" xmlns:wp14="http://schemas.microsoft.com/office/word/2010/wordprocessingDrawing" xmlns:wp="http://schemas.openxmlformats.org/drawingml/2006/wordprocessingDrawing" xmlns:w10="urn:schemas-microsoft-com:office:word" xmlns:w="http://schemas.openxmlformats.org/wordprocessingml/2006/main" xmlns:w14="http://schemas.microsoft.com/office/word/2010/wordml" xmlns:w15="http://schemas.microsoft.com/office/word/2012/wordml" xmlns:w16cex="http://schemas.microsoft.com/office/word/2018/wordml/cex" xmlns:w16cid="http://schemas.microsoft.com/office/word/2016/wordml/cid" xmlns:w16="http://schemas.microsoft.com/office/word/2018/wordml" xmlns:w16du="http://schemas.microsoft.com/office/word/2023/wordml/word16du" xmlns:w16sdtdh="http://schemas.microsoft.com/office/word/2020/wordml/sdtdatahash" xmlns:w16sdtfl="http://schemas.microsoft.com/office/word/2024/wordml/sdtformatlock" xmlns:w16se="http://schemas.microsoft.com/office/word/2015/wordml/symex" xmlns:wpg="http://schemas.microsoft.com/office/word/2010/wordprocessingGroup" xmlns:wpi="http://schemas.microsoft.com/office/word/2010/wordprocessingInk" xmlns:wne="http://schemas.microsoft.com/office/word/2006/wordml" xmlns:wps="http://schemas.microsoft.com/office/word/2010/wordprocessingShape" xmlns:a="http://schemas.openxmlformats.org/drawingml/2006/main" xmlns:a14="http://schemas.microsoft.com/office/drawing/2010/main" mc:Ignorable="w14 w15 w16se w16cid w16 w16cex w16sdtdh w16sdtfl w16du wp14">
   <w:p>
     <w:pPr>
       <w:pStyle w:val="Footer"/>
@@ -11280,12 +13552,12 @@
           </w:drawing>
         </mc:Choice>
         <mc:Fallback>
-          <w:pict>
-            <v:shapetype w14:anchorId="4B7CD2B1" id="_x0000_t202" coordsize="21600,21600" o:spt="202" path="m,l,21600r21600,l21600,xe">
+          <w:pict w14:anchorId="6C46A065">
+            <v:shapetype id="_x0000_t202" coordsize="21600,21600" o:spt="202" path="m,l,21600r21600,l21600,xe" w14:anchorId="4B7CD2B1">
               <v:stroke joinstyle="miter"/>
               <v:path gradientshapeok="t" o:connecttype="rect"/>
             </v:shapetype>
-            <v:shape id="_x0000_s1028" type="#_x0000_t202" alt="{&quot;HashCode&quot;:1235388660,&quot;Height&quot;:842.0,&quot;Width&quot;:595.0,&quot;Placement&quot;:&quot;Footer&quot;,&quot;Index&quot;:&quot;Primary&quot;,&quot;Section&quot;:1,&quot;Top&quot;:0.0,&quot;Left&quot;:0.0}" style="position:absolute;margin-left:0;margin-top:807.1pt;width:595.35pt;height:19.9pt;z-index:251683840;visibility:visible;mso-wrap-style:square;mso-width-percent:0;mso-height-percent:0;mso-wrap-distance-left:9pt;mso-wrap-distance-top:0;mso-wrap-distance-right:9pt;mso-wrap-distance-bottom:0;mso-position-horizontal:absolute;mso-position-horizontal-relative:page;mso-position-vertical:absolute;mso-position-vertical-relative:page;mso-width-percent:0;mso-height-percent:0;mso-width-relative:page;mso-height-relative:page;v-text-anchor:bottom" o:gfxdata="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" o:allowincell="f" filled="f" stroked="f">
+            <v:shape id="_x0000_s1028" style="position:absolute;margin-left:0;margin-top:807.1pt;width:595.35pt;height:19.9pt;z-index:251683840;visibility:visible;mso-wrap-style:square;mso-width-percent:0;mso-height-percent:0;mso-wrap-distance-left:9pt;mso-wrap-distance-top:0;mso-wrap-distance-right:9pt;mso-wrap-distance-bottom:0;mso-position-horizontal:absolute;mso-position-horizontal-relative:page;mso-position-vertical:absolute;mso-position-vertical-relative:page;mso-width-percent:0;mso-height-percent:0;mso-width-relative:page;mso-height-relative:page;v-text-anchor:bottom" alt="{&quot;HashCode&quot;:1235388660,&quot;Height&quot;:842.0,&quot;Width&quot;:595.0,&quot;Placement&quot;:&quot;Footer&quot;,&quot;Index&quot;:&quot;Primary&quot;,&quot;Section&quot;:1,&quot;Top&quot;:0.0,&quot;Left&quot;:0.0}" o:allowincell="f" filled="f" stroked="f" type="#_x0000_t202" o:gfxdata="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">
               <v:path arrowok="t"/>
               <v:textbox inset=",0,,0">
                 <w:txbxContent>
@@ -11312,7 +13584,7 @@
 </file>
 
 <file path=word/footer9.xml><?xml version="1.0" encoding="utf-8"?>
-<w:ftr xmlns:wpc="http://schemas.microsoft.com/office/word/2010/wordprocessingCanvas" xmlns:cx="http://schemas.microsoft.com/office/drawing/2014/chartex" xmlns:cx1="http://schemas.microsoft.com/office/drawing/2015/9/8/chartex" xmlns:cx2="http://schemas.microsoft.com/office/drawing/2015/10/21/chartex" xmlns:cx3="http://schemas.microsoft.com/office/drawing/2016/5/9/chartex" xmlns:cx4="http://schemas.microsoft.com/office/drawing/2016/5/10/chartex" xmlns:cx5="http://schemas.microsoft.com/office/drawing/2016/5/11/chartex" xmlns:cx6="http://schemas.microsoft.com/office/drawing/2016/5/12/chartex" xmlns:cx7="http://schemas.microsoft.com/office/drawing/2016/5/13/chartex" xmlns:cx8="http://schemas.microsoft.com/office/drawing/2016/5/14/chartex" xmlns:mc="http://schemas.openxmlformats.org/markup-compatibility/2006" xmlns:aink="http://schemas.microsoft.com/office/drawing/2016/ink" xmlns:am3d="http://schemas.microsoft.com/office/drawing/2017/model3d" xmlns:o="urn:schemas-microsoft-com:office:office" xmlns:oel="http://schemas.microsoft.com/office/2019/extlst" xmlns:r="http://schemas.openxmlformats.org/officeDocument/2006/relationships" xmlns:m="http://schemas.openxmlformats.org/officeDocument/2006/math" xmlns:v="urn:schemas-microsoft-com:vml" xmlns:wp14="http://schemas.microsoft.com/office/word/2010/wordprocessingDrawing" xmlns:wp="http://schemas.openxmlformats.org/drawingml/2006/wordprocessingDrawing" xmlns:w10="urn:schemas-microsoft-com:office:word" xmlns:w="http://schemas.openxmlformats.org/wordprocessingml/2006/main" xmlns:w14="http://schemas.microsoft.com/office/word/2010/wordml" xmlns:w15="http://schemas.microsoft.com/office/word/2012/wordml" xmlns:w16cex="http://schemas.microsoft.com/office/word/2018/wordml/cex" xmlns:w16cid="http://schemas.microsoft.com/office/word/2016/wordml/cid" xmlns:w16="http://schemas.microsoft.com/office/word/2018/wordml" xmlns:w16du="http://schemas.microsoft.com/office/word/2023/wordml/word16du" xmlns:w16sdtdh="http://schemas.microsoft.com/office/word/2020/wordml/sdtdatahash" xmlns:w16sdtfl="http://schemas.microsoft.com/office/word/2024/wordml/sdtformatlock" xmlns:w16se="http://schemas.microsoft.com/office/word/2015/wordml/symex" xmlns:wpg="http://schemas.microsoft.com/office/word/2010/wordprocessingGroup" xmlns:wpi="http://schemas.microsoft.com/office/word/2010/wordprocessingInk" xmlns:wne="http://schemas.microsoft.com/office/word/2006/wordml" xmlns:wps="http://schemas.microsoft.com/office/word/2010/wordprocessingShape" mc:Ignorable="w14 w15 w16se w16cid w16 w16cex w16sdtdh w16sdtfl w16du wp14">
+<w:ftr xmlns:wpc="http://schemas.microsoft.com/office/word/2010/wordprocessingCanvas" xmlns:cx="http://schemas.microsoft.com/office/drawing/2014/chartex" xmlns:cx1="http://schemas.microsoft.com/office/drawing/2015/9/8/chartex" xmlns:cx2="http://schemas.microsoft.com/office/drawing/2015/10/21/chartex" xmlns:cx3="http://schemas.microsoft.com/office/drawing/2016/5/9/chartex" xmlns:cx4="http://schemas.microsoft.com/office/drawing/2016/5/10/chartex" xmlns:cx5="http://schemas.microsoft.com/office/drawing/2016/5/11/chartex" xmlns:cx6="http://schemas.microsoft.com/office/drawing/2016/5/12/chartex" xmlns:cx7="http://schemas.microsoft.com/office/drawing/2016/5/13/chartex" xmlns:cx8="http://schemas.microsoft.com/office/drawing/2016/5/14/chartex" xmlns:mc="http://schemas.openxmlformats.org/markup-compatibility/2006" xmlns:aink="http://schemas.microsoft.com/office/drawing/2016/ink" xmlns:am3d="http://schemas.microsoft.com/office/drawing/2017/model3d" xmlns:o="urn:schemas-microsoft-com:office:office" xmlns:oel="http://schemas.microsoft.com/office/2019/extlst" xmlns:r="http://schemas.openxmlformats.org/officeDocument/2006/relationships" xmlns:m="http://schemas.openxmlformats.org/officeDocument/2006/math" xmlns:v="urn:schemas-microsoft-com:vml" xmlns:wp14="http://schemas.microsoft.com/office/word/2010/wordprocessingDrawing" xmlns:wp="http://schemas.openxmlformats.org/drawingml/2006/wordprocessingDrawing" xmlns:w10="urn:schemas-microsoft-com:office:word" xmlns:w="http://schemas.openxmlformats.org/wordprocessingml/2006/main" xmlns:w14="http://schemas.microsoft.com/office/word/2010/wordml" xmlns:w15="http://schemas.microsoft.com/office/word/2012/wordml" xmlns:w16cex="http://schemas.microsoft.com/office/word/2018/wordml/cex" xmlns:w16cid="http://schemas.microsoft.com/office/word/2016/wordml/cid" xmlns:w16="http://schemas.microsoft.com/office/word/2018/wordml" xmlns:w16du="http://schemas.microsoft.com/office/word/2023/wordml/word16du" xmlns:w16sdtdh="http://schemas.microsoft.com/office/word/2020/wordml/sdtdatahash" xmlns:w16sdtfl="http://schemas.microsoft.com/office/word/2024/wordml/sdtformatlock" xmlns:w16se="http://schemas.microsoft.com/office/word/2015/wordml/symex" xmlns:wpg="http://schemas.microsoft.com/office/word/2010/wordprocessingGroup" xmlns:wpi="http://schemas.microsoft.com/office/word/2010/wordprocessingInk" xmlns:wne="http://schemas.microsoft.com/office/word/2006/wordml" xmlns:wps="http://schemas.microsoft.com/office/word/2010/wordprocessingShape" xmlns:a="http://schemas.openxmlformats.org/drawingml/2006/main" xmlns:a14="http://schemas.microsoft.com/office/drawing/2010/main" mc:Ignorable="w14 w15 w16se w16cid w16 w16cex w16sdtdh w16sdtfl w16du wp14">
   <w:sdt>
     <w:sdtPr>
       <w:rPr>
@@ -11333,7 +13605,7 @@
       <w:p>
         <w:pPr>
           <w:pStyle w:val="Footer"/>
-          <w:framePr w:wrap="none" w:vAnchor="text" w:hAnchor="margin" w:xAlign="right" w:y="1"/>
+          <w:framePr w:wrap="none" w:hAnchor="margin" w:vAnchor="text" w:xAlign="right" w:y="1"/>
           <w:rPr>
             <w:rStyle w:val="PageNumber"/>
           </w:rPr>
@@ -11467,12 +13739,12 @@
           </w:drawing>
         </mc:Choice>
         <mc:Fallback>
-          <w:pict>
-            <v:shapetype w14:anchorId="58370233" id="_x0000_t202" coordsize="21600,21600" o:spt="202" path="m,l,21600r21600,l21600,xe">
+          <w:pict w14:anchorId="73B150C2">
+            <v:shapetype id="_x0000_t202" coordsize="21600,21600" o:spt="202" path="m,l,21600r21600,l21600,xe" w14:anchorId="58370233">
               <v:stroke joinstyle="miter"/>
               <v:path gradientshapeok="t" o:connecttype="rect"/>
             </v:shapetype>
-            <v:shape id="_x0000_s1029" type="#_x0000_t202" alt="{&quot;HashCode&quot;:1235388660,&quot;Height&quot;:842.0,&quot;Width&quot;:595.0,&quot;Placement&quot;:&quot;Footer&quot;,&quot;Index&quot;:&quot;Primary&quot;,&quot;Section&quot;:1,&quot;Top&quot;:0.0,&quot;Left&quot;:0.0}" style="position:absolute;margin-left:0;margin-top:807.1pt;width:595.35pt;height:19.9pt;z-index:251686912;visibility:visible;mso-wrap-style:square;mso-width-percent:0;mso-height-percent:0;mso-wrap-distance-left:9pt;mso-wrap-distance-top:0;mso-wrap-distance-right:9pt;mso-wrap-distance-bottom:0;mso-position-horizontal:absolute;mso-position-horizontal-relative:page;mso-position-vertical:absolute;mso-position-vertical-relative:page;mso-width-percent:0;mso-height-percent:0;mso-width-relative:page;mso-height-relative:page;v-text-anchor:bottom" o:gfxdata="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" o:allowincell="f" filled="f" stroked="f">
+            <v:shape id="_x0000_s1029" style="position:absolute;margin-left:0;margin-top:807.1pt;width:595.35pt;height:19.9pt;z-index:251686912;visibility:visible;mso-wrap-style:square;mso-width-percent:0;mso-height-percent:0;mso-wrap-distance-left:9pt;mso-wrap-distance-top:0;mso-wrap-distance-right:9pt;mso-wrap-distance-bottom:0;mso-position-horizontal:absolute;mso-position-horizontal-relative:page;mso-position-vertical:absolute;mso-position-vertical-relative:page;mso-width-percent:0;mso-height-percent:0;mso-width-relative:page;mso-height-relative:page;v-text-anchor:bottom" alt="{&quot;HashCode&quot;:1235388660,&quot;Height&quot;:842.0,&quot;Width&quot;:595.0,&quot;Placement&quot;:&quot;Footer&quot;,&quot;Index&quot;:&quot;Primary&quot;,&quot;Section&quot;:1,&quot;Top&quot;:0.0,&quot;Left&quot;:0.0}" o:allowincell="f" filled="f" stroked="f" type="#_x0000_t202" o:gfxdata="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">
               <v:path arrowok="t"/>
               <v:textbox inset=",0,,0">
                 <w:txbxContent>
@@ -11523,7 +13795,7 @@
     <w:pPr>
       <w:pStyle w:val="Header"/>
       <w:pBdr>
-        <w:bottom w:val="none" w:sz="0" w:space="0" w:color="auto"/>
+        <w:bottom w:val="none" w:color="auto" w:sz="0" w:space="0"/>
       </w:pBdr>
       <w:tabs>
         <w:tab w:val="left" w:pos="4213"/>
@@ -11543,7 +13815,7 @@
     <w:pPr>
       <w:pStyle w:val="Header"/>
       <w:pBdr>
-        <w:bottom w:val="none" w:sz="0" w:space="0" w:color="auto"/>
+        <w:bottom w:val="none" w:color="auto" w:sz="0" w:space="0"/>
       </w:pBdr>
       <w:rPr>
         <w:sz w:val="2"/>
@@ -11554,7 +13826,7 @@
 </file>
 
 <file path=word/header3.xml><?xml version="1.0" encoding="utf-8"?>
-<w:hdr xmlns:wpc="http://schemas.microsoft.com/office/word/2010/wordprocessingCanvas" xmlns:cx="http://schemas.microsoft.com/office/drawing/2014/chartex" xmlns:cx1="http://schemas.microsoft.com/office/drawing/2015/9/8/chartex" xmlns:cx2="http://schemas.microsoft.com/office/drawing/2015/10/21/chartex" xmlns:cx3="http://schemas.microsoft.com/office/drawing/2016/5/9/chartex" xmlns:cx4="http://schemas.microsoft.com/office/drawing/2016/5/10/chartex" xmlns:cx5="http://schemas.microsoft.com/office/drawing/2016/5/11/chartex" xmlns:cx6="http://schemas.microsoft.com/office/drawing/2016/5/12/chartex" xmlns:cx7="http://schemas.microsoft.com/office/drawing/2016/5/13/chartex" xmlns:cx8="http://schemas.microsoft.com/office/drawing/2016/5/14/chartex" xmlns:mc="http://schemas.openxmlformats.org/markup-compatibility/2006" xmlns:aink="http://schemas.microsoft.com/office/drawing/2016/ink" xmlns:am3d="http://schemas.microsoft.com/office/drawing/2017/model3d" xmlns:o="urn:schemas-microsoft-com:office:office" xmlns:oel="http://schemas.microsoft.com/office/2019/extlst" xmlns:r="http://schemas.openxmlformats.org/officeDocument/2006/relationships" xmlns:m="http://schemas.openxmlformats.org/officeDocument/2006/math" xmlns:v="urn:schemas-microsoft-com:vml" xmlns:wp14="http://schemas.microsoft.com/office/word/2010/wordprocessingDrawing" xmlns:wp="http://schemas.openxmlformats.org/drawingml/2006/wordprocessingDrawing" xmlns:w10="urn:schemas-microsoft-com:office:word" xmlns:w="http://schemas.openxmlformats.org/wordprocessingml/2006/main" xmlns:w14="http://schemas.microsoft.com/office/word/2010/wordml" xmlns:w15="http://schemas.microsoft.com/office/word/2012/wordml" xmlns:w16cex="http://schemas.microsoft.com/office/word/2018/wordml/cex" xmlns:w16cid="http://schemas.microsoft.com/office/word/2016/wordml/cid" xmlns:w16="http://schemas.microsoft.com/office/word/2018/wordml" xmlns:w16du="http://schemas.microsoft.com/office/word/2023/wordml/word16du" xmlns:w16sdtdh="http://schemas.microsoft.com/office/word/2020/wordml/sdtdatahash" xmlns:w16sdtfl="http://schemas.microsoft.com/office/word/2024/wordml/sdtformatlock" xmlns:w16se="http://schemas.microsoft.com/office/word/2015/wordml/symex" xmlns:wpg="http://schemas.microsoft.com/office/word/2010/wordprocessingGroup" xmlns:wpi="http://schemas.microsoft.com/office/word/2010/wordprocessingInk" xmlns:wne="http://schemas.microsoft.com/office/word/2006/wordml" xmlns:wps="http://schemas.microsoft.com/office/word/2010/wordprocessingShape" mc:Ignorable="w14 w15 w16se w16cid w16 w16cex w16sdtdh w16sdtfl w16du wp14">
+<w:hdr xmlns:wpc="http://schemas.microsoft.com/office/word/2010/wordprocessingCanvas" xmlns:cx="http://schemas.microsoft.com/office/drawing/2014/chartex" xmlns:cx1="http://schemas.microsoft.com/office/drawing/2015/9/8/chartex" xmlns:cx2="http://schemas.microsoft.com/office/drawing/2015/10/21/chartex" xmlns:cx3="http://schemas.microsoft.com/office/drawing/2016/5/9/chartex" xmlns:cx4="http://schemas.microsoft.com/office/drawing/2016/5/10/chartex" xmlns:cx5="http://schemas.microsoft.com/office/drawing/2016/5/11/chartex" xmlns:cx6="http://schemas.microsoft.com/office/drawing/2016/5/12/chartex" xmlns:cx7="http://schemas.microsoft.com/office/drawing/2016/5/13/chartex" xmlns:cx8="http://schemas.microsoft.com/office/drawing/2016/5/14/chartex" xmlns:mc="http://schemas.openxmlformats.org/markup-compatibility/2006" xmlns:aink="http://schemas.microsoft.com/office/drawing/2016/ink" xmlns:am3d="http://schemas.microsoft.com/office/drawing/2017/model3d" xmlns:o="urn:schemas-microsoft-com:office:office" xmlns:oel="http://schemas.microsoft.com/office/2019/extlst" xmlns:r="http://schemas.openxmlformats.org/officeDocument/2006/relationships" xmlns:m="http://schemas.openxmlformats.org/officeDocument/2006/math" xmlns:v="urn:schemas-microsoft-com:vml" xmlns:wp14="http://schemas.microsoft.com/office/word/2010/wordprocessingDrawing" xmlns:wp="http://schemas.openxmlformats.org/drawingml/2006/wordprocessingDrawing" xmlns:w10="urn:schemas-microsoft-com:office:word" xmlns:w="http://schemas.openxmlformats.org/wordprocessingml/2006/main" xmlns:w14="http://schemas.microsoft.com/office/word/2010/wordml" xmlns:w15="http://schemas.microsoft.com/office/word/2012/wordml" xmlns:w16cex="http://schemas.microsoft.com/office/word/2018/wordml/cex" xmlns:w16cid="http://schemas.microsoft.com/office/word/2016/wordml/cid" xmlns:w16="http://schemas.microsoft.com/office/word/2018/wordml" xmlns:w16du="http://schemas.microsoft.com/office/word/2023/wordml/word16du" xmlns:w16sdtdh="http://schemas.microsoft.com/office/word/2020/wordml/sdtdatahash" xmlns:w16sdtfl="http://schemas.microsoft.com/office/word/2024/wordml/sdtformatlock" xmlns:w16se="http://schemas.microsoft.com/office/word/2015/wordml/symex" xmlns:wpg="http://schemas.microsoft.com/office/word/2010/wordprocessingGroup" xmlns:wpi="http://schemas.microsoft.com/office/word/2010/wordprocessingInk" xmlns:wne="http://schemas.microsoft.com/office/word/2006/wordml" xmlns:wps="http://schemas.microsoft.com/office/word/2010/wordprocessingShape" xmlns:a="http://schemas.openxmlformats.org/drawingml/2006/main" xmlns:pic="http://schemas.openxmlformats.org/drawingml/2006/picture" xmlns:a14="http://schemas.microsoft.com/office/drawing/2010/main" mc:Ignorable="w14 w15 w16se w16cid w16 w16cex w16sdtdh w16sdtfl w16du wp14">
   <w:p>
     <w:pPr>
       <w:spacing w:after="60"/>
@@ -11571,12 +13843,12 @@
       <w:tblW w:w="0" w:type="auto"/>
       <w:tblInd w:w="15" w:type="dxa"/>
       <w:tblBorders>
-        <w:top w:val="single" w:sz="4" w:space="0" w:color="auto"/>
-        <w:left w:val="single" w:sz="4" w:space="0" w:color="auto"/>
-        <w:bottom w:val="single" w:sz="4" w:space="0" w:color="auto"/>
-        <w:right w:val="single" w:sz="4" w:space="0" w:color="auto"/>
-        <w:insideH w:val="single" w:sz="4" w:space="0" w:color="auto"/>
-        <w:insideV w:val="single" w:sz="4" w:space="0" w:color="auto"/>
+        <w:top w:val="single" w:color="auto" w:sz="4" w:space="0"/>
+        <w:left w:val="single" w:color="auto" w:sz="4" w:space="0"/>
+        <w:bottom w:val="single" w:color="auto" w:sz="4" w:space="0"/>
+        <w:right w:val="single" w:color="auto" w:sz="4" w:space="0"/>
+        <w:insideH w:val="single" w:color="auto" w:sz="4" w:space="0"/>
+        <w:insideV w:val="single" w:color="auto" w:sz="4" w:space="0"/>
       </w:tblBorders>
       <w:tblLayout w:type="fixed"/>
       <w:tblCellMar>
@@ -11592,16 +13864,16 @@
     <w:tr>
       <w:trPr>
         <w:cantSplit/>
-        <w:trHeight w:hRule="exact" w:val="720"/>
+        <w:trHeight w:val="720" w:hRule="exact"/>
       </w:trPr>
       <w:tc>
         <w:tcPr>
           <w:tcW w:w="1418" w:type="dxa"/>
           <w:vMerge w:val="restart"/>
           <w:tcBorders>
-            <w:top w:val="single" w:sz="12" w:space="0" w:color="auto"/>
-            <w:left w:val="single" w:sz="12" w:space="0" w:color="auto"/>
-            <w:bottom w:val="single" w:sz="12" w:space="0" w:color="auto"/>
+            <w:top w:val="single" w:color="auto" w:sz="12" w:space="0"/>
+            <w:left w:val="single" w:color="auto" w:sz="12" w:space="0"/>
+            <w:bottom w:val="single" w:color="auto" w:sz="12" w:space="0"/>
             <w:right w:val="nil"/>
           </w:tcBorders>
           <w:vAlign w:val="center"/>
@@ -11673,10 +13945,10 @@
         <w:tcPr>
           <w:tcW w:w="8505" w:type="dxa"/>
           <w:tcBorders>
-            <w:top w:val="single" w:sz="12" w:space="0" w:color="auto"/>
-            <w:left w:val="single" w:sz="12" w:space="0" w:color="auto"/>
-            <w:bottom w:val="single" w:sz="12" w:space="0" w:color="auto"/>
-            <w:right w:val="single" w:sz="12" w:space="0" w:color="auto"/>
+            <w:top w:val="single" w:color="auto" w:sz="12" w:space="0"/>
+            <w:left w:val="single" w:color="auto" w:sz="12" w:space="0"/>
+            <w:bottom w:val="single" w:color="auto" w:sz="12" w:space="0"/>
+            <w:right w:val="single" w:color="auto" w:sz="12" w:space="0"/>
           </w:tcBorders>
         </w:tcPr>
         <w:p>
@@ -11698,10 +13970,10 @@
           </w:r>
           <w:r>
             <w:rPr>
-              <w:rFonts w:ascii="Arial" w:hAnsi="Arial"/>
+              <w:rFonts w:ascii="Wingdings" w:hAnsi="Wingdings" w:eastAsia="Wingdings" w:cs="Wingdings"/>
               <w:sz w:val="22"/>
             </w:rPr>
-            <w:sym w:font="Wingdings" w:char="F06C"/>
+            <w:t>l</w:t>
           </w:r>
           <w:r>
             <w:rPr>
@@ -11831,16 +14103,16 @@
     <w:tr>
       <w:trPr>
         <w:cantSplit/>
-        <w:trHeight w:hRule="exact" w:val="765"/>
+        <w:trHeight w:val="765" w:hRule="exact"/>
       </w:trPr>
       <w:tc>
         <w:tcPr>
           <w:tcW w:w="1418" w:type="dxa"/>
           <w:vMerge/>
           <w:tcBorders>
-            <w:top w:val="single" w:sz="12" w:space="0" w:color="auto"/>
-            <w:left w:val="single" w:sz="12" w:space="0" w:color="auto"/>
-            <w:bottom w:val="single" w:sz="12" w:space="0" w:color="auto"/>
+            <w:top w:val="single" w:color="auto" w:sz="12" w:space="0"/>
+            <w:left w:val="single" w:color="auto" w:sz="12" w:space="0"/>
+            <w:bottom w:val="single" w:color="auto" w:sz="12" w:space="0"/>
             <w:right w:val="nil"/>
           </w:tcBorders>
         </w:tcPr>
@@ -11859,9 +14131,9 @@
           <w:tcW w:w="8505" w:type="dxa"/>
           <w:tcBorders>
             <w:top w:val="nil"/>
-            <w:left w:val="single" w:sz="12" w:space="0" w:color="auto"/>
-            <w:bottom w:val="single" w:sz="12" w:space="0" w:color="auto"/>
-            <w:right w:val="single" w:sz="12" w:space="0" w:color="auto"/>
+            <w:left w:val="single" w:color="auto" w:sz="12" w:space="0"/>
+            <w:bottom w:val="single" w:color="auto" w:sz="12" w:space="0"/>
+            <w:right w:val="single" w:color="auto" w:sz="12" w:space="0"/>
           </w:tcBorders>
           <w:shd w:val="pct10" w:color="auto" w:fill="auto"/>
         </w:tcPr>
@@ -11932,7 +14204,7 @@
     <w:pPr>
       <w:pStyle w:val="Header"/>
       <w:pBdr>
-        <w:bottom w:val="none" w:sz="0" w:space="0" w:color="auto"/>
+        <w:bottom w:val="none" w:color="auto" w:sz="0" w:space="0"/>
       </w:pBdr>
       <w:jc w:val="both"/>
     </w:pPr>
@@ -11941,7 +14213,7 @@
 </file>
 
 <file path=word/header4.xml><?xml version="1.0" encoding="utf-8"?>
-<w:hdr xmlns:wpc="http://schemas.microsoft.com/office/word/2010/wordprocessingCanvas" xmlns:cx="http://schemas.microsoft.com/office/drawing/2014/chartex" xmlns:cx1="http://schemas.microsoft.com/office/drawing/2015/9/8/chartex" xmlns:cx2="http://schemas.microsoft.com/office/drawing/2015/10/21/chartex" xmlns:cx3="http://schemas.microsoft.com/office/drawing/2016/5/9/chartex" xmlns:cx4="http://schemas.microsoft.com/office/drawing/2016/5/10/chartex" xmlns:cx5="http://schemas.microsoft.com/office/drawing/2016/5/11/chartex" xmlns:cx6="http://schemas.microsoft.com/office/drawing/2016/5/12/chartex" xmlns:cx7="http://schemas.microsoft.com/office/drawing/2016/5/13/chartex" xmlns:cx8="http://schemas.microsoft.com/office/drawing/2016/5/14/chartex" xmlns:mc="http://schemas.openxmlformats.org/markup-compatibility/2006" xmlns:aink="http://schemas.microsoft.com/office/drawing/2016/ink" xmlns:am3d="http://schemas.microsoft.com/office/drawing/2017/model3d" xmlns:o="urn:schemas-microsoft-com:office:office" xmlns:oel="http://schemas.microsoft.com/office/2019/extlst" xmlns:r="http://schemas.openxmlformats.org/officeDocument/2006/relationships" xmlns:m="http://schemas.openxmlformats.org/officeDocument/2006/math" xmlns:v="urn:schemas-microsoft-com:vml" xmlns:wp14="http://schemas.microsoft.com/office/word/2010/wordprocessingDrawing" xmlns:wp="http://schemas.openxmlformats.org/drawingml/2006/wordprocessingDrawing" xmlns:w10="urn:schemas-microsoft-com:office:word" xmlns:w="http://schemas.openxmlformats.org/wordprocessingml/2006/main" xmlns:w14="http://schemas.microsoft.com/office/word/2010/wordml" xmlns:w15="http://schemas.microsoft.com/office/word/2012/wordml" xmlns:w16cex="http://schemas.microsoft.com/office/word/2018/wordml/cex" xmlns:w16cid="http://schemas.microsoft.com/office/word/2016/wordml/cid" xmlns:w16="http://schemas.microsoft.com/office/word/2018/wordml" xmlns:w16du="http://schemas.microsoft.com/office/word/2023/wordml/word16du" xmlns:w16sdtdh="http://schemas.microsoft.com/office/word/2020/wordml/sdtdatahash" xmlns:w16sdtfl="http://schemas.microsoft.com/office/word/2024/wordml/sdtformatlock" xmlns:w16se="http://schemas.microsoft.com/office/word/2015/wordml/symex" xmlns:wpg="http://schemas.microsoft.com/office/word/2010/wordprocessingGroup" xmlns:wpi="http://schemas.microsoft.com/office/word/2010/wordprocessingInk" xmlns:wne="http://schemas.microsoft.com/office/word/2006/wordml" xmlns:wps="http://schemas.microsoft.com/office/word/2010/wordprocessingShape" mc:Ignorable="w14 w15 w16se w16cid w16 w16cex w16sdtdh w16sdtfl w16du wp14">
+<w:hdr xmlns:wpc="http://schemas.microsoft.com/office/word/2010/wordprocessingCanvas" xmlns:cx="http://schemas.microsoft.com/office/drawing/2014/chartex" xmlns:cx1="http://schemas.microsoft.com/office/drawing/2015/9/8/chartex" xmlns:cx2="http://schemas.microsoft.com/office/drawing/2015/10/21/chartex" xmlns:cx3="http://schemas.microsoft.com/office/drawing/2016/5/9/chartex" xmlns:cx4="http://schemas.microsoft.com/office/drawing/2016/5/10/chartex" xmlns:cx5="http://schemas.microsoft.com/office/drawing/2016/5/11/chartex" xmlns:cx6="http://schemas.microsoft.com/office/drawing/2016/5/12/chartex" xmlns:cx7="http://schemas.microsoft.com/office/drawing/2016/5/13/chartex" xmlns:cx8="http://schemas.microsoft.com/office/drawing/2016/5/14/chartex" xmlns:mc="http://schemas.openxmlformats.org/markup-compatibility/2006" xmlns:aink="http://schemas.microsoft.com/office/drawing/2016/ink" xmlns:am3d="http://schemas.microsoft.com/office/drawing/2017/model3d" xmlns:o="urn:schemas-microsoft-com:office:office" xmlns:oel="http://schemas.microsoft.com/office/2019/extlst" xmlns:r="http://schemas.openxmlformats.org/officeDocument/2006/relationships" xmlns:m="http://schemas.openxmlformats.org/officeDocument/2006/math" xmlns:v="urn:schemas-microsoft-com:vml" xmlns:wp14="http://schemas.microsoft.com/office/word/2010/wordprocessingDrawing" xmlns:wp="http://schemas.openxmlformats.org/drawingml/2006/wordprocessingDrawing" xmlns:w10="urn:schemas-microsoft-com:office:word" xmlns:w="http://schemas.openxmlformats.org/wordprocessingml/2006/main" xmlns:w14="http://schemas.microsoft.com/office/word/2010/wordml" xmlns:w15="http://schemas.microsoft.com/office/word/2012/wordml" xmlns:w16cex="http://schemas.microsoft.com/office/word/2018/wordml/cex" xmlns:w16cid="http://schemas.microsoft.com/office/word/2016/wordml/cid" xmlns:w16="http://schemas.microsoft.com/office/word/2018/wordml" xmlns:w16du="http://schemas.microsoft.com/office/word/2023/wordml/word16du" xmlns:w16sdtdh="http://schemas.microsoft.com/office/word/2020/wordml/sdtdatahash" xmlns:w16sdtfl="http://schemas.microsoft.com/office/word/2024/wordml/sdtformatlock" xmlns:w16se="http://schemas.microsoft.com/office/word/2015/wordml/symex" xmlns:wpg="http://schemas.microsoft.com/office/word/2010/wordprocessingGroup" xmlns:wpi="http://schemas.microsoft.com/office/word/2010/wordprocessingInk" xmlns:wne="http://schemas.microsoft.com/office/word/2006/wordml" xmlns:wps="http://schemas.microsoft.com/office/word/2010/wordprocessingShape" xmlns:a="http://schemas.openxmlformats.org/drawingml/2006/main" xmlns:pic="http://schemas.openxmlformats.org/drawingml/2006/picture" xmlns:a14="http://schemas.microsoft.com/office/drawing/2010/main" mc:Ignorable="w14 w15 w16se w16cid w16 w16cex w16sdtdh w16sdtfl w16du wp14">
   <w:p>
     <w:pPr>
       <w:jc w:val="right"/>
@@ -11957,12 +14229,12 @@
       <w:tblW w:w="0" w:type="auto"/>
       <w:tblInd w:w="15" w:type="dxa"/>
       <w:tblBorders>
-        <w:top w:val="single" w:sz="4" w:space="0" w:color="auto"/>
-        <w:left w:val="single" w:sz="4" w:space="0" w:color="auto"/>
-        <w:bottom w:val="single" w:sz="4" w:space="0" w:color="auto"/>
-        <w:right w:val="single" w:sz="4" w:space="0" w:color="auto"/>
-        <w:insideH w:val="single" w:sz="4" w:space="0" w:color="auto"/>
-        <w:insideV w:val="single" w:sz="4" w:space="0" w:color="auto"/>
+        <w:top w:val="single" w:color="auto" w:sz="4" w:space="0"/>
+        <w:left w:val="single" w:color="auto" w:sz="4" w:space="0"/>
+        <w:bottom w:val="single" w:color="auto" w:sz="4" w:space="0"/>
+        <w:right w:val="single" w:color="auto" w:sz="4" w:space="0"/>
+        <w:insideH w:val="single" w:color="auto" w:sz="4" w:space="0"/>
+        <w:insideV w:val="single" w:color="auto" w:sz="4" w:space="0"/>
       </w:tblBorders>
       <w:tblLayout w:type="fixed"/>
       <w:tblCellMar>
@@ -11978,16 +14250,16 @@
     <w:tr>
       <w:trPr>
         <w:cantSplit/>
-        <w:trHeight w:hRule="exact" w:val="720"/>
+        <w:trHeight w:val="720" w:hRule="exact"/>
       </w:trPr>
       <w:tc>
         <w:tcPr>
           <w:tcW w:w="1418" w:type="dxa"/>
           <w:vMerge w:val="restart"/>
           <w:tcBorders>
-            <w:top w:val="single" w:sz="12" w:space="0" w:color="auto"/>
-            <w:left w:val="single" w:sz="12" w:space="0" w:color="auto"/>
-            <w:bottom w:val="single" w:sz="12" w:space="0" w:color="auto"/>
+            <w:top w:val="single" w:color="auto" w:sz="12" w:space="0"/>
+            <w:left w:val="single" w:color="auto" w:sz="12" w:space="0"/>
+            <w:bottom w:val="single" w:color="auto" w:sz="12" w:space="0"/>
             <w:right w:val="nil"/>
           </w:tcBorders>
           <w:vAlign w:val="center"/>
@@ -12059,10 +14331,10 @@
         <w:tcPr>
           <w:tcW w:w="8505" w:type="dxa"/>
           <w:tcBorders>
-            <w:top w:val="single" w:sz="12" w:space="0" w:color="auto"/>
-            <w:left w:val="single" w:sz="12" w:space="0" w:color="auto"/>
-            <w:bottom w:val="single" w:sz="12" w:space="0" w:color="auto"/>
-            <w:right w:val="single" w:sz="12" w:space="0" w:color="auto"/>
+            <w:top w:val="single" w:color="auto" w:sz="12" w:space="0"/>
+            <w:left w:val="single" w:color="auto" w:sz="12" w:space="0"/>
+            <w:bottom w:val="single" w:color="auto" w:sz="12" w:space="0"/>
+            <w:right w:val="single" w:color="auto" w:sz="12" w:space="0"/>
           </w:tcBorders>
         </w:tcPr>
         <w:p>
@@ -12084,10 +14356,10 @@
           </w:r>
           <w:r>
             <w:rPr>
-              <w:rFonts w:ascii="Arial" w:hAnsi="Arial"/>
+              <w:rFonts w:ascii="Wingdings" w:hAnsi="Wingdings" w:eastAsia="Wingdings" w:cs="Wingdings"/>
               <w:sz w:val="22"/>
             </w:rPr>
-            <w:sym w:font="Wingdings" w:char="F06C"/>
+            <w:t>l</w:t>
           </w:r>
           <w:r>
             <w:rPr>
@@ -12217,16 +14489,16 @@
     <w:tr>
       <w:trPr>
         <w:cantSplit/>
-        <w:trHeight w:hRule="exact" w:val="765"/>
+        <w:trHeight w:val="765" w:hRule="exact"/>
       </w:trPr>
       <w:tc>
         <w:tcPr>
           <w:tcW w:w="1418" w:type="dxa"/>
           <w:vMerge/>
           <w:tcBorders>
-            <w:top w:val="single" w:sz="12" w:space="0" w:color="auto"/>
-            <w:left w:val="single" w:sz="12" w:space="0" w:color="auto"/>
-            <w:bottom w:val="single" w:sz="12" w:space="0" w:color="auto"/>
+            <w:top w:val="single" w:color="auto" w:sz="12" w:space="0"/>
+            <w:left w:val="single" w:color="auto" w:sz="12" w:space="0"/>
+            <w:bottom w:val="single" w:color="auto" w:sz="12" w:space="0"/>
             <w:right w:val="nil"/>
           </w:tcBorders>
         </w:tcPr>
@@ -12245,9 +14517,9 @@
           <w:tcW w:w="8505" w:type="dxa"/>
           <w:tcBorders>
             <w:top w:val="nil"/>
-            <w:left w:val="single" w:sz="12" w:space="0" w:color="auto"/>
-            <w:bottom w:val="single" w:sz="12" w:space="0" w:color="auto"/>
-            <w:right w:val="single" w:sz="12" w:space="0" w:color="auto"/>
+            <w:left w:val="single" w:color="auto" w:sz="12" w:space="0"/>
+            <w:bottom w:val="single" w:color="auto" w:sz="12" w:space="0"/>
+            <w:right w:val="single" w:color="auto" w:sz="12" w:space="0"/>
           </w:tcBorders>
           <w:shd w:val="pct10" w:color="auto" w:fill="auto"/>
         </w:tcPr>
@@ -12326,7 +14598,7 @@
     <w:pPr>
       <w:pStyle w:val="Header"/>
       <w:pBdr>
-        <w:bottom w:val="none" w:sz="0" w:space="0" w:color="auto"/>
+        <w:bottom w:val="none" w:color="auto" w:sz="0" w:space="0"/>
       </w:pBdr>
       <w:rPr>
         <w:sz w:val="2"/>
@@ -12337,7 +14609,7 @@
 </file>
 
 <file path=word/header5.xml><?xml version="1.0" encoding="utf-8"?>
-<w:hdr xmlns:wpc="http://schemas.microsoft.com/office/word/2010/wordprocessingCanvas" xmlns:cx="http://schemas.microsoft.com/office/drawing/2014/chartex" xmlns:cx1="http://schemas.microsoft.com/office/drawing/2015/9/8/chartex" xmlns:cx2="http://schemas.microsoft.com/office/drawing/2015/10/21/chartex" xmlns:cx3="http://schemas.microsoft.com/office/drawing/2016/5/9/chartex" xmlns:cx4="http://schemas.microsoft.com/office/drawing/2016/5/10/chartex" xmlns:cx5="http://schemas.microsoft.com/office/drawing/2016/5/11/chartex" xmlns:cx6="http://schemas.microsoft.com/office/drawing/2016/5/12/chartex" xmlns:cx7="http://schemas.microsoft.com/office/drawing/2016/5/13/chartex" xmlns:cx8="http://schemas.microsoft.com/office/drawing/2016/5/14/chartex" xmlns:mc="http://schemas.openxmlformats.org/markup-compatibility/2006" xmlns:aink="http://schemas.microsoft.com/office/drawing/2016/ink" xmlns:am3d="http://schemas.microsoft.com/office/drawing/2017/model3d" xmlns:o="urn:schemas-microsoft-com:office:office" xmlns:oel="http://schemas.microsoft.com/office/2019/extlst" xmlns:r="http://schemas.openxmlformats.org/officeDocument/2006/relationships" xmlns:m="http://schemas.openxmlformats.org/officeDocument/2006/math" xmlns:v="urn:schemas-microsoft-com:vml" xmlns:wp14="http://schemas.microsoft.com/office/word/2010/wordprocessingDrawing" xmlns:wp="http://schemas.openxmlformats.org/drawingml/2006/wordprocessingDrawing" xmlns:w10="urn:schemas-microsoft-com:office:word" xmlns:w="http://schemas.openxmlformats.org/wordprocessingml/2006/main" xmlns:w14="http://schemas.microsoft.com/office/word/2010/wordml" xmlns:w15="http://schemas.microsoft.com/office/word/2012/wordml" xmlns:w16cex="http://schemas.microsoft.com/office/word/2018/wordml/cex" xmlns:w16cid="http://schemas.microsoft.com/office/word/2016/wordml/cid" xmlns:w16="http://schemas.microsoft.com/office/word/2018/wordml" xmlns:w16du="http://schemas.microsoft.com/office/word/2023/wordml/word16du" xmlns:w16sdtdh="http://schemas.microsoft.com/office/word/2020/wordml/sdtdatahash" xmlns:w16sdtfl="http://schemas.microsoft.com/office/word/2024/wordml/sdtformatlock" xmlns:w16se="http://schemas.microsoft.com/office/word/2015/wordml/symex" xmlns:wpg="http://schemas.microsoft.com/office/word/2010/wordprocessingGroup" xmlns:wpi="http://schemas.microsoft.com/office/word/2010/wordprocessingInk" xmlns:wne="http://schemas.microsoft.com/office/word/2006/wordml" xmlns:wps="http://schemas.microsoft.com/office/word/2010/wordprocessingShape" mc:Ignorable="w14 w15 w16se w16cid w16 w16cex w16sdtdh w16sdtfl w16du wp14">
+<w:hdr xmlns:wpc="http://schemas.microsoft.com/office/word/2010/wordprocessingCanvas" xmlns:cx="http://schemas.microsoft.com/office/drawing/2014/chartex" xmlns:cx1="http://schemas.microsoft.com/office/drawing/2015/9/8/chartex" xmlns:cx2="http://schemas.microsoft.com/office/drawing/2015/10/21/chartex" xmlns:cx3="http://schemas.microsoft.com/office/drawing/2016/5/9/chartex" xmlns:cx4="http://schemas.microsoft.com/office/drawing/2016/5/10/chartex" xmlns:cx5="http://schemas.microsoft.com/office/drawing/2016/5/11/chartex" xmlns:cx6="http://schemas.microsoft.com/office/drawing/2016/5/12/chartex" xmlns:cx7="http://schemas.microsoft.com/office/drawing/2016/5/13/chartex" xmlns:cx8="http://schemas.microsoft.com/office/drawing/2016/5/14/chartex" xmlns:mc="http://schemas.openxmlformats.org/markup-compatibility/2006" xmlns:aink="http://schemas.microsoft.com/office/drawing/2016/ink" xmlns:am3d="http://schemas.microsoft.com/office/drawing/2017/model3d" xmlns:o="urn:schemas-microsoft-com:office:office" xmlns:oel="http://schemas.microsoft.com/office/2019/extlst" xmlns:r="http://schemas.openxmlformats.org/officeDocument/2006/relationships" xmlns:m="http://schemas.openxmlformats.org/officeDocument/2006/math" xmlns:v="urn:schemas-microsoft-com:vml" xmlns:wp14="http://schemas.microsoft.com/office/word/2010/wordprocessingDrawing" xmlns:wp="http://schemas.openxmlformats.org/drawingml/2006/wordprocessingDrawing" xmlns:w10="urn:schemas-microsoft-com:office:word" xmlns:w="http://schemas.openxmlformats.org/wordprocessingml/2006/main" xmlns:w14="http://schemas.microsoft.com/office/word/2010/wordml" xmlns:w15="http://schemas.microsoft.com/office/word/2012/wordml" xmlns:w16cex="http://schemas.microsoft.com/office/word/2018/wordml/cex" xmlns:w16cid="http://schemas.microsoft.com/office/word/2016/wordml/cid" xmlns:w16="http://schemas.microsoft.com/office/word/2018/wordml" xmlns:w16du="http://schemas.microsoft.com/office/word/2023/wordml/word16du" xmlns:w16sdtdh="http://schemas.microsoft.com/office/word/2020/wordml/sdtdatahash" xmlns:w16sdtfl="http://schemas.microsoft.com/office/word/2024/wordml/sdtformatlock" xmlns:w16se="http://schemas.microsoft.com/office/word/2015/wordml/symex" xmlns:wpg="http://schemas.microsoft.com/office/word/2010/wordprocessingGroup" xmlns:wpi="http://schemas.microsoft.com/office/word/2010/wordprocessingInk" xmlns:wne="http://schemas.microsoft.com/office/word/2006/wordml" xmlns:wps="http://schemas.microsoft.com/office/word/2010/wordprocessingShape" xmlns:a="http://schemas.openxmlformats.org/drawingml/2006/main" xmlns:pic="http://schemas.openxmlformats.org/drawingml/2006/picture" xmlns:a14="http://schemas.microsoft.com/office/drawing/2010/main" mc:Ignorable="w14 w15 w16se w16cid w16 w16cex w16sdtdh w16sdtfl w16du wp14">
   <w:p>
     <w:pPr>
       <w:spacing w:after="60"/>
@@ -12354,12 +14626,12 @@
       <w:tblW w:w="0" w:type="auto"/>
       <w:tblInd w:w="15" w:type="dxa"/>
       <w:tblBorders>
-        <w:top w:val="single" w:sz="4" w:space="0" w:color="auto"/>
-        <w:left w:val="single" w:sz="4" w:space="0" w:color="auto"/>
-        <w:bottom w:val="single" w:sz="4" w:space="0" w:color="auto"/>
-        <w:right w:val="single" w:sz="4" w:space="0" w:color="auto"/>
-        <w:insideH w:val="single" w:sz="4" w:space="0" w:color="auto"/>
-        <w:insideV w:val="single" w:sz="4" w:space="0" w:color="auto"/>
+        <w:top w:val="single" w:color="auto" w:sz="4" w:space="0"/>
+        <w:left w:val="single" w:color="auto" w:sz="4" w:space="0"/>
+        <w:bottom w:val="single" w:color="auto" w:sz="4" w:space="0"/>
+        <w:right w:val="single" w:color="auto" w:sz="4" w:space="0"/>
+        <w:insideH w:val="single" w:color="auto" w:sz="4" w:space="0"/>
+        <w:insideV w:val="single" w:color="auto" w:sz="4" w:space="0"/>
       </w:tblBorders>
       <w:tblLayout w:type="fixed"/>
       <w:tblCellMar>
@@ -12375,16 +14647,16 @@
     <w:tr>
       <w:trPr>
         <w:cantSplit/>
-        <w:trHeight w:hRule="exact" w:val="720"/>
+        <w:trHeight w:val="720" w:hRule="exact"/>
       </w:trPr>
       <w:tc>
         <w:tcPr>
           <w:tcW w:w="1418" w:type="dxa"/>
           <w:vMerge w:val="restart"/>
           <w:tcBorders>
-            <w:top w:val="single" w:sz="12" w:space="0" w:color="auto"/>
-            <w:left w:val="single" w:sz="12" w:space="0" w:color="auto"/>
-            <w:bottom w:val="single" w:sz="12" w:space="0" w:color="auto"/>
+            <w:top w:val="single" w:color="auto" w:sz="12" w:space="0"/>
+            <w:left w:val="single" w:color="auto" w:sz="12" w:space="0"/>
+            <w:bottom w:val="single" w:color="auto" w:sz="12" w:space="0"/>
             <w:right w:val="nil"/>
           </w:tcBorders>
           <w:vAlign w:val="center"/>
@@ -12456,10 +14728,10 @@
         <w:tcPr>
           <w:tcW w:w="8505" w:type="dxa"/>
           <w:tcBorders>
-            <w:top w:val="single" w:sz="12" w:space="0" w:color="auto"/>
-            <w:left w:val="single" w:sz="12" w:space="0" w:color="auto"/>
-            <w:bottom w:val="single" w:sz="12" w:space="0" w:color="auto"/>
-            <w:right w:val="single" w:sz="12" w:space="0" w:color="auto"/>
+            <w:top w:val="single" w:color="auto" w:sz="12" w:space="0"/>
+            <w:left w:val="single" w:color="auto" w:sz="12" w:space="0"/>
+            <w:bottom w:val="single" w:color="auto" w:sz="12" w:space="0"/>
+            <w:right w:val="single" w:color="auto" w:sz="12" w:space="0"/>
           </w:tcBorders>
         </w:tcPr>
         <w:p>
@@ -12481,10 +14753,10 @@
           </w:r>
           <w:r>
             <w:rPr>
-              <w:rFonts w:ascii="Arial" w:hAnsi="Arial"/>
+              <w:rFonts w:ascii="Wingdings" w:hAnsi="Wingdings" w:eastAsia="Wingdings" w:cs="Wingdings"/>
               <w:sz w:val="22"/>
             </w:rPr>
-            <w:sym w:font="Wingdings" w:char="F06C"/>
+            <w:t>l</w:t>
           </w:r>
           <w:r>
             <w:rPr>
@@ -12588,16 +14860,16 @@
     <w:tr>
       <w:trPr>
         <w:cantSplit/>
-        <w:trHeight w:hRule="exact" w:val="765"/>
+        <w:trHeight w:val="765" w:hRule="exact"/>
       </w:trPr>
       <w:tc>
         <w:tcPr>
           <w:tcW w:w="1418" w:type="dxa"/>
           <w:vMerge/>
           <w:tcBorders>
-            <w:top w:val="single" w:sz="12" w:space="0" w:color="auto"/>
-            <w:left w:val="single" w:sz="12" w:space="0" w:color="auto"/>
-            <w:bottom w:val="single" w:sz="12" w:space="0" w:color="auto"/>
+            <w:top w:val="single" w:color="auto" w:sz="12" w:space="0"/>
+            <w:left w:val="single" w:color="auto" w:sz="12" w:space="0"/>
+            <w:bottom w:val="single" w:color="auto" w:sz="12" w:space="0"/>
             <w:right w:val="nil"/>
           </w:tcBorders>
         </w:tcPr>
@@ -12616,9 +14888,9 @@
           <w:tcW w:w="8505" w:type="dxa"/>
           <w:tcBorders>
             <w:top w:val="nil"/>
-            <w:left w:val="single" w:sz="12" w:space="0" w:color="auto"/>
-            <w:bottom w:val="single" w:sz="12" w:space="0" w:color="auto"/>
-            <w:right w:val="single" w:sz="12" w:space="0" w:color="auto"/>
+            <w:left w:val="single" w:color="auto" w:sz="12" w:space="0"/>
+            <w:bottom w:val="single" w:color="auto" w:sz="12" w:space="0"/>
+            <w:right w:val="single" w:color="auto" w:sz="12" w:space="0"/>
           </w:tcBorders>
           <w:shd w:val="pct10" w:color="auto" w:fill="auto"/>
         </w:tcPr>
@@ -12650,7 +14922,7 @@
     <w:pPr>
       <w:pStyle w:val="Header"/>
       <w:pBdr>
-        <w:bottom w:val="none" w:sz="0" w:space="0" w:color="auto"/>
+        <w:bottom w:val="none" w:color="auto" w:sz="0" w:space="0"/>
       </w:pBdr>
       <w:jc w:val="left"/>
     </w:pPr>
@@ -12659,7 +14931,7 @@
 </file>
 
 <file path=word/header6.xml><?xml version="1.0" encoding="utf-8"?>
-<w:hdr xmlns:wpc="http://schemas.microsoft.com/office/word/2010/wordprocessingCanvas" xmlns:cx="http://schemas.microsoft.com/office/drawing/2014/chartex" xmlns:cx1="http://schemas.microsoft.com/office/drawing/2015/9/8/chartex" xmlns:cx2="http://schemas.microsoft.com/office/drawing/2015/10/21/chartex" xmlns:cx3="http://schemas.microsoft.com/office/drawing/2016/5/9/chartex" xmlns:cx4="http://schemas.microsoft.com/office/drawing/2016/5/10/chartex" xmlns:cx5="http://schemas.microsoft.com/office/drawing/2016/5/11/chartex" xmlns:cx6="http://schemas.microsoft.com/office/drawing/2016/5/12/chartex" xmlns:cx7="http://schemas.microsoft.com/office/drawing/2016/5/13/chartex" xmlns:cx8="http://schemas.microsoft.com/office/drawing/2016/5/14/chartex" xmlns:mc="http://schemas.openxmlformats.org/markup-compatibility/2006" xmlns:aink="http://schemas.microsoft.com/office/drawing/2016/ink" xmlns:am3d="http://schemas.microsoft.com/office/drawing/2017/model3d" xmlns:o="urn:schemas-microsoft-com:office:office" xmlns:oel="http://schemas.microsoft.com/office/2019/extlst" xmlns:r="http://schemas.openxmlformats.org/officeDocument/2006/relationships" xmlns:m="http://schemas.openxmlformats.org/officeDocument/2006/math" xmlns:v="urn:schemas-microsoft-com:vml" xmlns:wp14="http://schemas.microsoft.com/office/word/2010/wordprocessingDrawing" xmlns:wp="http://schemas.openxmlformats.org/drawingml/2006/wordprocessingDrawing" xmlns:w10="urn:schemas-microsoft-com:office:word" xmlns:w="http://schemas.openxmlformats.org/wordprocessingml/2006/main" xmlns:w14="http://schemas.microsoft.com/office/word/2010/wordml" xmlns:w15="http://schemas.microsoft.com/office/word/2012/wordml" xmlns:w16cex="http://schemas.microsoft.com/office/word/2018/wordml/cex" xmlns:w16cid="http://schemas.microsoft.com/office/word/2016/wordml/cid" xmlns:w16="http://schemas.microsoft.com/office/word/2018/wordml" xmlns:w16du="http://schemas.microsoft.com/office/word/2023/wordml/word16du" xmlns:w16sdtdh="http://schemas.microsoft.com/office/word/2020/wordml/sdtdatahash" xmlns:w16sdtfl="http://schemas.microsoft.com/office/word/2024/wordml/sdtformatlock" xmlns:w16se="http://schemas.microsoft.com/office/word/2015/wordml/symex" xmlns:wpg="http://schemas.microsoft.com/office/word/2010/wordprocessingGroup" xmlns:wpi="http://schemas.microsoft.com/office/word/2010/wordprocessingInk" xmlns:wne="http://schemas.microsoft.com/office/word/2006/wordml" xmlns:wps="http://schemas.microsoft.com/office/word/2010/wordprocessingShape" mc:Ignorable="w14 w15 w16se w16cid w16 w16cex w16sdtdh w16sdtfl w16du wp14">
+<w:hdr xmlns:wpc="http://schemas.microsoft.com/office/word/2010/wordprocessingCanvas" xmlns:cx="http://schemas.microsoft.com/office/drawing/2014/chartex" xmlns:cx1="http://schemas.microsoft.com/office/drawing/2015/9/8/chartex" xmlns:cx2="http://schemas.microsoft.com/office/drawing/2015/10/21/chartex" xmlns:cx3="http://schemas.microsoft.com/office/drawing/2016/5/9/chartex" xmlns:cx4="http://schemas.microsoft.com/office/drawing/2016/5/10/chartex" xmlns:cx5="http://schemas.microsoft.com/office/drawing/2016/5/11/chartex" xmlns:cx6="http://schemas.microsoft.com/office/drawing/2016/5/12/chartex" xmlns:cx7="http://schemas.microsoft.com/office/drawing/2016/5/13/chartex" xmlns:cx8="http://schemas.microsoft.com/office/drawing/2016/5/14/chartex" xmlns:mc="http://schemas.openxmlformats.org/markup-compatibility/2006" xmlns:aink="http://schemas.microsoft.com/office/drawing/2016/ink" xmlns:am3d="http://schemas.microsoft.com/office/drawing/2017/model3d" xmlns:o="urn:schemas-microsoft-com:office:office" xmlns:oel="http://schemas.microsoft.com/office/2019/extlst" xmlns:r="http://schemas.openxmlformats.org/officeDocument/2006/relationships" xmlns:m="http://schemas.openxmlformats.org/officeDocument/2006/math" xmlns:v="urn:schemas-microsoft-com:vml" xmlns:wp14="http://schemas.microsoft.com/office/word/2010/wordprocessingDrawing" xmlns:wp="http://schemas.openxmlformats.org/drawingml/2006/wordprocessingDrawing" xmlns:w10="urn:schemas-microsoft-com:office:word" xmlns:w="http://schemas.openxmlformats.org/wordprocessingml/2006/main" xmlns:w14="http://schemas.microsoft.com/office/word/2010/wordml" xmlns:w15="http://schemas.microsoft.com/office/word/2012/wordml" xmlns:w16cex="http://schemas.microsoft.com/office/word/2018/wordml/cex" xmlns:w16cid="http://schemas.microsoft.com/office/word/2016/wordml/cid" xmlns:w16="http://schemas.microsoft.com/office/word/2018/wordml" xmlns:w16du="http://schemas.microsoft.com/office/word/2023/wordml/word16du" xmlns:w16sdtdh="http://schemas.microsoft.com/office/word/2020/wordml/sdtdatahash" xmlns:w16sdtfl="http://schemas.microsoft.com/office/word/2024/wordml/sdtformatlock" xmlns:w16se="http://schemas.microsoft.com/office/word/2015/wordml/symex" xmlns:wpg="http://schemas.microsoft.com/office/word/2010/wordprocessingGroup" xmlns:wpi="http://schemas.microsoft.com/office/word/2010/wordprocessingInk" xmlns:wne="http://schemas.microsoft.com/office/word/2006/wordml" xmlns:wps="http://schemas.microsoft.com/office/word/2010/wordprocessingShape" xmlns:a="http://schemas.openxmlformats.org/drawingml/2006/main" xmlns:pic="http://schemas.openxmlformats.org/drawingml/2006/picture" xmlns:a14="http://schemas.microsoft.com/office/drawing/2010/main" mc:Ignorable="w14 w15 w16se w16cid w16 w16cex w16sdtdh w16sdtfl w16du wp14">
   <w:p>
     <w:pPr>
       <w:spacing w:after="60"/>
@@ -12676,12 +14948,12 @@
       <w:tblW w:w="0" w:type="auto"/>
       <w:tblInd w:w="15" w:type="dxa"/>
       <w:tblBorders>
-        <w:top w:val="single" w:sz="4" w:space="0" w:color="auto"/>
-        <w:left w:val="single" w:sz="4" w:space="0" w:color="auto"/>
-        <w:bottom w:val="single" w:sz="4" w:space="0" w:color="auto"/>
-        <w:right w:val="single" w:sz="4" w:space="0" w:color="auto"/>
-        <w:insideH w:val="single" w:sz="4" w:space="0" w:color="auto"/>
-        <w:insideV w:val="single" w:sz="4" w:space="0" w:color="auto"/>
+        <w:top w:val="single" w:color="auto" w:sz="4" w:space="0"/>
+        <w:left w:val="single" w:color="auto" w:sz="4" w:space="0"/>
+        <w:bottom w:val="single" w:color="auto" w:sz="4" w:space="0"/>
+        <w:right w:val="single" w:color="auto" w:sz="4" w:space="0"/>
+        <w:insideH w:val="single" w:color="auto" w:sz="4" w:space="0"/>
+        <w:insideV w:val="single" w:color="auto" w:sz="4" w:space="0"/>
       </w:tblBorders>
       <w:tblLayout w:type="fixed"/>
       <w:tblCellMar>
@@ -12705,8 +14977,8 @@
           <w:tcW w:w="1418" w:type="dxa"/>
           <w:vMerge w:val="restart"/>
           <w:tcBorders>
-            <w:top w:val="single" w:sz="12" w:space="0" w:color="auto"/>
-            <w:left w:val="single" w:sz="12" w:space="0" w:color="auto"/>
+            <w:top w:val="single" w:color="auto" w:sz="12" w:space="0"/>
+            <w:left w:val="single" w:color="auto" w:sz="12" w:space="0"/>
             <w:bottom w:val="nil"/>
             <w:right w:val="nil"/>
           </w:tcBorders>
@@ -12780,10 +15052,10 @@
           <w:tcW w:w="6237" w:type="dxa"/>
           <w:vMerge w:val="restart"/>
           <w:tcBorders>
-            <w:top w:val="single" w:sz="12" w:space="0" w:color="auto"/>
-            <w:left w:val="single" w:sz="12" w:space="0" w:color="auto"/>
+            <w:top w:val="single" w:color="auto" w:sz="12" w:space="0"/>
+            <w:left w:val="single" w:color="auto" w:sz="12" w:space="0"/>
             <w:bottom w:val="nil"/>
-            <w:right w:val="single" w:sz="12" w:space="0" w:color="auto"/>
+            <w:right w:val="single" w:color="auto" w:sz="12" w:space="0"/>
           </w:tcBorders>
         </w:tcPr>
         <w:p>
@@ -12807,11 +15079,11 @@
           </w:r>
           <w:r>
             <w:rPr>
-              <w:rFonts w:ascii="Arial" w:hAnsi="Arial"/>
+              <w:rFonts w:ascii="Wingdings" w:hAnsi="Wingdings" w:eastAsia="Wingdings" w:cs="Wingdings"/>
               <w:spacing w:val="-8"/>
               <w:sz w:val="16"/>
             </w:rPr>
-            <w:sym w:font="Wingdings" w:char="F06C"/>
+            <w:t>l</w:t>
           </w:r>
           <w:r>
             <w:rPr>
@@ -12945,9 +15217,9 @@
         <w:tcPr>
           <w:tcW w:w="2268" w:type="dxa"/>
           <w:tcBorders>
-            <w:top w:val="single" w:sz="12" w:space="0" w:color="auto"/>
+            <w:top w:val="single" w:color="auto" w:sz="12" w:space="0"/>
             <w:left w:val="nil"/>
-            <w:right w:val="single" w:sz="12" w:space="0" w:color="auto"/>
+            <w:right w:val="single" w:color="auto" w:sz="12" w:space="0"/>
           </w:tcBorders>
         </w:tcPr>
         <w:p>
@@ -12989,7 +15261,7 @@
           <w:vMerge/>
           <w:tcBorders>
             <w:top w:val="nil"/>
-            <w:left w:val="single" w:sz="12" w:space="0" w:color="auto"/>
+            <w:left w:val="single" w:color="auto" w:sz="12" w:space="0"/>
             <w:bottom w:val="nil"/>
             <w:right w:val="nil"/>
           </w:tcBorders>
@@ -13011,9 +15283,9 @@
           <w:vMerge/>
           <w:tcBorders>
             <w:top w:val="nil"/>
-            <w:left w:val="single" w:sz="12" w:space="0" w:color="auto"/>
-            <w:bottom w:val="single" w:sz="12" w:space="0" w:color="auto"/>
-            <w:right w:val="single" w:sz="12" w:space="0" w:color="auto"/>
+            <w:left w:val="single" w:color="auto" w:sz="12" w:space="0"/>
+            <w:bottom w:val="single" w:color="auto" w:sz="12" w:space="0"/>
+            <w:right w:val="single" w:color="auto" w:sz="12" w:space="0"/>
           </w:tcBorders>
         </w:tcPr>
         <w:p>
@@ -13034,8 +15306,8 @@
           <w:tcW w:w="2268" w:type="dxa"/>
           <w:tcBorders>
             <w:left w:val="nil"/>
-            <w:bottom w:val="single" w:sz="12" w:space="0" w:color="auto"/>
-            <w:right w:val="single" w:sz="12" w:space="0" w:color="auto"/>
+            <w:bottom w:val="single" w:color="auto" w:sz="12" w:space="0"/>
+            <w:right w:val="single" w:color="auto" w:sz="12" w:space="0"/>
           </w:tcBorders>
         </w:tcPr>
         <w:p>
@@ -13061,7 +15333,7 @@
           <w:vMerge/>
           <w:tcBorders>
             <w:top w:val="nil"/>
-            <w:left w:val="single" w:sz="12" w:space="0" w:color="auto"/>
+            <w:left w:val="single" w:color="auto" w:sz="12" w:space="0"/>
             <w:bottom w:val="nil"/>
             <w:right w:val="nil"/>
           </w:tcBorders>
@@ -13082,9 +15354,9 @@
           <w:vMerge w:val="restart"/>
           <w:tcBorders>
             <w:top w:val="nil"/>
-            <w:left w:val="single" w:sz="12" w:space="0" w:color="auto"/>
+            <w:left w:val="single" w:color="auto" w:sz="12" w:space="0"/>
             <w:bottom w:val="nil"/>
-            <w:right w:val="single" w:sz="12" w:space="0" w:color="auto"/>
+            <w:right w:val="single" w:color="auto" w:sz="12" w:space="0"/>
           </w:tcBorders>
           <w:shd w:val="pct10" w:color="auto" w:fill="auto"/>
           <w:vAlign w:val="center"/>
@@ -13135,10 +15407,10 @@
         <w:tcPr>
           <w:tcW w:w="2268" w:type="dxa"/>
           <w:tcBorders>
-            <w:top w:val="single" w:sz="12" w:space="0" w:color="auto"/>
+            <w:top w:val="single" w:color="auto" w:sz="12" w:space="0"/>
             <w:left w:val="nil"/>
-            <w:bottom w:val="single" w:sz="8" w:space="0" w:color="auto"/>
-            <w:right w:val="single" w:sz="12" w:space="0" w:color="auto"/>
+            <w:bottom w:val="single" w:color="auto" w:sz="8" w:space="0"/>
+            <w:right w:val="single" w:color="auto" w:sz="12" w:space="0"/>
           </w:tcBorders>
         </w:tcPr>
         <w:p>
@@ -13181,8 +15453,8 @@
           <w:vMerge/>
           <w:tcBorders>
             <w:top w:val="nil"/>
-            <w:left w:val="single" w:sz="12" w:space="0" w:color="auto"/>
-            <w:bottom w:val="single" w:sz="12" w:space="0" w:color="auto"/>
+            <w:left w:val="single" w:color="auto" w:sz="12" w:space="0"/>
+            <w:bottom w:val="single" w:color="auto" w:sz="12" w:space="0"/>
             <w:right w:val="nil"/>
           </w:tcBorders>
         </w:tcPr>
@@ -13202,9 +15474,9 @@
           <w:vMerge/>
           <w:tcBorders>
             <w:top w:val="nil"/>
-            <w:left w:val="single" w:sz="12" w:space="0" w:color="auto"/>
-            <w:bottom w:val="single" w:sz="12" w:space="0" w:color="auto"/>
-            <w:right w:val="single" w:sz="12" w:space="0" w:color="auto"/>
+            <w:left w:val="single" w:color="auto" w:sz="12" w:space="0"/>
+            <w:bottom w:val="single" w:color="auto" w:sz="12" w:space="0"/>
+            <w:right w:val="single" w:color="auto" w:sz="12" w:space="0"/>
           </w:tcBorders>
           <w:shd w:val="pct10" w:color="auto" w:fill="auto"/>
         </w:tcPr>
@@ -13225,10 +15497,10 @@
         <w:tcPr>
           <w:tcW w:w="2268" w:type="dxa"/>
           <w:tcBorders>
-            <w:top w:val="single" w:sz="8" w:space="0" w:color="auto"/>
+            <w:top w:val="single" w:color="auto" w:sz="8" w:space="0"/>
             <w:left w:val="nil"/>
-            <w:bottom w:val="single" w:sz="12" w:space="0" w:color="auto"/>
-            <w:right w:val="single" w:sz="12" w:space="0" w:color="auto"/>
+            <w:bottom w:val="single" w:color="auto" w:sz="12" w:space="0"/>
+            <w:right w:val="single" w:color="auto" w:sz="12" w:space="0"/>
           </w:tcBorders>
         </w:tcPr>
         <w:p>
@@ -13249,7 +15521,7 @@
     <w:pPr>
       <w:pStyle w:val="Header"/>
       <w:pBdr>
-        <w:bottom w:val="none" w:sz="0" w:space="0" w:color="auto"/>
+        <w:bottom w:val="none" w:color="auto" w:sz="0" w:space="0"/>
       </w:pBdr>
       <w:tabs>
         <w:tab w:val="left" w:pos="4213"/>
@@ -13261,7 +15533,7 @@
     <w:pPr>
       <w:pStyle w:val="Header"/>
       <w:pBdr>
-        <w:bottom w:val="none" w:sz="0" w:space="0" w:color="auto"/>
+        <w:bottom w:val="none" w:color="auto" w:sz="0" w:space="0"/>
       </w:pBdr>
       <w:rPr>
         <w:sz w:val="2"/>
@@ -13272,18 +15544,18 @@
 </file>
 
 <file path=word/header7.xml><?xml version="1.0" encoding="utf-8"?>
-<w:hdr xmlns:wpc="http://schemas.microsoft.com/office/word/2010/wordprocessingCanvas" xmlns:cx="http://schemas.microsoft.com/office/drawing/2014/chartex" xmlns:cx1="http://schemas.microsoft.com/office/drawing/2015/9/8/chartex" xmlns:cx2="http://schemas.microsoft.com/office/drawing/2015/10/21/chartex" xmlns:cx3="http://schemas.microsoft.com/office/drawing/2016/5/9/chartex" xmlns:cx4="http://schemas.microsoft.com/office/drawing/2016/5/10/chartex" xmlns:cx5="http://schemas.microsoft.com/office/drawing/2016/5/11/chartex" xmlns:cx6="http://schemas.microsoft.com/office/drawing/2016/5/12/chartex" xmlns:cx7="http://schemas.microsoft.com/office/drawing/2016/5/13/chartex" xmlns:cx8="http://schemas.microsoft.com/office/drawing/2016/5/14/chartex" xmlns:mc="http://schemas.openxmlformats.org/markup-compatibility/2006" xmlns:aink="http://schemas.microsoft.com/office/drawing/2016/ink" xmlns:am3d="http://schemas.microsoft.com/office/drawing/2017/model3d" xmlns:o="urn:schemas-microsoft-com:office:office" xmlns:oel="http://schemas.microsoft.com/office/2019/extlst" xmlns:r="http://schemas.openxmlformats.org/officeDocument/2006/relationships" xmlns:m="http://schemas.openxmlformats.org/officeDocument/2006/math" xmlns:v="urn:schemas-microsoft-com:vml" xmlns:wp14="http://schemas.microsoft.com/office/word/2010/wordprocessingDrawing" xmlns:wp="http://schemas.openxmlformats.org/drawingml/2006/wordprocessingDrawing" xmlns:w10="urn:schemas-microsoft-com:office:word" xmlns:w="http://schemas.openxmlformats.org/wordprocessingml/2006/main" xmlns:w14="http://schemas.microsoft.com/office/word/2010/wordml" xmlns:w15="http://schemas.microsoft.com/office/word/2012/wordml" xmlns:w16cex="http://schemas.microsoft.com/office/word/2018/wordml/cex" xmlns:w16cid="http://schemas.microsoft.com/office/word/2016/wordml/cid" xmlns:w16="http://schemas.microsoft.com/office/word/2018/wordml" xmlns:w16du="http://schemas.microsoft.com/office/word/2023/wordml/word16du" xmlns:w16sdtdh="http://schemas.microsoft.com/office/word/2020/wordml/sdtdatahash" xmlns:w16sdtfl="http://schemas.microsoft.com/office/word/2024/wordml/sdtformatlock" xmlns:w16se="http://schemas.microsoft.com/office/word/2015/wordml/symex" xmlns:wpg="http://schemas.microsoft.com/office/word/2010/wordprocessingGroup" xmlns:wpi="http://schemas.microsoft.com/office/word/2010/wordprocessingInk" xmlns:wne="http://schemas.microsoft.com/office/word/2006/wordml" xmlns:wps="http://schemas.microsoft.com/office/word/2010/wordprocessingShape" mc:Ignorable="w14 w15 w16se w16cid w16 w16cex w16sdtdh w16sdtfl w16du wp14">
+<w:hdr xmlns:wpc="http://schemas.microsoft.com/office/word/2010/wordprocessingCanvas" xmlns:cx="http://schemas.microsoft.com/office/drawing/2014/chartex" xmlns:cx1="http://schemas.microsoft.com/office/drawing/2015/9/8/chartex" xmlns:cx2="http://schemas.microsoft.com/office/drawing/2015/10/21/chartex" xmlns:cx3="http://schemas.microsoft.com/office/drawing/2016/5/9/chartex" xmlns:cx4="http://schemas.microsoft.com/office/drawing/2016/5/10/chartex" xmlns:cx5="http://schemas.microsoft.com/office/drawing/2016/5/11/chartex" xmlns:cx6="http://schemas.microsoft.com/office/drawing/2016/5/12/chartex" xmlns:cx7="http://schemas.microsoft.com/office/drawing/2016/5/13/chartex" xmlns:cx8="http://schemas.microsoft.com/office/drawing/2016/5/14/chartex" xmlns:mc="http://schemas.openxmlformats.org/markup-compatibility/2006" xmlns:aink="http://schemas.microsoft.com/office/drawing/2016/ink" xmlns:am3d="http://schemas.microsoft.com/office/drawing/2017/model3d" xmlns:o="urn:schemas-microsoft-com:office:office" xmlns:oel="http://schemas.microsoft.com/office/2019/extlst" xmlns:r="http://schemas.openxmlformats.org/officeDocument/2006/relationships" xmlns:m="http://schemas.openxmlformats.org/officeDocument/2006/math" xmlns:v="urn:schemas-microsoft-com:vml" xmlns:wp14="http://schemas.microsoft.com/office/word/2010/wordprocessingDrawing" xmlns:wp="http://schemas.openxmlformats.org/drawingml/2006/wordprocessingDrawing" xmlns:w10="urn:schemas-microsoft-com:office:word" xmlns:w="http://schemas.openxmlformats.org/wordprocessingml/2006/main" xmlns:w14="http://schemas.microsoft.com/office/word/2010/wordml" xmlns:w15="http://schemas.microsoft.com/office/word/2012/wordml" xmlns:w16cex="http://schemas.microsoft.com/office/word/2018/wordml/cex" xmlns:w16cid="http://schemas.microsoft.com/office/word/2016/wordml/cid" xmlns:w16="http://schemas.microsoft.com/office/word/2018/wordml" xmlns:w16du="http://schemas.microsoft.com/office/word/2023/wordml/word16du" xmlns:w16sdtdh="http://schemas.microsoft.com/office/word/2020/wordml/sdtdatahash" xmlns:w16sdtfl="http://schemas.microsoft.com/office/word/2024/wordml/sdtformatlock" xmlns:w16se="http://schemas.microsoft.com/office/word/2015/wordml/symex" xmlns:wpg="http://schemas.microsoft.com/office/word/2010/wordprocessingGroup" xmlns:wpi="http://schemas.microsoft.com/office/word/2010/wordprocessingInk" xmlns:wne="http://schemas.microsoft.com/office/word/2006/wordml" xmlns:wps="http://schemas.microsoft.com/office/word/2010/wordprocessingShape" xmlns:a="http://schemas.openxmlformats.org/drawingml/2006/main" xmlns:pic="http://schemas.openxmlformats.org/drawingml/2006/picture" xmlns:a14="http://schemas.microsoft.com/office/drawing/2010/main" mc:Ignorable="w14 w15 w16se w16cid w16 w16cex w16sdtdh w16sdtfl w16du wp14">
   <w:tbl>
     <w:tblPr>
       <w:tblW w:w="0" w:type="auto"/>
       <w:tblInd w:w="15" w:type="dxa"/>
       <w:tblBorders>
-        <w:top w:val="single" w:sz="4" w:space="0" w:color="auto"/>
-        <w:left w:val="single" w:sz="4" w:space="0" w:color="auto"/>
-        <w:bottom w:val="single" w:sz="4" w:space="0" w:color="auto"/>
-        <w:right w:val="single" w:sz="4" w:space="0" w:color="auto"/>
-        <w:insideH w:val="single" w:sz="4" w:space="0" w:color="auto"/>
-        <w:insideV w:val="single" w:sz="4" w:space="0" w:color="auto"/>
+        <w:top w:val="single" w:color="auto" w:sz="4" w:space="0"/>
+        <w:left w:val="single" w:color="auto" w:sz="4" w:space="0"/>
+        <w:bottom w:val="single" w:color="auto" w:sz="4" w:space="0"/>
+        <w:right w:val="single" w:color="auto" w:sz="4" w:space="0"/>
+        <w:insideH w:val="single" w:color="auto" w:sz="4" w:space="0"/>
+        <w:insideV w:val="single" w:color="auto" w:sz="4" w:space="0"/>
       </w:tblBorders>
       <w:tblLayout w:type="fixed"/>
       <w:tblCellMar>
@@ -13306,8 +15578,8 @@
           <w:tcW w:w="1418" w:type="dxa"/>
           <w:vMerge w:val="restart"/>
           <w:tcBorders>
-            <w:top w:val="single" w:sz="12" w:space="0" w:color="auto"/>
-            <w:left w:val="single" w:sz="12" w:space="0" w:color="auto"/>
+            <w:top w:val="single" w:color="auto" w:sz="12" w:space="0"/>
+            <w:left w:val="single" w:color="auto" w:sz="12" w:space="0"/>
             <w:bottom w:val="nil"/>
             <w:right w:val="nil"/>
           </w:tcBorders>
@@ -13381,10 +15653,10 @@
           <w:tcW w:w="7875" w:type="dxa"/>
           <w:vMerge w:val="restart"/>
           <w:tcBorders>
-            <w:top w:val="single" w:sz="12" w:space="0" w:color="auto"/>
-            <w:left w:val="single" w:sz="12" w:space="0" w:color="auto"/>
+            <w:top w:val="single" w:color="auto" w:sz="12" w:space="0"/>
+            <w:left w:val="single" w:color="auto" w:sz="12" w:space="0"/>
             <w:bottom w:val="nil"/>
-            <w:right w:val="single" w:sz="12" w:space="0" w:color="auto"/>
+            <w:right w:val="single" w:color="auto" w:sz="12" w:space="0"/>
           </w:tcBorders>
         </w:tcPr>
         <w:p>
@@ -13408,11 +15680,11 @@
           </w:r>
           <w:r>
             <w:rPr>
-              <w:rFonts w:ascii="Arial" w:hAnsi="Arial"/>
+              <w:rFonts w:ascii="Wingdings" w:hAnsi="Wingdings" w:eastAsia="Wingdings" w:cs="Wingdings"/>
               <w:spacing w:val="-8"/>
               <w:sz w:val="16"/>
             </w:rPr>
-            <w:sym w:font="Wingdings" w:char="F06C"/>
+            <w:t>l</w:t>
           </w:r>
           <w:r>
             <w:rPr>
@@ -13554,7 +15826,7 @@
           <w:vMerge/>
           <w:tcBorders>
             <w:top w:val="nil"/>
-            <w:left w:val="single" w:sz="12" w:space="0" w:color="auto"/>
+            <w:left w:val="single" w:color="auto" w:sz="12" w:space="0"/>
             <w:bottom w:val="nil"/>
             <w:right w:val="nil"/>
           </w:tcBorders>
@@ -13576,9 +15848,9 @@
           <w:vMerge/>
           <w:tcBorders>
             <w:top w:val="nil"/>
-            <w:left w:val="single" w:sz="12" w:space="0" w:color="auto"/>
-            <w:bottom w:val="single" w:sz="12" w:space="0" w:color="auto"/>
-            <w:right w:val="single" w:sz="12" w:space="0" w:color="auto"/>
+            <w:left w:val="single" w:color="auto" w:sz="12" w:space="0"/>
+            <w:bottom w:val="single" w:color="auto" w:sz="12" w:space="0"/>
+            <w:right w:val="single" w:color="auto" w:sz="12" w:space="0"/>
           </w:tcBorders>
         </w:tcPr>
         <w:p>
@@ -13606,7 +15878,7 @@
           <w:vMerge/>
           <w:tcBorders>
             <w:top w:val="nil"/>
-            <w:left w:val="single" w:sz="12" w:space="0" w:color="auto"/>
+            <w:left w:val="single" w:color="auto" w:sz="12" w:space="0"/>
             <w:bottom w:val="nil"/>
             <w:right w:val="nil"/>
           </w:tcBorders>
@@ -13627,9 +15899,9 @@
           <w:vMerge w:val="restart"/>
           <w:tcBorders>
             <w:top w:val="nil"/>
-            <w:left w:val="single" w:sz="12" w:space="0" w:color="auto"/>
+            <w:left w:val="single" w:color="auto" w:sz="12" w:space="0"/>
             <w:bottom w:val="nil"/>
-            <w:right w:val="single" w:sz="12" w:space="0" w:color="auto"/>
+            <w:right w:val="single" w:color="auto" w:sz="12" w:space="0"/>
           </w:tcBorders>
           <w:shd w:val="pct10" w:color="auto" w:fill="auto"/>
           <w:vAlign w:val="center"/>
@@ -13669,8 +15941,8 @@
           <w:vMerge/>
           <w:tcBorders>
             <w:top w:val="nil"/>
-            <w:left w:val="single" w:sz="12" w:space="0" w:color="auto"/>
-            <w:bottom w:val="single" w:sz="12" w:space="0" w:color="auto"/>
+            <w:left w:val="single" w:color="auto" w:sz="12" w:space="0"/>
+            <w:bottom w:val="single" w:color="auto" w:sz="12" w:space="0"/>
             <w:right w:val="nil"/>
           </w:tcBorders>
         </w:tcPr>
@@ -13690,9 +15962,9 @@
           <w:vMerge/>
           <w:tcBorders>
             <w:top w:val="nil"/>
-            <w:left w:val="single" w:sz="12" w:space="0" w:color="auto"/>
-            <w:bottom w:val="single" w:sz="12" w:space="0" w:color="auto"/>
-            <w:right w:val="single" w:sz="12" w:space="0" w:color="auto"/>
+            <w:left w:val="single" w:color="auto" w:sz="12" w:space="0"/>
+            <w:bottom w:val="single" w:color="auto" w:sz="12" w:space="0"/>
+            <w:right w:val="single" w:color="auto" w:sz="12" w:space="0"/>
           </w:tcBorders>
           <w:shd w:val="pct10" w:color="auto" w:fill="auto"/>
         </w:tcPr>
@@ -13715,7 +15987,7 @@
     <w:pPr>
       <w:pStyle w:val="Header"/>
       <w:pBdr>
-        <w:bottom w:val="none" w:sz="0" w:space="0" w:color="auto"/>
+        <w:bottom w:val="none" w:color="auto" w:sz="0" w:space="0"/>
       </w:pBdr>
     </w:pPr>
   </w:p>
@@ -13723,7 +15995,7 @@
     <w:pPr>
       <w:pStyle w:val="Header"/>
       <w:pBdr>
-        <w:bottom w:val="none" w:sz="0" w:space="0" w:color="auto"/>
+        <w:bottom w:val="none" w:color="auto" w:sz="0" w:space="0"/>
       </w:pBdr>
     </w:pPr>
   </w:p>
@@ -13736,7 +16008,7 @@
     <w:pPr>
       <w:pStyle w:val="Header"/>
       <w:pBdr>
-        <w:bottom w:val="none" w:sz="0" w:space="0" w:color="auto"/>
+        <w:bottom w:val="none" w:color="auto" w:sz="0" w:space="0"/>
       </w:pBdr>
       <w:tabs>
         <w:tab w:val="left" w:pos="3371"/>
@@ -13760,7 +16032,7 @@
     <w:pPr>
       <w:pStyle w:val="Header"/>
       <w:pBdr>
-        <w:bottom w:val="none" w:sz="0" w:space="0" w:color="auto"/>
+        <w:bottom w:val="none" w:color="auto" w:sz="0" w:space="0"/>
       </w:pBdr>
       <w:jc w:val="both"/>
       <w:rPr>
@@ -14083,7 +16355,7 @@
         <w:ind w:left="227" w:hanging="227"/>
       </w:pPr>
       <w:rPr>
-        <w:rFonts w:ascii="Symbol" w:hAnsi="Symbol" w:hint="default"/>
+        <w:rFonts w:hint="default" w:ascii="Symbol" w:hAnsi="Symbol"/>
       </w:rPr>
     </w:lvl>
   </w:abstractNum>
@@ -14099,7 +16371,7 @@
         <w:ind w:left="720" w:hanging="360"/>
       </w:pPr>
       <w:rPr>
-        <w:rFonts w:ascii="Arial" w:eastAsia="Times New Roman" w:hAnsi="Arial" w:cs="Arial" w:hint="default"/>
+        <w:rFonts w:hint="default" w:ascii="Arial" w:hAnsi="Arial" w:eastAsia="Times New Roman" w:cs="Arial"/>
       </w:rPr>
     </w:lvl>
     <w:lvl w:ilvl="1" w:tplc="08090003" w:tentative="1">
@@ -14111,7 +16383,7 @@
         <w:ind w:left="1440" w:hanging="360"/>
       </w:pPr>
       <w:rPr>
-        <w:rFonts w:ascii="Courier New" w:hAnsi="Courier New" w:cs="Courier New" w:hint="default"/>
+        <w:rFonts w:hint="default" w:ascii="Courier New" w:hAnsi="Courier New" w:cs="Courier New"/>
       </w:rPr>
     </w:lvl>
     <w:lvl w:ilvl="2" w:tplc="08090005" w:tentative="1">
@@ -14123,7 +16395,7 @@
         <w:ind w:left="2160" w:hanging="360"/>
       </w:pPr>
       <w:rPr>
-        <w:rFonts w:ascii="Wingdings" w:hAnsi="Wingdings" w:hint="default"/>
+        <w:rFonts w:hint="default" w:ascii="Wingdings" w:hAnsi="Wingdings"/>
       </w:rPr>
     </w:lvl>
     <w:lvl w:ilvl="3" w:tplc="08090001" w:tentative="1">
@@ -14135,7 +16407,7 @@
         <w:ind w:left="2880" w:hanging="360"/>
       </w:pPr>
       <w:rPr>
-        <w:rFonts w:ascii="Symbol" w:hAnsi="Symbol" w:hint="default"/>
+        <w:rFonts w:hint="default" w:ascii="Symbol" w:hAnsi="Symbol"/>
       </w:rPr>
     </w:lvl>
     <w:lvl w:ilvl="4" w:tplc="08090003" w:tentative="1">
@@ -14147,7 +16419,7 @@
         <w:ind w:left="3600" w:hanging="360"/>
       </w:pPr>
       <w:rPr>
-        <w:rFonts w:ascii="Courier New" w:hAnsi="Courier New" w:cs="Courier New" w:hint="default"/>
+        <w:rFonts w:hint="default" w:ascii="Courier New" w:hAnsi="Courier New" w:cs="Courier New"/>
       </w:rPr>
     </w:lvl>
     <w:lvl w:ilvl="5" w:tplc="08090005" w:tentative="1">
@@ -14159,7 +16431,7 @@
         <w:ind w:left="4320" w:hanging="360"/>
       </w:pPr>
       <w:rPr>
-        <w:rFonts w:ascii="Wingdings" w:hAnsi="Wingdings" w:hint="default"/>
+        <w:rFonts w:hint="default" w:ascii="Wingdings" w:hAnsi="Wingdings"/>
       </w:rPr>
     </w:lvl>
     <w:lvl w:ilvl="6" w:tplc="08090001" w:tentative="1">
@@ -14171,7 +16443,7 @@
         <w:ind w:left="5040" w:hanging="360"/>
       </w:pPr>
       <w:rPr>
-        <w:rFonts w:ascii="Symbol" w:hAnsi="Symbol" w:hint="default"/>
+        <w:rFonts w:hint="default" w:ascii="Symbol" w:hAnsi="Symbol"/>
       </w:rPr>
     </w:lvl>
     <w:lvl w:ilvl="7" w:tplc="08090003" w:tentative="1">
@@ -14183,7 +16455,7 @@
         <w:ind w:left="5760" w:hanging="360"/>
       </w:pPr>
       <w:rPr>
-        <w:rFonts w:ascii="Courier New" w:hAnsi="Courier New" w:cs="Courier New" w:hint="default"/>
+        <w:rFonts w:hint="default" w:ascii="Courier New" w:hAnsi="Courier New" w:cs="Courier New"/>
       </w:rPr>
     </w:lvl>
     <w:lvl w:ilvl="8" w:tplc="08090005" w:tentative="1">
@@ -14195,7 +16467,7 @@
         <w:ind w:left="6480" w:hanging="360"/>
       </w:pPr>
       <w:rPr>
-        <w:rFonts w:ascii="Wingdings" w:hAnsi="Wingdings" w:hint="default"/>
+        <w:rFonts w:hint="default" w:ascii="Wingdings" w:hAnsi="Wingdings"/>
       </w:rPr>
     </w:lvl>
   </w:abstractNum>
@@ -14215,7 +16487,7 @@
         <w:ind w:left="360" w:hanging="360"/>
       </w:pPr>
       <w:rPr>
-        <w:rFonts w:ascii="Wingdings" w:hAnsi="Wingdings" w:hint="default"/>
+        <w:rFonts w:hint="default" w:ascii="Wingdings" w:hAnsi="Wingdings"/>
       </w:rPr>
     </w:lvl>
   </w:abstractNum>
@@ -14559,7 +16831,7 @@
         <w:ind w:left="227" w:hanging="227"/>
       </w:pPr>
       <w:rPr>
-        <w:rFonts w:ascii="Symbol" w:hAnsi="Symbol" w:hint="default"/>
+        <w:rFonts w:hint="default" w:ascii="Symbol" w:hAnsi="Symbol"/>
       </w:rPr>
     </w:lvl>
   </w:abstractNum>
@@ -14575,7 +16847,7 @@
         <w:ind w:left="720" w:hanging="360"/>
       </w:pPr>
       <w:rPr>
-        <w:rFonts w:ascii="Arial" w:eastAsia="Times New Roman" w:hAnsi="Arial" w:cs="Arial" w:hint="default"/>
+        <w:rFonts w:hint="default" w:ascii="Arial" w:hAnsi="Arial" w:eastAsia="Times New Roman" w:cs="Arial"/>
       </w:rPr>
     </w:lvl>
     <w:lvl w:ilvl="1" w:tplc="08090003" w:tentative="1">
@@ -14587,7 +16859,7 @@
         <w:ind w:left="1440" w:hanging="360"/>
       </w:pPr>
       <w:rPr>
-        <w:rFonts w:ascii="Courier New" w:hAnsi="Courier New" w:cs="Courier New" w:hint="default"/>
+        <w:rFonts w:hint="default" w:ascii="Courier New" w:hAnsi="Courier New" w:cs="Courier New"/>
       </w:rPr>
     </w:lvl>
     <w:lvl w:ilvl="2" w:tplc="08090005" w:tentative="1">
@@ -14599,7 +16871,7 @@
         <w:ind w:left="2160" w:hanging="360"/>
       </w:pPr>
       <w:rPr>
-        <w:rFonts w:ascii="Wingdings" w:hAnsi="Wingdings" w:hint="default"/>
+        <w:rFonts w:hint="default" w:ascii="Wingdings" w:hAnsi="Wingdings"/>
       </w:rPr>
     </w:lvl>
     <w:lvl w:ilvl="3" w:tplc="08090001" w:tentative="1">
@@ -14611,7 +16883,7 @@
         <w:ind w:left="2880" w:hanging="360"/>
       </w:pPr>
       <w:rPr>
-        <w:rFonts w:ascii="Symbol" w:hAnsi="Symbol" w:hint="default"/>
+        <w:rFonts w:hint="default" w:ascii="Symbol" w:hAnsi="Symbol"/>
       </w:rPr>
     </w:lvl>
     <w:lvl w:ilvl="4" w:tplc="08090003" w:tentative="1">
@@ -14623,7 +16895,7 @@
         <w:ind w:left="3600" w:hanging="360"/>
       </w:pPr>
       <w:rPr>
-        <w:rFonts w:ascii="Courier New" w:hAnsi="Courier New" w:cs="Courier New" w:hint="default"/>
+        <w:rFonts w:hint="default" w:ascii="Courier New" w:hAnsi="Courier New" w:cs="Courier New"/>
       </w:rPr>
     </w:lvl>
     <w:lvl w:ilvl="5" w:tplc="08090005" w:tentative="1">
@@ -14635,7 +16907,7 @@
         <w:ind w:left="4320" w:hanging="360"/>
       </w:pPr>
       <w:rPr>
-        <w:rFonts w:ascii="Wingdings" w:hAnsi="Wingdings" w:hint="default"/>
+        <w:rFonts w:hint="default" w:ascii="Wingdings" w:hAnsi="Wingdings"/>
       </w:rPr>
     </w:lvl>
     <w:lvl w:ilvl="6" w:tplc="08090001" w:tentative="1">
@@ -14647,7 +16919,7 @@
         <w:ind w:left="5040" w:hanging="360"/>
       </w:pPr>
       <w:rPr>
-        <w:rFonts w:ascii="Symbol" w:hAnsi="Symbol" w:hint="default"/>
+        <w:rFonts w:hint="default" w:ascii="Symbol" w:hAnsi="Symbol"/>
       </w:rPr>
     </w:lvl>
     <w:lvl w:ilvl="7" w:tplc="08090003" w:tentative="1">
@@ -14659,7 +16931,7 @@
         <w:ind w:left="5760" w:hanging="360"/>
       </w:pPr>
       <w:rPr>
-        <w:rFonts w:ascii="Courier New" w:hAnsi="Courier New" w:cs="Courier New" w:hint="default"/>
+        <w:rFonts w:hint="default" w:ascii="Courier New" w:hAnsi="Courier New" w:cs="Courier New"/>
       </w:rPr>
     </w:lvl>
     <w:lvl w:ilvl="8" w:tplc="08090005" w:tentative="1">
@@ -14671,7 +16943,7 @@
         <w:ind w:left="6480" w:hanging="360"/>
       </w:pPr>
       <w:rPr>
-        <w:rFonts w:ascii="Wingdings" w:hAnsi="Wingdings" w:hint="default"/>
+        <w:rFonts w:hint="default" w:ascii="Wingdings" w:hAnsi="Wingdings"/>
       </w:rPr>
     </w:lvl>
   </w:abstractNum>
@@ -14800,7 +17072,7 @@
         <w:ind w:left="720" w:hanging="360"/>
       </w:pPr>
       <w:rPr>
-        <w:rFonts w:ascii="Arial" w:eastAsia="Times New Roman" w:hAnsi="Arial" w:cs="Arial" w:hint="default"/>
+        <w:rFonts w:hint="default" w:ascii="Arial" w:hAnsi="Arial" w:eastAsia="Times New Roman" w:cs="Arial"/>
       </w:rPr>
     </w:lvl>
     <w:lvl w:ilvl="1" w:tplc="08090003" w:tentative="1">
@@ -14812,7 +17084,7 @@
         <w:ind w:left="1440" w:hanging="360"/>
       </w:pPr>
       <w:rPr>
-        <w:rFonts w:ascii="Courier New" w:hAnsi="Courier New" w:cs="Courier New" w:hint="default"/>
+        <w:rFonts w:hint="default" w:ascii="Courier New" w:hAnsi="Courier New" w:cs="Courier New"/>
       </w:rPr>
     </w:lvl>
     <w:lvl w:ilvl="2" w:tplc="08090005" w:tentative="1">
@@ -14824,7 +17096,7 @@
         <w:ind w:left="2160" w:hanging="360"/>
       </w:pPr>
       <w:rPr>
-        <w:rFonts w:ascii="Wingdings" w:hAnsi="Wingdings" w:hint="default"/>
+        <w:rFonts w:hint="default" w:ascii="Wingdings" w:hAnsi="Wingdings"/>
       </w:rPr>
     </w:lvl>
     <w:lvl w:ilvl="3" w:tplc="08090001" w:tentative="1">
@@ -14836,7 +17108,7 @@
         <w:ind w:left="2880" w:hanging="360"/>
       </w:pPr>
       <w:rPr>
-        <w:rFonts w:ascii="Symbol" w:hAnsi="Symbol" w:hint="default"/>
+        <w:rFonts w:hint="default" w:ascii="Symbol" w:hAnsi="Symbol"/>
       </w:rPr>
     </w:lvl>
     <w:lvl w:ilvl="4" w:tplc="08090003" w:tentative="1">
@@ -14848,7 +17120,7 @@
         <w:ind w:left="3600" w:hanging="360"/>
       </w:pPr>
       <w:rPr>
-        <w:rFonts w:ascii="Courier New" w:hAnsi="Courier New" w:cs="Courier New" w:hint="default"/>
+        <w:rFonts w:hint="default" w:ascii="Courier New" w:hAnsi="Courier New" w:cs="Courier New"/>
       </w:rPr>
     </w:lvl>
     <w:lvl w:ilvl="5" w:tplc="08090005" w:tentative="1">
@@ -14860,7 +17132,7 @@
         <w:ind w:left="4320" w:hanging="360"/>
       </w:pPr>
       <w:rPr>
-        <w:rFonts w:ascii="Wingdings" w:hAnsi="Wingdings" w:hint="default"/>
+        <w:rFonts w:hint="default" w:ascii="Wingdings" w:hAnsi="Wingdings"/>
       </w:rPr>
     </w:lvl>
     <w:lvl w:ilvl="6" w:tplc="08090001" w:tentative="1">
@@ -14872,7 +17144,7 @@
         <w:ind w:left="5040" w:hanging="360"/>
       </w:pPr>
       <w:rPr>
-        <w:rFonts w:ascii="Symbol" w:hAnsi="Symbol" w:hint="default"/>
+        <w:rFonts w:hint="default" w:ascii="Symbol" w:hAnsi="Symbol"/>
       </w:rPr>
     </w:lvl>
     <w:lvl w:ilvl="7" w:tplc="08090003" w:tentative="1">
@@ -14884,7 +17156,7 @@
         <w:ind w:left="5760" w:hanging="360"/>
       </w:pPr>
       <w:rPr>
-        <w:rFonts w:ascii="Courier New" w:hAnsi="Courier New" w:cs="Courier New" w:hint="default"/>
+        <w:rFonts w:hint="default" w:ascii="Courier New" w:hAnsi="Courier New" w:cs="Courier New"/>
       </w:rPr>
     </w:lvl>
     <w:lvl w:ilvl="8" w:tplc="08090005" w:tentative="1">
@@ -14896,7 +17168,7 @@
         <w:ind w:left="6480" w:hanging="360"/>
       </w:pPr>
       <w:rPr>
-        <w:rFonts w:ascii="Wingdings" w:hAnsi="Wingdings" w:hint="default"/>
+        <w:rFonts w:hint="default" w:ascii="Wingdings" w:hAnsi="Wingdings"/>
       </w:rPr>
     </w:lvl>
   </w:abstractNum>
@@ -14912,7 +17184,7 @@
         <w:ind w:left="720" w:hanging="360"/>
       </w:pPr>
       <w:rPr>
-        <w:rFonts w:ascii="Arial" w:eastAsia="Times New Roman" w:hAnsi="Arial" w:cs="Arial" w:hint="default"/>
+        <w:rFonts w:hint="default" w:ascii="Arial" w:hAnsi="Arial" w:eastAsia="Times New Roman" w:cs="Arial"/>
       </w:rPr>
     </w:lvl>
     <w:lvl w:ilvl="1" w:tplc="08090003" w:tentative="1">
@@ -14924,7 +17196,7 @@
         <w:ind w:left="1440" w:hanging="360"/>
       </w:pPr>
       <w:rPr>
-        <w:rFonts w:ascii="Courier New" w:hAnsi="Courier New" w:cs="Courier New" w:hint="default"/>
+        <w:rFonts w:hint="default" w:ascii="Courier New" w:hAnsi="Courier New" w:cs="Courier New"/>
       </w:rPr>
     </w:lvl>
     <w:lvl w:ilvl="2" w:tplc="08090005" w:tentative="1">
@@ -14936,7 +17208,7 @@
         <w:ind w:left="2160" w:hanging="360"/>
       </w:pPr>
       <w:rPr>
-        <w:rFonts w:ascii="Wingdings" w:hAnsi="Wingdings" w:hint="default"/>
+        <w:rFonts w:hint="default" w:ascii="Wingdings" w:hAnsi="Wingdings"/>
       </w:rPr>
     </w:lvl>
     <w:lvl w:ilvl="3" w:tplc="08090001" w:tentative="1">
@@ -14948,7 +17220,7 @@
         <w:ind w:left="2880" w:hanging="360"/>
       </w:pPr>
       <w:rPr>
-        <w:rFonts w:ascii="Symbol" w:hAnsi="Symbol" w:hint="default"/>
+        <w:rFonts w:hint="default" w:ascii="Symbol" w:hAnsi="Symbol"/>
       </w:rPr>
     </w:lvl>
     <w:lvl w:ilvl="4" w:tplc="08090003" w:tentative="1">
@@ -14960,7 +17232,7 @@
         <w:ind w:left="3600" w:hanging="360"/>
       </w:pPr>
       <w:rPr>
-        <w:rFonts w:ascii="Courier New" w:hAnsi="Courier New" w:cs="Courier New" w:hint="default"/>
+        <w:rFonts w:hint="default" w:ascii="Courier New" w:hAnsi="Courier New" w:cs="Courier New"/>
       </w:rPr>
     </w:lvl>
     <w:lvl w:ilvl="5" w:tplc="08090005" w:tentative="1">
@@ -14972,7 +17244,7 @@
         <w:ind w:left="4320" w:hanging="360"/>
       </w:pPr>
       <w:rPr>
-        <w:rFonts w:ascii="Wingdings" w:hAnsi="Wingdings" w:hint="default"/>
+        <w:rFonts w:hint="default" w:ascii="Wingdings" w:hAnsi="Wingdings"/>
       </w:rPr>
     </w:lvl>
     <w:lvl w:ilvl="6" w:tplc="08090001" w:tentative="1">
@@ -14984,7 +17256,7 @@
         <w:ind w:left="5040" w:hanging="360"/>
       </w:pPr>
       <w:rPr>
-        <w:rFonts w:ascii="Symbol" w:hAnsi="Symbol" w:hint="default"/>
+        <w:rFonts w:hint="default" w:ascii="Symbol" w:hAnsi="Symbol"/>
       </w:rPr>
     </w:lvl>
     <w:lvl w:ilvl="7" w:tplc="08090003" w:tentative="1">
@@ -14996,7 +17268,7 @@
         <w:ind w:left="5760" w:hanging="360"/>
       </w:pPr>
       <w:rPr>
-        <w:rFonts w:ascii="Courier New" w:hAnsi="Courier New" w:cs="Courier New" w:hint="default"/>
+        <w:rFonts w:hint="default" w:ascii="Courier New" w:hAnsi="Courier New" w:cs="Courier New"/>
       </w:rPr>
     </w:lvl>
     <w:lvl w:ilvl="8" w:tplc="08090005" w:tentative="1">
@@ -15008,7 +17280,7 @@
         <w:ind w:left="6480" w:hanging="360"/>
       </w:pPr>
       <w:rPr>
-        <w:rFonts w:ascii="Wingdings" w:hAnsi="Wingdings" w:hint="default"/>
+        <w:rFonts w:hint="default" w:ascii="Wingdings" w:hAnsi="Wingdings"/>
       </w:rPr>
     </w:lvl>
   </w:abstractNum>
@@ -15112,7 +17384,7 @@
         <w:ind w:left="1287" w:hanging="360"/>
       </w:pPr>
       <w:rPr>
-        <w:rFonts w:ascii="Symbol" w:hAnsi="Symbol" w:hint="default"/>
+        <w:rFonts w:hint="default" w:ascii="Symbol" w:hAnsi="Symbol"/>
       </w:rPr>
     </w:lvl>
     <w:lvl w:ilvl="1" w:tplc="04090003" w:tentative="1">
@@ -15124,7 +17396,7 @@
         <w:ind w:left="2007" w:hanging="360"/>
       </w:pPr>
       <w:rPr>
-        <w:rFonts w:ascii="Courier New" w:hAnsi="Courier New" w:cs="Courier New" w:hint="default"/>
+        <w:rFonts w:hint="default" w:ascii="Courier New" w:hAnsi="Courier New" w:cs="Courier New"/>
       </w:rPr>
     </w:lvl>
     <w:lvl w:ilvl="2" w:tplc="04090005" w:tentative="1">
@@ -15136,7 +17408,7 @@
         <w:ind w:left="2727" w:hanging="360"/>
       </w:pPr>
       <w:rPr>
-        <w:rFonts w:ascii="Wingdings" w:hAnsi="Wingdings" w:hint="default"/>
+        <w:rFonts w:hint="default" w:ascii="Wingdings" w:hAnsi="Wingdings"/>
       </w:rPr>
     </w:lvl>
     <w:lvl w:ilvl="3" w:tplc="04090001" w:tentative="1">
@@ -15148,7 +17420,7 @@
         <w:ind w:left="3447" w:hanging="360"/>
       </w:pPr>
       <w:rPr>
-        <w:rFonts w:ascii="Symbol" w:hAnsi="Symbol" w:hint="default"/>
+        <w:rFonts w:hint="default" w:ascii="Symbol" w:hAnsi="Symbol"/>
       </w:rPr>
     </w:lvl>
     <w:lvl w:ilvl="4" w:tplc="04090003" w:tentative="1">
@@ -15160,7 +17432,7 @@
         <w:ind w:left="4167" w:hanging="360"/>
       </w:pPr>
       <w:rPr>
-        <w:rFonts w:ascii="Courier New" w:hAnsi="Courier New" w:cs="Courier New" w:hint="default"/>
+        <w:rFonts w:hint="default" w:ascii="Courier New" w:hAnsi="Courier New" w:cs="Courier New"/>
       </w:rPr>
     </w:lvl>
     <w:lvl w:ilvl="5" w:tplc="04090005" w:tentative="1">
@@ -15172,7 +17444,7 @@
         <w:ind w:left="4887" w:hanging="360"/>
       </w:pPr>
       <w:rPr>
-        <w:rFonts w:ascii="Wingdings" w:hAnsi="Wingdings" w:hint="default"/>
+        <w:rFonts w:hint="default" w:ascii="Wingdings" w:hAnsi="Wingdings"/>
       </w:rPr>
     </w:lvl>
     <w:lvl w:ilvl="6" w:tplc="04090001" w:tentative="1">
@@ -15184,7 +17456,7 @@
         <w:ind w:left="5607" w:hanging="360"/>
       </w:pPr>
       <w:rPr>
-        <w:rFonts w:ascii="Symbol" w:hAnsi="Symbol" w:hint="default"/>
+        <w:rFonts w:hint="default" w:ascii="Symbol" w:hAnsi="Symbol"/>
       </w:rPr>
     </w:lvl>
     <w:lvl w:ilvl="7" w:tplc="04090003" w:tentative="1">
@@ -15196,7 +17468,7 @@
         <w:ind w:left="6327" w:hanging="360"/>
       </w:pPr>
       <w:rPr>
-        <w:rFonts w:ascii="Courier New" w:hAnsi="Courier New" w:cs="Courier New" w:hint="default"/>
+        <w:rFonts w:hint="default" w:ascii="Courier New" w:hAnsi="Courier New" w:cs="Courier New"/>
       </w:rPr>
     </w:lvl>
     <w:lvl w:ilvl="8" w:tplc="04090005" w:tentative="1">
@@ -15208,7 +17480,7 @@
         <w:ind w:left="7047" w:hanging="360"/>
       </w:pPr>
       <w:rPr>
-        <w:rFonts w:ascii="Wingdings" w:hAnsi="Wingdings" w:hint="default"/>
+        <w:rFonts w:hint="default" w:ascii="Wingdings" w:hAnsi="Wingdings"/>
       </w:rPr>
     </w:lvl>
   </w:abstractNum>
@@ -15228,7 +17500,7 @@
         <w:ind w:left="284" w:hanging="284"/>
       </w:pPr>
       <w:rPr>
-        <w:rFonts w:ascii="Symbol" w:hAnsi="Symbol" w:hint="default"/>
+        <w:rFonts w:hint="default" w:ascii="Symbol" w:hAnsi="Symbol"/>
       </w:rPr>
     </w:lvl>
   </w:abstractNum>
@@ -15362,7 +17634,7 @@
         <w:ind w:left="227" w:hanging="227"/>
       </w:pPr>
       <w:rPr>
-        <w:rFonts w:ascii="Symbol" w:hAnsi="Symbol" w:hint="default"/>
+        <w:rFonts w:hint="default" w:ascii="Symbol" w:hAnsi="Symbol"/>
       </w:rPr>
     </w:lvl>
   </w:abstractNum>
@@ -15382,7 +17654,7 @@
         <w:ind w:left="227" w:hanging="227"/>
       </w:pPr>
       <w:rPr>
-        <w:rFonts w:ascii="Symbol" w:hAnsi="Symbol" w:hint="default"/>
+        <w:rFonts w:hint="default" w:ascii="Symbol" w:hAnsi="Symbol"/>
       </w:rPr>
     </w:lvl>
   </w:abstractNum>
@@ -15403,7 +17675,7 @@
         <w:ind w:left="284" w:hanging="284"/>
       </w:pPr>
       <w:rPr>
-        <w:rFonts w:ascii="Symbol" w:hAnsi="Symbol" w:hint="default"/>
+        <w:rFonts w:hint="default" w:ascii="Symbol" w:hAnsi="Symbol"/>
       </w:rPr>
     </w:lvl>
   </w:abstractNum>
@@ -15556,7 +17828,7 @@
         <w:ind w:left="360" w:hanging="360"/>
       </w:pPr>
       <w:rPr>
-        <w:rFonts w:ascii="Symbol" w:hAnsi="Symbol" w:hint="default"/>
+        <w:rFonts w:hint="default" w:ascii="Symbol" w:hAnsi="Symbol"/>
       </w:rPr>
     </w:lvl>
   </w:abstractNum>
@@ -15575,7 +17847,7 @@
         <w:ind w:left="425" w:hanging="425"/>
       </w:pPr>
       <w:rPr>
-        <w:rFonts w:ascii="Wingdings" w:hAnsi="Wingdings" w:hint="default"/>
+        <w:rFonts w:hint="default" w:ascii="Wingdings" w:hAnsi="Wingdings"/>
       </w:rPr>
     </w:lvl>
   </w:abstractNum>
@@ -15592,7 +17864,7 @@
         <w:ind w:left="1287" w:hanging="360"/>
       </w:pPr>
       <w:rPr>
-        <w:rFonts w:ascii="Symbol" w:hAnsi="Symbol" w:hint="default"/>
+        <w:rFonts w:hint="default" w:ascii="Symbol" w:hAnsi="Symbol"/>
       </w:rPr>
     </w:lvl>
     <w:lvl w:ilvl="1" w:tplc="04090003" w:tentative="1">
@@ -15604,7 +17876,7 @@
         <w:ind w:left="2007" w:hanging="360"/>
       </w:pPr>
       <w:rPr>
-        <w:rFonts w:ascii="Courier New" w:hAnsi="Courier New" w:cs="Courier New" w:hint="default"/>
+        <w:rFonts w:hint="default" w:ascii="Courier New" w:hAnsi="Courier New" w:cs="Courier New"/>
       </w:rPr>
     </w:lvl>
     <w:lvl w:ilvl="2" w:tplc="04090005" w:tentative="1">
@@ -15616,7 +17888,7 @@
         <w:ind w:left="2727" w:hanging="360"/>
       </w:pPr>
       <w:rPr>
-        <w:rFonts w:ascii="Wingdings" w:hAnsi="Wingdings" w:hint="default"/>
+        <w:rFonts w:hint="default" w:ascii="Wingdings" w:hAnsi="Wingdings"/>
       </w:rPr>
     </w:lvl>
     <w:lvl w:ilvl="3" w:tplc="04090001" w:tentative="1">
@@ -15628,7 +17900,7 @@
         <w:ind w:left="3447" w:hanging="360"/>
       </w:pPr>
       <w:rPr>
-        <w:rFonts w:ascii="Symbol" w:hAnsi="Symbol" w:hint="default"/>
+        <w:rFonts w:hint="default" w:ascii="Symbol" w:hAnsi="Symbol"/>
       </w:rPr>
     </w:lvl>
     <w:lvl w:ilvl="4" w:tplc="04090003" w:tentative="1">
@@ -15640,7 +17912,7 @@
         <w:ind w:left="4167" w:hanging="360"/>
       </w:pPr>
       <w:rPr>
-        <w:rFonts w:ascii="Courier New" w:hAnsi="Courier New" w:cs="Courier New" w:hint="default"/>
+        <w:rFonts w:hint="default" w:ascii="Courier New" w:hAnsi="Courier New" w:cs="Courier New"/>
       </w:rPr>
     </w:lvl>
     <w:lvl w:ilvl="5" w:tplc="04090005" w:tentative="1">
@@ -15652,7 +17924,7 @@
         <w:ind w:left="4887" w:hanging="360"/>
       </w:pPr>
       <w:rPr>
-        <w:rFonts w:ascii="Wingdings" w:hAnsi="Wingdings" w:hint="default"/>
+        <w:rFonts w:hint="default" w:ascii="Wingdings" w:hAnsi="Wingdings"/>
       </w:rPr>
     </w:lvl>
     <w:lvl w:ilvl="6" w:tplc="04090001" w:tentative="1">
@@ -15664,7 +17936,7 @@
         <w:ind w:left="5607" w:hanging="360"/>
       </w:pPr>
       <w:rPr>
-        <w:rFonts w:ascii="Symbol" w:hAnsi="Symbol" w:hint="default"/>
+        <w:rFonts w:hint="default" w:ascii="Symbol" w:hAnsi="Symbol"/>
       </w:rPr>
     </w:lvl>
     <w:lvl w:ilvl="7" w:tplc="04090003" w:tentative="1">
@@ -15676,7 +17948,7 @@
         <w:ind w:left="6327" w:hanging="360"/>
       </w:pPr>
       <w:rPr>
-        <w:rFonts w:ascii="Courier New" w:hAnsi="Courier New" w:cs="Courier New" w:hint="default"/>
+        <w:rFonts w:hint="default" w:ascii="Courier New" w:hAnsi="Courier New" w:cs="Courier New"/>
       </w:rPr>
     </w:lvl>
     <w:lvl w:ilvl="8" w:tplc="04090005" w:tentative="1">
@@ -15688,7 +17960,7 @@
         <w:ind w:left="7047" w:hanging="360"/>
       </w:pPr>
       <w:rPr>
-        <w:rFonts w:ascii="Wingdings" w:hAnsi="Wingdings" w:hint="default"/>
+        <w:rFonts w:hint="default" w:ascii="Wingdings" w:hAnsi="Wingdings"/>
       </w:rPr>
     </w:lvl>
   </w:abstractNum>
@@ -15708,7 +17980,7 @@
         <w:ind w:left="284" w:hanging="284"/>
       </w:pPr>
       <w:rPr>
-        <w:rFonts w:ascii="Symbol" w:hAnsi="Symbol" w:hint="default"/>
+        <w:rFonts w:hint="default" w:ascii="Symbol" w:hAnsi="Symbol"/>
         <w:sz w:val="40"/>
       </w:rPr>
     </w:lvl>
@@ -15728,7 +18000,7 @@
         <w:ind w:left="720" w:hanging="360"/>
       </w:pPr>
       <w:rPr>
-        <w:rFonts w:ascii="Arial" w:eastAsia="Times New Roman" w:hAnsi="Arial" w:cs="Arial" w:hint="default"/>
+        <w:rFonts w:hint="default" w:ascii="Arial" w:hAnsi="Arial" w:eastAsia="Times New Roman" w:cs="Arial"/>
       </w:rPr>
     </w:lvl>
     <w:lvl w:ilvl="1" w:tplc="04090003" w:tentative="1">
@@ -15743,7 +18015,7 @@
         <w:ind w:left="1440" w:hanging="360"/>
       </w:pPr>
       <w:rPr>
-        <w:rFonts w:ascii="Courier New" w:hAnsi="Courier New" w:cs="Courier New" w:hint="default"/>
+        <w:rFonts w:hint="default" w:ascii="Courier New" w:hAnsi="Courier New" w:cs="Courier New"/>
       </w:rPr>
     </w:lvl>
     <w:lvl w:ilvl="2" w:tplc="04090005" w:tentative="1">
@@ -15758,7 +18030,7 @@
         <w:ind w:left="2160" w:hanging="360"/>
       </w:pPr>
       <w:rPr>
-        <w:rFonts w:ascii="Wingdings" w:hAnsi="Wingdings" w:hint="default"/>
+        <w:rFonts w:hint="default" w:ascii="Wingdings" w:hAnsi="Wingdings"/>
       </w:rPr>
     </w:lvl>
     <w:lvl w:ilvl="3" w:tplc="04090001" w:tentative="1">
@@ -15773,7 +18045,7 @@
         <w:ind w:left="2880" w:hanging="360"/>
       </w:pPr>
       <w:rPr>
-        <w:rFonts w:ascii="Symbol" w:hAnsi="Symbol" w:hint="default"/>
+        <w:rFonts w:hint="default" w:ascii="Symbol" w:hAnsi="Symbol"/>
       </w:rPr>
     </w:lvl>
     <w:lvl w:ilvl="4" w:tplc="04090003" w:tentative="1">
@@ -15788,7 +18060,7 @@
         <w:ind w:left="3600" w:hanging="360"/>
       </w:pPr>
       <w:rPr>
-        <w:rFonts w:ascii="Courier New" w:hAnsi="Courier New" w:cs="Courier New" w:hint="default"/>
+        <w:rFonts w:hint="default" w:ascii="Courier New" w:hAnsi="Courier New" w:cs="Courier New"/>
       </w:rPr>
     </w:lvl>
     <w:lvl w:ilvl="5" w:tplc="04090005" w:tentative="1">
@@ -15803,7 +18075,7 @@
         <w:ind w:left="4320" w:hanging="360"/>
       </w:pPr>
       <w:rPr>
-        <w:rFonts w:ascii="Wingdings" w:hAnsi="Wingdings" w:hint="default"/>
+        <w:rFonts w:hint="default" w:ascii="Wingdings" w:hAnsi="Wingdings"/>
       </w:rPr>
     </w:lvl>
     <w:lvl w:ilvl="6" w:tplc="04090001" w:tentative="1">
@@ -15818,7 +18090,7 @@
         <w:ind w:left="5040" w:hanging="360"/>
       </w:pPr>
       <w:rPr>
-        <w:rFonts w:ascii="Symbol" w:hAnsi="Symbol" w:hint="default"/>
+        <w:rFonts w:hint="default" w:ascii="Symbol" w:hAnsi="Symbol"/>
       </w:rPr>
     </w:lvl>
     <w:lvl w:ilvl="7" w:tplc="04090003" w:tentative="1">
@@ -15833,7 +18105,7 @@
         <w:ind w:left="5760" w:hanging="360"/>
       </w:pPr>
       <w:rPr>
-        <w:rFonts w:ascii="Courier New" w:hAnsi="Courier New" w:cs="Courier New" w:hint="default"/>
+        <w:rFonts w:hint="default" w:ascii="Courier New" w:hAnsi="Courier New" w:cs="Courier New"/>
       </w:rPr>
     </w:lvl>
     <w:lvl w:ilvl="8" w:tplc="04090005" w:tentative="1">
@@ -15848,7 +18120,7 @@
         <w:ind w:left="6480" w:hanging="360"/>
       </w:pPr>
       <w:rPr>
-        <w:rFonts w:ascii="Wingdings" w:hAnsi="Wingdings" w:hint="default"/>
+        <w:rFonts w:hint="default" w:ascii="Wingdings" w:hAnsi="Wingdings"/>
       </w:rPr>
     </w:lvl>
   </w:abstractNum>
@@ -15998,7 +18270,7 @@
         <w:ind w:left="851" w:hanging="567"/>
       </w:pPr>
       <w:rPr>
-        <w:rFonts w:ascii="Symbol" w:hAnsi="Symbol" w:hint="default"/>
+        <w:rFonts w:hint="default" w:ascii="Symbol" w:hAnsi="Symbol"/>
         <w:sz w:val="24"/>
       </w:rPr>
     </w:lvl>
@@ -16017,7 +18289,7 @@
         <w:ind w:left="1418" w:hanging="284"/>
       </w:pPr>
       <w:rPr>
-        <w:rFonts w:ascii="Times New Roman" w:hAnsi="Times New Roman" w:hint="default"/>
+        <w:rFonts w:hint="default" w:ascii="Times New Roman" w:hAnsi="Times New Roman"/>
         <w:sz w:val="24"/>
       </w:rPr>
     </w:lvl>
@@ -16038,7 +18310,7 @@
           <w:ind w:left="851" w:hanging="284"/>
         </w:pPr>
         <w:rPr>
-          <w:rFonts w:ascii="Symbol" w:hAnsi="Symbol" w:hint="default"/>
+          <w:rFonts w:hint="default" w:ascii="Symbol" w:hAnsi="Symbol"/>
           <w:sz w:val="24"/>
         </w:rPr>
       </w:lvl>
@@ -16057,7 +18329,7 @@
           <w:ind w:left="1418" w:hanging="284"/>
         </w:pPr>
         <w:rPr>
-          <w:rFonts w:ascii="Times New Roman" w:hAnsi="Times New Roman" w:hint="default"/>
+          <w:rFonts w:hint="default" w:ascii="Times New Roman" w:hAnsi="Times New Roman"/>
           <w:sz w:val="24"/>
         </w:rPr>
       </w:lvl>
@@ -16076,7 +18348,7 @@
           <w:ind w:left="1985" w:hanging="284"/>
         </w:pPr>
         <w:rPr>
-          <w:rFonts w:ascii="Symbol" w:hAnsi="Symbol" w:hint="default"/>
+          <w:rFonts w:hint="default" w:ascii="Symbol" w:hAnsi="Symbol"/>
           <w:sz w:val="24"/>
         </w:rPr>
       </w:lvl>
@@ -16500,11 +18772,11 @@
 </file>
 
 <file path=word/styles.xml><?xml version="1.0" encoding="utf-8"?>
-<w:styles xmlns:mc="http://schemas.openxmlformats.org/markup-compatibility/2006" xmlns:r="http://schemas.openxmlformats.org/officeDocument/2006/relationships" xmlns:w="http://schemas.openxmlformats.org/wordprocessingml/2006/main" xmlns:w14="http://schemas.microsoft.com/office/word/2010/wordml" xmlns:w15="http://schemas.microsoft.com/office/word/2012/wordml" xmlns:w16cex="http://schemas.microsoft.com/office/word/2018/wordml/cex" xmlns:w16cid="http://schemas.microsoft.com/office/word/2016/wordml/cid" xmlns:w16="http://schemas.microsoft.com/office/word/2018/wordml" xmlns:w16du="http://schemas.microsoft.com/office/word/2023/wordml/word16du" xmlns:w16sdtdh="http://schemas.microsoft.com/office/word/2020/wordml/sdtdatahash" xmlns:w16sdtfl="http://schemas.microsoft.com/office/word/2024/wordml/sdtformatlock" xmlns:w16se="http://schemas.microsoft.com/office/word/2015/wordml/symex" mc:Ignorable="w14 w15 w16se w16cid w16 w16cex w16sdtdh w16sdtfl w16du">
+<w:styles xmlns:wp14="http://schemas.microsoft.com/office/word/2010/wordprocessingDrawing" xmlns:mc="http://schemas.openxmlformats.org/markup-compatibility/2006" xmlns:r="http://schemas.openxmlformats.org/officeDocument/2006/relationships" xmlns:w="http://schemas.openxmlformats.org/wordprocessingml/2006/main" xmlns:w14="http://schemas.microsoft.com/office/word/2010/wordml" xmlns:w15="http://schemas.microsoft.com/office/word/2012/wordml" xmlns:w16cex="http://schemas.microsoft.com/office/word/2018/wordml/cex" xmlns:w16cid="http://schemas.microsoft.com/office/word/2016/wordml/cid" xmlns:w16="http://schemas.microsoft.com/office/word/2018/wordml" xmlns:w16du="http://schemas.microsoft.com/office/word/2023/wordml/word16du" xmlns:w16sdtdh="http://schemas.microsoft.com/office/word/2020/wordml/sdtdatahash" xmlns:w16sdtfl="http://schemas.microsoft.com/office/word/2024/wordml/sdtformatlock" xmlns:w16se="http://schemas.microsoft.com/office/word/2015/wordml/symex" mc:Ignorable="w14 w15 w16se w16cid w16 w16cex w16sdtdh w16sdtfl w16du wp14">
   <w:docDefaults>
     <w:rPrDefault>
       <w:rPr>
-        <w:rFonts w:ascii="Times New Roman" w:eastAsia="Times New Roman" w:hAnsi="Times New Roman" w:cs="Times New Roman"/>
+        <w:rFonts w:ascii="Times New Roman" w:hAnsi="Times New Roman" w:eastAsia="Times New Roman" w:cs="Times New Roman"/>
         <w:lang w:val="en-US" w:eastAsia="en-GB" w:bidi="ar-SA"/>
       </w:rPr>
     </w:rPrDefault>
@@ -16579,7 +18851,7 @@
     <w:lsdException w:name="Table Web 3" w:semiHidden="1" w:unhideWhenUsed="1"/>
     <w:lsdException w:name="Table Grid" w:uiPriority="59"/>
     <w:lsdException w:name="Table Theme" w:semiHidden="1" w:unhideWhenUsed="1"/>
-    <w:lsdException w:name="Placeholder Text" w:semiHidden="1" w:uiPriority="99"/>
+    <w:lsdException w:name="Placeholder Text" w:uiPriority="99" w:semiHidden="1"/>
     <w:lsdException w:name="No Spacing" w:uiPriority="1" w:qFormat="1"/>
     <w:lsdException w:name="Light Shading" w:uiPriority="60"/>
     <w:lsdException w:name="Light List" w:uiPriority="61"/>
@@ -16601,7 +18873,7 @@
     <w:lsdException w:name="Medium Shading 1 Accent 1" w:uiPriority="63"/>
     <w:lsdException w:name="Medium Shading 2 Accent 1" w:uiPriority="64"/>
     <w:lsdException w:name="Medium List 1 Accent 1" w:uiPriority="65"/>
-    <w:lsdException w:name="Revision" w:semiHidden="1" w:uiPriority="99"/>
+    <w:lsdException w:name="Revision" w:uiPriority="99" w:semiHidden="1"/>
     <w:lsdException w:name="List Paragraph" w:uiPriority="34" w:qFormat="1"/>
     <w:lsdException w:name="Quote" w:uiPriority="29" w:qFormat="1"/>
     <w:lsdException w:name="Intense Quote" w:uiPriority="30" w:qFormat="1"/>
@@ -16688,8 +18960,8 @@
     <w:lsdException w:name="Subtle Reference" w:uiPriority="31" w:qFormat="1"/>
     <w:lsdException w:name="Intense Reference" w:uiPriority="32" w:qFormat="1"/>
     <w:lsdException w:name="Book Title" w:uiPriority="33" w:qFormat="1"/>
-    <w:lsdException w:name="Bibliography" w:semiHidden="1" w:uiPriority="37" w:unhideWhenUsed="1"/>
-    <w:lsdException w:name="TOC Heading" w:semiHidden="1" w:uiPriority="39" w:unhideWhenUsed="1" w:qFormat="1"/>
+    <w:lsdException w:name="Bibliography" w:uiPriority="37" w:semiHidden="1" w:unhideWhenUsed="1"/>
+    <w:lsdException w:name="TOC Heading" w:uiPriority="39" w:semiHidden="1" w:unhideWhenUsed="1" w:qFormat="1"/>
     <w:lsdException w:name="Plain Table 1" w:uiPriority="41"/>
     <w:lsdException w:name="Plain Table 2" w:uiPriority="42"/>
     <w:lsdException w:name="Plain Table 3" w:uiPriority="43"/>
@@ -16794,13 +19066,13 @@
     <w:lsdException w:name="List Table 5 Dark Accent 6" w:uiPriority="50"/>
     <w:lsdException w:name="List Table 6 Colorful Accent 6" w:uiPriority="51"/>
     <w:lsdException w:name="List Table 7 Colorful Accent 6" w:uiPriority="52"/>
-    <w:lsdException w:name="Mention" w:semiHidden="1" w:uiPriority="99" w:unhideWhenUsed="1"/>
-    <w:lsdException w:name="Smart Hyperlink" w:semiHidden="1" w:uiPriority="99" w:unhideWhenUsed="1"/>
-    <w:lsdException w:name="Hashtag" w:semiHidden="1" w:uiPriority="99" w:unhideWhenUsed="1"/>
-    <w:lsdException w:name="Unresolved Mention" w:semiHidden="1" w:uiPriority="99" w:unhideWhenUsed="1"/>
-    <w:lsdException w:name="Smart Link" w:semiHidden="1" w:uiPriority="99" w:unhideWhenUsed="1"/>
+    <w:lsdException w:name="Mention" w:uiPriority="99" w:semiHidden="1" w:unhideWhenUsed="1"/>
+    <w:lsdException w:name="Smart Hyperlink" w:uiPriority="99" w:semiHidden="1" w:unhideWhenUsed="1"/>
+    <w:lsdException w:name="Hashtag" w:uiPriority="99" w:semiHidden="1" w:unhideWhenUsed="1"/>
+    <w:lsdException w:name="Unresolved Mention" w:uiPriority="99" w:semiHidden="1" w:unhideWhenUsed="1"/>
+    <w:lsdException w:name="Smart Link" w:uiPriority="99" w:semiHidden="1" w:unhideWhenUsed="1"/>
   </w:latentStyles>
-  <w:style w:type="paragraph" w:default="1" w:styleId="Normal">
+  <w:style w:type="paragraph" w:styleId="Normal" w:default="1">
     <w:name w:val="Normal"/>
     <w:qFormat/>
     <w:rsid w:val="004B28EC"/>
@@ -16987,13 +19259,13 @@
       <w:sz w:val="18"/>
     </w:rPr>
   </w:style>
-  <w:style w:type="character" w:default="1" w:styleId="DefaultParagraphFont">
+  <w:style w:type="character" w:styleId="DefaultParagraphFont" w:default="1">
     <w:name w:val="Default Paragraph Font"/>
     <w:uiPriority w:val="1"/>
     <w:semiHidden/>
     <w:unhideWhenUsed/>
   </w:style>
-  <w:style w:type="table" w:default="1" w:styleId="TableNormal">
+  <w:style w:type="table" w:styleId="TableNormal" w:default="1">
     <w:name w:val="Normal Table"/>
     <w:uiPriority w:val="99"/>
     <w:semiHidden/>
@@ -17008,7 +19280,7 @@
       </w:tblCellMar>
     </w:tblPr>
   </w:style>
-  <w:style w:type="numbering" w:default="1" w:styleId="NoList">
+  <w:style w:type="numbering" w:styleId="NoList" w:default="1">
     <w:name w:val="No List"/>
     <w:uiPriority w:val="99"/>
     <w:semiHidden/>
@@ -17044,7 +19316,7 @@
     <w:uiPriority w:val="99"/>
     <w:pPr>
       <w:pBdr>
-        <w:bottom w:val="single" w:sz="6" w:space="1" w:color="auto"/>
+        <w:bottom w:val="single" w:color="auto" w:sz="6" w:space="1"/>
       </w:pBdr>
       <w:jc w:val="right"/>
     </w:pPr>
@@ -17053,14 +19325,14 @@
       <w:sz w:val="22"/>
     </w:rPr>
   </w:style>
-  <w:style w:type="paragraph" w:customStyle="1" w:styleId="Tekst">
+  <w:style w:type="paragraph" w:styleId="Tekst" w:customStyle="1">
     <w:name w:val="Tekst"/>
     <w:basedOn w:val="Normal"/>
     <w:pPr>
       <w:spacing w:before="120"/>
     </w:pPr>
   </w:style>
-  <w:style w:type="paragraph" w:customStyle="1" w:styleId="Naslovpoglavlja">
+  <w:style w:type="paragraph" w:styleId="Naslovpoglavlja" w:customStyle="1">
     <w:name w:val="Naslov poglavlja"/>
     <w:basedOn w:val="Tekst"/>
     <w:next w:val="Tekst"/>
@@ -17073,7 +19345,7 @@
       <w:b/>
     </w:rPr>
   </w:style>
-  <w:style w:type="paragraph" w:customStyle="1" w:styleId="Naslov1nivo">
+  <w:style w:type="paragraph" w:styleId="Naslov1nivo" w:customStyle="1">
     <w:name w:val="Naslov 1. nivo"/>
     <w:basedOn w:val="Tekst"/>
     <w:pPr>
@@ -17083,7 +19355,7 @@
       <w:i/>
     </w:rPr>
   </w:style>
-  <w:style w:type="paragraph" w:customStyle="1" w:styleId="Naslov2nivo">
+  <w:style w:type="paragraph" w:styleId="Naslov2nivo" w:customStyle="1">
     <w:name w:val="Naslov 2. nivo"/>
     <w:basedOn w:val="Tekst"/>
     <w:pPr>
@@ -17095,7 +19367,7 @@
       <w:i/>
     </w:rPr>
   </w:style>
-  <w:style w:type="paragraph" w:customStyle="1" w:styleId="Naslov3nivo">
+  <w:style w:type="paragraph" w:styleId="Naslov3nivo" w:customStyle="1">
     <w:name w:val="Naslov 3 nivo"/>
     <w:basedOn w:val="Tekst"/>
     <w:pPr>
@@ -17104,7 +19376,7 @@
       <w:ind w:left="851" w:hanging="851"/>
     </w:pPr>
   </w:style>
-  <w:style w:type="paragraph" w:customStyle="1" w:styleId="1nabrajanje">
+  <w:style w:type="paragraph" w:styleId="1nabrajanje" w:customStyle="1">
     <w:name w:val="1. nabrajanje"/>
     <w:basedOn w:val="Tekst"/>
     <w:pPr>
@@ -17122,7 +19394,7 @@
       <w:sz w:val="22"/>
     </w:rPr>
   </w:style>
-  <w:style w:type="paragraph" w:customStyle="1" w:styleId="2nabrajanje">
+  <w:style w:type="paragraph" w:styleId="2nabrajanje" w:customStyle="1">
     <w:name w:val="2. nabrajanje"/>
     <w:basedOn w:val="1nabrajanje"/>
     <w:pPr>
@@ -17135,7 +19407,7 @@
       <w:ind w:left="1134"/>
     </w:pPr>
   </w:style>
-  <w:style w:type="paragraph" w:customStyle="1" w:styleId="3nabrajanje">
+  <w:style w:type="paragraph" w:styleId="3nabrajanje" w:customStyle="1">
     <w:name w:val="3. nabrajanje"/>
     <w:basedOn w:val="2nabrajanje"/>
     <w:pPr>
@@ -17148,7 +19420,7 @@
       <w:ind w:left="1560"/>
     </w:pPr>
   </w:style>
-  <w:style w:type="paragraph" w:customStyle="1" w:styleId="Slika">
+  <w:style w:type="paragraph" w:styleId="Slika" w:customStyle="1">
     <w:name w:val="Slika"/>
     <w:basedOn w:val="3nabrajanje"/>
     <w:pPr>
@@ -17163,7 +19435,7 @@
       <w:rFonts w:ascii="CHelvItalic" w:hAnsi="CHelvItalic"/>
     </w:rPr>
   </w:style>
-  <w:style w:type="paragraph" w:customStyle="1" w:styleId="Tabela">
+  <w:style w:type="paragraph" w:styleId="Tabela" w:customStyle="1">
     <w:name w:val="Tabela"/>
     <w:basedOn w:val="Tekst"/>
     <w:pPr>
@@ -17176,21 +19448,21 @@
       <w:sz w:val="22"/>
     </w:rPr>
   </w:style>
-  <w:style w:type="paragraph" w:customStyle="1" w:styleId="Prvired">
+  <w:style w:type="paragraph" w:styleId="Prvired" w:customStyle="1">
     <w:name w:val="Prvi red"/>
     <w:basedOn w:val="Tekst"/>
     <w:pPr>
       <w:spacing w:before="3119"/>
     </w:pPr>
   </w:style>
-  <w:style w:type="paragraph" w:customStyle="1" w:styleId="Naslov4nivo">
+  <w:style w:type="paragraph" w:styleId="Naslov4nivo" w:customStyle="1">
     <w:name w:val="Naslov 4 nivo"/>
     <w:basedOn w:val="Naslov3nivo"/>
     <w:rPr>
       <w:i/>
     </w:rPr>
   </w:style>
-  <w:style w:type="paragraph" w:customStyle="1" w:styleId="literatura">
+  <w:style w:type="paragraph" w:styleId="literatura" w:customStyle="1">
     <w:name w:val="literatura"/>
     <w:basedOn w:val="Normal"/>
     <w:pPr>
@@ -17199,7 +19471,7 @@
       <w:ind w:left="851" w:hanging="851"/>
     </w:pPr>
   </w:style>
-  <w:style w:type="paragraph" w:customStyle="1" w:styleId="tab">
+  <w:style w:type="paragraph" w:styleId="tab" w:customStyle="1">
     <w:name w:val="tab"/>
     <w:basedOn w:val="Tekst"/>
     <w:pPr>
@@ -17209,14 +19481,14 @@
       <w:sz w:val="20"/>
     </w:rPr>
   </w:style>
-  <w:style w:type="paragraph" w:customStyle="1" w:styleId="ime">
+  <w:style w:type="paragraph" w:styleId="ime" w:customStyle="1">
     <w:name w:val="ime"/>
     <w:basedOn w:val="ime1"/>
     <w:pPr>
       <w:spacing w:before="1440"/>
     </w:pPr>
   </w:style>
-  <w:style w:type="paragraph" w:customStyle="1" w:styleId="ime1">
+  <w:style w:type="paragraph" w:styleId="ime1" w:customStyle="1">
     <w:name w:val="ime1"/>
     <w:basedOn w:val="Normal"/>
     <w:pPr>
@@ -17228,7 +19500,7 @@
       <w:sz w:val="30"/>
     </w:rPr>
   </w:style>
-  <w:style w:type="paragraph" w:customStyle="1" w:styleId="firma">
+  <w:style w:type="paragraph" w:styleId="firma" w:customStyle="1">
     <w:name w:val="firma"/>
     <w:basedOn w:val="Normal"/>
     <w:pPr>
@@ -17242,7 +19514,7 @@
       <w:i/>
     </w:rPr>
   </w:style>
-  <w:style w:type="paragraph" w:customStyle="1" w:styleId="Ucesnici">
+  <w:style w:type="paragraph" w:styleId="Ucesnici" w:customStyle="1">
     <w:name w:val="Ucesnici"/>
     <w:basedOn w:val="Normal"/>
     <w:pPr>
@@ -17267,7 +19539,7 @@
     <w:name w:val="page number"/>
     <w:basedOn w:val="DefaultParagraphFont"/>
   </w:style>
-  <w:style w:type="paragraph" w:customStyle="1" w:styleId="text">
+  <w:style w:type="paragraph" w:styleId="text" w:customStyle="1">
     <w:name w:val="text"/>
     <w:basedOn w:val="Normal"/>
     <w:pPr>
@@ -17305,14 +19577,14 @@
     </w:pPr>
   </w:style>
   <w:style w:type="character" w:styleId="CommentReference">
-    <w:name w:val="annotation reference"/>
+    <w:name w:val="Comment Reference"/>
     <w:semiHidden/>
     <w:rPr>
       <w:sz w:val="16"/>
     </w:rPr>
   </w:style>
   <w:style w:type="paragraph" w:styleId="CommentText">
-    <w:name w:val="annotation text"/>
+    <w:name w:val="Comment Text"/>
     <w:basedOn w:val="Normal"/>
     <w:link w:val="CommentTextChar"/>
     <w:semiHidden/>
@@ -17341,16 +19613,16 @@
     </w:pPr>
     <w:tblPr>
       <w:tblBorders>
-        <w:top w:val="single" w:sz="4" w:space="0" w:color="auto"/>
-        <w:left w:val="single" w:sz="4" w:space="0" w:color="auto"/>
-        <w:bottom w:val="single" w:sz="4" w:space="0" w:color="auto"/>
-        <w:right w:val="single" w:sz="4" w:space="0" w:color="auto"/>
-        <w:insideH w:val="single" w:sz="4" w:space="0" w:color="auto"/>
-        <w:insideV w:val="single" w:sz="4" w:space="0" w:color="auto"/>
+        <w:top w:val="single" w:color="auto" w:sz="4" w:space="0"/>
+        <w:left w:val="single" w:color="auto" w:sz="4" w:space="0"/>
+        <w:bottom w:val="single" w:color="auto" w:sz="4" w:space="0"/>
+        <w:right w:val="single" w:color="auto" w:sz="4" w:space="0"/>
+        <w:insideH w:val="single" w:color="auto" w:sz="4" w:space="0"/>
+        <w:insideV w:val="single" w:color="auto" w:sz="4" w:space="0"/>
       </w:tblBorders>
     </w:tblPr>
   </w:style>
-  <w:style w:type="character" w:customStyle="1" w:styleId="HeaderChar">
+  <w:style w:type="character" w:styleId="HeaderChar" w:customStyle="1">
     <w:name w:val="Header Char"/>
     <w:link w:val="Header"/>
     <w:uiPriority w:val="99"/>
@@ -17497,7 +19769,7 @@
       <w:spacing w:before="100" w:beforeAutospacing="1" w:after="100" w:afterAutospacing="1"/>
     </w:pPr>
   </w:style>
-  <w:style w:type="numbering" w:customStyle="1" w:styleId="CurrentList1">
+  <w:style w:type="numbering" w:styleId="CurrentList1" w:customStyle="1">
     <w:name w:val="Current List1"/>
     <w:rsid w:val="00F92093"/>
     <w:pPr>
@@ -17506,7 +19778,7 @@
       </w:numPr>
     </w:pPr>
   </w:style>
-  <w:style w:type="paragraph" w:customStyle="1" w:styleId="isselectedend">
+  <w:style w:type="paragraph" w:styleId="isselectedend" w:customStyle="1">
     <w:name w:val="isselectedend"/>
     <w:basedOn w:val="Normal"/>
     <w:rsid w:val="00B25C51"/>
@@ -17514,12 +19786,12 @@
       <w:spacing w:before="100" w:beforeAutospacing="1" w:after="100" w:afterAutospacing="1"/>
     </w:pPr>
   </w:style>
-  <w:style w:type="character" w:customStyle="1" w:styleId="text-token-text-primary">
+  <w:style w:type="character" w:styleId="text-token-text-primary" w:customStyle="1">
     <w:name w:val="text-token-text-primary"/>
     <w:basedOn w:val="DefaultParagraphFont"/>
     <w:rsid w:val="00B25C51"/>
   </w:style>
-  <w:style w:type="paragraph" w:customStyle="1" w:styleId="pdq2pgselectionanchorcontainer">
+  <w:style w:type="paragraph" w:styleId="pdq2pgselectionanchorcontainer" w:customStyle="1">
     <w:name w:val="pdq2pg_selectionanchorcontainer"/>
     <w:basedOn w:val="Normal"/>
     <w:rsid w:val="00D573AE"/>
@@ -17545,12 +19817,12 @@
     <w:unhideWhenUsed/>
     <w:rsid w:val="00D573AE"/>
     <w:rPr>
-      <w:rFonts w:ascii="Courier New" w:eastAsia="Times New Roman" w:hAnsi="Courier New" w:cs="Courier New"/>
+      <w:rFonts w:ascii="Courier New" w:hAnsi="Courier New" w:eastAsia="Times New Roman" w:cs="Courier New"/>
       <w:sz w:val="20"/>
       <w:szCs w:val="20"/>
     </w:rPr>
   </w:style>
-  <w:style w:type="character" w:customStyle="1" w:styleId="Heading3Char">
+  <w:style w:type="character" w:styleId="Heading3Char" w:customStyle="1">
     <w:name w:val="Heading 3 Char"/>
     <w:basedOn w:val="DefaultParagraphFont"/>
     <w:link w:val="Heading3"/>
@@ -17606,7 +19878,7 @@
     </w:rPr>
   </w:style>
   <w:style w:type="paragraph" w:styleId="CommentSubject">
-    <w:name w:val="annotation subject"/>
+    <w:name w:val="Comment Subject"/>
     <w:basedOn w:val="CommentText"/>
     <w:next w:val="CommentText"/>
     <w:link w:val="CommentSubjectChar"/>
@@ -17617,7 +19889,7 @@
       <w:szCs w:val="20"/>
     </w:rPr>
   </w:style>
-  <w:style w:type="character" w:customStyle="1" w:styleId="CommentTextChar">
+  <w:style w:type="character" w:styleId="CommentTextChar" w:customStyle="1">
     <w:name w:val="Comment Text Char"/>
     <w:basedOn w:val="DefaultParagraphFont"/>
     <w:link w:val="CommentText"/>
@@ -17627,7 +19899,7 @@
       <w:szCs w:val="24"/>
     </w:rPr>
   </w:style>
-  <w:style w:type="character" w:customStyle="1" w:styleId="CommentSubjectChar">
+  <w:style w:type="character" w:styleId="CommentSubjectChar" w:customStyle="1">
     <w:name w:val="Comment Subject Char"/>
     <w:basedOn w:val="CommentTextChar"/>
     <w:link w:val="CommentSubject"/>
@@ -17638,7 +19910,7 @@
       <w:szCs w:val="24"/>
     </w:rPr>
   </w:style>
-  <w:style w:type="character" w:customStyle="1" w:styleId="BodyTextChar">
+  <w:style w:type="character" w:styleId="BodyTextChar" w:customStyle="1">
     <w:name w:val="Body Text Char"/>
     <w:basedOn w:val="DefaultParagraphFont"/>
     <w:link w:val="BodyText"/>
@@ -17652,7 +19924,7 @@
 </file>
 
 <file path=word/theme/theme1.xml><?xml version="1.0" encoding="utf-8"?>
-<a:theme xmlns:a="http://schemas.openxmlformats.org/drawingml/2006/main" name="Office Theme">
+<a:theme xmlns:a="http://schemas.openxmlformats.org/drawingml/2006/main" xmlns:thm15="http://schemas.microsoft.com/office/thememl/2012/main" name="Office Theme">
   <a:themeElements>
     <a:clrScheme name="Office">
       <a:dk1>

--- a/docs/diplomski-rad.docx
+++ b/docs/diplomski-rad.docx
@@ -2067,7 +2067,7 @@
                 <w:sz w:val="18"/>
                 <w:lang w:val="sr-Cyrl-RS"/>
               </w:rPr>
-              <w:t>7 поглавља / [ПОПУНИ: број страна] страна / [ПОПУНИ: број цитата] цитата / 3 табеле / 2 слике / 0 графика / 0 прилога</w:t>
+              <w:t>7 поглавља / 27 страна / 10 цитата / 3 табеле / 2 слике / 0 графика / 0 прилога</w:t>
             </w:r>
           </w:p>
         </w:tc>
@@ -4477,7 +4477,7 @@
                 <w:color w:val="FF0000"/>
                 <w:sz w:val="18"/>
               </w:rPr>
-              <w:t>7 chapters / [FILL IN: page count] pages / [FILL IN: reference count] references / 3 tables / 2 figures / 0 graphs / 0 appendixes</w:t>
+              <w:t>7 chapters / 27 pages / 10 references / 3 tables / 2 figures / 0 graphs / 0 appendixes</w:t>
             </w:r>
           </w:p>
         </w:tc>

--- a/docs/diplomski-rad.docx
+++ b/docs/diplomski-rad.docx
@@ -2057,17 +2057,40 @@
               <w:spacing w:before="60" w:after="60"/>
               <w:rPr>
                 <w:rFonts w:ascii="Arial" w:hAnsi="Arial"/>
-                <w:sz w:val="18"/>
+                <w:color w:val="auto"/>
+                <w:sz w:val="18"/>
+                <w:szCs w:val="18"/>
               </w:rPr>
             </w:pPr>
             <w:r>
               <w:rPr>
                 <w:rFonts w:ascii="Arial" w:hAnsi="Arial"/>
-                <w:color w:val="FF0000"/>
-                <w:sz w:val="18"/>
+                <w:color w:val="auto"/>
+                <w:sz w:val="18"/>
+                <w:szCs w:val="18"/>
                 <w:lang w:val="sr-Cyrl-RS"/>
               </w:rPr>
-              <w:t>7 поглавља / 27 страна / 10 цитата / 3 табеле / 2 слике / 0 графика / 0 прилога</w:t>
+              <w:t>7 поглавља / 2</w:t>
+            </w:r>
+            <w:r>
+              <w:rPr>
+                <w:rFonts w:ascii="Arial" w:hAnsi="Arial"/>
+                <w:color w:val="auto"/>
+                <w:sz w:val="18"/>
+                <w:szCs w:val="18"/>
+                <w:lang w:val="sr-Cyrl-RS"/>
+              </w:rPr>
+              <w:t>8</w:t>
+            </w:r>
+            <w:r>
+              <w:rPr>
+                <w:rFonts w:ascii="Arial" w:hAnsi="Arial"/>
+                <w:color w:val="auto"/>
+                <w:sz w:val="18"/>
+                <w:szCs w:val="18"/>
+                <w:lang w:val="sr-Cyrl-RS"/>
+              </w:rPr>
+              <w:t xml:space="preserve"> страна / 10 цитата / 3 табеле / 2 слике / 0 графика / 0 прилога</w:t>
             </w:r>
           </w:p>
         </w:tc>
@@ -4468,16 +4491,37 @@
               <w:spacing w:before="60" w:after="60"/>
               <w:rPr>
                 <w:rFonts w:ascii="Arial" w:hAnsi="Arial"/>
-                <w:sz w:val="18"/>
+                <w:color w:val="auto"/>
+                <w:sz w:val="18"/>
+                <w:szCs w:val="18"/>
               </w:rPr>
             </w:pPr>
             <w:r>
               <w:rPr>
                 <w:rFonts w:ascii="Arial" w:hAnsi="Arial"/>
-                <w:color w:val="FF0000"/>
-                <w:sz w:val="18"/>
-              </w:rPr>
-              <w:t>7 chapters / 27 pages / 10 references / 3 tables / 2 figures / 0 graphs / 0 appendixes</w:t>
+                <w:color w:val="auto"/>
+                <w:sz w:val="18"/>
+                <w:szCs w:val="18"/>
+              </w:rPr>
+              <w:t>7 chapters / 2</w:t>
+            </w:r>
+            <w:r>
+              <w:rPr>
+                <w:rFonts w:ascii="Arial" w:hAnsi="Arial"/>
+                <w:color w:val="auto"/>
+                <w:sz w:val="18"/>
+                <w:szCs w:val="18"/>
+              </w:rPr>
+              <w:t>8</w:t>
+            </w:r>
+            <w:r>
+              <w:rPr>
+                <w:rFonts w:ascii="Arial" w:hAnsi="Arial"/>
+                <w:color w:val="auto"/>
+                <w:sz w:val="18"/>
+                <w:szCs w:val="18"/>
+              </w:rPr>
+              <w:t xml:space="preserve"> pages / 10 references / 3 tables / 2 figures / 0 graphs / 0 appendixes</w:t>
             </w:r>
           </w:p>
         </w:tc>
@@ -4620,14 +4664,32 @@
               <w:rPr>
                 <w:rFonts w:ascii="Arial" w:hAnsi="Arial"/>
                 <w:sz w:val="18"/>
+                <w:szCs w:val="18"/>
               </w:rPr>
             </w:pPr>
             <w:r>
               <w:rPr>
                 <w:rFonts w:ascii="Arial" w:hAnsi="Arial"/>
                 <w:sz w:val="18"/>
-              </w:rPr>
-              <w:t>Applied Software Engineering</w:t>
+                <w:szCs w:val="18"/>
+              </w:rPr>
+              <w:t>Power</w:t>
+            </w:r>
+            <w:r>
+              <w:rPr>
+                <w:rFonts w:ascii="Arial" w:hAnsi="Arial"/>
+                <w:sz w:val="18"/>
+                <w:szCs w:val="18"/>
+              </w:rPr>
+              <w:t xml:space="preserve"> Software Engineering</w:t>
+            </w:r>
+            <w:r>
+              <w:rPr>
+                <w:rFonts w:ascii="Arial" w:hAnsi="Arial"/>
+                <w:sz w:val="18"/>
+                <w:szCs w:val="18"/>
+              </w:rPr>
+              <w:t xml:space="preserve"> </w:t>
             </w:r>
           </w:p>
         </w:tc>
@@ -8573,20 +8635,50 @@
       <w:bookmarkEnd w:id="0"/>
       <w:proofErr w:type="spellEnd"/>
     </w:p>
-    <w:p>
+    <w:p xmlns:wp14="http://schemas.microsoft.com/office/word/2010/wordml" wp14:textId="77777777">
       <w:pPr>
         <w:pStyle w:val="BodyText"/>
       </w:pPr>
       <w:r>
-        <w:t>Слика 4.1. Архитектура система пре надоградње ................................ 17</w:t>
-      </w:r>
-    </w:p>
-    <w:p>
+        <w:t xml:space="preserve">Слика 4.1. Архитектура система пре надоградње ................................ </w:t>
+      </w:r>
+      <w:r>
+        <w:fldChar w:fldCharType="begin"/>
+      </w:r>
+      <w:r>
+        <w:instrText xml:space="preserve"> PAGEREF _Slika_4_1 \h </w:instrText>
+      </w:r>
+      <w:r>
+        <w:fldChar w:fldCharType="separate"/>
+      </w:r>
+      <w:r>
+        <w:t>11</w:t>
+      </w:r>
+      <w:r>
+        <w:fldChar w:fldCharType="end"/>
+      </w:r>
+    </w:p>
+    <w:p xmlns:wp14="http://schemas.microsoft.com/office/word/2010/wordml" wp14:textId="77777777">
       <w:pPr>
         <w:pStyle w:val="BodyText"/>
       </w:pPr>
       <w:r>
-        <w:t>Слика 5.1. TO-BE архитектура — додат observability слој ....................... 19</w:t>
+        <w:t xml:space="preserve">Слика 5.1. TO-BE архитектура — додат observability слој ....................... </w:t>
+      </w:r>
+      <w:r>
+        <w:fldChar w:fldCharType="begin"/>
+      </w:r>
+      <w:r>
+        <w:instrText xml:space="preserve"> PAGEREF _Slika_5_1 \h </w:instrText>
+      </w:r>
+      <w:r>
+        <w:fldChar w:fldCharType="separate"/>
+      </w:r>
+      <w:r>
+        <w:t>13</w:t>
+      </w:r>
+      <w:r>
+        <w:fldChar w:fldCharType="end"/>
       </w:r>
     </w:p>
     <w:p>
@@ -8648,20 +8740,50 @@
         <w:t>табела</w:t>
       </w:r>
     </w:p>
-    <w:p>
+    <w:p xmlns:wp14="http://schemas.microsoft.com/office/word/2010/wordml" wp14:textId="77777777">
       <w:pPr>
         <w:pStyle w:val="BodyText"/>
       </w:pPr>
       <w:r>
-        <w:t>Табела 5.1. Поређење система пре и после надоградње ........................... 21</w:t>
-      </w:r>
-    </w:p>
-    <w:p>
+        <w:t xml:space="preserve">Табела 5.1. Поређење система пре и после надоградње ........................... </w:t>
+      </w:r>
+      <w:r>
+        <w:fldChar w:fldCharType="begin"/>
+      </w:r>
+      <w:r>
+        <w:instrText xml:space="preserve"> PAGEREF _Tabela_5_1 \h </w:instrText>
+      </w:r>
+      <w:r>
+        <w:fldChar w:fldCharType="separate"/>
+      </w:r>
+      <w:r>
+        <w:t>15</w:t>
+      </w:r>
+      <w:r>
+        <w:fldChar w:fldCharType="end"/>
+      </w:r>
+    </w:p>
+    <w:p xmlns:wp14="http://schemas.microsoft.com/office/word/2010/wordml" wp14:textId="77777777">
       <w:pPr>
         <w:pStyle w:val="BodyText"/>
       </w:pPr>
       <w:r>
-        <w:t>Табела 6.1. Резултати аутоматизованог тестирања (dotnet test) .................. 23</w:t>
+        <w:t xml:space="preserve">Табела 6.1. Резултати аутоматизованог тестирања (dotnet test) .................. </w:t>
+      </w:r>
+      <w:r>
+        <w:fldChar w:fldCharType="begin"/>
+      </w:r>
+      <w:r>
+        <w:instrText xml:space="preserve"> PAGEREF _Tabela_6_1 \h </w:instrText>
+      </w:r>
+      <w:r>
+        <w:fldChar w:fldCharType="separate"/>
+      </w:r>
+      <w:r>
+        <w:t>17</w:t>
+      </w:r>
+      <w:r>
+        <w:fldChar w:fldCharType="end"/>
       </w:r>
     </w:p>
     <w:p>
@@ -8691,7 +8813,7 @@
         <w:t>листинга</w:t>
       </w:r>
     </w:p>
-    <w:p>
+    <w:p xmlns:wp14="http://schemas.microsoft.com/office/word/2010/wordml" wp14:textId="77777777">
       <w:pPr>
         <w:pStyle w:val="BodyText"/>
       </w:pPr>
@@ -8725,7 +8847,7 @@
       <w:bookmarkEnd w:id="2"/>
       <w:proofErr w:type="spellEnd"/>
     </w:p>
-    <w:p>
+    <w:p xmlns:wp14="http://schemas.microsoft.com/office/word/2010/wordml" wp14:textId="77777777">
       <w:pPr>
         <w:pStyle w:val="BodyText"/>
       </w:pPr>
@@ -8733,7 +8855,7 @@
         <w:t>API — Application Programming Interface (програмски интерфејс за приступ функционалностима)</w:t>
       </w:r>
     </w:p>
-    <w:p>
+    <w:p xmlns:wp14="http://schemas.microsoft.com/office/word/2010/wordml" wp14:textId="77777777">
       <w:pPr>
         <w:pStyle w:val="BodyText"/>
       </w:pPr>
@@ -8741,7 +8863,7 @@
         <w:t>CI/CD — Continuous Integration / Continuous Delivery (континуирана интеграција и испорука)</w:t>
       </w:r>
     </w:p>
-    <w:p>
+    <w:p xmlns:wp14="http://schemas.microsoft.com/office/word/2010/wordml" wp14:textId="77777777">
       <w:pPr>
         <w:pStyle w:val="BodyText"/>
       </w:pPr>
@@ -8749,7 +8871,7 @@
         <w:t>CPU — Central Processing Unit (централна процесорска јединица)</w:t>
       </w:r>
     </w:p>
-    <w:p>
+    <w:p xmlns:wp14="http://schemas.microsoft.com/office/word/2010/wordml" wp14:textId="77777777">
       <w:pPr>
         <w:pStyle w:val="BodyText"/>
       </w:pPr>
@@ -8757,7 +8879,7 @@
         <w:t>EF Core — Entity Framework Core (ORM оквир коришћен за приступ бази података)</w:t>
       </w:r>
     </w:p>
-    <w:p>
+    <w:p xmlns:wp14="http://schemas.microsoft.com/office/word/2010/wordml" wp14:textId="77777777">
       <w:pPr>
         <w:pStyle w:val="BodyText"/>
       </w:pPr>
@@ -8765,7 +8887,7 @@
         <w:t>HTTP — HyperText Transfer Protocol (протокол преноса хипертекста)</w:t>
       </w:r>
     </w:p>
-    <w:p>
+    <w:p xmlns:wp14="http://schemas.microsoft.com/office/word/2010/wordml" wp14:textId="77777777">
       <w:pPr>
         <w:pStyle w:val="BodyText"/>
       </w:pPr>
@@ -8773,7 +8895,7 @@
         <w:t>IEEE — Institute of Electrical and Electronics Engineers (стандард цитирања коришћен у раду)</w:t>
       </w:r>
     </w:p>
-    <w:p>
+    <w:p xmlns:wp14="http://schemas.microsoft.com/office/word/2010/wordml" wp14:textId="77777777">
       <w:pPr>
         <w:pStyle w:val="BodyText"/>
       </w:pPr>
@@ -8781,7 +8903,7 @@
         <w:t>JWT — JSON Web Token (формат токена за аутентикацију)</w:t>
       </w:r>
     </w:p>
-    <w:p>
+    <w:p xmlns:wp14="http://schemas.microsoft.com/office/word/2010/wordml" wp14:textId="77777777">
       <w:pPr>
         <w:pStyle w:val="BodyText"/>
       </w:pPr>
@@ -8789,7 +8911,7 @@
         <w:t>OTel — OpenTelemetry (стандард обсервабилности коришћен у раду)</w:t>
       </w:r>
     </w:p>
-    <w:p>
+    <w:p xmlns:wp14="http://schemas.microsoft.com/office/word/2010/wordml" wp14:textId="77777777">
       <w:pPr>
         <w:pStyle w:val="BodyText"/>
       </w:pPr>
@@ -8797,7 +8919,7 @@
         <w:t>OTLP — OpenTelemetry Protocol (протокол преноса телеметрије ка Collector-у)</w:t>
       </w:r>
     </w:p>
-    <w:p>
+    <w:p xmlns:wp14="http://schemas.microsoft.com/office/word/2010/wordml" wp14:textId="77777777">
       <w:pPr>
         <w:pStyle w:val="BodyText"/>
       </w:pPr>
@@ -8805,7 +8927,7 @@
         <w:t>RED — Rate, Errors, Duration (стандардна група метрика: стопа захтева, стопа грешака, трајање)</w:t>
       </w:r>
     </w:p>
-    <w:p>
+    <w:p xmlns:wp14="http://schemas.microsoft.com/office/word/2010/wordml" wp14:textId="77777777">
       <w:pPr>
         <w:pStyle w:val="BodyText"/>
       </w:pPr>
@@ -8813,7 +8935,7 @@
         <w:t>REST — Representational State Transfer (архитектурни стил веб API-ја)</w:t>
       </w:r>
     </w:p>
-    <w:p>
+    <w:p xmlns:wp14="http://schemas.microsoft.com/office/word/2010/wordml" wp14:textId="77777777">
       <w:pPr>
         <w:pStyle w:val="BodyText"/>
       </w:pPr>
@@ -8821,7 +8943,7 @@
         <w:t>SDK — Software Development Kit (скуп алата и библиотека за развој)</w:t>
       </w:r>
     </w:p>
-    <w:p>
+    <w:p xmlns:wp14="http://schemas.microsoft.com/office/word/2010/wordml" wp14:textId="77777777">
       <w:pPr>
         <w:pStyle w:val="BodyText"/>
       </w:pPr>
@@ -8829,7 +8951,7 @@
         <w:t>SF — Service Fabric (Microsoft-ова платформа за микросервисну оркестрацију)</w:t>
       </w:r>
     </w:p>
-    <w:p>
+    <w:p xmlns:wp14="http://schemas.microsoft.com/office/word/2010/wordml" wp14:textId="77777777">
       <w:pPr>
         <w:pStyle w:val="BodyText"/>
       </w:pPr>
@@ -8837,7 +8959,7 @@
         <w:t>SQL — Structured Query Language (језик за рад са релационим базама података)</w:t>
       </w:r>
     </w:p>
-    <w:p>
+    <w:p xmlns:wp14="http://schemas.microsoft.com/office/word/2010/wordml" wp14:textId="77777777">
       <w:pPr>
         <w:pStyle w:val="BodyText"/>
       </w:pPr>
@@ -8845,7 +8967,7 @@
         <w:t>W3C — World Wide Web Consortium (стандард за пропагацију trace контекста, traceparent)</w:t>
       </w:r>
     </w:p>
-    <w:p>
+    <w:p xmlns:wp14="http://schemas.microsoft.com/office/word/2010/wordml" wp14:textId="77777777">
       <w:pPr>
         <w:pStyle w:val="BodyText"/>
       </w:pPr>
@@ -10580,6 +10702,7 @@
       </w:r>
     </w:p>
     <w:p xmlns:wp14="http://schemas.microsoft.com/office/word/2010/wordml" wp14:textId="77777777">
+      <w:bookmarkStart w:id="100" w:name="_Slika_4_1"/>
       <w:pPr>
         <w:pStyle w:val="Slika"/>
         <w:jc w:val="center"/>
@@ -10587,6 +10710,7 @@
       <w:r>
         <w:t>Слика 4.1. Архитектура система пре надоградње</w:t>
       </w:r>
+      <w:bookmarkEnd w:id="100"/>
     </w:p>
     <w:p xmlns:wp14="http://schemas.microsoft.com/office/word/2010/wordml" wp14:textId="77777777">
       <w:pPr>
@@ -11066,6 +11190,7 @@
       </w:r>
     </w:p>
     <w:p xmlns:wp14="http://schemas.microsoft.com/office/word/2010/wordml" wp14:textId="77777777">
+      <w:bookmarkStart w:id="101" w:name="_Slika_5_1"/>
       <w:pPr>
         <w:pStyle w:val="Slika"/>
         <w:jc w:val="center"/>
@@ -11073,6 +11198,7 @@
       <w:r>
         <w:t>Слика 5.1. TO-BE архитектура — додат observability слој</w:t>
       </w:r>
+      <w:bookmarkEnd w:id="101"/>
     </w:p>
     <w:p xmlns:wp14="http://schemas.microsoft.com/office/word/2010/wordml" wp14:textId="77777777">
       <w:pPr>
@@ -11243,12 +11369,14 @@
       </w:r>
     </w:p>
     <w:p xmlns:wp14="http://schemas.microsoft.com/office/word/2010/wordml" wp14:textId="77777777">
+      <w:bookmarkStart w:id="102" w:name="_Tabela_5_1"/>
       <w:pPr>
         <w:pStyle w:val="Tabela"/>
       </w:pPr>
       <w:r>
         <w:t>Табела 5.1. Поређење система пре и после надоградње</w:t>
       </w:r>
+      <w:bookmarkEnd w:id="102"/>
     </w:p>
     <w:tbl>
       <w:tblPr>
@@ -11629,12 +11757,14 @@
       </w:r>
     </w:p>
     <w:p xmlns:wp14="http://schemas.microsoft.com/office/word/2010/wordml" wp14:textId="77777777">
+      <w:bookmarkStart w:id="103" w:name="_Tabela_6_1"/>
       <w:pPr>
         <w:pStyle w:val="Tabela"/>
       </w:pPr>
       <w:r>
         <w:t>Табела 6.1. Резултати аутоматизованог тестирања (dotnet test)</w:t>
       </w:r>
+      <w:bookmarkEnd w:id="103"/>
     </w:p>
     <w:tbl>
       <w:tblPr>
@@ -12170,189 +12300,299 @@
         <w:pStyle w:val="BodyText"/>
       </w:pPr>
       <w:r>
+        <w:rPr/>
+        <w:t>Дајана Булић</w:t>
+      </w:r>
+      <w:r>
+        <w:rPr/>
+        <w:t xml:space="preserve"> </w:t>
+      </w:r>
+      <w:r>
+        <w:rPr/>
+        <w:t>је</w:t>
+      </w:r>
+      <w:r>
+        <w:rPr/>
+        <w:t xml:space="preserve"> </w:t>
+      </w:r>
+      <w:r>
+        <w:rPr/>
+        <w:t>рођен</w:t>
+      </w:r>
+      <w:r>
+        <w:rPr/>
+        <w:t>а</w:t>
+      </w:r>
+      <w:r>
+        <w:rPr/>
+        <w:t xml:space="preserve"> </w:t>
+      </w:r>
+      <w:r>
+        <w:rPr/>
+        <w:t>2003</w:t>
+      </w:r>
+      <w:r>
+        <w:rPr/>
+        <w:t xml:space="preserve">. </w:t>
+      </w:r>
+      <w:r>
+        <w:rPr/>
+        <w:t>године</w:t>
+      </w:r>
+      <w:r>
+        <w:rPr/>
+        <w:t xml:space="preserve"> у </w:t>
+      </w:r>
+      <w:r>
+        <w:rPr/>
+        <w:t>Врбасу</w:t>
+      </w:r>
+      <w:r>
+        <w:rPr/>
+        <w:t xml:space="preserve">. </w:t>
+      </w:r>
+      <w:r>
+        <w:rPr/>
+        <w:t>Заврши</w:t>
+      </w:r>
+      <w:r>
+        <w:rPr/>
+        <w:t>ла</w:t>
+      </w:r>
+      <w:r>
+        <w:rPr/>
+        <w:t xml:space="preserve"> </w:t>
+      </w:r>
+      <w:r>
+        <w:rPr/>
+        <w:t>је</w:t>
+      </w:r>
+      <w:r>
+        <w:rPr/>
+        <w:t xml:space="preserve"> </w:t>
+      </w:r>
+      <w:r>
+        <w:rPr/>
+        <w:t>електротехничку</w:t>
+      </w:r>
+      <w:r>
+        <w:rPr/>
+        <w:t xml:space="preserve"> с</w:t>
+      </w:r>
+      <w:r>
         <w:rPr>
           <w:lang w:val="sr-Cyrl-RS"/>
         </w:rPr>
-        <w:t>Име и презиме</w:t>
-      </w:r>
-      <w:r>
-        <w:t xml:space="preserve"> </w:t>
-      </w:r>
-      <w:proofErr w:type="spellStart"/>
-      <w:r>
-        <w:t>је</w:t>
-      </w:r>
-      <w:proofErr w:type="spellEnd"/>
-      <w:r>
-        <w:t xml:space="preserve"> </w:t>
-      </w:r>
-      <w:proofErr w:type="spellStart"/>
-      <w:r>
-        <w:t>рођен</w:t>
-      </w:r>
-      <w:proofErr w:type="spellEnd"/>
-      <w:r>
-        <w:t xml:space="preserve"> </w:t>
+        <w:t>редњу школу</w:t>
+      </w:r>
+      <w:r>
+        <w:rPr>
+          <w:lang w:val="sr-Cyrl-RS"/>
+        </w:rPr>
+        <w:t xml:space="preserve"> Михајло Пупин</w:t>
       </w:r>
       <w:r>
         <w:rPr>
           <w:lang w:val="sr-Latn-RS"/>
         </w:rPr>
-        <w:t>XXXX</w:t>
-      </w:r>
-      <w:r>
+        <w:t xml:space="preserve"> </w:t>
+      </w:r>
+      <w:r>
+        <w:rPr/>
+        <w:t xml:space="preserve">у </w:t>
+      </w:r>
+      <w:r>
+        <w:rPr/>
+        <w:t>Новом Саду</w:t>
+      </w:r>
+      <w:r>
+        <w:rPr/>
         <w:t xml:space="preserve">. </w:t>
       </w:r>
-      <w:proofErr w:type="spellStart"/>
-      <w:r>
+      <w:r>
+        <w:rPr/>
+        <w:t>Факултет</w:t>
+      </w:r>
+      <w:r>
+        <w:rPr/>
+        <w:t xml:space="preserve"> </w:t>
+      </w:r>
+      <w:r>
+        <w:rPr/>
+        <w:t>техничких</w:t>
+      </w:r>
+      <w:r>
+        <w:rPr/>
+        <w:t xml:space="preserve"> </w:t>
+      </w:r>
+      <w:r>
+        <w:rPr/>
+        <w:t>наука</w:t>
+      </w:r>
+      <w:r>
+        <w:rPr/>
+        <w:t xml:space="preserve"> у Новом </w:t>
+      </w:r>
+      <w:r>
+        <w:rPr/>
+        <w:t>Саду</w:t>
+      </w:r>
+      <w:r>
+        <w:rPr/>
+        <w:t xml:space="preserve"> </w:t>
+      </w:r>
+      <w:r>
+        <w:rPr/>
+        <w:t>уписа</w:t>
+      </w:r>
+      <w:r>
+        <w:rPr/>
+        <w:t>ла</w:t>
+      </w:r>
+      <w:r>
+        <w:rPr/>
+        <w:t xml:space="preserve"> </w:t>
+      </w:r>
+      <w:r>
+        <w:rPr/>
+        <w:t>је</w:t>
+      </w:r>
+      <w:r>
+        <w:rPr/>
+        <w:t xml:space="preserve"> </w:t>
+      </w:r>
+      <w:r>
+        <w:rPr/>
+        <w:t>2022</w:t>
+      </w:r>
+      <w:r>
+        <w:rPr/>
+        <w:t xml:space="preserve">. </w:t>
+      </w:r>
+      <w:r>
+        <w:rPr/>
         <w:t>године</w:t>
       </w:r>
-      <w:proofErr w:type="spellEnd"/>
-      <w:r>
-        <w:t xml:space="preserve"> у </w:t>
-      </w:r>
-      <w:r>
-        <w:t>XXX</w:t>
-      </w:r>
-      <w:r>
+      <w:r>
+        <w:rPr/>
+        <w:t xml:space="preserve">, </w:t>
+      </w:r>
+      <w:r>
+        <w:rPr/>
+        <w:t>на</w:t>
+      </w:r>
+      <w:r>
+        <w:rPr/>
+        <w:t xml:space="preserve"> </w:t>
+      </w:r>
+      <w:r>
+        <w:rPr/>
+        <w:t>студијском</w:t>
+      </w:r>
+      <w:r>
+        <w:rPr/>
+        <w:t xml:space="preserve"> </w:t>
+      </w:r>
+      <w:r>
+        <w:rPr/>
+        <w:t>програму</w:t>
+      </w:r>
+      <w:r>
+        <w:rPr/>
+        <w:t xml:space="preserve"> Примењено </w:t>
+      </w:r>
+      <w:r>
+        <w:rPr/>
+        <w:t>софтверско</w:t>
+      </w:r>
+      <w:r>
+        <w:rPr/>
+        <w:t xml:space="preserve"> </w:t>
+      </w:r>
+      <w:r>
+        <w:rPr/>
+        <w:t>инжењерство</w:t>
+      </w:r>
+      <w:r>
+        <w:rPr/>
         <w:t xml:space="preserve">. </w:t>
       </w:r>
-      <w:proofErr w:type="spellStart"/>
-      <w:r>
-        <w:t>Завршио</w:t>
-      </w:r>
-      <w:proofErr w:type="spellEnd"/>
-      <w:r>
+      <w:r>
+        <w:rPr/>
+        <w:t>Испуни</w:t>
+      </w:r>
+      <w:r>
+        <w:rPr/>
+        <w:t>ла</w:t>
+      </w:r>
+      <w:r>
+        <w:rPr/>
         <w:t xml:space="preserve"> </w:t>
       </w:r>
-      <w:proofErr w:type="spellStart"/>
-      <w:r>
+      <w:r>
+        <w:rPr/>
         <w:t>је</w:t>
       </w:r>
-      <w:proofErr w:type="spellEnd"/>
-      <w:r>
+      <w:r>
+        <w:rPr/>
         <w:t xml:space="preserve"> </w:t>
       </w:r>
       <w:r>
-        <w:rPr>
-          <w:lang w:val="sr-Cyrl-RS"/>
-        </w:rPr>
-        <w:t xml:space="preserve">Средњу школу </w:t>
-      </w:r>
-      <w:r>
-        <w:rPr>
-          <w:lang w:val="sr-Latn-RS"/>
-        </w:rPr>
-        <w:t>XXX</w:t>
-      </w:r>
-      <w:r>
-        <w:t xml:space="preserve"> у </w:t>
-      </w:r>
-      <w:r>
-        <w:t>XXXX</w:t>
-      </w:r>
-      <w:r>
-        <w:t xml:space="preserve">. Факултет техничких наука у Новом </w:t>
-      </w:r>
-      <w:proofErr w:type="spellStart"/>
-      <w:r>
-        <w:t>Саду</w:t>
-      </w:r>
-      <w:proofErr w:type="spellEnd"/>
-      <w:r>
+        <w:rPr/>
+        <w:t>све</w:t>
+      </w:r>
+      <w:r>
+        <w:rPr/>
         <w:t xml:space="preserve"> </w:t>
       </w:r>
-      <w:proofErr w:type="spellStart"/>
-      <w:r>
-        <w:t>уписао</w:t>
-      </w:r>
-      <w:proofErr w:type="spellEnd"/>
-      <w:r>
+      <w:r>
+        <w:rPr/>
+        <w:t>обавезе</w:t>
+      </w:r>
+      <w:r>
+        <w:rPr/>
+        <w:t xml:space="preserve"> и </w:t>
+      </w:r>
+      <w:r>
+        <w:rPr/>
+        <w:t>положи</w:t>
+      </w:r>
+      <w:r>
+        <w:rPr/>
+        <w:t>ла</w:t>
+      </w:r>
+      <w:r>
+        <w:rPr/>
         <w:t xml:space="preserve"> </w:t>
       </w:r>
-      <w:proofErr w:type="spellStart"/>
-      <w:r>
-        <w:t>је</w:t>
-      </w:r>
-      <w:proofErr w:type="spellEnd"/>
-      <w:r>
+      <w:r>
+        <w:rPr/>
+        <w:t>све</w:t>
+      </w:r>
+      <w:r>
+        <w:rPr/>
         <w:t xml:space="preserve"> </w:t>
       </w:r>
       <w:r>
-        <w:t>XXXX</w:t>
-      </w:r>
-      <w:r>
-        <w:t xml:space="preserve">. године, на студијском програму Примењено софтверско инжењерство. </w:t>
-      </w:r>
-      <w:proofErr w:type="spellStart"/>
-      <w:r>
-        <w:t>Испунио</w:t>
-      </w:r>
-      <w:proofErr w:type="spellEnd"/>
-      <w:r>
+        <w:rPr/>
+        <w:t>испите</w:t>
+      </w:r>
+      <w:r>
+        <w:rPr/>
         <w:t xml:space="preserve"> </w:t>
       </w:r>
-      <w:proofErr w:type="spellStart"/>
-      <w:r>
-        <w:t>је</w:t>
-      </w:r>
-      <w:proofErr w:type="spellEnd"/>
-      <w:r>
+      <w:r>
+        <w:rPr/>
+        <w:t>предвиђене</w:t>
+      </w:r>
+      <w:r>
+        <w:rPr/>
         <w:t xml:space="preserve"> </w:t>
       </w:r>
-      <w:proofErr w:type="spellStart"/>
-      <w:r>
-        <w:t>све</w:t>
-      </w:r>
-      <w:proofErr w:type="spellEnd"/>
-      <w:r>
-        <w:t xml:space="preserve"> </w:t>
-      </w:r>
-      <w:proofErr w:type="spellStart"/>
-      <w:r>
-        <w:t>обавезе</w:t>
-      </w:r>
-      <w:proofErr w:type="spellEnd"/>
-      <w:r>
-        <w:t xml:space="preserve"> и </w:t>
-      </w:r>
-      <w:proofErr w:type="spellStart"/>
-      <w:r>
-        <w:t>положио</w:t>
-      </w:r>
-      <w:proofErr w:type="spellEnd"/>
-      <w:r>
-        <w:t xml:space="preserve"> </w:t>
-      </w:r>
-      <w:proofErr w:type="spellStart"/>
-      <w:r>
-        <w:t>све</w:t>
-      </w:r>
-      <w:proofErr w:type="spellEnd"/>
-      <w:r>
-        <w:t xml:space="preserve"> </w:t>
-      </w:r>
-      <w:proofErr w:type="spellStart"/>
-      <w:r>
-        <w:t>испите</w:t>
-      </w:r>
-      <w:proofErr w:type="spellEnd"/>
-      <w:r>
-        <w:t xml:space="preserve"> </w:t>
-      </w:r>
-      <w:proofErr w:type="spellStart"/>
-      <w:r>
-        <w:t>предвиђене</w:t>
-      </w:r>
-      <w:proofErr w:type="spellEnd"/>
-      <w:r>
-        <w:t xml:space="preserve"> </w:t>
-      </w:r>
-      <w:proofErr w:type="spellStart"/>
-      <w:r>
+      <w:r>
+        <w:rPr/>
         <w:t>студијским</w:t>
       </w:r>
-      <w:proofErr w:type="spellEnd"/>
       <w:r>
         <w:rPr>
           <w:lang w:val="sr-Cyrl-RS"/>
@@ -12360,14 +12600,15 @@
         <w:t xml:space="preserve"> планом и</w:t>
       </w:r>
       <w:r>
+        <w:rPr/>
         <w:t xml:space="preserve"> </w:t>
       </w:r>
-      <w:proofErr w:type="spellStart"/>
-      <w:r>
+      <w:r>
+        <w:rPr/>
         <w:t>програмом</w:t>
       </w:r>
-      <w:proofErr w:type="spellEnd"/>
-      <w:r>
+      <w:r>
+        <w:rPr/>
         <w:t>.</w:t>
       </w:r>
     </w:p>

--- a/docs/diplomski-rad.docx
+++ b/docs/diplomski-rad.docx
@@ -8974,190 +8974,6 @@
       <w:r>
         <w:t>YARP — Yet Another Reverse Proxy (reverse proxy библиотека коришћена у Gateway-у)</w:t>
       </w:r>
-    </w:p>
-    <w:p>
-      <w:pPr>
-        <w:pStyle w:val="BodyText"/>
-        <w:ind w:left="720" w:firstLine="0"/>
-        <w:jc w:val="left"/>
-      </w:pPr>
-    </w:p>
-    <w:p>
-      <w:pPr>
-        <w:rPr>
-          <w:lang w:val="sr-Cyrl-RS"/>
-        </w:rPr>
-      </w:pPr>
-    </w:p>
-    <w:p>
-      <w:pPr>
-        <w:rPr>
-          <w:lang w:val="sr-Cyrl-RS"/>
-        </w:rPr>
-      </w:pPr>
-    </w:p>
-    <w:p>
-      <w:pPr>
-        <w:rPr>
-          <w:lang w:val="sr-Cyrl-RS"/>
-        </w:rPr>
-      </w:pPr>
-    </w:p>
-    <w:p>
-      <w:pPr>
-        <w:rPr>
-          <w:lang w:val="sr-Cyrl-RS"/>
-        </w:rPr>
-      </w:pPr>
-    </w:p>
-    <w:p>
-      <w:pPr>
-        <w:rPr>
-          <w:lang w:val="sr-Cyrl-RS"/>
-        </w:rPr>
-      </w:pPr>
-    </w:p>
-    <w:p>
-      <w:pPr>
-        <w:rPr>
-          <w:lang w:val="sr-Cyrl-RS"/>
-        </w:rPr>
-      </w:pPr>
-    </w:p>
-    <w:p>
-      <w:pPr>
-        <w:rPr>
-          <w:lang w:val="sr-Cyrl-RS"/>
-        </w:rPr>
-      </w:pPr>
-    </w:p>
-    <w:p>
-      <w:pPr>
-        <w:rPr>
-          <w:lang w:val="sr-Cyrl-RS"/>
-        </w:rPr>
-      </w:pPr>
-    </w:p>
-    <w:p>
-      <w:pPr>
-        <w:rPr>
-          <w:lang w:val="sr-Cyrl-RS"/>
-        </w:rPr>
-      </w:pPr>
-    </w:p>
-    <w:p>
-      <w:pPr>
-        <w:rPr>
-          <w:lang w:val="sr-Cyrl-RS"/>
-        </w:rPr>
-      </w:pPr>
-    </w:p>
-    <w:p>
-      <w:pPr>
-        <w:rPr>
-          <w:lang w:val="sr-Cyrl-RS"/>
-        </w:rPr>
-      </w:pPr>
-    </w:p>
-    <w:p>
-      <w:pPr>
-        <w:rPr>
-          <w:lang w:val="sr-Cyrl-RS"/>
-        </w:rPr>
-      </w:pPr>
-    </w:p>
-    <w:p>
-      <w:pPr>
-        <w:rPr>
-          <w:lang w:val="sr-Cyrl-RS"/>
-        </w:rPr>
-      </w:pPr>
-    </w:p>
-    <w:p>
-      <w:pPr>
-        <w:rPr>
-          <w:lang w:val="sr-Cyrl-RS"/>
-        </w:rPr>
-      </w:pPr>
-    </w:p>
-    <w:p>
-      <w:pPr>
-        <w:rPr>
-          <w:lang w:val="sr-Cyrl-RS"/>
-        </w:rPr>
-      </w:pPr>
-    </w:p>
-    <w:p>
-      <w:pPr>
-        <w:rPr>
-          <w:lang w:val="sr-Cyrl-RS"/>
-        </w:rPr>
-      </w:pPr>
-    </w:p>
-    <w:p>
-      <w:pPr>
-        <w:rPr>
-          <w:lang w:val="sr-Cyrl-RS"/>
-        </w:rPr>
-      </w:pPr>
-    </w:p>
-    <w:p>
-      <w:pPr>
-        <w:rPr>
-          <w:lang w:val="sr-Cyrl-RS"/>
-        </w:rPr>
-      </w:pPr>
-    </w:p>
-    <w:p>
-      <w:pPr>
-        <w:rPr>
-          <w:lang w:val="sr-Cyrl-RS"/>
-        </w:rPr>
-      </w:pPr>
-    </w:p>
-    <w:p>
-      <w:pPr>
-        <w:rPr>
-          <w:lang w:val="sr-Cyrl-RS"/>
-        </w:rPr>
-      </w:pPr>
-    </w:p>
-    <w:p>
-      <w:pPr>
-        <w:rPr>
-          <w:lang w:val="sr-Cyrl-RS"/>
-        </w:rPr>
-      </w:pPr>
-    </w:p>
-    <w:p>
-      <w:pPr>
-        <w:rPr>
-          <w:lang w:val="sr-Cyrl-RS"/>
-        </w:rPr>
-      </w:pPr>
-    </w:p>
-    <w:p>
-      <w:pPr>
-        <w:rPr>
-          <w:lang w:val="sr-Cyrl-RS"/>
-        </w:rPr>
-      </w:pPr>
-    </w:p>
-    <w:p>
-      <w:pPr>
-        <w:rPr>
-          <w:lang w:val="sr-Cyrl-RS"/>
-        </w:rPr>
-      </w:pPr>
-    </w:p>
-    <w:p>
-      <w:pPr>
-        <w:tabs>
-          <w:tab w:val="left" w:pos="6799"/>
-          <w:tab w:val="left" w:pos="8913"/>
-          <w:tab w:val="right" w:pos="9922"/>
-        </w:tabs>
-      </w:pPr>
     </w:p>
     <w:p>
       <w:pPr>

--- a/docs/diplomski-rad.docx
+++ b/docs/diplomski-rad.docx
@@ -2080,7 +2080,7 @@
                 <w:szCs w:val="18"/>
                 <w:lang w:val="sr-Cyrl-RS"/>
               </w:rPr>
-              <w:t>8</w:t>
+              <w:t>7</w:t>
             </w:r>
             <w:r>
               <w:rPr>
@@ -4512,7 +4512,7 @@
                 <w:sz w:val="18"/>
                 <w:szCs w:val="18"/>
               </w:rPr>
-              <w:t>8</w:t>
+              <w:t>7</w:t>
             </w:r>
             <w:r>
               <w:rPr>
@@ -7472,1098 +7472,625 @@
       <w:pPr>
         <w:pStyle w:val="TOC1"/>
         <w:tabs>
-          <w:tab w:val="right" w:leader="dot" w:pos="9912"/>
+          <w:tab w:val="right" w:leader="dot" w:pos="9900"/>
         </w:tabs>
-        <w:rPr>
-          <w:rFonts w:asciiTheme="minorHAnsi" w:hAnsiTheme="minorHAnsi" w:eastAsiaTheme="minorEastAsia" w:cstheme="minorBidi"/>
-          <w:b w:val="0"/>
-          <w:bCs w:val="0"/>
-          <w:noProof/>
-          <w:kern w:val="2"/>
-          <w:lang w:eastAsia="en-US"/>
-          <w14:ligatures w14:val="standardContextual"/>
-        </w:rPr>
-      </w:pPr>
-      <w:r>
-        <w:rPr>
-          <w:rFonts w:ascii="Aptos" w:hAnsi="Aptos"/>
-          <w:caps/>
-          <w:sz w:val="20"/>
-        </w:rPr>
+      </w:pPr>
+      <w:r>
         <w:fldChar w:fldCharType="begin"/>
       </w:r>
       <w:r>
-        <w:rPr>
-          <w:rFonts w:ascii="Aptos" w:hAnsi="Aptos"/>
-          <w:caps/>
-          <w:sz w:val="20"/>
-        </w:rPr>
-        <w:instrText xml:space="preserve"> TOC \o "1-3" \h \z \u </w:instrText>
-      </w:r>
-      <w:r>
-        <w:rPr>
-          <w:rFonts w:ascii="Aptos" w:hAnsi="Aptos"/>
-          <w:caps/>
-          <w:sz w:val="20"/>
-        </w:rPr>
+        <w:instrText xml:space="preserve">TOC \o "1-3" \z \u \h</w:instrText>
+      </w:r>
+      <w:r>
         <w:fldChar w:fldCharType="separate"/>
       </w:r>
-      <w:hyperlink w:history="1" w:anchor="_Toc236291704">
-        <w:r>
-          <w:rPr>
-            <w:rStyle w:val="Hyperlink"/>
-            <w:noProof/>
-          </w:rPr>
-          <w:t>Списак коришћених слика</w:t>
-        </w:r>
-        <w:r>
-          <w:rPr>
-            <w:noProof/>
-            <w:webHidden/>
-          </w:rPr>
-          <w:tab/>
-        </w:r>
-        <w:r>
-          <w:rPr>
-            <w:noProof/>
-            <w:webHidden/>
-          </w:rPr>
-          <w:fldChar w:fldCharType="begin"/>
-        </w:r>
-        <w:r>
-          <w:rPr>
-            <w:noProof/>
-            <w:webHidden/>
-          </w:rPr>
-          <w:instrText xml:space="preserve"> PAGEREF _Toc236291704 \h </w:instrText>
-        </w:r>
-        <w:r>
-          <w:rPr>
-            <w:noProof/>
-            <w:webHidden/>
-          </w:rPr>
-        </w:r>
-        <w:r>
-          <w:rPr>
-            <w:noProof/>
-            <w:webHidden/>
-          </w:rPr>
-          <w:fldChar w:fldCharType="separate"/>
-        </w:r>
-        <w:r>
-          <w:rPr>
-            <w:noProof/>
-            <w:webHidden/>
-          </w:rPr>
-          <w:t>1</w:t>
-        </w:r>
-        <w:r>
-          <w:rPr>
-            <w:noProof/>
-            <w:webHidden/>
-          </w:rPr>
-          <w:fldChar w:fldCharType="end"/>
-        </w:r>
-      </w:hyperlink>
+      <w:r>
+        <w:fldChar w:fldCharType="begin"/>
+      </w:r>
+      <w:r>
+        <w:instrText xml:space="preserve">HYPERLINK  \l  "_Toc573034250" </w:instrText>
+      </w:r>
+      <w:r>
+        <w:fldChar w:fldCharType="separate"/>
+      </w:r>
+      <w:r>
+        <w:rPr/>
+        <w:t>Списак слика</w:t>
+      </w:r>
+      <w:r>
+        <w:tab/>
+      </w:r>
+      <w:r>
+        <w:fldChar w:fldCharType="begin"/>
+      </w:r>
+      <w:r>
+        <w:instrText xml:space="preserve">PAGEREF _Toc573034250 \h</w:instrText>
+      </w:r>
+      <w:r>
+        <w:fldChar w:fldCharType="separate"/>
+      </w:r>
+      <w:r>
+        <w:rPr/>
+        <w:t>6</w:t>
+      </w:r>
+      <w:r>
+        <w:fldChar w:fldCharType="end"/>
+      </w:r>
+      <w:r>
+        <w:fldChar w:fldCharType="end"/>
+      </w:r>
     </w:p>
     <w:p>
       <w:pPr>
         <w:pStyle w:val="TOC1"/>
         <w:tabs>
-          <w:tab w:val="right" w:leader="dot" w:pos="9912"/>
+          <w:tab w:val="right" w:leader="dot" w:pos="9900"/>
         </w:tabs>
-        <w:rPr>
-          <w:rFonts w:asciiTheme="minorHAnsi" w:hAnsiTheme="minorHAnsi" w:eastAsiaTheme="minorEastAsia" w:cstheme="minorBidi"/>
-          <w:b w:val="0"/>
-          <w:bCs w:val="0"/>
-          <w:noProof/>
-          <w:kern w:val="2"/>
-          <w:lang w:eastAsia="en-US"/>
-          <w14:ligatures w14:val="standardContextual"/>
-        </w:rPr>
-      </w:pPr>
-      <w:hyperlink w:history="1" w:anchor="_Toc236291705">
-        <w:r>
-          <w:rPr>
-            <w:rStyle w:val="Hyperlink"/>
-            <w:noProof/>
-          </w:rPr>
-          <w:t>Списак коришћених слика</w:t>
-        </w:r>
-        <w:r>
-          <w:rPr>
-            <w:noProof/>
-            <w:webHidden/>
-          </w:rPr>
-          <w:tab/>
-        </w:r>
-        <w:r>
-          <w:rPr>
-            <w:noProof/>
-            <w:webHidden/>
-          </w:rPr>
-          <w:fldChar w:fldCharType="begin"/>
-        </w:r>
-        <w:r>
-          <w:rPr>
-            <w:noProof/>
-            <w:webHidden/>
-          </w:rPr>
-          <w:instrText xml:space="preserve"> PAGEREF _Toc236291705 \h </w:instrText>
-        </w:r>
-        <w:r>
-          <w:rPr>
-            <w:noProof/>
-            <w:webHidden/>
-          </w:rPr>
-        </w:r>
-        <w:r>
-          <w:rPr>
-            <w:noProof/>
-            <w:webHidden/>
-          </w:rPr>
-          <w:fldChar w:fldCharType="separate"/>
-        </w:r>
-        <w:r>
-          <w:rPr>
-            <w:noProof/>
-            <w:webHidden/>
-          </w:rPr>
-          <w:t>2</w:t>
-        </w:r>
-        <w:r>
-          <w:rPr>
-            <w:noProof/>
-            <w:webHidden/>
-          </w:rPr>
-          <w:fldChar w:fldCharType="end"/>
-        </w:r>
-      </w:hyperlink>
+      </w:pPr>
+      <w:r>
+        <w:fldChar w:fldCharType="begin"/>
+      </w:r>
+      <w:r>
+        <w:instrText xml:space="preserve">HYPERLINK  \l  "_Toc984522453" </w:instrText>
+      </w:r>
+      <w:r>
+        <w:fldChar w:fldCharType="separate"/>
+      </w:r>
+      <w:r>
+        <w:rPr/>
+        <w:t>Списак табела</w:t>
+      </w:r>
+      <w:r>
+        <w:tab/>
+      </w:r>
+      <w:r>
+        <w:fldChar w:fldCharType="begin"/>
+      </w:r>
+      <w:r>
+        <w:instrText xml:space="preserve">PAGEREF _Toc984522453 \h</w:instrText>
+      </w:r>
+      <w:r>
+        <w:fldChar w:fldCharType="separate"/>
+      </w:r>
+      <w:r>
+        <w:rPr/>
+        <w:t>7</w:t>
+      </w:r>
+      <w:r>
+        <w:fldChar w:fldCharType="end"/>
+      </w:r>
+      <w:r>
+        <w:fldChar w:fldCharType="end"/>
+      </w:r>
     </w:p>
     <w:p>
       <w:pPr>
         <w:pStyle w:val="TOC1"/>
         <w:tabs>
-          <w:tab w:val="right" w:leader="dot" w:pos="9912"/>
+          <w:tab w:val="right" w:leader="dot" w:pos="9900"/>
         </w:tabs>
-        <w:rPr>
-          <w:rFonts w:asciiTheme="minorHAnsi" w:hAnsiTheme="minorHAnsi" w:eastAsiaTheme="minorEastAsia" w:cstheme="minorBidi"/>
-          <w:b w:val="0"/>
-          <w:bCs w:val="0"/>
-          <w:noProof/>
-          <w:kern w:val="2"/>
-          <w:lang w:eastAsia="en-US"/>
-          <w14:ligatures w14:val="standardContextual"/>
-        </w:rPr>
-      </w:pPr>
-      <w:hyperlink w:history="1" w:anchor="_Toc236291706">
-        <w:r>
-          <w:rPr>
-            <w:rStyle w:val="Hyperlink"/>
-            <w:noProof/>
-          </w:rPr>
-          <w:t>Списак коришћених скраћеница</w:t>
-        </w:r>
-        <w:r>
-          <w:rPr>
-            <w:noProof/>
-            <w:webHidden/>
-          </w:rPr>
-          <w:tab/>
-        </w:r>
-        <w:r>
-          <w:rPr>
-            <w:noProof/>
-            <w:webHidden/>
-          </w:rPr>
-          <w:fldChar w:fldCharType="begin"/>
-        </w:r>
-        <w:r>
-          <w:rPr>
-            <w:noProof/>
-            <w:webHidden/>
-          </w:rPr>
-          <w:instrText xml:space="preserve"> PAGEREF _Toc236291706 \h </w:instrText>
-        </w:r>
-        <w:r>
-          <w:rPr>
-            <w:noProof/>
-            <w:webHidden/>
-          </w:rPr>
-        </w:r>
-        <w:r>
-          <w:rPr>
-            <w:noProof/>
-            <w:webHidden/>
-          </w:rPr>
-          <w:fldChar w:fldCharType="separate"/>
-        </w:r>
-        <w:r>
-          <w:rPr>
-            <w:noProof/>
-            <w:webHidden/>
-          </w:rPr>
-          <w:t>3</w:t>
-        </w:r>
-        <w:r>
-          <w:rPr>
-            <w:noProof/>
-            <w:webHidden/>
-          </w:rPr>
-          <w:fldChar w:fldCharType="end"/>
-        </w:r>
-      </w:hyperlink>
+      </w:pPr>
+      <w:r>
+        <w:fldChar w:fldCharType="begin"/>
+      </w:r>
+      <w:r>
+        <w:instrText xml:space="preserve">HYPERLINK  \l  "_Toc1710500057" </w:instrText>
+      </w:r>
+      <w:r>
+        <w:fldChar w:fldCharType="separate"/>
+      </w:r>
+      <w:r>
+        <w:rPr/>
+        <w:t>Списак листинга</w:t>
+      </w:r>
+      <w:r>
+        <w:tab/>
+      </w:r>
+      <w:r>
+        <w:fldChar w:fldCharType="begin"/>
+      </w:r>
+      <w:r>
+        <w:instrText xml:space="preserve">PAGEREF _Toc1710500057 \h</w:instrText>
+      </w:r>
+      <w:r>
+        <w:fldChar w:fldCharType="separate"/>
+      </w:r>
+      <w:r>
+        <w:rPr/>
+        <w:t>8</w:t>
+      </w:r>
+      <w:r>
+        <w:fldChar w:fldCharType="end"/>
+      </w:r>
+      <w:r>
+        <w:fldChar w:fldCharType="end"/>
+      </w:r>
     </w:p>
     <w:p>
       <w:pPr>
         <w:pStyle w:val="TOC1"/>
         <w:tabs>
-          <w:tab w:val="left" w:pos="560"/>
-          <w:tab w:val="right" w:leader="dot" w:pos="9912"/>
+          <w:tab w:val="right" w:leader="dot" w:pos="9900"/>
         </w:tabs>
-        <w:rPr>
-          <w:rFonts w:asciiTheme="minorHAnsi" w:hAnsiTheme="minorHAnsi" w:eastAsiaTheme="minorEastAsia" w:cstheme="minorBidi"/>
-          <w:b w:val="0"/>
-          <w:bCs w:val="0"/>
-          <w:noProof/>
-          <w:kern w:val="2"/>
-          <w:lang w:eastAsia="en-US"/>
-          <w14:ligatures w14:val="standardContextual"/>
-        </w:rPr>
-      </w:pPr>
-      <w:hyperlink w:history="1" w:anchor="_Toc236291707">
-        <w:r>
-          <w:rPr>
-            <w:rStyle w:val="Hyperlink"/>
-            <w:noProof/>
-          </w:rPr>
-          <w:t>1.</w:t>
-        </w:r>
-        <w:r>
-          <w:rPr>
-            <w:rFonts w:asciiTheme="minorHAnsi" w:hAnsiTheme="minorHAnsi" w:eastAsiaTheme="minorEastAsia" w:cstheme="minorBidi"/>
-            <w:b w:val="0"/>
-            <w:bCs w:val="0"/>
-            <w:noProof/>
-            <w:kern w:val="2"/>
-            <w:lang w:eastAsia="en-US"/>
-            <w14:ligatures w14:val="standardContextual"/>
-          </w:rPr>
-          <w:tab/>
-        </w:r>
-        <w:r>
-          <w:rPr>
-            <w:rStyle w:val="Hyperlink"/>
-            <w:noProof/>
-          </w:rPr>
-          <w:t>У</w:t>
-        </w:r>
-        <w:r>
-          <w:rPr>
-            <w:rStyle w:val="Hyperlink"/>
-            <w:noProof/>
-            <w:lang w:val="sr-Cyrl-RS"/>
-          </w:rPr>
-          <w:t>вод</w:t>
-        </w:r>
-        <w:r>
-          <w:rPr>
-            <w:noProof/>
-            <w:webHidden/>
-          </w:rPr>
-          <w:tab/>
-        </w:r>
-        <w:r>
-          <w:rPr>
-            <w:noProof/>
-            <w:webHidden/>
-          </w:rPr>
-          <w:fldChar w:fldCharType="begin"/>
-        </w:r>
-        <w:r>
-          <w:rPr>
-            <w:noProof/>
-            <w:webHidden/>
-          </w:rPr>
-          <w:instrText xml:space="preserve"> PAGEREF _Toc236291707 \h </w:instrText>
-        </w:r>
-        <w:r>
-          <w:rPr>
-            <w:noProof/>
-            <w:webHidden/>
-          </w:rPr>
-        </w:r>
-        <w:r>
-          <w:rPr>
-            <w:noProof/>
-            <w:webHidden/>
-          </w:rPr>
-          <w:fldChar w:fldCharType="separate"/>
-        </w:r>
-        <w:r>
-          <w:rPr>
-            <w:noProof/>
-            <w:webHidden/>
-          </w:rPr>
-          <w:t>4</w:t>
-        </w:r>
-        <w:r>
-          <w:rPr>
-            <w:noProof/>
-            <w:webHidden/>
-          </w:rPr>
-          <w:fldChar w:fldCharType="end"/>
-        </w:r>
-      </w:hyperlink>
+      </w:pPr>
+      <w:r>
+        <w:fldChar w:fldCharType="begin"/>
+      </w:r>
+      <w:r>
+        <w:instrText xml:space="preserve">HYPERLINK  \l  "_Toc1443825020" </w:instrText>
+      </w:r>
+      <w:r>
+        <w:fldChar w:fldCharType="separate"/>
+      </w:r>
+      <w:r>
+        <w:rPr/>
+        <w:t>Списак скраћеница</w:t>
+      </w:r>
+      <w:r>
+        <w:tab/>
+      </w:r>
+      <w:r>
+        <w:fldChar w:fldCharType="begin"/>
+      </w:r>
+      <w:r>
+        <w:instrText xml:space="preserve">PAGEREF _Toc1443825020 \h</w:instrText>
+      </w:r>
+      <w:r>
+        <w:fldChar w:fldCharType="separate"/>
+      </w:r>
+      <w:r>
+        <w:rPr/>
+        <w:t>9</w:t>
+      </w:r>
+      <w:r>
+        <w:fldChar w:fldCharType="end"/>
+      </w:r>
+      <w:r>
+        <w:fldChar w:fldCharType="end"/>
+      </w:r>
     </w:p>
     <w:p>
       <w:pPr>
         <w:pStyle w:val="TOC1"/>
         <w:tabs>
-          <w:tab w:val="left" w:pos="560"/>
-          <w:tab w:val="right" w:leader="dot" w:pos="9912"/>
+          <w:tab w:val="left" w:leader="none" w:pos="480"/>
+          <w:tab w:val="right" w:leader="dot" w:pos="9900"/>
         </w:tabs>
-        <w:rPr>
-          <w:rFonts w:asciiTheme="minorHAnsi" w:hAnsiTheme="minorHAnsi" w:eastAsiaTheme="minorEastAsia" w:cstheme="minorBidi"/>
-          <w:b w:val="0"/>
-          <w:bCs w:val="0"/>
-          <w:noProof/>
-          <w:kern w:val="2"/>
-          <w:lang w:eastAsia="en-US"/>
-          <w14:ligatures w14:val="standardContextual"/>
-        </w:rPr>
-      </w:pPr>
-      <w:hyperlink w:history="1" w:anchor="_Toc236291708">
-        <w:r>
-          <w:rPr>
-            <w:rStyle w:val="Hyperlink"/>
-            <w:noProof/>
-            <w:lang w:val="sr-Cyrl-RS"/>
-          </w:rPr>
-          <w:t>2.</w:t>
-        </w:r>
-        <w:r>
-          <w:rPr>
-            <w:rFonts w:asciiTheme="minorHAnsi" w:hAnsiTheme="minorHAnsi" w:eastAsiaTheme="minorEastAsia" w:cstheme="minorBidi"/>
-            <w:b w:val="0"/>
-            <w:bCs w:val="0"/>
-            <w:noProof/>
-            <w:kern w:val="2"/>
-            <w:lang w:eastAsia="en-US"/>
-            <w14:ligatures w14:val="standardContextual"/>
-          </w:rPr>
-          <w:tab/>
-        </w:r>
-        <w:r>
-          <w:rPr>
-            <w:rStyle w:val="Hyperlink"/>
-            <w:noProof/>
-            <w:lang w:val="sr-Cyrl-RS"/>
-          </w:rPr>
-          <w:t>Опис проблема</w:t>
-        </w:r>
-        <w:r>
-          <w:rPr>
-            <w:noProof/>
-            <w:webHidden/>
-          </w:rPr>
-          <w:tab/>
-        </w:r>
-        <w:r>
-          <w:rPr>
-            <w:noProof/>
-            <w:webHidden/>
-          </w:rPr>
-          <w:fldChar w:fldCharType="begin"/>
-        </w:r>
-        <w:r>
-          <w:rPr>
-            <w:noProof/>
-            <w:webHidden/>
-          </w:rPr>
-          <w:instrText xml:space="preserve"> PAGEREF _Toc236291708 \h </w:instrText>
-        </w:r>
-        <w:r>
-          <w:rPr>
-            <w:noProof/>
-            <w:webHidden/>
-          </w:rPr>
-        </w:r>
-        <w:r>
-          <w:rPr>
-            <w:noProof/>
-            <w:webHidden/>
-          </w:rPr>
-          <w:fldChar w:fldCharType="separate"/>
-        </w:r>
-        <w:r>
-          <w:rPr>
-            <w:noProof/>
-            <w:webHidden/>
-          </w:rPr>
-          <w:t>5</w:t>
-        </w:r>
-        <w:r>
-          <w:rPr>
-            <w:noProof/>
-            <w:webHidden/>
-          </w:rPr>
-          <w:fldChar w:fldCharType="end"/>
-        </w:r>
-      </w:hyperlink>
+      </w:pPr>
+      <w:r>
+        <w:fldChar w:fldCharType="begin"/>
+      </w:r>
+      <w:r>
+        <w:instrText xml:space="preserve">HYPERLINK  \l  "_Toc1618048127" </w:instrText>
+      </w:r>
+      <w:r>
+        <w:fldChar w:fldCharType="separate"/>
+      </w:r>
+      <w:r>
+        <w:rPr/>
+        <w:t>1.</w:t>
+      </w:r>
+      <w:r>
+        <w:tab/>
+      </w:r>
+      <w:r>
+        <w:rPr/>
+        <w:t>Увод</w:t>
+      </w:r>
+      <w:r>
+        <w:tab/>
+      </w:r>
+      <w:r>
+        <w:fldChar w:fldCharType="begin"/>
+      </w:r>
+      <w:r>
+        <w:instrText xml:space="preserve">PAGEREF _Toc1618048127 \h</w:instrText>
+      </w:r>
+      <w:r>
+        <w:fldChar w:fldCharType="separate"/>
+      </w:r>
+      <w:r>
+        <w:rPr/>
+        <w:t>10</w:t>
+      </w:r>
+      <w:r>
+        <w:fldChar w:fldCharType="end"/>
+      </w:r>
+      <w:r>
+        <w:fldChar w:fldCharType="end"/>
+      </w:r>
     </w:p>
     <w:p>
       <w:pPr>
         <w:pStyle w:val="TOC1"/>
         <w:tabs>
-          <w:tab w:val="left" w:pos="560"/>
-          <w:tab w:val="right" w:leader="dot" w:pos="9912"/>
+          <w:tab w:val="left" w:leader="none" w:pos="480"/>
+          <w:tab w:val="right" w:leader="dot" w:pos="9900"/>
         </w:tabs>
-        <w:rPr>
-          <w:rFonts w:asciiTheme="minorHAnsi" w:hAnsiTheme="minorHAnsi" w:eastAsiaTheme="minorEastAsia" w:cstheme="minorBidi"/>
-          <w:b w:val="0"/>
-          <w:bCs w:val="0"/>
-          <w:noProof/>
-          <w:kern w:val="2"/>
-          <w:lang w:eastAsia="en-US"/>
-          <w14:ligatures w14:val="standardContextual"/>
-        </w:rPr>
-      </w:pPr>
-      <w:hyperlink w:history="1" w:anchor="_Toc236291709">
-        <w:r>
-          <w:rPr>
-            <w:rStyle w:val="Hyperlink"/>
-            <w:noProof/>
-          </w:rPr>
-          <w:t>3.</w:t>
-        </w:r>
-        <w:r>
-          <w:rPr>
-            <w:rFonts w:asciiTheme="minorHAnsi" w:hAnsiTheme="minorHAnsi" w:eastAsiaTheme="minorEastAsia" w:cstheme="minorBidi"/>
-            <w:b w:val="0"/>
-            <w:bCs w:val="0"/>
-            <w:noProof/>
-            <w:kern w:val="2"/>
-            <w:lang w:eastAsia="en-US"/>
-            <w14:ligatures w14:val="standardContextual"/>
-          </w:rPr>
-          <w:tab/>
-        </w:r>
-        <w:r>
-          <w:rPr>
-            <w:rStyle w:val="Hyperlink"/>
-            <w:noProof/>
-          </w:rPr>
-          <w:t>Опис коришћених технологија</w:t>
-        </w:r>
-        <w:r>
-          <w:rPr>
-            <w:rStyle w:val="Hyperlink"/>
-            <w:noProof/>
-            <w:lang w:val="sr-Cyrl-RS"/>
-          </w:rPr>
-          <w:t xml:space="preserve"> и</w:t>
-        </w:r>
-        <w:r>
-          <w:rPr>
-            <w:rStyle w:val="Hyperlink"/>
-            <w:noProof/>
-          </w:rPr>
-          <w:t xml:space="preserve"> </w:t>
-        </w:r>
-        <w:r>
-          <w:rPr>
-            <w:rStyle w:val="Hyperlink"/>
-            <w:noProof/>
-            <w:lang w:val="sr-Cyrl-RS"/>
-          </w:rPr>
-          <w:t>алата</w:t>
-        </w:r>
-        <w:r>
-          <w:rPr>
-            <w:noProof/>
-            <w:webHidden/>
-          </w:rPr>
-          <w:tab/>
-        </w:r>
-        <w:r>
-          <w:rPr>
-            <w:noProof/>
-            <w:webHidden/>
-          </w:rPr>
-          <w:fldChar w:fldCharType="begin"/>
-        </w:r>
-        <w:r>
-          <w:rPr>
-            <w:noProof/>
-            <w:webHidden/>
-          </w:rPr>
-          <w:instrText xml:space="preserve"> PAGEREF _Toc236291709 \h </w:instrText>
-        </w:r>
-        <w:r>
-          <w:rPr>
-            <w:noProof/>
-            <w:webHidden/>
-          </w:rPr>
-        </w:r>
-        <w:r>
-          <w:rPr>
-            <w:noProof/>
-            <w:webHidden/>
-          </w:rPr>
-          <w:fldChar w:fldCharType="separate"/>
-        </w:r>
-        <w:r>
-          <w:rPr>
-            <w:noProof/>
-            <w:webHidden/>
-          </w:rPr>
-          <w:t>6</w:t>
-        </w:r>
-        <w:r>
-          <w:rPr>
-            <w:noProof/>
-            <w:webHidden/>
-          </w:rPr>
-          <w:fldChar w:fldCharType="end"/>
-        </w:r>
-      </w:hyperlink>
+      </w:pPr>
+      <w:r>
+        <w:fldChar w:fldCharType="begin"/>
+      </w:r>
+      <w:r>
+        <w:instrText xml:space="preserve">HYPERLINK  \l  "_Toc776203058" </w:instrText>
+      </w:r>
+      <w:r>
+        <w:fldChar w:fldCharType="separate"/>
+      </w:r>
+      <w:r>
+        <w:rPr/>
+        <w:t>2.</w:t>
+      </w:r>
+      <w:r>
+        <w:tab/>
+      </w:r>
+      <w:r>
+        <w:rPr/>
+        <w:t>Опис проблема</w:t>
+      </w:r>
+      <w:r>
+        <w:tab/>
+      </w:r>
+      <w:r>
+        <w:fldChar w:fldCharType="begin"/>
+      </w:r>
+      <w:r>
+        <w:instrText xml:space="preserve">PAGEREF _Toc776203058 \h</w:instrText>
+      </w:r>
+      <w:r>
+        <w:fldChar w:fldCharType="separate"/>
+      </w:r>
+      <w:r>
+        <w:rPr/>
+        <w:t>11</w:t>
+      </w:r>
+      <w:r>
+        <w:fldChar w:fldCharType="end"/>
+      </w:r>
+      <w:r>
+        <w:fldChar w:fldCharType="end"/>
+      </w:r>
     </w:p>
     <w:p>
       <w:pPr>
         <w:pStyle w:val="TOC1"/>
         <w:tabs>
-          <w:tab w:val="left" w:pos="560"/>
-          <w:tab w:val="right" w:leader="dot" w:pos="9912"/>
+          <w:tab w:val="left" w:leader="none" w:pos="480"/>
+          <w:tab w:val="right" w:leader="dot" w:pos="9900"/>
         </w:tabs>
-        <w:rPr>
-          <w:rFonts w:asciiTheme="minorHAnsi" w:hAnsiTheme="minorHAnsi" w:eastAsiaTheme="minorEastAsia" w:cstheme="minorBidi"/>
-          <w:b w:val="0"/>
-          <w:bCs w:val="0"/>
-          <w:noProof/>
-          <w:kern w:val="2"/>
-          <w:lang w:eastAsia="en-US"/>
-          <w14:ligatures w14:val="standardContextual"/>
-        </w:rPr>
-      </w:pPr>
-      <w:hyperlink w:history="1" w:anchor="_Toc236291710">
-        <w:r>
-          <w:rPr>
-            <w:rStyle w:val="Hyperlink"/>
-            <w:noProof/>
-          </w:rPr>
-          <w:t>4.</w:t>
-        </w:r>
-        <w:r>
-          <w:rPr>
-            <w:rFonts w:asciiTheme="minorHAnsi" w:hAnsiTheme="minorHAnsi" w:eastAsiaTheme="minorEastAsia" w:cstheme="minorBidi"/>
-            <w:b w:val="0"/>
-            <w:bCs w:val="0"/>
-            <w:noProof/>
-            <w:kern w:val="2"/>
-            <w:lang w:eastAsia="en-US"/>
-            <w14:ligatures w14:val="standardContextual"/>
-          </w:rPr>
-          <w:tab/>
-        </w:r>
-        <w:r>
-          <w:rPr>
-            <w:rStyle w:val="Hyperlink"/>
-            <w:noProof/>
-            <w:lang w:val="sr-Cyrl-RS"/>
-          </w:rPr>
-          <w:t xml:space="preserve">Опис </w:t>
-        </w:r>
-        <w:r>
-          <w:rPr>
-            <w:rStyle w:val="Hyperlink"/>
-            <w:noProof/>
-          </w:rPr>
-          <w:t>почетног решења</w:t>
-        </w:r>
-        <w:r>
-          <w:rPr>
-            <w:noProof/>
-            <w:webHidden/>
-          </w:rPr>
-          <w:tab/>
-        </w:r>
-        <w:r>
-          <w:rPr>
-            <w:noProof/>
-            <w:webHidden/>
-          </w:rPr>
-          <w:fldChar w:fldCharType="begin"/>
-        </w:r>
-        <w:r>
-          <w:rPr>
-            <w:noProof/>
-            <w:webHidden/>
-          </w:rPr>
-          <w:instrText xml:space="preserve"> PAGEREF _Toc236291710 \h </w:instrText>
-        </w:r>
-        <w:r>
-          <w:rPr>
-            <w:noProof/>
-            <w:webHidden/>
-          </w:rPr>
-        </w:r>
-        <w:r>
-          <w:rPr>
-            <w:noProof/>
-            <w:webHidden/>
-          </w:rPr>
-          <w:fldChar w:fldCharType="separate"/>
-        </w:r>
-        <w:r>
-          <w:rPr>
-            <w:noProof/>
-            <w:webHidden/>
-          </w:rPr>
-          <w:t>7</w:t>
-        </w:r>
-        <w:r>
-          <w:rPr>
-            <w:noProof/>
-            <w:webHidden/>
-          </w:rPr>
-          <w:fldChar w:fldCharType="end"/>
-        </w:r>
-      </w:hyperlink>
+      </w:pPr>
+      <w:r>
+        <w:fldChar w:fldCharType="begin"/>
+      </w:r>
+      <w:r>
+        <w:instrText xml:space="preserve">HYPERLINK  \l  "_Toc1823417154" </w:instrText>
+      </w:r>
+      <w:r>
+        <w:fldChar w:fldCharType="separate"/>
+      </w:r>
+      <w:r>
+        <w:rPr/>
+        <w:t>3.</w:t>
+      </w:r>
+      <w:r>
+        <w:tab/>
+      </w:r>
+      <w:r>
+        <w:rPr/>
+        <w:t>Опис коришћених технологија и алата</w:t>
+      </w:r>
+      <w:r>
+        <w:tab/>
+      </w:r>
+      <w:r>
+        <w:fldChar w:fldCharType="begin"/>
+      </w:r>
+      <w:r>
+        <w:instrText xml:space="preserve">PAGEREF _Toc1823417154 \h</w:instrText>
+      </w:r>
+      <w:r>
+        <w:fldChar w:fldCharType="separate"/>
+      </w:r>
+      <w:r>
+        <w:rPr/>
+        <w:t>13</w:t>
+      </w:r>
+      <w:r>
+        <w:fldChar w:fldCharType="end"/>
+      </w:r>
+      <w:r>
+        <w:fldChar w:fldCharType="end"/>
+      </w:r>
     </w:p>
     <w:p>
       <w:pPr>
         <w:pStyle w:val="TOC1"/>
         <w:tabs>
-          <w:tab w:val="left" w:pos="560"/>
-          <w:tab w:val="right" w:leader="dot" w:pos="9912"/>
+          <w:tab w:val="left" w:leader="none" w:pos="480"/>
+          <w:tab w:val="right" w:leader="dot" w:pos="9900"/>
         </w:tabs>
-        <w:rPr>
-          <w:rFonts w:asciiTheme="minorHAnsi" w:hAnsiTheme="minorHAnsi" w:eastAsiaTheme="minorEastAsia" w:cstheme="minorBidi"/>
-          <w:b w:val="0"/>
-          <w:bCs w:val="0"/>
-          <w:noProof/>
-          <w:kern w:val="2"/>
-          <w:lang w:eastAsia="en-US"/>
-          <w14:ligatures w14:val="standardContextual"/>
-        </w:rPr>
-      </w:pPr>
-      <w:hyperlink w:history="1" w:anchor="_Toc236291711">
-        <w:r>
-          <w:rPr>
-            <w:rStyle w:val="Hyperlink"/>
-            <w:noProof/>
-            <w:lang w:val="sr-Cyrl-RS"/>
-          </w:rPr>
-          <w:t>5.</w:t>
-        </w:r>
-        <w:r>
-          <w:rPr>
-            <w:rFonts w:asciiTheme="minorHAnsi" w:hAnsiTheme="minorHAnsi" w:eastAsiaTheme="minorEastAsia" w:cstheme="minorBidi"/>
-            <w:b w:val="0"/>
-            <w:bCs w:val="0"/>
-            <w:noProof/>
-            <w:kern w:val="2"/>
-            <w:lang w:eastAsia="en-US"/>
-            <w14:ligatures w14:val="standardContextual"/>
-          </w:rPr>
-          <w:tab/>
-        </w:r>
-        <w:r>
-          <w:rPr>
-            <w:rStyle w:val="Hyperlink"/>
-            <w:noProof/>
-            <w:lang w:val="sr-Cyrl-RS"/>
-          </w:rPr>
-          <w:t>Опис решења проблема</w:t>
-        </w:r>
-        <w:r>
-          <w:rPr>
-            <w:noProof/>
-            <w:webHidden/>
-          </w:rPr>
-          <w:tab/>
-        </w:r>
-        <w:r>
-          <w:rPr>
-            <w:noProof/>
-            <w:webHidden/>
-          </w:rPr>
-          <w:fldChar w:fldCharType="begin"/>
-        </w:r>
-        <w:r>
-          <w:rPr>
-            <w:noProof/>
-            <w:webHidden/>
-          </w:rPr>
-          <w:instrText xml:space="preserve"> PAGEREF _Toc236291711 \h </w:instrText>
-        </w:r>
-        <w:r>
-          <w:rPr>
-            <w:noProof/>
-            <w:webHidden/>
-          </w:rPr>
-        </w:r>
-        <w:r>
-          <w:rPr>
-            <w:noProof/>
-            <w:webHidden/>
-          </w:rPr>
-          <w:fldChar w:fldCharType="separate"/>
-        </w:r>
-        <w:r>
-          <w:rPr>
-            <w:noProof/>
-            <w:webHidden/>
-          </w:rPr>
-          <w:t>8</w:t>
-        </w:r>
-        <w:r>
-          <w:rPr>
-            <w:noProof/>
-            <w:webHidden/>
-          </w:rPr>
-          <w:fldChar w:fldCharType="end"/>
-        </w:r>
-      </w:hyperlink>
+      </w:pPr>
+      <w:r>
+        <w:fldChar w:fldCharType="begin"/>
+      </w:r>
+      <w:r>
+        <w:instrText xml:space="preserve">HYPERLINK  \l  "_Toc459059121" </w:instrText>
+      </w:r>
+      <w:r>
+        <w:fldChar w:fldCharType="separate"/>
+      </w:r>
+      <w:r>
+        <w:rPr/>
+        <w:t>4.</w:t>
+      </w:r>
+      <w:r>
+        <w:tab/>
+      </w:r>
+      <w:r>
+        <w:rPr/>
+        <w:t>Опис почетног решења</w:t>
+      </w:r>
+      <w:r>
+        <w:tab/>
+      </w:r>
+      <w:r>
+        <w:fldChar w:fldCharType="begin"/>
+      </w:r>
+      <w:r>
+        <w:instrText xml:space="preserve">PAGEREF _Toc459059121 \h</w:instrText>
+      </w:r>
+      <w:r>
+        <w:fldChar w:fldCharType="separate"/>
+      </w:r>
+      <w:r>
+        <w:rPr/>
+        <w:t>15</w:t>
+      </w:r>
+      <w:r>
+        <w:fldChar w:fldCharType="end"/>
+      </w:r>
+      <w:r>
+        <w:fldChar w:fldCharType="end"/>
+      </w:r>
     </w:p>
     <w:p>
       <w:pPr>
         <w:pStyle w:val="TOC1"/>
         <w:tabs>
-          <w:tab w:val="left" w:pos="560"/>
-          <w:tab w:val="right" w:leader="dot" w:pos="9912"/>
+          <w:tab w:val="left" w:leader="none" w:pos="480"/>
+          <w:tab w:val="right" w:leader="dot" w:pos="9900"/>
         </w:tabs>
-        <w:rPr>
-          <w:rFonts w:asciiTheme="minorHAnsi" w:hAnsiTheme="minorHAnsi" w:eastAsiaTheme="minorEastAsia" w:cstheme="minorBidi"/>
-          <w:b w:val="0"/>
-          <w:bCs w:val="0"/>
-          <w:noProof/>
-          <w:kern w:val="2"/>
-          <w:lang w:eastAsia="en-US"/>
-          <w14:ligatures w14:val="standardContextual"/>
-        </w:rPr>
-      </w:pPr>
-      <w:hyperlink w:history="1" w:anchor="_Toc236291712">
-        <w:r>
-          <w:rPr>
-            <w:rStyle w:val="Hyperlink"/>
-            <w:noProof/>
-          </w:rPr>
-          <w:t>6.</w:t>
-        </w:r>
-        <w:r>
-          <w:rPr>
-            <w:rFonts w:asciiTheme="minorHAnsi" w:hAnsiTheme="minorHAnsi" w:eastAsiaTheme="minorEastAsia" w:cstheme="minorBidi"/>
-            <w:b w:val="0"/>
-            <w:bCs w:val="0"/>
-            <w:noProof/>
-            <w:kern w:val="2"/>
-            <w:lang w:eastAsia="en-US"/>
-            <w14:ligatures w14:val="standardContextual"/>
-          </w:rPr>
-          <w:tab/>
-        </w:r>
-        <w:r>
-          <w:rPr>
-            <w:rStyle w:val="Hyperlink"/>
-            <w:noProof/>
-            <w:lang w:val="sr-Cyrl-RS"/>
-          </w:rPr>
-          <w:t>Тестирање и резултати</w:t>
-        </w:r>
-        <w:r>
-          <w:rPr>
-            <w:noProof/>
-            <w:webHidden/>
-          </w:rPr>
-          <w:tab/>
-        </w:r>
-        <w:r>
-          <w:rPr>
-            <w:noProof/>
-            <w:webHidden/>
-          </w:rPr>
-          <w:fldChar w:fldCharType="begin"/>
-        </w:r>
-        <w:r>
-          <w:rPr>
-            <w:noProof/>
-            <w:webHidden/>
-          </w:rPr>
-          <w:instrText xml:space="preserve"> PAGEREF _Toc236291712 \h </w:instrText>
-        </w:r>
-        <w:r>
-          <w:rPr>
-            <w:noProof/>
-            <w:webHidden/>
-          </w:rPr>
-        </w:r>
-        <w:r>
-          <w:rPr>
-            <w:noProof/>
-            <w:webHidden/>
-          </w:rPr>
-          <w:fldChar w:fldCharType="separate"/>
-        </w:r>
-        <w:r>
-          <w:rPr>
-            <w:noProof/>
-            <w:webHidden/>
-          </w:rPr>
-          <w:t>9</w:t>
-        </w:r>
-        <w:r>
-          <w:rPr>
-            <w:noProof/>
-            <w:webHidden/>
-          </w:rPr>
-          <w:fldChar w:fldCharType="end"/>
-        </w:r>
-      </w:hyperlink>
+      </w:pPr>
+      <w:r>
+        <w:fldChar w:fldCharType="begin"/>
+      </w:r>
+      <w:r>
+        <w:instrText xml:space="preserve">HYPERLINK  \l  "_Toc193773176" </w:instrText>
+      </w:r>
+      <w:r>
+        <w:fldChar w:fldCharType="separate"/>
+      </w:r>
+      <w:r>
+        <w:rPr/>
+        <w:t>5.</w:t>
+      </w:r>
+      <w:r>
+        <w:tab/>
+      </w:r>
+      <w:r>
+        <w:rPr/>
+        <w:t>Опис решења проблема</w:t>
+      </w:r>
+      <w:r>
+        <w:tab/>
+      </w:r>
+      <w:r>
+        <w:fldChar w:fldCharType="begin"/>
+      </w:r>
+      <w:r>
+        <w:instrText xml:space="preserve">PAGEREF _Toc193773176 \h</w:instrText>
+      </w:r>
+      <w:r>
+        <w:fldChar w:fldCharType="separate"/>
+      </w:r>
+      <w:r>
+        <w:rPr/>
+        <w:t>17</w:t>
+      </w:r>
+      <w:r>
+        <w:fldChar w:fldCharType="end"/>
+      </w:r>
+      <w:r>
+        <w:fldChar w:fldCharType="end"/>
+      </w:r>
     </w:p>
     <w:p>
       <w:pPr>
         <w:pStyle w:val="TOC1"/>
         <w:tabs>
-          <w:tab w:val="left" w:pos="560"/>
-          <w:tab w:val="right" w:leader="dot" w:pos="9912"/>
+          <w:tab w:val="left" w:leader="none" w:pos="480"/>
+          <w:tab w:val="right" w:leader="dot" w:pos="9900"/>
         </w:tabs>
-        <w:rPr>
-          <w:rFonts w:asciiTheme="minorHAnsi" w:hAnsiTheme="minorHAnsi" w:eastAsiaTheme="minorEastAsia" w:cstheme="minorBidi"/>
-          <w:b w:val="0"/>
-          <w:bCs w:val="0"/>
-          <w:noProof/>
-          <w:kern w:val="2"/>
-          <w:lang w:eastAsia="en-US"/>
-          <w14:ligatures w14:val="standardContextual"/>
-        </w:rPr>
-      </w:pPr>
-      <w:hyperlink w:history="1" w:anchor="_Toc236291713">
-        <w:r>
-          <w:rPr>
-            <w:rStyle w:val="Hyperlink"/>
-            <w:noProof/>
-          </w:rPr>
-          <w:t>7.</w:t>
-        </w:r>
-        <w:r>
-          <w:rPr>
-            <w:rFonts w:asciiTheme="minorHAnsi" w:hAnsiTheme="minorHAnsi" w:eastAsiaTheme="minorEastAsia" w:cstheme="minorBidi"/>
-            <w:b w:val="0"/>
-            <w:bCs w:val="0"/>
-            <w:noProof/>
-            <w:kern w:val="2"/>
-            <w:lang w:eastAsia="en-US"/>
-            <w14:ligatures w14:val="standardContextual"/>
-          </w:rPr>
-          <w:tab/>
-        </w:r>
-        <w:r>
-          <w:rPr>
-            <w:rStyle w:val="Hyperlink"/>
-            <w:noProof/>
-          </w:rPr>
-          <w:t>Закључак</w:t>
-        </w:r>
-        <w:r>
-          <w:rPr>
-            <w:noProof/>
-            <w:webHidden/>
-          </w:rPr>
-          <w:tab/>
-        </w:r>
-        <w:r>
-          <w:rPr>
-            <w:noProof/>
-            <w:webHidden/>
-          </w:rPr>
-          <w:fldChar w:fldCharType="begin"/>
-        </w:r>
-        <w:r>
-          <w:rPr>
-            <w:noProof/>
-            <w:webHidden/>
-          </w:rPr>
-          <w:instrText xml:space="preserve"> PAGEREF _Toc236291713 \h </w:instrText>
-        </w:r>
-        <w:r>
-          <w:rPr>
-            <w:noProof/>
-            <w:webHidden/>
-          </w:rPr>
-        </w:r>
-        <w:r>
-          <w:rPr>
-            <w:noProof/>
-            <w:webHidden/>
-          </w:rPr>
-          <w:fldChar w:fldCharType="separate"/>
-        </w:r>
-        <w:r>
-          <w:rPr>
-            <w:noProof/>
-            <w:webHidden/>
-          </w:rPr>
-          <w:t>10</w:t>
-        </w:r>
-        <w:r>
-          <w:rPr>
-            <w:noProof/>
-            <w:webHidden/>
-          </w:rPr>
-          <w:fldChar w:fldCharType="end"/>
-        </w:r>
-      </w:hyperlink>
+      </w:pPr>
+      <w:r>
+        <w:fldChar w:fldCharType="begin"/>
+      </w:r>
+      <w:r>
+        <w:instrText xml:space="preserve">HYPERLINK  \l  "_Toc70042647" </w:instrText>
+      </w:r>
+      <w:r>
+        <w:fldChar w:fldCharType="separate"/>
+      </w:r>
+      <w:r>
+        <w:rPr/>
+        <w:t>6.</w:t>
+      </w:r>
+      <w:r>
+        <w:tab/>
+      </w:r>
+      <w:r>
+        <w:rPr/>
+        <w:t>Тестирање и резултати</w:t>
+      </w:r>
+      <w:r>
+        <w:tab/>
+      </w:r>
+      <w:r>
+        <w:fldChar w:fldCharType="begin"/>
+      </w:r>
+      <w:r>
+        <w:instrText xml:space="preserve">PAGEREF _Toc70042647 \h</w:instrText>
+      </w:r>
+      <w:r>
+        <w:fldChar w:fldCharType="separate"/>
+      </w:r>
+      <w:r>
+        <w:rPr/>
+        <w:t>21</w:t>
+      </w:r>
+      <w:r>
+        <w:fldChar w:fldCharType="end"/>
+      </w:r>
+      <w:r>
+        <w:fldChar w:fldCharType="end"/>
+      </w:r>
     </w:p>
     <w:p>
       <w:pPr>
         <w:pStyle w:val="TOC1"/>
         <w:tabs>
-          <w:tab w:val="right" w:leader="dot" w:pos="9912"/>
+          <w:tab w:val="left" w:leader="none" w:pos="480"/>
+          <w:tab w:val="right" w:leader="dot" w:pos="9900"/>
         </w:tabs>
-        <w:rPr>
-          <w:rFonts w:asciiTheme="minorHAnsi" w:hAnsiTheme="minorHAnsi" w:eastAsiaTheme="minorEastAsia" w:cstheme="minorBidi"/>
-          <w:b w:val="0"/>
-          <w:bCs w:val="0"/>
-          <w:noProof/>
-          <w:kern w:val="2"/>
-          <w:lang w:eastAsia="en-US"/>
-          <w14:ligatures w14:val="standardContextual"/>
-        </w:rPr>
-      </w:pPr>
-      <w:hyperlink w:history="1" w:anchor="_Toc236291714">
-        <w:r>
-          <w:rPr>
-            <w:rStyle w:val="Hyperlink"/>
-            <w:noProof/>
-            <w:lang w:val="sr-Cyrl-RS"/>
-          </w:rPr>
-          <w:t>Литература</w:t>
-        </w:r>
-        <w:r>
-          <w:rPr>
-            <w:noProof/>
-            <w:webHidden/>
-          </w:rPr>
-          <w:tab/>
-        </w:r>
-        <w:r>
-          <w:rPr>
-            <w:noProof/>
-            <w:webHidden/>
-          </w:rPr>
-          <w:fldChar w:fldCharType="begin"/>
-        </w:r>
-        <w:r>
-          <w:rPr>
-            <w:noProof/>
-            <w:webHidden/>
-          </w:rPr>
-          <w:instrText xml:space="preserve"> PAGEREF _Toc236291714 \h </w:instrText>
-        </w:r>
-        <w:r>
-          <w:rPr>
-            <w:noProof/>
-            <w:webHidden/>
-          </w:rPr>
-        </w:r>
-        <w:r>
-          <w:rPr>
-            <w:noProof/>
-            <w:webHidden/>
-          </w:rPr>
-          <w:fldChar w:fldCharType="separate"/>
-        </w:r>
-        <w:r>
-          <w:rPr>
-            <w:noProof/>
-            <w:webHidden/>
-          </w:rPr>
-          <w:t>11</w:t>
-        </w:r>
-        <w:r>
-          <w:rPr>
-            <w:noProof/>
-            <w:webHidden/>
-          </w:rPr>
-          <w:fldChar w:fldCharType="end"/>
-        </w:r>
-      </w:hyperlink>
+      </w:pPr>
+      <w:r>
+        <w:fldChar w:fldCharType="begin"/>
+      </w:r>
+      <w:r>
+        <w:instrText xml:space="preserve">HYPERLINK  \l  "_Toc464084517" </w:instrText>
+      </w:r>
+      <w:r>
+        <w:fldChar w:fldCharType="separate"/>
+      </w:r>
+      <w:r>
+        <w:rPr/>
+        <w:t>7.</w:t>
+      </w:r>
+      <w:r>
+        <w:tab/>
+      </w:r>
+      <w:r>
+        <w:rPr/>
+        <w:t>Закључак</w:t>
+      </w:r>
+      <w:r>
+        <w:tab/>
+      </w:r>
+      <w:r>
+        <w:fldChar w:fldCharType="begin"/>
+      </w:r>
+      <w:r>
+        <w:instrText xml:space="preserve">PAGEREF _Toc464084517 \h</w:instrText>
+      </w:r>
+      <w:r>
+        <w:fldChar w:fldCharType="separate"/>
+      </w:r>
+      <w:r>
+        <w:rPr/>
+        <w:t>23</w:t>
+      </w:r>
+      <w:r>
+        <w:fldChar w:fldCharType="end"/>
+      </w:r>
+      <w:r>
+        <w:fldChar w:fldCharType="end"/>
+      </w:r>
     </w:p>
     <w:p>
       <w:pPr>
         <w:pStyle w:val="TOC1"/>
         <w:tabs>
-          <w:tab w:val="right" w:leader="dot" w:pos="9912"/>
+          <w:tab w:val="right" w:leader="dot" w:pos="9900"/>
         </w:tabs>
-        <w:rPr>
-          <w:rFonts w:asciiTheme="minorHAnsi" w:hAnsiTheme="minorHAnsi" w:eastAsiaTheme="minorEastAsia" w:cstheme="minorBidi"/>
-          <w:b w:val="0"/>
-          <w:bCs w:val="0"/>
-          <w:noProof/>
-          <w:kern w:val="2"/>
-          <w:lang w:eastAsia="en-US"/>
-          <w14:ligatures w14:val="standardContextual"/>
-        </w:rPr>
-      </w:pPr>
-      <w:hyperlink w:history="1" w:anchor="_Toc236291715">
-        <w:r>
-          <w:rPr>
-            <w:rStyle w:val="Hyperlink"/>
-            <w:noProof/>
-          </w:rPr>
-          <w:t>Биографија</w:t>
-        </w:r>
-        <w:r>
-          <w:rPr>
-            <w:noProof/>
-            <w:webHidden/>
-          </w:rPr>
-          <w:tab/>
-        </w:r>
-        <w:r>
-          <w:rPr>
-            <w:noProof/>
-            <w:webHidden/>
-          </w:rPr>
-          <w:fldChar w:fldCharType="begin"/>
-        </w:r>
-        <w:r>
-          <w:rPr>
-            <w:noProof/>
-            <w:webHidden/>
-          </w:rPr>
-          <w:instrText xml:space="preserve"> PAGEREF _Toc236291715 \h </w:instrText>
-        </w:r>
-        <w:r>
-          <w:rPr>
-            <w:noProof/>
-            <w:webHidden/>
-          </w:rPr>
-        </w:r>
-        <w:r>
-          <w:rPr>
-            <w:noProof/>
-            <w:webHidden/>
-          </w:rPr>
-          <w:fldChar w:fldCharType="separate"/>
-        </w:r>
-        <w:r>
-          <w:rPr>
-            <w:noProof/>
-            <w:webHidden/>
-          </w:rPr>
-          <w:t>12</w:t>
-        </w:r>
-        <w:r>
-          <w:rPr>
-            <w:noProof/>
-            <w:webHidden/>
-          </w:rPr>
-          <w:fldChar w:fldCharType="end"/>
-        </w:r>
-      </w:hyperlink>
+      </w:pPr>
+      <w:r>
+        <w:fldChar w:fldCharType="begin"/>
+      </w:r>
+      <w:r>
+        <w:instrText xml:space="preserve">HYPERLINK  \l  "_Toc864234657" </w:instrText>
+      </w:r>
+      <w:r>
+        <w:fldChar w:fldCharType="separate"/>
+      </w:r>
+      <w:r>
+        <w:rPr/>
+        <w:t>Литература</w:t>
+      </w:r>
+      <w:r>
+        <w:tab/>
+      </w:r>
+      <w:r>
+        <w:fldChar w:fldCharType="begin"/>
+      </w:r>
+      <w:r>
+        <w:instrText xml:space="preserve">PAGEREF _Toc864234657 \h</w:instrText>
+      </w:r>
+      <w:r>
+        <w:fldChar w:fldCharType="separate"/>
+      </w:r>
+      <w:r>
+        <w:rPr/>
+        <w:t>24</w:t>
+      </w:r>
+      <w:r>
+        <w:fldChar w:fldCharType="end"/>
+      </w:r>
+      <w:r>
+        <w:fldChar w:fldCharType="end"/>
+      </w:r>
+    </w:p>
+    <w:p>
+      <w:pPr>
+        <w:pStyle w:val="TOC1"/>
+        <w:tabs>
+          <w:tab w:val="right" w:leader="dot" w:pos="9900"/>
+        </w:tabs>
+      </w:pPr>
+      <w:r>
+        <w:fldChar w:fldCharType="begin"/>
+      </w:r>
+      <w:r>
+        <w:instrText xml:space="preserve">HYPERLINK  \l  "_Toc870668636" </w:instrText>
+      </w:r>
+      <w:r>
+        <w:fldChar w:fldCharType="separate"/>
+      </w:r>
+      <w:r>
+        <w:rPr/>
+        <w:t>Биографија</w:t>
+      </w:r>
+      <w:r>
+        <w:tab/>
+      </w:r>
+      <w:r>
+        <w:fldChar w:fldCharType="begin"/>
+      </w:r>
+      <w:r>
+        <w:instrText xml:space="preserve">PAGEREF _Toc870668636 \h</w:instrText>
+      </w:r>
+      <w:r>
+        <w:fldChar w:fldCharType="separate"/>
+      </w:r>
+      <w:r>
+        <w:rPr/>
+        <w:t>25</w:t>
+      </w:r>
+      <w:r>
+        <w:fldChar w:fldCharType="end"/>
+      </w:r>
+      <w:r>
+        <w:fldChar w:fldCharType="end"/>
+      </w:r>
     </w:p>
     <w:p>
       <w:pPr>
@@ -8604,8 +8131,7 @@
           <w:iCs w:val="0"/>
         </w:rPr>
       </w:pPr>
-      <w:bookmarkStart w:name="_Toc236291704" w:id="0"/>
-      <w:proofErr w:type="spellStart"/>
+      <w:bookmarkStart w:name="_Toc573034250" w:id="1382695080"/>
       <w:r>
         <w:rPr>
           <w:rStyle w:val="Emphasis"/>
@@ -8614,7 +8140,6 @@
         </w:rPr>
         <w:t>Списак</w:t>
       </w:r>
-      <w:proofErr w:type="spellEnd"/>
       <w:r>
         <w:rPr>
           <w:rStyle w:val="Emphasis"/>
@@ -8623,7 +8148,6 @@
         </w:rPr>
         <w:t xml:space="preserve"> </w:t>
       </w:r>
-      <w:proofErr w:type="spellStart"/>
       <w:r>
         <w:rPr>
           <w:rStyle w:val="Emphasis"/>
@@ -8632,8 +8156,7 @@
         </w:rPr>
         <w:t>слика</w:t>
       </w:r>
-      <w:bookmarkEnd w:id="0"/>
-      <w:proofErr w:type="spellEnd"/>
+      <w:bookmarkEnd w:id="1382695080"/>
     </w:p>
     <w:p xmlns:wp14="http://schemas.microsoft.com/office/word/2010/wordml" wp14:textId="77777777">
       <w:pPr>
@@ -8710,8 +8233,7 @@
           <w:lang w:val="sr-Cyrl-RS"/>
         </w:rPr>
       </w:pPr>
-      <w:bookmarkStart w:name="_Toc236291705" w:id="1"/>
-      <w:proofErr w:type="spellStart"/>
+      <w:bookmarkStart w:name="_Toc984522453" w:id="856976986"/>
       <w:r>
         <w:rPr>
           <w:rStyle w:val="Emphasis"/>
@@ -8720,7 +8242,6 @@
         </w:rPr>
         <w:t>Списак</w:t>
       </w:r>
-      <w:proofErr w:type="spellEnd"/>
       <w:r>
         <w:rPr>
           <w:rStyle w:val="Emphasis"/>
@@ -8729,7 +8250,6 @@
         </w:rPr>
         <w:t xml:space="preserve"> </w:t>
       </w:r>
-      <w:bookmarkEnd w:id="1"/>
       <w:r>
         <w:rPr>
           <w:rStyle w:val="Emphasis"/>
@@ -8739,6 +8259,7 @@
         </w:rPr>
         <w:t>табела</w:t>
       </w:r>
+      <w:bookmarkEnd w:id="856976986"/>
     </w:p>
     <w:p xmlns:wp14="http://schemas.microsoft.com/office/word/2010/wordml" wp14:textId="77777777">
       <w:pPr>
@@ -8797,13 +8318,13 @@
           <w:lang w:val="sr-Cyrl-RS"/>
         </w:rPr>
       </w:pPr>
-      <w:bookmarkStart w:name="_Toc236291706" w:id="2"/>
-      <w:proofErr w:type="spellStart"/>
-      <w:r>
+      <w:bookmarkStart w:name="_Toc1710500057" w:id="2125982295"/>
+      <w:r>
+        <w:rPr/>
         <w:t>Списак</w:t>
       </w:r>
-      <w:proofErr w:type="spellEnd"/>
-      <w:r>
+      <w:r>
+        <w:rPr/>
         <w:t xml:space="preserve"> </w:t>
       </w:r>
       <w:r>
@@ -8812,6 +8333,7 @@
         </w:rPr>
         <w:t>листинга</w:t>
       </w:r>
+      <w:bookmarkEnd w:id="2125982295"/>
     </w:p>
     <w:p xmlns:wp14="http://schemas.microsoft.com/office/word/2010/wordml" wp14:textId="77777777">
       <w:pPr>
@@ -8829,23 +8351,24 @@
           <w:numId w:val="0"/>
         </w:numPr>
       </w:pPr>
-      <w:proofErr w:type="spellStart"/>
-      <w:r>
+      <w:bookmarkStart w:name="_Toc1443825020" w:id="1997846591"/>
+      <w:r>
+        <w:rPr/>
         <w:t>Списак</w:t>
       </w:r>
-      <w:proofErr w:type="spellEnd"/>
-      <w:r>
+      <w:r>
+        <w:rPr/>
         <w:t xml:space="preserve"> </w:t>
       </w:r>
-      <w:proofErr w:type="spellStart"/>
-      <w:r>
+      <w:r>
+        <w:rPr/>
         <w:t>скраћениц</w:t>
       </w:r>
       <w:r>
+        <w:rPr/>
         <w:t>а</w:t>
       </w:r>
-      <w:bookmarkEnd w:id="2"/>
-      <w:proofErr w:type="spellEnd"/>
+      <w:bookmarkEnd w:id="1997846591"/>
     </w:p>
     <w:p xmlns:wp14="http://schemas.microsoft.com/office/word/2010/wordml" wp14:textId="77777777">
       <w:pPr>
@@ -8978,9 +8501,13 @@
     <w:p>
       <w:pPr>
         <w:pStyle w:val="Heading1"/>
-      </w:pPr>
-      <w:bookmarkStart w:name="_Toc236291707" w:id="3"/>
-      <w:r>
+        <w:rPr>
+          <w:lang w:val="sr-Cyrl-RS"/>
+        </w:rPr>
+      </w:pPr>
+      <w:bookmarkStart w:name="_Toc1618048127" w:id="935784157"/>
+      <w:r>
+        <w:rPr/>
         <w:t>У</w:t>
       </w:r>
       <w:r>
@@ -8989,7 +8516,7 @@
         </w:rPr>
         <w:t>вод</w:t>
       </w:r>
-      <w:bookmarkEnd w:id="3"/>
+      <w:bookmarkEnd w:id="935784157"/>
     </w:p>
     <w:p xmlns:wp14="http://schemas.microsoft.com/office/word/2010/wordml" wp14:textId="77777777">
       <w:pPr>
@@ -9509,14 +9036,14 @@
           <w:lang w:val="sr-Cyrl-RS"/>
         </w:rPr>
       </w:pPr>
-      <w:bookmarkStart w:name="_Toc236291708" w:id="4"/>
+      <w:bookmarkStart w:name="_Toc776203058" w:id="968689803"/>
       <w:r>
         <w:rPr>
           <w:lang w:val="sr-Cyrl-RS"/>
         </w:rPr>
         <w:t>Опис проблема</w:t>
       </w:r>
-      <w:bookmarkEnd w:id="4"/>
+      <w:bookmarkEnd w:id="968689803"/>
     </w:p>
     <w:p xmlns:wp14="http://schemas.microsoft.com/office/word/2010/wordml" wp14:textId="0AA179DA">
       <w:pPr>
@@ -10202,38 +9729,32 @@
     </w:p>
     <w:p>
       <w:pPr>
-        <w:pStyle w:val="BodyText"/>
+        <w:pStyle w:val="Heading1"/>
         <w:rPr>
           <w:lang w:val="sr-Cyrl-RS"/>
         </w:rPr>
       </w:pPr>
-    </w:p>
-    <w:p>
-      <w:pPr>
-        <w:pStyle w:val="Heading1"/>
-      </w:pPr>
-      <w:bookmarkStart w:name="_Toc236291709" w:id="5"/>
-      <w:proofErr w:type="spellStart"/>
-      <w:r>
+      <w:bookmarkStart w:name="_Toc1823417154" w:id="531594970"/>
+      <w:r>
+        <w:rPr/>
         <w:t>Опис</w:t>
       </w:r>
-      <w:proofErr w:type="spellEnd"/>
-      <w:r>
+      <w:r>
+        <w:rPr/>
         <w:t xml:space="preserve"> </w:t>
       </w:r>
-      <w:proofErr w:type="spellStart"/>
-      <w:r>
+      <w:r>
+        <w:rPr/>
         <w:t>коришћених</w:t>
       </w:r>
-      <w:proofErr w:type="spellEnd"/>
-      <w:r>
+      <w:r>
+        <w:rPr/>
         <w:t xml:space="preserve"> </w:t>
       </w:r>
-      <w:proofErr w:type="spellStart"/>
-      <w:r>
+      <w:r>
+        <w:rPr/>
         <w:t>технологија</w:t>
       </w:r>
-      <w:proofErr w:type="spellEnd"/>
       <w:r>
         <w:rPr>
           <w:lang w:val="sr-Cyrl-RS"/>
@@ -10241,6 +9762,7 @@
         <w:t xml:space="preserve"> и</w:t>
       </w:r>
       <w:r>
+        <w:rPr/>
         <w:t xml:space="preserve"> </w:t>
       </w:r>
       <w:r>
@@ -10249,7 +9771,7 @@
         </w:rPr>
         <w:t>алата</w:t>
       </w:r>
-      <w:bookmarkEnd w:id="5"/>
+      <w:bookmarkEnd w:id="531594970"/>
     </w:p>
     <w:p xmlns:wp14="http://schemas.microsoft.com/office/word/2010/wordml" wp14:textId="77777777">
       <w:pPr>
@@ -10398,28 +9920,28 @@
     <w:p>
       <w:pPr>
         <w:pStyle w:val="Heading1"/>
-      </w:pPr>
-      <w:bookmarkStart w:name="_Toc236291710" w:id="6"/>
+        <w:rPr/>
+      </w:pPr>
+      <w:bookmarkStart w:name="_Toc459059121" w:id="1803461278"/>
       <w:r>
         <w:rPr>
           <w:lang w:val="sr-Cyrl-RS"/>
         </w:rPr>
         <w:t xml:space="preserve">Опис </w:t>
       </w:r>
-      <w:proofErr w:type="spellStart"/>
-      <w:r>
+      <w:r>
+        <w:rPr/>
         <w:t>почетног</w:t>
       </w:r>
-      <w:proofErr w:type="spellEnd"/>
-      <w:r>
+      <w:r>
+        <w:rPr/>
         <w:t xml:space="preserve"> </w:t>
       </w:r>
-      <w:proofErr w:type="spellStart"/>
-      <w:r>
+      <w:r>
+        <w:rPr/>
         <w:t>решења</w:t>
       </w:r>
-      <w:bookmarkEnd w:id="6"/>
-      <w:proofErr w:type="spellEnd"/>
+      <w:bookmarkEnd w:id="1803461278"/>
     </w:p>
     <w:p xmlns:wp14="http://schemas.microsoft.com/office/word/2010/wordml" wp14:textId="77777777">
       <w:pPr>
@@ -10518,7 +10040,7 @@
       </w:r>
     </w:p>
     <w:p xmlns:wp14="http://schemas.microsoft.com/office/word/2010/wordml" wp14:textId="77777777">
-      <w:bookmarkStart w:id="100" w:name="_Slika_4_1"/>
+      <w:bookmarkStart w:name="_Slika_4_1" w:id="100"/>
       <w:pPr>
         <w:pStyle w:val="Slika"/>
         <w:jc w:val="center"/>
@@ -10639,14 +10161,14 @@
           <w:lang w:val="sr-Cyrl-RS"/>
         </w:rPr>
       </w:pPr>
-      <w:bookmarkStart w:name="_Toc236291711" w:id="7"/>
+      <w:bookmarkStart w:name="_Toc193773176" w:id="144346739"/>
       <w:r>
         <w:rPr>
           <w:lang w:val="sr-Cyrl-RS"/>
         </w:rPr>
         <w:t>Опис решења проблема</w:t>
       </w:r>
-      <w:bookmarkEnd w:id="7"/>
+      <w:bookmarkEnd w:id="144346739"/>
     </w:p>
     <w:p xmlns:wp14="http://schemas.microsoft.com/office/word/2010/wordml" wp14:textId="08A029BD">
       <w:pPr>
@@ -11006,7 +10528,7 @@
       </w:r>
     </w:p>
     <w:p xmlns:wp14="http://schemas.microsoft.com/office/word/2010/wordml" wp14:textId="77777777">
-      <w:bookmarkStart w:id="101" w:name="_Slika_5_1"/>
+      <w:bookmarkStart w:name="_Slika_5_1" w:id="101"/>
       <w:pPr>
         <w:pStyle w:val="Slika"/>
         <w:jc w:val="center"/>
@@ -11185,7 +10707,7 @@
       </w:r>
     </w:p>
     <w:p xmlns:wp14="http://schemas.microsoft.com/office/word/2010/wordml" wp14:textId="77777777">
-      <w:bookmarkStart w:id="102" w:name="_Tabela_5_1"/>
+      <w:bookmarkStart w:name="_Tabela_5_1" w:id="102"/>
       <w:pPr>
         <w:pStyle w:val="Tabela"/>
       </w:pPr>
@@ -11488,17 +11010,17 @@
       <w:pPr>
         <w:pStyle w:val="Heading1"/>
         <w:rPr>
-          <w:szCs w:val="36"/>
+          <w:lang w:val="sr-Cyrl-RS"/>
         </w:rPr>
       </w:pPr>
-      <w:bookmarkStart w:name="_Toc236291712" w:id="8"/>
+      <w:bookmarkStart w:name="_Toc70042647" w:id="1800675871"/>
       <w:r>
         <w:rPr>
           <w:lang w:val="sr-Cyrl-RS"/>
         </w:rPr>
         <w:t>Тестирање и резултати</w:t>
       </w:r>
-      <w:bookmarkEnd w:id="8"/>
+      <w:bookmarkEnd w:id="1800675871"/>
     </w:p>
     <w:p xmlns:wp14="http://schemas.microsoft.com/office/word/2010/wordml" wp14:textId="77777777">
       <w:pPr>
@@ -11573,7 +11095,7 @@
       </w:r>
     </w:p>
     <w:p xmlns:wp14="http://schemas.microsoft.com/office/word/2010/wordml" wp14:textId="77777777">
-      <w:bookmarkStart w:id="103" w:name="_Tabela_6_1"/>
+      <w:bookmarkStart w:name="_Tabela_6_1" w:id="103"/>
       <w:pPr>
         <w:pStyle w:val="Tabela"/>
       </w:pPr>
@@ -11883,12 +11405,14 @@
     <w:p>
       <w:pPr>
         <w:pStyle w:val="Heading1"/>
-      </w:pPr>
-      <w:bookmarkStart w:name="_Toc236291713" w:id="9"/>
-      <w:r>
+        <w:rPr/>
+      </w:pPr>
+      <w:bookmarkStart w:name="_Toc464084517" w:id="1618019936"/>
+      <w:r>
+        <w:rPr/>
         <w:t>Закључак</w:t>
       </w:r>
-      <w:bookmarkEnd w:id="9"/>
+      <w:bookmarkEnd w:id="1618019936"/>
     </w:p>
     <w:p xmlns:wp14="http://schemas.microsoft.com/office/word/2010/wordml" wp14:textId="77777777">
       <w:pPr>
@@ -11998,14 +11522,14 @@
           <w:lang w:val="sr-Cyrl-RS"/>
         </w:rPr>
       </w:pPr>
-      <w:bookmarkStart w:name="_Toc236291714" w:id="10"/>
+      <w:bookmarkStart w:name="_Toc864234657" w:id="1486138899"/>
       <w:r>
         <w:rPr>
           <w:lang w:val="sr-Cyrl-RS"/>
         </w:rPr>
         <w:t>Литература</w:t>
       </w:r>
-      <w:bookmarkEnd w:id="10"/>
+      <w:bookmarkEnd w:id="1486138899"/>
     </w:p>
     <w:p xmlns:wp14="http://schemas.microsoft.com/office/word/2010/wordml" wp14:textId="77777777">
       <w:pPr>
@@ -12103,13 +11627,12 @@
           <w:numId w:val="0"/>
         </w:numPr>
       </w:pPr>
-      <w:bookmarkStart w:name="_Toc236291715" w:id="11"/>
-      <w:proofErr w:type="spellStart"/>
-      <w:r>
+      <w:bookmarkStart w:name="_Toc870668636" w:id="2052198082"/>
+      <w:r>
+        <w:rPr/>
         <w:t>Биографија</w:t>
       </w:r>
-      <w:bookmarkEnd w:id="11"/>
-      <w:proofErr w:type="spellEnd"/>
+      <w:bookmarkEnd w:id="2052198082"/>
     </w:p>
     <w:p>
       <w:pPr>

--- a/docs/diplomski-rad.docx
+++ b/docs/diplomski-rad.docx
@@ -596,9 +596,12 @@
         <w:tblW w:w="9923" w:type="dxa"/>
         <w:tblInd w:w="108" w:type="dxa"/>
         <w:tblBorders>
-          <w:top w:val="dashSmallGap" w:color="auto" w:sz="4" w:space="0"/>
-          <w:bottom w:val="dashSmallGap" w:color="auto" w:sz="4" w:space="0"/>
-          <w:insideV w:val="dashSmallGap" w:color="auto" w:sz="4" w:space="0"/>
+          <w:top w:val="single" w:color="000000" w:sz="4" w:space="0"/>
+          <w:bottom w:val="single" w:color="000000" w:sz="4" w:space="0"/>
+          <w:insideV w:val="single" w:color="000000" w:sz="4" w:space="0"/>
+          <w:left w:val="single" w:sz="4" w:space="0" w:color="000000"/>
+          <w:right w:val="single" w:sz="4" w:space="0" w:color="000000"/>
+          <w:insideH w:val="single" w:sz="4" w:space="0" w:color="000000"/>
         </w:tblBorders>
         <w:tblLayout w:type="fixed"/>
         <w:tblLook w:val="0000" w:firstRow="0" w:lastRow="0" w:firstColumn="0" w:lastColumn="0" w:noHBand="0" w:noVBand="0"/>
@@ -619,8 +622,10 @@
             <w:tcW w:w="3544" w:type="dxa"/>
             <w:gridSpan w:val="2"/>
             <w:tcBorders>
-              <w:top w:val="single" w:color="auto" w:sz="12" w:space="0"/>
-              <w:bottom w:val="dashSmallGap" w:color="auto" w:sz="4" w:space="0"/>
+              <w:top w:val="single" w:color="000000" w:sz="4" w:space="0"/>
+              <w:bottom w:val="single" w:color="000000" w:sz="4" w:space="0"/>
+              <w:left w:val="single" w:sz="4" w:space="0" w:color="000000"/>
+              <w:right w:val="single" w:sz="4" w:space="0" w:color="000000"/>
             </w:tcBorders>
             <w:tcMar/>
           </w:tcPr>
@@ -661,8 +666,10 @@
             <w:tcW w:w="6379" w:type="dxa"/>
             <w:gridSpan w:val="2"/>
             <w:tcBorders>
-              <w:top w:val="single" w:color="auto" w:sz="12" w:space="0"/>
-              <w:bottom w:val="dashSmallGap" w:color="auto" w:sz="4" w:space="0"/>
+              <w:top w:val="single" w:color="000000" w:sz="4" w:space="0"/>
+              <w:bottom w:val="single" w:color="000000" w:sz="4" w:space="0"/>
+              <w:left w:val="single" w:sz="4" w:space="0" w:color="000000"/>
+              <w:right w:val="single" w:sz="4" w:space="0" w:color="000000"/>
             </w:tcBorders>
             <w:tcMar/>
           </w:tcPr>
@@ -687,8 +694,10 @@
             <w:tcW w:w="3544" w:type="dxa"/>
             <w:gridSpan w:val="2"/>
             <w:tcBorders>
-              <w:top w:val="dashSmallGap" w:color="auto" w:sz="4" w:space="0"/>
-              <w:bottom w:val="dashSmallGap" w:color="auto" w:sz="4" w:space="0"/>
+              <w:top w:val="single" w:color="000000" w:sz="4" w:space="0"/>
+              <w:bottom w:val="single" w:color="000000" w:sz="4" w:space="0"/>
+              <w:left w:val="single" w:sz="4" w:space="0" w:color="000000"/>
+              <w:right w:val="single" w:sz="4" w:space="0" w:color="000000"/>
             </w:tcBorders>
             <w:tcMar/>
           </w:tcPr>
@@ -729,8 +738,10 @@
             <w:tcW w:w="6379" w:type="dxa"/>
             <w:gridSpan w:val="2"/>
             <w:tcBorders>
-              <w:top w:val="dashSmallGap" w:color="auto" w:sz="4" w:space="0"/>
-              <w:bottom w:val="dashSmallGap" w:color="auto" w:sz="4" w:space="0"/>
+              <w:top w:val="single" w:color="000000" w:sz="4" w:space="0"/>
+              <w:bottom w:val="single" w:color="000000" w:sz="4" w:space="0"/>
+              <w:left w:val="single" w:sz="4" w:space="0" w:color="000000"/>
+              <w:right w:val="single" w:sz="4" w:space="0" w:color="000000"/>
             </w:tcBorders>
             <w:tcMar/>
           </w:tcPr>
@@ -755,8 +766,10 @@
             <w:tcW w:w="3544" w:type="dxa"/>
             <w:gridSpan w:val="2"/>
             <w:tcBorders>
-              <w:top w:val="dashSmallGap" w:color="auto" w:sz="4" w:space="0"/>
-              <w:bottom w:val="dashSmallGap" w:color="auto" w:sz="4" w:space="0"/>
+              <w:top w:val="single" w:color="000000" w:sz="4" w:space="0"/>
+              <w:bottom w:val="single" w:color="000000" w:sz="4" w:space="0"/>
+              <w:left w:val="single" w:sz="4" w:space="0" w:color="000000"/>
+              <w:right w:val="single" w:sz="4" w:space="0" w:color="000000"/>
             </w:tcBorders>
             <w:tcMar/>
           </w:tcPr>
@@ -797,8 +810,10 @@
             <w:tcW w:w="6379" w:type="dxa"/>
             <w:gridSpan w:val="2"/>
             <w:tcBorders>
-              <w:top w:val="dashSmallGap" w:color="auto" w:sz="4" w:space="0"/>
-              <w:bottom w:val="dashSmallGap" w:color="auto" w:sz="4" w:space="0"/>
+              <w:top w:val="single" w:color="000000" w:sz="4" w:space="0"/>
+              <w:bottom w:val="single" w:color="000000" w:sz="4" w:space="0"/>
+              <w:left w:val="single" w:sz="4" w:space="0" w:color="000000"/>
+              <w:right w:val="single" w:sz="4" w:space="0" w:color="000000"/>
             </w:tcBorders>
             <w:tcMar/>
           </w:tcPr>
@@ -831,8 +846,10 @@
             <w:tcW w:w="3544" w:type="dxa"/>
             <w:gridSpan w:val="2"/>
             <w:tcBorders>
-              <w:top w:val="dashSmallGap" w:color="auto" w:sz="4" w:space="0"/>
-              <w:bottom w:val="dashSmallGap" w:color="auto" w:sz="4" w:space="0"/>
+              <w:top w:val="single" w:color="000000" w:sz="4" w:space="0"/>
+              <w:bottom w:val="single" w:color="000000" w:sz="4" w:space="0"/>
+              <w:left w:val="single" w:sz="4" w:space="0" w:color="000000"/>
+              <w:right w:val="single" w:sz="4" w:space="0" w:color="000000"/>
             </w:tcBorders>
             <w:tcMar/>
           </w:tcPr>
@@ -873,8 +890,10 @@
             <w:tcW w:w="6379" w:type="dxa"/>
             <w:gridSpan w:val="2"/>
             <w:tcBorders>
-              <w:top w:val="dashSmallGap" w:color="auto" w:sz="4" w:space="0"/>
-              <w:bottom w:val="dashSmallGap" w:color="auto" w:sz="4" w:space="0"/>
+              <w:top w:val="single" w:color="000000" w:sz="4" w:space="0"/>
+              <w:bottom w:val="single" w:color="000000" w:sz="4" w:space="0"/>
+              <w:left w:val="single" w:sz="4" w:space="0" w:color="000000"/>
+              <w:right w:val="single" w:sz="4" w:space="0" w:color="000000"/>
             </w:tcBorders>
             <w:tcMar/>
           </w:tcPr>
@@ -907,8 +926,10 @@
             <w:tcW w:w="3544" w:type="dxa"/>
             <w:gridSpan w:val="2"/>
             <w:tcBorders>
-              <w:top w:val="dashSmallGap" w:color="auto" w:sz="4" w:space="0"/>
-              <w:bottom w:val="dashSmallGap" w:color="auto" w:sz="4" w:space="0"/>
+              <w:top w:val="single" w:color="000000" w:sz="4" w:space="0"/>
+              <w:bottom w:val="single" w:color="000000" w:sz="4" w:space="0"/>
+              <w:left w:val="single" w:sz="4" w:space="0" w:color="000000"/>
+              <w:right w:val="single" w:sz="4" w:space="0" w:color="000000"/>
             </w:tcBorders>
             <w:tcMar/>
           </w:tcPr>
@@ -949,8 +970,10 @@
             <w:tcW w:w="6379" w:type="dxa"/>
             <w:gridSpan w:val="2"/>
             <w:tcBorders>
-              <w:top w:val="dashSmallGap" w:color="auto" w:sz="4" w:space="0"/>
-              <w:bottom w:val="dashSmallGap" w:color="auto" w:sz="4" w:space="0"/>
+              <w:top w:val="single" w:color="000000" w:sz="4" w:space="0"/>
+              <w:bottom w:val="single" w:color="000000" w:sz="4" w:space="0"/>
+              <w:left w:val="single" w:sz="4" w:space="0" w:color="000000"/>
+              <w:right w:val="single" w:sz="4" w:space="0" w:color="000000"/>
             </w:tcBorders>
             <w:tcMar/>
           </w:tcPr>
@@ -999,8 +1022,10 @@
             <w:tcW w:w="3544" w:type="dxa"/>
             <w:gridSpan w:val="2"/>
             <w:tcBorders>
-              <w:top w:val="dashSmallGap" w:color="auto" w:sz="4" w:space="0"/>
-              <w:bottom w:val="dashSmallGap" w:color="auto" w:sz="4" w:space="0"/>
+              <w:top w:val="single" w:color="000000" w:sz="4" w:space="0"/>
+              <w:bottom w:val="single" w:color="000000" w:sz="4" w:space="0"/>
+              <w:left w:val="single" w:sz="4" w:space="0" w:color="000000"/>
+              <w:right w:val="single" w:sz="4" w:space="0" w:color="000000"/>
             </w:tcBorders>
             <w:tcMar/>
           </w:tcPr>
@@ -1041,8 +1066,10 @@
             <w:tcW w:w="6379" w:type="dxa"/>
             <w:gridSpan w:val="2"/>
             <w:tcBorders>
-              <w:top w:val="dashSmallGap" w:color="auto" w:sz="4" w:space="0"/>
-              <w:bottom w:val="dashSmallGap" w:color="auto" w:sz="4" w:space="0"/>
+              <w:top w:val="single" w:color="000000" w:sz="4" w:space="0"/>
+              <w:bottom w:val="single" w:color="000000" w:sz="4" w:space="0"/>
+              <w:left w:val="single" w:sz="4" w:space="0" w:color="000000"/>
+              <w:right w:val="single" w:sz="4" w:space="0" w:color="000000"/>
             </w:tcBorders>
             <w:tcMar/>
           </w:tcPr>
@@ -1080,8 +1107,10 @@
             <w:tcW w:w="3544" w:type="dxa"/>
             <w:gridSpan w:val="2"/>
             <w:tcBorders>
-              <w:top w:val="dashSmallGap" w:color="auto" w:sz="4" w:space="0"/>
-              <w:bottom w:val="dashSmallGap" w:color="auto" w:sz="4" w:space="0"/>
+              <w:top w:val="single" w:color="000000" w:sz="4" w:space="0"/>
+              <w:bottom w:val="single" w:color="000000" w:sz="4" w:space="0"/>
+              <w:left w:val="single" w:sz="4" w:space="0" w:color="000000"/>
+              <w:right w:val="single" w:sz="4" w:space="0" w:color="000000"/>
             </w:tcBorders>
             <w:tcMar/>
           </w:tcPr>
@@ -1122,8 +1151,10 @@
             <w:tcW w:w="6379" w:type="dxa"/>
             <w:gridSpan w:val="2"/>
             <w:tcBorders>
-              <w:top w:val="dashSmallGap" w:color="auto" w:sz="4" w:space="0"/>
-              <w:bottom w:val="dashSmallGap" w:color="auto" w:sz="4" w:space="0"/>
+              <w:top w:val="single" w:color="000000" w:sz="4" w:space="0"/>
+              <w:bottom w:val="single" w:color="000000" w:sz="4" w:space="0"/>
+              <w:left w:val="single" w:sz="4" w:space="0" w:color="000000"/>
+              <w:right w:val="single" w:sz="4" w:space="0" w:color="000000"/>
             </w:tcBorders>
             <w:tcMar/>
           </w:tcPr>
@@ -1172,8 +1203,10 @@
             <w:tcW w:w="3544" w:type="dxa"/>
             <w:gridSpan w:val="2"/>
             <w:tcBorders>
-              <w:top w:val="dashSmallGap" w:color="auto" w:sz="4" w:space="0"/>
-              <w:bottom w:val="dashSmallGap" w:color="auto" w:sz="4" w:space="0"/>
+              <w:top w:val="single" w:color="000000" w:sz="4" w:space="0"/>
+              <w:bottom w:val="single" w:color="000000" w:sz="4" w:space="0"/>
+              <w:left w:val="single" w:sz="4" w:space="0" w:color="000000"/>
+              <w:right w:val="single" w:sz="4" w:space="0" w:color="000000"/>
             </w:tcBorders>
             <w:tcMar/>
           </w:tcPr>
@@ -1214,8 +1247,10 @@
             <w:tcW w:w="6379" w:type="dxa"/>
             <w:gridSpan w:val="2"/>
             <w:tcBorders>
-              <w:top w:val="dashSmallGap" w:color="auto" w:sz="4" w:space="0"/>
-              <w:bottom w:val="dashSmallGap" w:color="auto" w:sz="4" w:space="0"/>
+              <w:top w:val="single" w:color="000000" w:sz="4" w:space="0"/>
+              <w:bottom w:val="single" w:color="000000" w:sz="4" w:space="0"/>
+              <w:left w:val="single" w:sz="4" w:space="0" w:color="000000"/>
+              <w:right w:val="single" w:sz="4" w:space="0" w:color="000000"/>
             </w:tcBorders>
             <w:tcMar/>
           </w:tcPr>
@@ -1326,8 +1361,10 @@
             <w:tcW w:w="3544" w:type="dxa"/>
             <w:gridSpan w:val="2"/>
             <w:tcBorders>
-              <w:top w:val="dashSmallGap" w:color="auto" w:sz="4" w:space="0"/>
-              <w:bottom w:val="dashSmallGap" w:color="auto" w:sz="4" w:space="0"/>
+              <w:top w:val="single" w:color="000000" w:sz="4" w:space="0"/>
+              <w:bottom w:val="single" w:color="000000" w:sz="4" w:space="0"/>
+              <w:left w:val="single" w:sz="4" w:space="0" w:color="000000"/>
+              <w:right w:val="single" w:sz="4" w:space="0" w:color="000000"/>
             </w:tcBorders>
             <w:tcMar/>
           </w:tcPr>
@@ -1368,8 +1405,10 @@
             <w:tcW w:w="6379" w:type="dxa"/>
             <w:gridSpan w:val="2"/>
             <w:tcBorders>
-              <w:top w:val="dashSmallGap" w:color="auto" w:sz="4" w:space="0"/>
-              <w:bottom w:val="dashSmallGap" w:color="auto" w:sz="4" w:space="0"/>
+              <w:top w:val="single" w:color="000000" w:sz="4" w:space="0"/>
+              <w:bottom w:val="single" w:color="000000" w:sz="4" w:space="0"/>
+              <w:left w:val="single" w:sz="4" w:space="0" w:color="000000"/>
+              <w:right w:val="single" w:sz="4" w:space="0" w:color="000000"/>
             </w:tcBorders>
             <w:tcMar/>
           </w:tcPr>
@@ -1417,8 +1456,10 @@
             <w:tcW w:w="3544" w:type="dxa"/>
             <w:gridSpan w:val="2"/>
             <w:tcBorders>
-              <w:top w:val="dashSmallGap" w:color="auto" w:sz="4" w:space="0"/>
-              <w:bottom w:val="dashSmallGap" w:color="auto" w:sz="4" w:space="0"/>
+              <w:top w:val="single" w:color="000000" w:sz="4" w:space="0"/>
+              <w:bottom w:val="single" w:color="000000" w:sz="4" w:space="0"/>
+              <w:left w:val="single" w:sz="4" w:space="0" w:color="000000"/>
+              <w:right w:val="single" w:sz="4" w:space="0" w:color="000000"/>
             </w:tcBorders>
             <w:tcMar/>
           </w:tcPr>
@@ -1459,8 +1500,10 @@
             <w:tcW w:w="6379" w:type="dxa"/>
             <w:gridSpan w:val="2"/>
             <w:tcBorders>
-              <w:top w:val="dashSmallGap" w:color="auto" w:sz="4" w:space="0"/>
-              <w:bottom w:val="dashSmallGap" w:color="auto" w:sz="4" w:space="0"/>
+              <w:top w:val="single" w:color="000000" w:sz="4" w:space="0"/>
+              <w:bottom w:val="single" w:color="000000" w:sz="4" w:space="0"/>
+              <w:left w:val="single" w:sz="4" w:space="0" w:color="000000"/>
+              <w:right w:val="single" w:sz="4" w:space="0" w:color="000000"/>
             </w:tcBorders>
             <w:tcMar/>
           </w:tcPr>
@@ -1493,8 +1536,10 @@
             <w:tcW w:w="3544" w:type="dxa"/>
             <w:gridSpan w:val="2"/>
             <w:tcBorders>
-              <w:top w:val="dashSmallGap" w:color="auto" w:sz="4" w:space="0"/>
-              <w:bottom w:val="dashSmallGap" w:color="auto" w:sz="4" w:space="0"/>
+              <w:top w:val="single" w:color="000000" w:sz="4" w:space="0"/>
+              <w:bottom w:val="single" w:color="000000" w:sz="4" w:space="0"/>
+              <w:left w:val="single" w:sz="4" w:space="0" w:color="000000"/>
+              <w:right w:val="single" w:sz="4" w:space="0" w:color="000000"/>
             </w:tcBorders>
             <w:tcMar/>
           </w:tcPr>
@@ -1565,8 +1610,10 @@
             <w:tcW w:w="6379" w:type="dxa"/>
             <w:gridSpan w:val="2"/>
             <w:tcBorders>
-              <w:top w:val="dashSmallGap" w:color="auto" w:sz="4" w:space="0"/>
-              <w:bottom w:val="dashSmallGap" w:color="auto" w:sz="4" w:space="0"/>
+              <w:top w:val="single" w:color="000000" w:sz="4" w:space="0"/>
+              <w:bottom w:val="single" w:color="000000" w:sz="4" w:space="0"/>
+              <w:left w:val="single" w:sz="4" w:space="0" w:color="000000"/>
+              <w:right w:val="single" w:sz="4" w:space="0" w:color="000000"/>
             </w:tcBorders>
             <w:tcMar/>
           </w:tcPr>
@@ -1599,8 +1646,10 @@
             <w:tcW w:w="3544" w:type="dxa"/>
             <w:gridSpan w:val="2"/>
             <w:tcBorders>
-              <w:top w:val="dashSmallGap" w:color="auto" w:sz="4" w:space="0"/>
-              <w:bottom w:val="dashSmallGap" w:color="auto" w:sz="4" w:space="0"/>
+              <w:top w:val="single" w:color="000000" w:sz="4" w:space="0"/>
+              <w:bottom w:val="single" w:color="000000" w:sz="4" w:space="0"/>
+              <w:left w:val="single" w:sz="4" w:space="0" w:color="000000"/>
+              <w:right w:val="single" w:sz="4" w:space="0" w:color="000000"/>
             </w:tcBorders>
             <w:tcMar/>
           </w:tcPr>
@@ -1671,8 +1720,10 @@
             <w:tcW w:w="6379" w:type="dxa"/>
             <w:gridSpan w:val="2"/>
             <w:tcBorders>
-              <w:top w:val="dashSmallGap" w:color="auto" w:sz="4" w:space="0"/>
-              <w:bottom w:val="dashSmallGap" w:color="auto" w:sz="4" w:space="0"/>
+              <w:top w:val="single" w:color="000000" w:sz="4" w:space="0"/>
+              <w:bottom w:val="single" w:color="000000" w:sz="4" w:space="0"/>
+              <w:left w:val="single" w:sz="4" w:space="0" w:color="000000"/>
+              <w:right w:val="single" w:sz="4" w:space="0" w:color="000000"/>
             </w:tcBorders>
             <w:tcMar/>
           </w:tcPr>
@@ -1705,8 +1756,10 @@
             <w:tcW w:w="3544" w:type="dxa"/>
             <w:gridSpan w:val="2"/>
             <w:tcBorders>
-              <w:top w:val="dashSmallGap" w:color="auto" w:sz="4" w:space="0"/>
-              <w:bottom w:val="dashSmallGap" w:color="auto" w:sz="4" w:space="0"/>
+              <w:top w:val="single" w:color="000000" w:sz="4" w:space="0"/>
+              <w:bottom w:val="single" w:color="000000" w:sz="4" w:space="0"/>
+              <w:left w:val="single" w:sz="4" w:space="0" w:color="000000"/>
+              <w:right w:val="single" w:sz="4" w:space="0" w:color="000000"/>
             </w:tcBorders>
             <w:tcMar/>
           </w:tcPr>
@@ -1747,8 +1800,10 @@
             <w:tcW w:w="6379" w:type="dxa"/>
             <w:gridSpan w:val="2"/>
             <w:tcBorders>
-              <w:top w:val="dashSmallGap" w:color="auto" w:sz="4" w:space="0"/>
-              <w:bottom w:val="dashSmallGap" w:color="auto" w:sz="4" w:space="0"/>
+              <w:top w:val="single" w:color="000000" w:sz="4" w:space="0"/>
+              <w:bottom w:val="single" w:color="000000" w:sz="4" w:space="0"/>
+              <w:left w:val="single" w:sz="4" w:space="0" w:color="000000"/>
+              <w:right w:val="single" w:sz="4" w:space="0" w:color="000000"/>
             </w:tcBorders>
             <w:tcMar/>
           </w:tcPr>
@@ -1789,8 +1844,10 @@
             <w:tcW w:w="3544" w:type="dxa"/>
             <w:gridSpan w:val="2"/>
             <w:tcBorders>
-              <w:top w:val="dashSmallGap" w:color="auto" w:sz="4" w:space="0"/>
-              <w:bottom w:val="dashSmallGap" w:color="auto" w:sz="4" w:space="0"/>
+              <w:top w:val="single" w:color="000000" w:sz="4" w:space="0"/>
+              <w:bottom w:val="single" w:color="000000" w:sz="4" w:space="0"/>
+              <w:left w:val="single" w:sz="4" w:space="0" w:color="000000"/>
+              <w:right w:val="single" w:sz="4" w:space="0" w:color="000000"/>
             </w:tcBorders>
             <w:tcMar/>
           </w:tcPr>
@@ -1846,8 +1903,10 @@
             <w:tcW w:w="6379" w:type="dxa"/>
             <w:gridSpan w:val="2"/>
             <w:tcBorders>
-              <w:top w:val="dashSmallGap" w:color="auto" w:sz="4" w:space="0"/>
-              <w:bottom w:val="dashSmallGap" w:color="auto" w:sz="4" w:space="0"/>
+              <w:top w:val="single" w:color="000000" w:sz="4" w:space="0"/>
+              <w:bottom w:val="single" w:color="000000" w:sz="4" w:space="0"/>
+              <w:left w:val="single" w:sz="4" w:space="0" w:color="000000"/>
+              <w:right w:val="single" w:sz="4" w:space="0" w:color="000000"/>
             </w:tcBorders>
             <w:tcMar/>
           </w:tcPr>
@@ -1881,8 +1940,10 @@
             <w:tcW w:w="3544" w:type="dxa"/>
             <w:gridSpan w:val="2"/>
             <w:tcBorders>
-              <w:top w:val="dashSmallGap" w:color="auto" w:sz="4" w:space="0"/>
-              <w:bottom w:val="dashSmallGap" w:color="auto" w:sz="4" w:space="0"/>
+              <w:top w:val="single" w:color="000000" w:sz="4" w:space="0"/>
+              <w:bottom w:val="single" w:color="000000" w:sz="4" w:space="0"/>
+              <w:left w:val="single" w:sz="4" w:space="0" w:color="000000"/>
+              <w:right w:val="single" w:sz="4" w:space="0" w:color="000000"/>
             </w:tcBorders>
             <w:tcMar/>
           </w:tcPr>
@@ -1923,8 +1984,10 @@
             <w:tcW w:w="6379" w:type="dxa"/>
             <w:gridSpan w:val="2"/>
             <w:tcBorders>
-              <w:top w:val="dashSmallGap" w:color="auto" w:sz="4" w:space="0"/>
-              <w:bottom w:val="dashSmallGap" w:color="auto" w:sz="4" w:space="0"/>
+              <w:top w:val="single" w:color="000000" w:sz="4" w:space="0"/>
+              <w:bottom w:val="single" w:color="000000" w:sz="4" w:space="0"/>
+              <w:left w:val="single" w:sz="4" w:space="0" w:color="000000"/>
+              <w:right w:val="single" w:sz="4" w:space="0" w:color="000000"/>
             </w:tcBorders>
             <w:tcMar/>
           </w:tcPr>
@@ -1957,8 +2020,10 @@
             <w:tcW w:w="3544" w:type="dxa"/>
             <w:gridSpan w:val="2"/>
             <w:tcBorders>
-              <w:top w:val="dashSmallGap" w:color="auto" w:sz="4" w:space="0"/>
-              <w:bottom w:val="dashSmallGap" w:color="auto" w:sz="4" w:space="0"/>
+              <w:top w:val="single" w:color="000000" w:sz="4" w:space="0"/>
+              <w:bottom w:val="single" w:color="000000" w:sz="4" w:space="0"/>
+              <w:left w:val="single" w:sz="4" w:space="0" w:color="000000"/>
+              <w:right w:val="single" w:sz="4" w:space="0" w:color="000000"/>
             </w:tcBorders>
             <w:tcMar/>
           </w:tcPr>
@@ -2046,8 +2111,10 @@
             <w:tcW w:w="6379" w:type="dxa"/>
             <w:gridSpan w:val="2"/>
             <w:tcBorders>
-              <w:top w:val="dashSmallGap" w:color="auto" w:sz="4" w:space="0"/>
-              <w:bottom w:val="dashSmallGap" w:color="auto" w:sz="4" w:space="0"/>
+              <w:top w:val="single" w:color="000000" w:sz="4" w:space="0"/>
+              <w:bottom w:val="single" w:color="000000" w:sz="4" w:space="0"/>
+              <w:left w:val="single" w:sz="4" w:space="0" w:color="000000"/>
+              <w:right w:val="single" w:sz="4" w:space="0" w:color="000000"/>
             </w:tcBorders>
             <w:tcMar/>
             <w:vAlign w:val="center"/>
@@ -2105,8 +2172,10 @@
             <w:tcW w:w="3544" w:type="dxa"/>
             <w:gridSpan w:val="2"/>
             <w:tcBorders>
-              <w:top w:val="dashSmallGap" w:color="auto" w:sz="4" w:space="0"/>
-              <w:bottom w:val="dashSmallGap" w:color="auto" w:sz="4" w:space="0"/>
+              <w:top w:val="single" w:color="000000" w:sz="4" w:space="0"/>
+              <w:bottom w:val="single" w:color="000000" w:sz="4" w:space="0"/>
+              <w:left w:val="single" w:sz="4" w:space="0" w:color="000000"/>
+              <w:right w:val="single" w:sz="4" w:space="0" w:color="000000"/>
             </w:tcBorders>
             <w:tcMar/>
           </w:tcPr>
@@ -2162,8 +2231,10 @@
             <w:tcW w:w="6379" w:type="dxa"/>
             <w:gridSpan w:val="2"/>
             <w:tcBorders>
-              <w:top w:val="dashSmallGap" w:color="auto" w:sz="4" w:space="0"/>
-              <w:bottom w:val="dashSmallGap" w:color="auto" w:sz="4" w:space="0"/>
+              <w:top w:val="single" w:color="000000" w:sz="4" w:space="0"/>
+              <w:bottom w:val="single" w:color="000000" w:sz="4" w:space="0"/>
+              <w:left w:val="single" w:sz="4" w:space="0" w:color="000000"/>
+              <w:right w:val="single" w:sz="4" w:space="0" w:color="000000"/>
             </w:tcBorders>
             <w:tcMar/>
           </w:tcPr>
@@ -2196,8 +2267,10 @@
             <w:tcW w:w="3544" w:type="dxa"/>
             <w:gridSpan w:val="2"/>
             <w:tcBorders>
-              <w:top w:val="dashSmallGap" w:color="auto" w:sz="4" w:space="0"/>
-              <w:bottom w:val="dashSmallGap" w:color="auto" w:sz="4" w:space="0"/>
+              <w:top w:val="single" w:color="000000" w:sz="4" w:space="0"/>
+              <w:bottom w:val="single" w:color="000000" w:sz="4" w:space="0"/>
+              <w:left w:val="single" w:sz="4" w:space="0" w:color="000000"/>
+              <w:right w:val="single" w:sz="4" w:space="0" w:color="000000"/>
             </w:tcBorders>
             <w:tcMar/>
           </w:tcPr>
@@ -2253,8 +2326,10 @@
             <w:tcW w:w="6379" w:type="dxa"/>
             <w:gridSpan w:val="2"/>
             <w:tcBorders>
-              <w:top w:val="dashSmallGap" w:color="auto" w:sz="4" w:space="0"/>
-              <w:bottom w:val="dashSmallGap" w:color="auto" w:sz="4" w:space="0"/>
+              <w:top w:val="single" w:color="000000" w:sz="4" w:space="0"/>
+              <w:bottom w:val="single" w:color="000000" w:sz="4" w:space="0"/>
+              <w:left w:val="single" w:sz="4" w:space="0" w:color="000000"/>
+              <w:right w:val="single" w:sz="4" w:space="0" w:color="000000"/>
             </w:tcBorders>
             <w:tcMar/>
           </w:tcPr>
@@ -2287,8 +2362,10 @@
             <w:tcW w:w="3544" w:type="dxa"/>
             <w:gridSpan w:val="2"/>
             <w:tcBorders>
-              <w:top w:val="dashSmallGap" w:color="auto" w:sz="4" w:space="0"/>
-              <w:bottom w:val="dashSmallGap" w:color="auto" w:sz="4" w:space="0"/>
+              <w:top w:val="single" w:color="000000" w:sz="4" w:space="0"/>
+              <w:bottom w:val="single" w:color="000000" w:sz="4" w:space="0"/>
+              <w:left w:val="single" w:sz="4" w:space="0" w:color="000000"/>
+              <w:right w:val="single" w:sz="4" w:space="0" w:color="000000"/>
             </w:tcBorders>
             <w:tcMar/>
           </w:tcPr>
@@ -2384,8 +2461,10 @@
             <w:tcW w:w="6379" w:type="dxa"/>
             <w:gridSpan w:val="2"/>
             <w:tcBorders>
-              <w:top w:val="dashSmallGap" w:color="auto" w:sz="4" w:space="0"/>
-              <w:bottom w:val="dashSmallGap" w:color="auto" w:sz="4" w:space="0"/>
+              <w:top w:val="single" w:color="000000" w:sz="4" w:space="0"/>
+              <w:bottom w:val="single" w:color="000000" w:sz="4" w:space="0"/>
+              <w:left w:val="single" w:sz="4" w:space="0" w:color="000000"/>
+              <w:right w:val="single" w:sz="4" w:space="0" w:color="000000"/>
             </w:tcBorders>
             <w:tcMar/>
           </w:tcPr>
@@ -2423,8 +2502,10 @@
             <w:tcW w:w="3544" w:type="dxa"/>
             <w:gridSpan w:val="2"/>
             <w:tcBorders>
-              <w:top w:val="dashSmallGap" w:color="auto" w:sz="4" w:space="0"/>
-              <w:bottom w:val="dashSmallGap" w:color="auto" w:sz="4" w:space="0"/>
+              <w:top w:val="single" w:color="000000" w:sz="4" w:space="0"/>
+              <w:bottom w:val="single" w:color="000000" w:sz="4" w:space="0"/>
+              <w:left w:val="single" w:sz="4" w:space="0" w:color="000000"/>
+              <w:right w:val="single" w:sz="4" w:space="0" w:color="000000"/>
             </w:tcBorders>
             <w:tcMar/>
           </w:tcPr>
@@ -2452,8 +2533,10 @@
             <w:tcW w:w="6379" w:type="dxa"/>
             <w:gridSpan w:val="2"/>
             <w:tcBorders>
-              <w:top w:val="dashSmallGap" w:color="auto" w:sz="4" w:space="0"/>
-              <w:bottom w:val="dashSmallGap" w:color="auto" w:sz="4" w:space="0"/>
+              <w:top w:val="single" w:color="000000" w:sz="4" w:space="0"/>
+              <w:bottom w:val="single" w:color="000000" w:sz="4" w:space="0"/>
+              <w:left w:val="single" w:sz="4" w:space="0" w:color="000000"/>
+              <w:right w:val="single" w:sz="4" w:space="0" w:color="000000"/>
             </w:tcBorders>
             <w:tcMar/>
           </w:tcPr>
@@ -2478,8 +2561,10 @@
             <w:tcW w:w="3544" w:type="dxa"/>
             <w:gridSpan w:val="2"/>
             <w:tcBorders>
-              <w:top w:val="dashSmallGap" w:color="auto" w:sz="4" w:space="0"/>
-              <w:bottom w:val="dashSmallGap" w:color="auto" w:sz="4" w:space="0"/>
+              <w:top w:val="single" w:color="000000" w:sz="4" w:space="0"/>
+              <w:bottom w:val="single" w:color="000000" w:sz="4" w:space="0"/>
+              <w:left w:val="single" w:sz="4" w:space="0" w:color="000000"/>
+              <w:right w:val="single" w:sz="4" w:space="0" w:color="000000"/>
             </w:tcBorders>
             <w:tcMar/>
           </w:tcPr>
@@ -2537,8 +2622,10 @@
             <w:tcW w:w="6379" w:type="dxa"/>
             <w:gridSpan w:val="2"/>
             <w:tcBorders>
-              <w:top w:val="dashSmallGap" w:color="auto" w:sz="4" w:space="0"/>
-              <w:bottom w:val="dashSmallGap" w:color="auto" w:sz="4" w:space="0"/>
+              <w:top w:val="single" w:color="000000" w:sz="4" w:space="0"/>
+              <w:bottom w:val="single" w:color="000000" w:sz="4" w:space="0"/>
+              <w:left w:val="single" w:sz="4" w:space="0" w:color="000000"/>
+              <w:right w:val="single" w:sz="4" w:space="0" w:color="000000"/>
             </w:tcBorders>
             <w:tcMar/>
           </w:tcPr>
@@ -2571,8 +2658,10 @@
             <w:tcW w:w="3544" w:type="dxa"/>
             <w:gridSpan w:val="2"/>
             <w:tcBorders>
-              <w:top w:val="dashSmallGap" w:color="auto" w:sz="4" w:space="0"/>
-              <w:bottom w:val="dashSmallGap" w:color="auto" w:sz="4" w:space="0"/>
+              <w:top w:val="single" w:color="000000" w:sz="4" w:space="0"/>
+              <w:bottom w:val="single" w:color="000000" w:sz="4" w:space="0"/>
+              <w:left w:val="single" w:sz="4" w:space="0" w:color="000000"/>
+              <w:right w:val="single" w:sz="4" w:space="0" w:color="000000"/>
             </w:tcBorders>
             <w:tcMar/>
           </w:tcPr>
@@ -2628,8 +2717,10 @@
             <w:tcW w:w="6379" w:type="dxa"/>
             <w:gridSpan w:val="2"/>
             <w:tcBorders>
-              <w:top w:val="dashSmallGap" w:color="auto" w:sz="4" w:space="0"/>
-              <w:bottom w:val="dashSmallGap" w:color="auto" w:sz="4" w:space="0"/>
+              <w:top w:val="single" w:color="000000" w:sz="4" w:space="0"/>
+              <w:bottom w:val="single" w:color="000000" w:sz="4" w:space="0"/>
+              <w:left w:val="single" w:sz="4" w:space="0" w:color="000000"/>
+              <w:right w:val="single" w:sz="4" w:space="0" w:color="000000"/>
             </w:tcBorders>
             <w:tcMar/>
           </w:tcPr>
@@ -2654,8 +2745,10 @@
             <w:tcW w:w="3544" w:type="dxa"/>
             <w:gridSpan w:val="2"/>
             <w:tcBorders>
-              <w:top w:val="dashSmallGap" w:color="auto" w:sz="4" w:space="0"/>
-              <w:bottom w:val="dashSmallGap" w:color="auto" w:sz="4" w:space="0"/>
+              <w:top w:val="single" w:color="000000" w:sz="4" w:space="0"/>
+              <w:bottom w:val="single" w:color="000000" w:sz="4" w:space="0"/>
+              <w:left w:val="single" w:sz="4" w:space="0" w:color="000000"/>
+              <w:right w:val="single" w:sz="4" w:space="0" w:color="000000"/>
             </w:tcBorders>
             <w:tcMar/>
           </w:tcPr>
@@ -2696,8 +2789,10 @@
             <w:tcW w:w="6379" w:type="dxa"/>
             <w:gridSpan w:val="2"/>
             <w:tcBorders>
-              <w:top w:val="dashSmallGap" w:color="auto" w:sz="4" w:space="0"/>
-              <w:bottom w:val="dashSmallGap" w:color="auto" w:sz="4" w:space="0"/>
+              <w:top w:val="single" w:color="000000" w:sz="4" w:space="0"/>
+              <w:bottom w:val="single" w:color="000000" w:sz="4" w:space="0"/>
+              <w:left w:val="single" w:sz="4" w:space="0" w:color="000000"/>
+              <w:right w:val="single" w:sz="4" w:space="0" w:color="000000"/>
             </w:tcBorders>
             <w:tcMar/>
           </w:tcPr>
@@ -2738,8 +2833,10 @@
             <w:tcW w:w="3544" w:type="dxa"/>
             <w:gridSpan w:val="2"/>
             <w:tcBorders>
-              <w:top w:val="dashSmallGap" w:color="auto" w:sz="4" w:space="0"/>
-              <w:bottom w:val="dashSmallGap" w:color="auto" w:sz="4" w:space="0"/>
+              <w:top w:val="single" w:color="000000" w:sz="4" w:space="0"/>
+              <w:bottom w:val="single" w:color="000000" w:sz="4" w:space="0"/>
+              <w:left w:val="single" w:sz="4" w:space="0" w:color="000000"/>
+              <w:right w:val="single" w:sz="4" w:space="0" w:color="000000"/>
             </w:tcBorders>
             <w:tcMar/>
           </w:tcPr>
@@ -2795,8 +2892,10 @@
             <w:tcW w:w="6379" w:type="dxa"/>
             <w:gridSpan w:val="2"/>
             <w:tcBorders>
-              <w:top w:val="dashSmallGap" w:color="auto" w:sz="4" w:space="0"/>
-              <w:bottom w:val="dashSmallGap" w:color="auto" w:sz="4" w:space="0"/>
+              <w:top w:val="single" w:color="000000" w:sz="4" w:space="0"/>
+              <w:bottom w:val="single" w:color="000000" w:sz="4" w:space="0"/>
+              <w:left w:val="single" w:sz="4" w:space="0" w:color="000000"/>
+              <w:right w:val="single" w:sz="4" w:space="0" w:color="000000"/>
             </w:tcBorders>
             <w:tcMar/>
           </w:tcPr>
@@ -2822,8 +2921,10 @@
             <w:tcW w:w="3544" w:type="dxa"/>
             <w:gridSpan w:val="2"/>
             <w:tcBorders>
-              <w:top w:val="dashSmallGap" w:color="auto" w:sz="4" w:space="0"/>
-              <w:bottom w:val="dashSmallGap" w:color="auto" w:sz="4" w:space="0"/>
+              <w:top w:val="single" w:color="000000" w:sz="4" w:space="0"/>
+              <w:bottom w:val="single" w:color="000000" w:sz="4" w:space="0"/>
+              <w:left w:val="single" w:sz="4" w:space="0" w:color="000000"/>
+              <w:right w:val="single" w:sz="4" w:space="0" w:color="000000"/>
             </w:tcBorders>
             <w:tcMar/>
           </w:tcPr>
@@ -2864,8 +2965,10 @@
             <w:tcW w:w="6379" w:type="dxa"/>
             <w:gridSpan w:val="2"/>
             <w:tcBorders>
-              <w:top w:val="dashSmallGap" w:color="auto" w:sz="4" w:space="0"/>
-              <w:bottom w:val="dashSmallGap" w:color="auto" w:sz="4" w:space="0"/>
+              <w:top w:val="single" w:color="000000" w:sz="4" w:space="0"/>
+              <w:bottom w:val="single" w:color="000000" w:sz="4" w:space="0"/>
+              <w:left w:val="single" w:sz="4" w:space="0" w:color="000000"/>
+              <w:right w:val="single" w:sz="4" w:space="0" w:color="000000"/>
             </w:tcBorders>
             <w:tcMar/>
           </w:tcPr>
@@ -2891,9 +2994,10 @@
           <w:tcPr>
             <w:tcW w:w="2127" w:type="dxa"/>
             <w:tcBorders>
-              <w:top w:val="nil"/>
-              <w:bottom w:val="nil"/>
-              <w:right w:val="nil"/>
+              <w:top w:val="single" w:sz="4" w:space="0" w:color="000000"/>
+              <w:bottom w:val="single" w:sz="4" w:space="0" w:color="000000"/>
+              <w:right w:val="single" w:sz="4" w:space="0" w:color="000000"/>
+              <w:left w:val="single" w:sz="4" w:space="0" w:color="000000"/>
             </w:tcBorders>
             <w:tcMar/>
             <w:vAlign w:val="center"/>
@@ -2946,9 +3050,10 @@
           <w:tcPr>
             <w:tcW w:w="1417" w:type="dxa"/>
             <w:tcBorders>
-              <w:top w:val="dashSmallGap" w:color="auto" w:sz="4" w:space="0"/>
-              <w:left w:val="nil"/>
-              <w:bottom w:val="dashSmallGap" w:color="auto" w:sz="4" w:space="0"/>
+              <w:top w:val="single" w:color="000000" w:sz="4" w:space="0"/>
+              <w:left w:val="single" w:sz="4" w:space="0" w:color="000000"/>
+              <w:bottom w:val="single" w:color="000000" w:sz="4" w:space="0"/>
+              <w:right w:val="single" w:sz="4" w:space="0" w:color="000000"/>
             </w:tcBorders>
             <w:tcMar/>
           </w:tcPr>
@@ -2965,8 +3070,10 @@
           <w:tcPr>
             <w:tcW w:w="4253" w:type="dxa"/>
             <w:tcBorders>
-              <w:top w:val="dashSmallGap" w:color="auto" w:sz="4" w:space="0"/>
-              <w:bottom w:val="dashSmallGap" w:color="auto" w:sz="4" w:space="0"/>
+              <w:top w:val="single" w:color="000000" w:sz="4" w:space="0"/>
+              <w:bottom w:val="single" w:color="000000" w:sz="4" w:space="0"/>
+              <w:left w:val="single" w:sz="4" w:space="0" w:color="000000"/>
+              <w:right w:val="single" w:sz="4" w:space="0" w:color="000000"/>
             </w:tcBorders>
             <w:tcMar/>
           </w:tcPr>
@@ -2991,9 +3098,10 @@
           <w:tcPr>
             <w:tcW w:w="2127" w:type="dxa"/>
             <w:tcBorders>
-              <w:top w:val="nil"/>
-              <w:bottom w:val="nil"/>
-              <w:right w:val="nil"/>
+              <w:top w:val="single" w:sz="4" w:space="0" w:color="000000"/>
+              <w:bottom w:val="single" w:sz="4" w:space="0" w:color="000000"/>
+              <w:right w:val="single" w:sz="4" w:space="0" w:color="000000"/>
+              <w:left w:val="single" w:sz="4" w:space="0" w:color="000000"/>
             </w:tcBorders>
             <w:tcMar/>
             <w:vAlign w:val="center"/>
@@ -3011,9 +3119,10 @@
           <w:tcPr>
             <w:tcW w:w="1417" w:type="dxa"/>
             <w:tcBorders>
-              <w:top w:val="dashSmallGap" w:color="auto" w:sz="4" w:space="0"/>
-              <w:left w:val="nil"/>
-              <w:bottom w:val="dashSmallGap" w:color="auto" w:sz="4" w:space="0"/>
+              <w:top w:val="single" w:color="000000" w:sz="4" w:space="0"/>
+              <w:left w:val="single" w:sz="4" w:space="0" w:color="000000"/>
+              <w:bottom w:val="single" w:color="000000" w:sz="4" w:space="0"/>
+              <w:right w:val="single" w:sz="4" w:space="0" w:color="000000"/>
             </w:tcBorders>
             <w:tcMar/>
           </w:tcPr>
@@ -3030,9 +3139,10 @@
           <w:tcPr>
             <w:tcW w:w="4253" w:type="dxa"/>
             <w:tcBorders>
-              <w:top w:val="dashSmallGap" w:color="auto" w:sz="4" w:space="0"/>
-              <w:bottom w:val="dashSmallGap" w:color="auto" w:sz="4" w:space="0"/>
-              <w:right w:val="nil"/>
+              <w:top w:val="single" w:color="000000" w:sz="4" w:space="0"/>
+              <w:bottom w:val="single" w:color="000000" w:sz="4" w:space="0"/>
+              <w:right w:val="single" w:sz="4" w:space="0" w:color="000000"/>
+              <w:left w:val="single" w:sz="4" w:space="0" w:color="000000"/>
             </w:tcBorders>
             <w:tcMar/>
           </w:tcPr>
@@ -3050,10 +3160,10 @@
           <w:tcPr>
             <w:tcW w:w="2126" w:type="dxa"/>
             <w:tcBorders>
-              <w:top w:val="single" w:color="auto" w:sz="12" w:space="0"/>
-              <w:left w:val="single" w:color="auto" w:sz="12" w:space="0"/>
-              <w:bottom w:val="single" w:color="auto" w:sz="4" w:space="0"/>
-              <w:right w:val="single" w:color="auto" w:sz="12" w:space="0"/>
+              <w:top w:val="single" w:color="000000" w:sz="4" w:space="0"/>
+              <w:left w:val="single" w:color="000000" w:sz="4" w:space="0"/>
+              <w:bottom w:val="single" w:color="000000" w:sz="4" w:space="0"/>
+              <w:right w:val="single" w:color="000000" w:sz="4" w:space="0"/>
             </w:tcBorders>
             <w:tcMar/>
           </w:tcPr>
@@ -3085,9 +3195,10 @@
           <w:tcPr>
             <w:tcW w:w="2127" w:type="dxa"/>
             <w:tcBorders>
-              <w:top w:val="nil"/>
-              <w:bottom w:val="single" w:color="auto" w:sz="12" w:space="0"/>
-              <w:right w:val="nil"/>
+              <w:top w:val="single" w:sz="4" w:space="0" w:color="000000"/>
+              <w:bottom w:val="single" w:color="000000" w:sz="4" w:space="0"/>
+              <w:right w:val="single" w:sz="4" w:space="0" w:color="000000"/>
+              <w:left w:val="single" w:sz="4" w:space="0" w:color="000000"/>
             </w:tcBorders>
             <w:tcMar/>
             <w:vAlign w:val="center"/>
@@ -3105,9 +3216,10 @@
           <w:tcPr>
             <w:tcW w:w="1417" w:type="dxa"/>
             <w:tcBorders>
-              <w:top w:val="dashSmallGap" w:color="auto" w:sz="4" w:space="0"/>
-              <w:left w:val="nil"/>
-              <w:bottom w:val="single" w:color="auto" w:sz="12" w:space="0"/>
+              <w:top w:val="single" w:color="000000" w:sz="4" w:space="0"/>
+              <w:left w:val="single" w:sz="4" w:space="0" w:color="000000"/>
+              <w:bottom w:val="single" w:color="000000" w:sz="4" w:space="0"/>
+              <w:right w:val="single" w:sz="4" w:space="0" w:color="000000"/>
             </w:tcBorders>
             <w:tcMar/>
           </w:tcPr>
@@ -3124,9 +3236,10 @@
           <w:tcPr>
             <w:tcW w:w="4253" w:type="dxa"/>
             <w:tcBorders>
-              <w:top w:val="dashSmallGap" w:color="auto" w:sz="4" w:space="0"/>
-              <w:bottom w:val="single" w:color="auto" w:sz="12" w:space="0"/>
-              <w:right w:val="nil"/>
+              <w:top w:val="single" w:color="000000" w:sz="4" w:space="0"/>
+              <w:bottom w:val="single" w:color="000000" w:sz="4" w:space="0"/>
+              <w:right w:val="single" w:sz="4" w:space="0" w:color="000000"/>
+              <w:left w:val="single" w:sz="4" w:space="0" w:color="000000"/>
             </w:tcBorders>
             <w:tcMar/>
           </w:tcPr>
@@ -3189,10 +3302,10 @@
           <w:tcPr>
             <w:tcW w:w="2126" w:type="dxa"/>
             <w:tcBorders>
-              <w:top w:val="single" w:color="auto" w:sz="4" w:space="0"/>
-              <w:left w:val="single" w:color="auto" w:sz="12" w:space="0"/>
-              <w:bottom w:val="single" w:color="auto" w:sz="12" w:space="0"/>
-              <w:right w:val="single" w:color="auto" w:sz="12" w:space="0"/>
+              <w:top w:val="single" w:color="000000" w:sz="4" w:space="0"/>
+              <w:left w:val="single" w:color="000000" w:sz="4" w:space="0"/>
+              <w:bottom w:val="single" w:color="000000" w:sz="4" w:space="0"/>
+              <w:right w:val="single" w:color="000000" w:sz="4" w:space="0"/>
             </w:tcBorders>
             <w:tcMar/>
           </w:tcPr>
@@ -3257,9 +3370,12 @@
         <w:tblW w:w="9923" w:type="dxa"/>
         <w:tblInd w:w="108" w:type="dxa"/>
         <w:tblBorders>
-          <w:top w:val="dashSmallGap" w:color="auto" w:sz="4" w:space="0"/>
-          <w:bottom w:val="dashSmallGap" w:color="auto" w:sz="4" w:space="0"/>
-          <w:insideV w:val="dashSmallGap" w:color="auto" w:sz="4" w:space="0"/>
+          <w:top w:val="single" w:color="000000" w:sz="4" w:space="0"/>
+          <w:bottom w:val="single" w:color="000000" w:sz="4" w:space="0"/>
+          <w:insideV w:val="single" w:color="000000" w:sz="4" w:space="0"/>
+          <w:left w:val="single" w:sz="4" w:space="0" w:color="000000"/>
+          <w:right w:val="single" w:sz="4" w:space="0" w:color="000000"/>
+          <w:insideH w:val="single" w:sz="4" w:space="0" w:color="000000"/>
         </w:tblBorders>
         <w:tblLayout w:type="fixed"/>
         <w:tblLook w:val="0000" w:firstRow="0" w:lastRow="0" w:firstColumn="0" w:lastColumn="0" w:noHBand="0" w:noVBand="0"/>
@@ -3280,8 +3396,10 @@
             <w:tcW w:w="3544" w:type="dxa"/>
             <w:gridSpan w:val="2"/>
             <w:tcBorders>
-              <w:top w:val="single" w:color="auto" w:sz="12" w:space="0"/>
-              <w:bottom w:val="dashSmallGap" w:color="auto" w:sz="4" w:space="0"/>
+              <w:top w:val="single" w:color="000000" w:sz="4" w:space="0"/>
+              <w:bottom w:val="single" w:color="000000" w:sz="4" w:space="0"/>
+              <w:left w:val="single" w:sz="4" w:space="0" w:color="000000"/>
+              <w:right w:val="single" w:sz="4" w:space="0" w:color="000000"/>
             </w:tcBorders>
             <w:tcMar/>
           </w:tcPr>
@@ -3322,8 +3440,10 @@
             <w:tcW w:w="6379" w:type="dxa"/>
             <w:gridSpan w:val="2"/>
             <w:tcBorders>
-              <w:top w:val="single" w:color="auto" w:sz="12" w:space="0"/>
-              <w:bottom w:val="dashSmallGap" w:color="auto" w:sz="4" w:space="0"/>
+              <w:top w:val="single" w:color="000000" w:sz="4" w:space="0"/>
+              <w:bottom w:val="single" w:color="000000" w:sz="4" w:space="0"/>
+              <w:left w:val="single" w:sz="4" w:space="0" w:color="000000"/>
+              <w:right w:val="single" w:sz="4" w:space="0" w:color="000000"/>
             </w:tcBorders>
             <w:tcMar/>
           </w:tcPr>
@@ -3349,8 +3469,10 @@
             <w:tcW w:w="3544" w:type="dxa"/>
             <w:gridSpan w:val="2"/>
             <w:tcBorders>
-              <w:top w:val="dashSmallGap" w:color="auto" w:sz="4" w:space="0"/>
-              <w:bottom w:val="dashSmallGap" w:color="auto" w:sz="4" w:space="0"/>
+              <w:top w:val="single" w:color="000000" w:sz="4" w:space="0"/>
+              <w:bottom w:val="single" w:color="000000" w:sz="4" w:space="0"/>
+              <w:left w:val="single" w:sz="4" w:space="0" w:color="000000"/>
+              <w:right w:val="single" w:sz="4" w:space="0" w:color="000000"/>
             </w:tcBorders>
             <w:tcMar/>
           </w:tcPr>
@@ -3391,8 +3513,10 @@
             <w:tcW w:w="6379" w:type="dxa"/>
             <w:gridSpan w:val="2"/>
             <w:tcBorders>
-              <w:top w:val="dashSmallGap" w:color="auto" w:sz="4" w:space="0"/>
-              <w:bottom w:val="dashSmallGap" w:color="auto" w:sz="4" w:space="0"/>
+              <w:top w:val="single" w:color="000000" w:sz="4" w:space="0"/>
+              <w:bottom w:val="single" w:color="000000" w:sz="4" w:space="0"/>
+              <w:left w:val="single" w:sz="4" w:space="0" w:color="000000"/>
+              <w:right w:val="single" w:sz="4" w:space="0" w:color="000000"/>
             </w:tcBorders>
             <w:tcMar/>
           </w:tcPr>
@@ -3417,8 +3541,10 @@
             <w:tcW w:w="3544" w:type="dxa"/>
             <w:gridSpan w:val="2"/>
             <w:tcBorders>
-              <w:top w:val="dashSmallGap" w:color="auto" w:sz="4" w:space="0"/>
-              <w:bottom w:val="dashSmallGap" w:color="auto" w:sz="4" w:space="0"/>
+              <w:top w:val="single" w:color="000000" w:sz="4" w:space="0"/>
+              <w:bottom w:val="single" w:color="000000" w:sz="4" w:space="0"/>
+              <w:left w:val="single" w:sz="4" w:space="0" w:color="000000"/>
+              <w:right w:val="single" w:sz="4" w:space="0" w:color="000000"/>
             </w:tcBorders>
             <w:tcMar/>
           </w:tcPr>
@@ -3459,8 +3585,10 @@
             <w:tcW w:w="6379" w:type="dxa"/>
             <w:gridSpan w:val="2"/>
             <w:tcBorders>
-              <w:top w:val="dashSmallGap" w:color="auto" w:sz="4" w:space="0"/>
-              <w:bottom w:val="dashSmallGap" w:color="auto" w:sz="4" w:space="0"/>
+              <w:top w:val="single" w:color="000000" w:sz="4" w:space="0"/>
+              <w:bottom w:val="single" w:color="000000" w:sz="4" w:space="0"/>
+              <w:left w:val="single" w:sz="4" w:space="0" w:color="000000"/>
+              <w:right w:val="single" w:sz="4" w:space="0" w:color="000000"/>
             </w:tcBorders>
             <w:tcMar/>
           </w:tcPr>
@@ -3492,8 +3620,10 @@
             <w:tcW w:w="3544" w:type="dxa"/>
             <w:gridSpan w:val="2"/>
             <w:tcBorders>
-              <w:top w:val="dashSmallGap" w:color="auto" w:sz="4" w:space="0"/>
-              <w:bottom w:val="dashSmallGap" w:color="auto" w:sz="4" w:space="0"/>
+              <w:top w:val="single" w:color="000000" w:sz="4" w:space="0"/>
+              <w:bottom w:val="single" w:color="000000" w:sz="4" w:space="0"/>
+              <w:left w:val="single" w:sz="4" w:space="0" w:color="000000"/>
+              <w:right w:val="single" w:sz="4" w:space="0" w:color="000000"/>
             </w:tcBorders>
             <w:tcMar/>
           </w:tcPr>
@@ -3534,8 +3664,10 @@
             <w:tcW w:w="6379" w:type="dxa"/>
             <w:gridSpan w:val="2"/>
             <w:tcBorders>
-              <w:top w:val="dashSmallGap" w:color="auto" w:sz="4" w:space="0"/>
-              <w:bottom w:val="dashSmallGap" w:color="auto" w:sz="4" w:space="0"/>
+              <w:top w:val="single" w:color="000000" w:sz="4" w:space="0"/>
+              <w:bottom w:val="single" w:color="000000" w:sz="4" w:space="0"/>
+              <w:left w:val="single" w:sz="4" w:space="0" w:color="000000"/>
+              <w:right w:val="single" w:sz="4" w:space="0" w:color="000000"/>
             </w:tcBorders>
             <w:tcMar/>
           </w:tcPr>
@@ -3567,8 +3699,10 @@
             <w:tcW w:w="3544" w:type="dxa"/>
             <w:gridSpan w:val="2"/>
             <w:tcBorders>
-              <w:top w:val="dashSmallGap" w:color="auto" w:sz="4" w:space="0"/>
-              <w:bottom w:val="dashSmallGap" w:color="auto" w:sz="4" w:space="0"/>
+              <w:top w:val="single" w:color="000000" w:sz="4" w:space="0"/>
+              <w:bottom w:val="single" w:color="000000" w:sz="4" w:space="0"/>
+              <w:left w:val="single" w:sz="4" w:space="0" w:color="000000"/>
+              <w:right w:val="single" w:sz="4" w:space="0" w:color="000000"/>
             </w:tcBorders>
             <w:tcMar/>
           </w:tcPr>
@@ -3609,8 +3743,10 @@
             <w:tcW w:w="6379" w:type="dxa"/>
             <w:gridSpan w:val="2"/>
             <w:tcBorders>
-              <w:top w:val="dashSmallGap" w:color="auto" w:sz="4" w:space="0"/>
-              <w:bottom w:val="dashSmallGap" w:color="auto" w:sz="4" w:space="0"/>
+              <w:top w:val="single" w:color="000000" w:sz="4" w:space="0"/>
+              <w:bottom w:val="single" w:color="000000" w:sz="4" w:space="0"/>
+              <w:left w:val="single" w:sz="4" w:space="0" w:color="000000"/>
+              <w:right w:val="single" w:sz="4" w:space="0" w:color="000000"/>
             </w:tcBorders>
             <w:tcMar/>
           </w:tcPr>
@@ -3645,8 +3781,10 @@
             <w:tcW w:w="3544" w:type="dxa"/>
             <w:gridSpan w:val="2"/>
             <w:tcBorders>
-              <w:top w:val="dashSmallGap" w:color="auto" w:sz="4" w:space="0"/>
-              <w:bottom w:val="dashSmallGap" w:color="auto" w:sz="4" w:space="0"/>
+              <w:top w:val="single" w:color="000000" w:sz="4" w:space="0"/>
+              <w:bottom w:val="single" w:color="000000" w:sz="4" w:space="0"/>
+              <w:left w:val="single" w:sz="4" w:space="0" w:color="000000"/>
+              <w:right w:val="single" w:sz="4" w:space="0" w:color="000000"/>
             </w:tcBorders>
             <w:tcMar/>
           </w:tcPr>
@@ -3687,8 +3825,10 @@
             <w:tcW w:w="6379" w:type="dxa"/>
             <w:gridSpan w:val="2"/>
             <w:tcBorders>
-              <w:top w:val="dashSmallGap" w:color="auto" w:sz="4" w:space="0"/>
-              <w:bottom w:val="dashSmallGap" w:color="auto" w:sz="4" w:space="0"/>
+              <w:top w:val="single" w:color="000000" w:sz="4" w:space="0"/>
+              <w:bottom w:val="single" w:color="000000" w:sz="4" w:space="0"/>
+              <w:left w:val="single" w:sz="4" w:space="0" w:color="000000"/>
+              <w:right w:val="single" w:sz="4" w:space="0" w:color="000000"/>
             </w:tcBorders>
             <w:tcMar/>
           </w:tcPr>
@@ -3724,8 +3864,10 @@
             <w:tcW w:w="3544" w:type="dxa"/>
             <w:gridSpan w:val="2"/>
             <w:tcBorders>
-              <w:top w:val="dashSmallGap" w:color="auto" w:sz="4" w:space="0"/>
-              <w:bottom w:val="dashSmallGap" w:color="auto" w:sz="4" w:space="0"/>
+              <w:top w:val="single" w:color="000000" w:sz="4" w:space="0"/>
+              <w:bottom w:val="single" w:color="000000" w:sz="4" w:space="0"/>
+              <w:left w:val="single" w:sz="4" w:space="0" w:color="000000"/>
+              <w:right w:val="single" w:sz="4" w:space="0" w:color="000000"/>
             </w:tcBorders>
             <w:tcMar/>
           </w:tcPr>
@@ -3766,8 +3908,10 @@
             <w:tcW w:w="6379" w:type="dxa"/>
             <w:gridSpan w:val="2"/>
             <w:tcBorders>
-              <w:top w:val="dashSmallGap" w:color="auto" w:sz="4" w:space="0"/>
-              <w:bottom w:val="dashSmallGap" w:color="auto" w:sz="4" w:space="0"/>
+              <w:top w:val="single" w:color="000000" w:sz="4" w:space="0"/>
+              <w:bottom w:val="single" w:color="000000" w:sz="4" w:space="0"/>
+              <w:left w:val="single" w:sz="4" w:space="0" w:color="000000"/>
+              <w:right w:val="single" w:sz="4" w:space="0" w:color="000000"/>
             </w:tcBorders>
             <w:tcMar/>
           </w:tcPr>
@@ -3803,8 +3947,10 @@
             <w:tcW w:w="3544" w:type="dxa"/>
             <w:gridSpan w:val="2"/>
             <w:tcBorders>
-              <w:top w:val="dashSmallGap" w:color="auto" w:sz="4" w:space="0"/>
-              <w:bottom w:val="dashSmallGap" w:color="auto" w:sz="4" w:space="0"/>
+              <w:top w:val="single" w:color="000000" w:sz="4" w:space="0"/>
+              <w:bottom w:val="single" w:color="000000" w:sz="4" w:space="0"/>
+              <w:left w:val="single" w:sz="4" w:space="0" w:color="000000"/>
+              <w:right w:val="single" w:sz="4" w:space="0" w:color="000000"/>
             </w:tcBorders>
             <w:tcMar/>
           </w:tcPr>
@@ -3845,8 +3991,10 @@
             <w:tcW w:w="6379" w:type="dxa"/>
             <w:gridSpan w:val="2"/>
             <w:tcBorders>
-              <w:top w:val="dashSmallGap" w:color="auto" w:sz="4" w:space="0"/>
-              <w:bottom w:val="dashSmallGap" w:color="auto" w:sz="4" w:space="0"/>
+              <w:top w:val="single" w:color="000000" w:sz="4" w:space="0"/>
+              <w:bottom w:val="single" w:color="000000" w:sz="4" w:space="0"/>
+              <w:left w:val="single" w:sz="4" w:space="0" w:color="000000"/>
+              <w:right w:val="single" w:sz="4" w:space="0" w:color="000000"/>
             </w:tcBorders>
             <w:tcMar/>
           </w:tcPr>
@@ -3889,8 +4037,10 @@
             <w:tcW w:w="3544" w:type="dxa"/>
             <w:gridSpan w:val="2"/>
             <w:tcBorders>
-              <w:top w:val="dashSmallGap" w:color="auto" w:sz="4" w:space="0"/>
-              <w:bottom w:val="dashSmallGap" w:color="auto" w:sz="4" w:space="0"/>
+              <w:top w:val="single" w:color="000000" w:sz="4" w:space="0"/>
+              <w:bottom w:val="single" w:color="000000" w:sz="4" w:space="0"/>
+              <w:left w:val="single" w:sz="4" w:space="0" w:color="000000"/>
+              <w:right w:val="single" w:sz="4" w:space="0" w:color="000000"/>
             </w:tcBorders>
             <w:tcMar/>
           </w:tcPr>
@@ -3931,8 +4081,10 @@
             <w:tcW w:w="6379" w:type="dxa"/>
             <w:gridSpan w:val="2"/>
             <w:tcBorders>
-              <w:top w:val="dashSmallGap" w:color="auto" w:sz="4" w:space="0"/>
-              <w:bottom w:val="dashSmallGap" w:color="auto" w:sz="4" w:space="0"/>
+              <w:top w:val="single" w:color="000000" w:sz="4" w:space="0"/>
+              <w:bottom w:val="single" w:color="000000" w:sz="4" w:space="0"/>
+              <w:left w:val="single" w:sz="4" w:space="0" w:color="000000"/>
+              <w:right w:val="single" w:sz="4" w:space="0" w:color="000000"/>
             </w:tcBorders>
             <w:tcMar/>
           </w:tcPr>
@@ -3964,8 +4116,10 @@
             <w:tcW w:w="3544" w:type="dxa"/>
             <w:gridSpan w:val="2"/>
             <w:tcBorders>
-              <w:top w:val="dashSmallGap" w:color="auto" w:sz="4" w:space="0"/>
-              <w:bottom w:val="dashSmallGap" w:color="auto" w:sz="4" w:space="0"/>
+              <w:top w:val="single" w:color="000000" w:sz="4" w:space="0"/>
+              <w:bottom w:val="single" w:color="000000" w:sz="4" w:space="0"/>
+              <w:left w:val="single" w:sz="4" w:space="0" w:color="000000"/>
+              <w:right w:val="single" w:sz="4" w:space="0" w:color="000000"/>
             </w:tcBorders>
             <w:tcMar/>
           </w:tcPr>
@@ -4006,8 +4160,10 @@
             <w:tcW w:w="6379" w:type="dxa"/>
             <w:gridSpan w:val="2"/>
             <w:tcBorders>
-              <w:top w:val="dashSmallGap" w:color="auto" w:sz="4" w:space="0"/>
-              <w:bottom w:val="dashSmallGap" w:color="auto" w:sz="4" w:space="0"/>
+              <w:top w:val="single" w:color="000000" w:sz="4" w:space="0"/>
+              <w:bottom w:val="single" w:color="000000" w:sz="4" w:space="0"/>
+              <w:left w:val="single" w:sz="4" w:space="0" w:color="000000"/>
+              <w:right w:val="single" w:sz="4" w:space="0" w:color="000000"/>
             </w:tcBorders>
             <w:tcMar/>
           </w:tcPr>
@@ -4039,8 +4195,10 @@
             <w:tcW w:w="3544" w:type="dxa"/>
             <w:gridSpan w:val="2"/>
             <w:tcBorders>
-              <w:top w:val="dashSmallGap" w:color="auto" w:sz="4" w:space="0"/>
-              <w:bottom w:val="dashSmallGap" w:color="auto" w:sz="4" w:space="0"/>
+              <w:top w:val="single" w:color="000000" w:sz="4" w:space="0"/>
+              <w:bottom w:val="single" w:color="000000" w:sz="4" w:space="0"/>
+              <w:left w:val="single" w:sz="4" w:space="0" w:color="000000"/>
+              <w:right w:val="single" w:sz="4" w:space="0" w:color="000000"/>
             </w:tcBorders>
             <w:tcMar/>
           </w:tcPr>
@@ -4081,8 +4239,10 @@
             <w:tcW w:w="6379" w:type="dxa"/>
             <w:gridSpan w:val="2"/>
             <w:tcBorders>
-              <w:top w:val="dashSmallGap" w:color="auto" w:sz="4" w:space="0"/>
-              <w:bottom w:val="dashSmallGap" w:color="auto" w:sz="4" w:space="0"/>
+              <w:top w:val="single" w:color="000000" w:sz="4" w:space="0"/>
+              <w:bottom w:val="single" w:color="000000" w:sz="4" w:space="0"/>
+              <w:left w:val="single" w:sz="4" w:space="0" w:color="000000"/>
+              <w:right w:val="single" w:sz="4" w:space="0" w:color="000000"/>
             </w:tcBorders>
             <w:tcMar/>
           </w:tcPr>
@@ -4114,8 +4274,10 @@
             <w:tcW w:w="3544" w:type="dxa"/>
             <w:gridSpan w:val="2"/>
             <w:tcBorders>
-              <w:top w:val="dashSmallGap" w:color="auto" w:sz="4" w:space="0"/>
-              <w:bottom w:val="dashSmallGap" w:color="auto" w:sz="4" w:space="0"/>
+              <w:top w:val="single" w:color="000000" w:sz="4" w:space="0"/>
+              <w:bottom w:val="single" w:color="000000" w:sz="4" w:space="0"/>
+              <w:left w:val="single" w:sz="4" w:space="0" w:color="000000"/>
+              <w:right w:val="single" w:sz="4" w:space="0" w:color="000000"/>
             </w:tcBorders>
             <w:tcMar/>
           </w:tcPr>
@@ -4156,8 +4318,10 @@
             <w:tcW w:w="6379" w:type="dxa"/>
             <w:gridSpan w:val="2"/>
             <w:tcBorders>
-              <w:top w:val="dashSmallGap" w:color="auto" w:sz="4" w:space="0"/>
-              <w:bottom w:val="dashSmallGap" w:color="auto" w:sz="4" w:space="0"/>
+              <w:top w:val="single" w:color="000000" w:sz="4" w:space="0"/>
+              <w:bottom w:val="single" w:color="000000" w:sz="4" w:space="0"/>
+              <w:left w:val="single" w:sz="4" w:space="0" w:color="000000"/>
+              <w:right w:val="single" w:sz="4" w:space="0" w:color="000000"/>
             </w:tcBorders>
             <w:tcMar/>
           </w:tcPr>
@@ -4189,8 +4353,10 @@
             <w:tcW w:w="3544" w:type="dxa"/>
             <w:gridSpan w:val="2"/>
             <w:tcBorders>
-              <w:top w:val="dashSmallGap" w:color="auto" w:sz="4" w:space="0"/>
-              <w:bottom w:val="dashSmallGap" w:color="auto" w:sz="4" w:space="0"/>
+              <w:top w:val="single" w:color="000000" w:sz="4" w:space="0"/>
+              <w:bottom w:val="single" w:color="000000" w:sz="4" w:space="0"/>
+              <w:left w:val="single" w:sz="4" w:space="0" w:color="000000"/>
+              <w:right w:val="single" w:sz="4" w:space="0" w:color="000000"/>
             </w:tcBorders>
             <w:tcMar/>
           </w:tcPr>
@@ -4231,8 +4397,10 @@
             <w:tcW w:w="6379" w:type="dxa"/>
             <w:gridSpan w:val="2"/>
             <w:tcBorders>
-              <w:top w:val="dashSmallGap" w:color="auto" w:sz="4" w:space="0"/>
-              <w:bottom w:val="dashSmallGap" w:color="auto" w:sz="4" w:space="0"/>
+              <w:top w:val="single" w:color="000000" w:sz="4" w:space="0"/>
+              <w:bottom w:val="single" w:color="000000" w:sz="4" w:space="0"/>
+              <w:left w:val="single" w:sz="4" w:space="0" w:color="000000"/>
+              <w:right w:val="single" w:sz="4" w:space="0" w:color="000000"/>
             </w:tcBorders>
             <w:tcMar/>
           </w:tcPr>
@@ -4264,8 +4432,10 @@
             <w:tcW w:w="3544" w:type="dxa"/>
             <w:gridSpan w:val="2"/>
             <w:tcBorders>
-              <w:top w:val="dashSmallGap" w:color="auto" w:sz="4" w:space="0"/>
-              <w:bottom w:val="dashSmallGap" w:color="auto" w:sz="4" w:space="0"/>
+              <w:top w:val="single" w:color="000000" w:sz="4" w:space="0"/>
+              <w:bottom w:val="single" w:color="000000" w:sz="4" w:space="0"/>
+              <w:left w:val="single" w:sz="4" w:space="0" w:color="000000"/>
+              <w:right w:val="single" w:sz="4" w:space="0" w:color="000000"/>
             </w:tcBorders>
             <w:tcMar/>
           </w:tcPr>
@@ -4306,8 +4476,10 @@
             <w:tcW w:w="6379" w:type="dxa"/>
             <w:gridSpan w:val="2"/>
             <w:tcBorders>
-              <w:top w:val="dashSmallGap" w:color="auto" w:sz="4" w:space="0"/>
-              <w:bottom w:val="dashSmallGap" w:color="auto" w:sz="4" w:space="0"/>
+              <w:top w:val="single" w:color="000000" w:sz="4" w:space="0"/>
+              <w:bottom w:val="single" w:color="000000" w:sz="4" w:space="0"/>
+              <w:left w:val="single" w:sz="4" w:space="0" w:color="000000"/>
+              <w:right w:val="single" w:sz="4" w:space="0" w:color="000000"/>
             </w:tcBorders>
             <w:tcMar/>
           </w:tcPr>
@@ -4339,8 +4511,10 @@
             <w:tcW w:w="3544" w:type="dxa"/>
             <w:gridSpan w:val="2"/>
             <w:tcBorders>
-              <w:top w:val="dashSmallGap" w:color="auto" w:sz="4" w:space="0"/>
-              <w:bottom w:val="dashSmallGap" w:color="auto" w:sz="4" w:space="0"/>
+              <w:top w:val="single" w:color="000000" w:sz="4" w:space="0"/>
+              <w:bottom w:val="single" w:color="000000" w:sz="4" w:space="0"/>
+              <w:left w:val="single" w:sz="4" w:space="0" w:color="000000"/>
+              <w:right w:val="single" w:sz="4" w:space="0" w:color="000000"/>
             </w:tcBorders>
             <w:tcMar/>
           </w:tcPr>
@@ -4381,8 +4555,10 @@
             <w:tcW w:w="6379" w:type="dxa"/>
             <w:gridSpan w:val="2"/>
             <w:tcBorders>
-              <w:top w:val="dashSmallGap" w:color="auto" w:sz="4" w:space="0"/>
-              <w:bottom w:val="dashSmallGap" w:color="auto" w:sz="4" w:space="0"/>
+              <w:top w:val="single" w:color="000000" w:sz="4" w:space="0"/>
+              <w:bottom w:val="single" w:color="000000" w:sz="4" w:space="0"/>
+              <w:left w:val="single" w:sz="4" w:space="0" w:color="000000"/>
+              <w:right w:val="single" w:sz="4" w:space="0" w:color="000000"/>
             </w:tcBorders>
             <w:tcMar/>
           </w:tcPr>
@@ -4425,8 +4601,10 @@
             <w:tcW w:w="3544" w:type="dxa"/>
             <w:gridSpan w:val="2"/>
             <w:tcBorders>
-              <w:top w:val="dashSmallGap" w:color="auto" w:sz="4" w:space="0"/>
-              <w:bottom w:val="dashSmallGap" w:color="auto" w:sz="4" w:space="0"/>
+              <w:top w:val="single" w:color="000000" w:sz="4" w:space="0"/>
+              <w:bottom w:val="single" w:color="000000" w:sz="4" w:space="0"/>
+              <w:left w:val="single" w:sz="4" w:space="0" w:color="000000"/>
+              <w:right w:val="single" w:sz="4" w:space="0" w:color="000000"/>
             </w:tcBorders>
             <w:tcMar/>
           </w:tcPr>
@@ -4481,8 +4659,10 @@
             <w:tcW w:w="6379" w:type="dxa"/>
             <w:gridSpan w:val="2"/>
             <w:tcBorders>
-              <w:top w:val="dashSmallGap" w:color="auto" w:sz="4" w:space="0"/>
-              <w:bottom w:val="dashSmallGap" w:color="auto" w:sz="4" w:space="0"/>
+              <w:top w:val="single" w:color="000000" w:sz="4" w:space="0"/>
+              <w:bottom w:val="single" w:color="000000" w:sz="4" w:space="0"/>
+              <w:left w:val="single" w:sz="4" w:space="0" w:color="000000"/>
+              <w:right w:val="single" w:sz="4" w:space="0" w:color="000000"/>
             </w:tcBorders>
             <w:tcMar/>
           </w:tcPr>
@@ -4536,8 +4716,10 @@
             <w:tcW w:w="3544" w:type="dxa"/>
             <w:gridSpan w:val="2"/>
             <w:tcBorders>
-              <w:top w:val="dashSmallGap" w:color="auto" w:sz="4" w:space="0"/>
-              <w:bottom w:val="dashSmallGap" w:color="auto" w:sz="4" w:space="0"/>
+              <w:top w:val="single" w:color="000000" w:sz="4" w:space="0"/>
+              <w:bottom w:val="single" w:color="000000" w:sz="4" w:space="0"/>
+              <w:left w:val="single" w:sz="4" w:space="0" w:color="000000"/>
+              <w:right w:val="single" w:sz="4" w:space="0" w:color="000000"/>
             </w:tcBorders>
             <w:tcMar/>
           </w:tcPr>
@@ -4578,8 +4760,10 @@
             <w:tcW w:w="6379" w:type="dxa"/>
             <w:gridSpan w:val="2"/>
             <w:tcBorders>
-              <w:top w:val="dashSmallGap" w:color="auto" w:sz="4" w:space="0"/>
-              <w:bottom w:val="dashSmallGap" w:color="auto" w:sz="4" w:space="0"/>
+              <w:top w:val="single" w:color="000000" w:sz="4" w:space="0"/>
+              <w:bottom w:val="single" w:color="000000" w:sz="4" w:space="0"/>
+              <w:left w:val="single" w:sz="4" w:space="0" w:color="000000"/>
+              <w:right w:val="single" w:sz="4" w:space="0" w:color="000000"/>
             </w:tcBorders>
             <w:tcMar/>
           </w:tcPr>
@@ -4611,8 +4795,10 @@
             <w:tcW w:w="3544" w:type="dxa"/>
             <w:gridSpan w:val="2"/>
             <w:tcBorders>
-              <w:top w:val="dashSmallGap" w:color="auto" w:sz="4" w:space="0"/>
-              <w:bottom w:val="dashSmallGap" w:color="auto" w:sz="4" w:space="0"/>
+              <w:top w:val="single" w:color="000000" w:sz="4" w:space="0"/>
+              <w:bottom w:val="single" w:color="000000" w:sz="4" w:space="0"/>
+              <w:left w:val="single" w:sz="4" w:space="0" w:color="000000"/>
+              <w:right w:val="single" w:sz="4" w:space="0" w:color="000000"/>
             </w:tcBorders>
             <w:tcMar/>
           </w:tcPr>
@@ -4653,8 +4839,10 @@
             <w:tcW w:w="6379" w:type="dxa"/>
             <w:gridSpan w:val="2"/>
             <w:tcBorders>
-              <w:top w:val="dashSmallGap" w:color="auto" w:sz="4" w:space="0"/>
-              <w:bottom w:val="dashSmallGap" w:color="auto" w:sz="4" w:space="0"/>
+              <w:top w:val="single" w:color="000000" w:sz="4" w:space="0"/>
+              <w:bottom w:val="single" w:color="000000" w:sz="4" w:space="0"/>
+              <w:left w:val="single" w:sz="4" w:space="0" w:color="000000"/>
+              <w:right w:val="single" w:sz="4" w:space="0" w:color="000000"/>
             </w:tcBorders>
             <w:tcMar/>
           </w:tcPr>
@@ -4704,8 +4892,10 @@
             <w:tcW w:w="3544" w:type="dxa"/>
             <w:gridSpan w:val="2"/>
             <w:tcBorders>
-              <w:top w:val="dashSmallGap" w:color="auto" w:sz="4" w:space="0"/>
-              <w:bottom w:val="dashSmallGap" w:color="auto" w:sz="4" w:space="0"/>
+              <w:top w:val="single" w:color="000000" w:sz="4" w:space="0"/>
+              <w:bottom w:val="single" w:color="000000" w:sz="4" w:space="0"/>
+              <w:left w:val="single" w:sz="4" w:space="0" w:color="000000"/>
+              <w:right w:val="single" w:sz="4" w:space="0" w:color="000000"/>
             </w:tcBorders>
             <w:tcMar/>
           </w:tcPr>
@@ -4762,8 +4952,10 @@
             <w:tcW w:w="6379" w:type="dxa"/>
             <w:gridSpan w:val="2"/>
             <w:tcBorders>
-              <w:top w:val="dashSmallGap" w:color="auto" w:sz="4" w:space="0"/>
-              <w:bottom w:val="dashSmallGap" w:color="auto" w:sz="4" w:space="0"/>
+              <w:top w:val="single" w:color="000000" w:sz="4" w:space="0"/>
+              <w:bottom w:val="single" w:color="000000" w:sz="4" w:space="0"/>
+              <w:left w:val="single" w:sz="4" w:space="0" w:color="000000"/>
+              <w:right w:val="single" w:sz="4" w:space="0" w:color="000000"/>
             </w:tcBorders>
             <w:tcMar/>
           </w:tcPr>
@@ -4799,8 +4991,10 @@
             <w:tcW w:w="3544" w:type="dxa"/>
             <w:gridSpan w:val="2"/>
             <w:tcBorders>
-              <w:top w:val="dashSmallGap" w:color="auto" w:sz="4" w:space="0"/>
-              <w:bottom w:val="dashSmallGap" w:color="auto" w:sz="4" w:space="0"/>
+              <w:top w:val="single" w:color="000000" w:sz="4" w:space="0"/>
+              <w:bottom w:val="single" w:color="000000" w:sz="4" w:space="0"/>
+              <w:left w:val="single" w:sz="4" w:space="0" w:color="000000"/>
+              <w:right w:val="single" w:sz="4" w:space="0" w:color="000000"/>
             </w:tcBorders>
             <w:tcMar/>
           </w:tcPr>
@@ -4828,8 +5022,10 @@
             <w:tcW w:w="6379" w:type="dxa"/>
             <w:gridSpan w:val="2"/>
             <w:tcBorders>
-              <w:top w:val="dashSmallGap" w:color="auto" w:sz="4" w:space="0"/>
-              <w:bottom w:val="dashSmallGap" w:color="auto" w:sz="4" w:space="0"/>
+              <w:top w:val="single" w:color="000000" w:sz="4" w:space="0"/>
+              <w:bottom w:val="single" w:color="000000" w:sz="4" w:space="0"/>
+              <w:left w:val="single" w:sz="4" w:space="0" w:color="000000"/>
+              <w:right w:val="single" w:sz="4" w:space="0" w:color="000000"/>
             </w:tcBorders>
             <w:tcMar/>
           </w:tcPr>
@@ -4854,8 +5050,10 @@
             <w:tcW w:w="3544" w:type="dxa"/>
             <w:gridSpan w:val="2"/>
             <w:tcBorders>
-              <w:top w:val="dashSmallGap" w:color="auto" w:sz="4" w:space="0"/>
-              <w:bottom w:val="dashSmallGap" w:color="auto" w:sz="4" w:space="0"/>
+              <w:top w:val="single" w:color="000000" w:sz="4" w:space="0"/>
+              <w:bottom w:val="single" w:color="000000" w:sz="4" w:space="0"/>
+              <w:left w:val="single" w:sz="4" w:space="0" w:color="000000"/>
+              <w:right w:val="single" w:sz="4" w:space="0" w:color="000000"/>
             </w:tcBorders>
             <w:tcMar/>
           </w:tcPr>
@@ -4896,8 +5094,10 @@
             <w:tcW w:w="6379" w:type="dxa"/>
             <w:gridSpan w:val="2"/>
             <w:tcBorders>
-              <w:top w:val="dashSmallGap" w:color="auto" w:sz="4" w:space="0"/>
-              <w:bottom w:val="dashSmallGap" w:color="auto" w:sz="4" w:space="0"/>
+              <w:top w:val="single" w:color="000000" w:sz="4" w:space="0"/>
+              <w:bottom w:val="single" w:color="000000" w:sz="4" w:space="0"/>
+              <w:left w:val="single" w:sz="4" w:space="0" w:color="000000"/>
+              <w:right w:val="single" w:sz="4" w:space="0" w:color="000000"/>
             </w:tcBorders>
             <w:tcMar/>
           </w:tcPr>
@@ -4929,8 +5129,10 @@
             <w:tcW w:w="3544" w:type="dxa"/>
             <w:gridSpan w:val="2"/>
             <w:tcBorders>
-              <w:top w:val="dashSmallGap" w:color="auto" w:sz="4" w:space="0"/>
-              <w:bottom w:val="dashSmallGap" w:color="auto" w:sz="4" w:space="0"/>
+              <w:top w:val="single" w:color="000000" w:sz="4" w:space="0"/>
+              <w:bottom w:val="single" w:color="000000" w:sz="4" w:space="0"/>
+              <w:left w:val="single" w:sz="4" w:space="0" w:color="000000"/>
+              <w:right w:val="single" w:sz="4" w:space="0" w:color="000000"/>
             </w:tcBorders>
             <w:tcMar/>
           </w:tcPr>
@@ -4971,8 +5173,10 @@
             <w:tcW w:w="6379" w:type="dxa"/>
             <w:gridSpan w:val="2"/>
             <w:tcBorders>
-              <w:top w:val="dashSmallGap" w:color="auto" w:sz="4" w:space="0"/>
-              <w:bottom w:val="dashSmallGap" w:color="auto" w:sz="4" w:space="0"/>
+              <w:top w:val="single" w:color="000000" w:sz="4" w:space="0"/>
+              <w:bottom w:val="single" w:color="000000" w:sz="4" w:space="0"/>
+              <w:left w:val="single" w:sz="4" w:space="0" w:color="000000"/>
+              <w:right w:val="single" w:sz="4" w:space="0" w:color="000000"/>
             </w:tcBorders>
             <w:tcMar/>
           </w:tcPr>
@@ -4997,8 +5201,10 @@
             <w:tcW w:w="3544" w:type="dxa"/>
             <w:gridSpan w:val="2"/>
             <w:tcBorders>
-              <w:top w:val="dashSmallGap" w:color="auto" w:sz="4" w:space="0"/>
-              <w:bottom w:val="dashSmallGap" w:color="auto" w:sz="4" w:space="0"/>
+              <w:top w:val="single" w:color="000000" w:sz="4" w:space="0"/>
+              <w:bottom w:val="single" w:color="000000" w:sz="4" w:space="0"/>
+              <w:left w:val="single" w:sz="4" w:space="0" w:color="000000"/>
+              <w:right w:val="single" w:sz="4" w:space="0" w:color="000000"/>
             </w:tcBorders>
             <w:tcMar/>
           </w:tcPr>
@@ -5039,8 +5245,10 @@
             <w:tcW w:w="6379" w:type="dxa"/>
             <w:gridSpan w:val="2"/>
             <w:tcBorders>
-              <w:top w:val="dashSmallGap" w:color="auto" w:sz="4" w:space="0"/>
-              <w:bottom w:val="dashSmallGap" w:color="auto" w:sz="4" w:space="0"/>
+              <w:top w:val="single" w:color="000000" w:sz="4" w:space="0"/>
+              <w:bottom w:val="single" w:color="000000" w:sz="4" w:space="0"/>
+              <w:left w:val="single" w:sz="4" w:space="0" w:color="000000"/>
+              <w:right w:val="single" w:sz="4" w:space="0" w:color="000000"/>
             </w:tcBorders>
             <w:tcMar/>
           </w:tcPr>
@@ -5079,8 +5287,10 @@
             <w:tcW w:w="3544" w:type="dxa"/>
             <w:gridSpan w:val="2"/>
             <w:tcBorders>
-              <w:top w:val="dashSmallGap" w:color="auto" w:sz="4" w:space="0"/>
-              <w:bottom w:val="dashSmallGap" w:color="auto" w:sz="4" w:space="0"/>
+              <w:top w:val="single" w:color="000000" w:sz="4" w:space="0"/>
+              <w:bottom w:val="single" w:color="000000" w:sz="4" w:space="0"/>
+              <w:left w:val="single" w:sz="4" w:space="0" w:color="000000"/>
+              <w:right w:val="single" w:sz="4" w:space="0" w:color="000000"/>
             </w:tcBorders>
             <w:tcMar/>
           </w:tcPr>
@@ -5123,8 +5333,10 @@
             <w:tcW w:w="6379" w:type="dxa"/>
             <w:gridSpan w:val="2"/>
             <w:tcBorders>
-              <w:top w:val="dashSmallGap" w:color="auto" w:sz="4" w:space="0"/>
-              <w:bottom w:val="dashSmallGap" w:color="auto" w:sz="4" w:space="0"/>
+              <w:top w:val="single" w:color="000000" w:sz="4" w:space="0"/>
+              <w:bottom w:val="single" w:color="000000" w:sz="4" w:space="0"/>
+              <w:left w:val="single" w:sz="4" w:space="0" w:color="000000"/>
+              <w:right w:val="single" w:sz="4" w:space="0" w:color="000000"/>
             </w:tcBorders>
             <w:tcMar/>
           </w:tcPr>
@@ -5149,8 +5361,10 @@
             <w:tcW w:w="3544" w:type="dxa"/>
             <w:gridSpan w:val="2"/>
             <w:tcBorders>
-              <w:top w:val="dashSmallGap" w:color="auto" w:sz="4" w:space="0"/>
-              <w:bottom w:val="dashSmallGap" w:color="auto" w:sz="4" w:space="0"/>
+              <w:top w:val="single" w:color="000000" w:sz="4" w:space="0"/>
+              <w:bottom w:val="single" w:color="000000" w:sz="4" w:space="0"/>
+              <w:left w:val="single" w:sz="4" w:space="0" w:color="000000"/>
+              <w:right w:val="single" w:sz="4" w:space="0" w:color="000000"/>
             </w:tcBorders>
             <w:tcMar/>
           </w:tcPr>
@@ -5191,8 +5405,10 @@
             <w:tcW w:w="6379" w:type="dxa"/>
             <w:gridSpan w:val="2"/>
             <w:tcBorders>
-              <w:top w:val="dashSmallGap" w:color="auto" w:sz="4" w:space="0"/>
-              <w:bottom w:val="dashSmallGap" w:color="auto" w:sz="4" w:space="0"/>
+              <w:top w:val="single" w:color="000000" w:sz="4" w:space="0"/>
+              <w:bottom w:val="single" w:color="000000" w:sz="4" w:space="0"/>
+              <w:left w:val="single" w:sz="4" w:space="0" w:color="000000"/>
+              <w:right w:val="single" w:sz="4" w:space="0" w:color="000000"/>
             </w:tcBorders>
             <w:tcMar/>
           </w:tcPr>
@@ -5218,9 +5434,10 @@
           <w:tcPr>
             <w:tcW w:w="1985" w:type="dxa"/>
             <w:tcBorders>
-              <w:top w:val="nil"/>
-              <w:bottom w:val="nil"/>
-              <w:right w:val="nil"/>
+              <w:top w:val="single" w:sz="4" w:space="0" w:color="000000"/>
+              <w:bottom w:val="single" w:sz="4" w:space="0" w:color="000000"/>
+              <w:right w:val="single" w:sz="4" w:space="0" w:color="000000"/>
+              <w:left w:val="single" w:sz="4" w:space="0" w:color="000000"/>
             </w:tcBorders>
             <w:tcMar/>
             <w:vAlign w:val="center"/>
@@ -5260,9 +5477,10 @@
           <w:tcPr>
             <w:tcW w:w="1559" w:type="dxa"/>
             <w:tcBorders>
-              <w:top w:val="dashSmallGap" w:color="auto" w:sz="4" w:space="0"/>
-              <w:left w:val="nil"/>
-              <w:bottom w:val="dashSmallGap" w:color="auto" w:sz="4" w:space="0"/>
+              <w:top w:val="single" w:color="000000" w:sz="4" w:space="0"/>
+              <w:left w:val="single" w:sz="4" w:space="0" w:color="000000"/>
+              <w:bottom w:val="single" w:color="000000" w:sz="4" w:space="0"/>
+              <w:right w:val="single" w:sz="4" w:space="0" w:color="000000"/>
             </w:tcBorders>
             <w:tcMar/>
             <w:vAlign w:val="center"/>
@@ -5287,8 +5505,10 @@
           <w:tcPr>
             <w:tcW w:w="4253" w:type="dxa"/>
             <w:tcBorders>
-              <w:top w:val="dashSmallGap" w:color="auto" w:sz="4" w:space="0"/>
-              <w:bottom w:val="dashSmallGap" w:color="auto" w:sz="4" w:space="0"/>
+              <w:top w:val="single" w:color="000000" w:sz="4" w:space="0"/>
+              <w:bottom w:val="single" w:color="000000" w:sz="4" w:space="0"/>
+              <w:left w:val="single" w:sz="4" w:space="0" w:color="000000"/>
+              <w:right w:val="single" w:sz="4" w:space="0" w:color="000000"/>
             </w:tcBorders>
             <w:tcMar/>
           </w:tcPr>
@@ -5312,9 +5532,10 @@
           <w:tcPr>
             <w:tcW w:w="1985" w:type="dxa"/>
             <w:tcBorders>
-              <w:top w:val="nil"/>
-              <w:bottom w:val="nil"/>
-              <w:right w:val="nil"/>
+              <w:top w:val="single" w:sz="4" w:space="0" w:color="000000"/>
+              <w:bottom w:val="single" w:sz="4" w:space="0" w:color="000000"/>
+              <w:right w:val="single" w:sz="4" w:space="0" w:color="000000"/>
+              <w:left w:val="single" w:sz="4" w:space="0" w:color="000000"/>
             </w:tcBorders>
             <w:tcMar/>
             <w:vAlign w:val="center"/>
@@ -5332,9 +5553,10 @@
           <w:tcPr>
             <w:tcW w:w="1559" w:type="dxa"/>
             <w:tcBorders>
-              <w:top w:val="dashSmallGap" w:color="auto" w:sz="4" w:space="0"/>
-              <w:left w:val="nil"/>
-              <w:bottom w:val="dashSmallGap" w:color="auto" w:sz="4" w:space="0"/>
+              <w:top w:val="single" w:color="000000" w:sz="4" w:space="0"/>
+              <w:left w:val="single" w:sz="4" w:space="0" w:color="000000"/>
+              <w:bottom w:val="single" w:color="000000" w:sz="4" w:space="0"/>
+              <w:right w:val="single" w:sz="4" w:space="0" w:color="000000"/>
             </w:tcBorders>
             <w:tcMar/>
             <w:vAlign w:val="center"/>
@@ -5359,9 +5581,10 @@
           <w:tcPr>
             <w:tcW w:w="4253" w:type="dxa"/>
             <w:tcBorders>
-              <w:top w:val="dashSmallGap" w:color="auto" w:sz="4" w:space="0"/>
-              <w:bottom w:val="dashSmallGap" w:color="auto" w:sz="4" w:space="0"/>
-              <w:right w:val="nil"/>
+              <w:top w:val="single" w:color="000000" w:sz="4" w:space="0"/>
+              <w:bottom w:val="single" w:color="000000" w:sz="4" w:space="0"/>
+              <w:right w:val="single" w:sz="4" w:space="0" w:color="000000"/>
+              <w:left w:val="single" w:sz="4" w:space="0" w:color="000000"/>
             </w:tcBorders>
             <w:tcMar/>
           </w:tcPr>
@@ -5379,10 +5602,10 @@
           <w:tcPr>
             <w:tcW w:w="2126" w:type="dxa"/>
             <w:tcBorders>
-              <w:top w:val="single" w:color="auto" w:sz="12" w:space="0"/>
-              <w:left w:val="single" w:color="auto" w:sz="12" w:space="0"/>
-              <w:bottom w:val="single" w:color="auto" w:sz="4" w:space="0"/>
-              <w:right w:val="single" w:color="auto" w:sz="12" w:space="0"/>
+              <w:top w:val="single" w:color="000000" w:sz="4" w:space="0"/>
+              <w:left w:val="single" w:color="000000" w:sz="4" w:space="0"/>
+              <w:bottom w:val="single" w:color="000000" w:sz="4" w:space="0"/>
+              <w:right w:val="single" w:color="000000" w:sz="4" w:space="0"/>
             </w:tcBorders>
             <w:tcMar/>
           </w:tcPr>
@@ -5414,9 +5637,10 @@
           <w:tcPr>
             <w:tcW w:w="1985" w:type="dxa"/>
             <w:tcBorders>
-              <w:top w:val="nil"/>
-              <w:bottom w:val="single" w:color="auto" w:sz="12" w:space="0"/>
-              <w:right w:val="nil"/>
+              <w:top w:val="single" w:sz="4" w:space="0" w:color="000000"/>
+              <w:bottom w:val="single" w:color="000000" w:sz="4" w:space="0"/>
+              <w:right w:val="single" w:sz="4" w:space="0" w:color="000000"/>
+              <w:left w:val="single" w:sz="4" w:space="0" w:color="000000"/>
             </w:tcBorders>
             <w:tcMar/>
             <w:vAlign w:val="center"/>
@@ -5434,9 +5658,10 @@
           <w:tcPr>
             <w:tcW w:w="1559" w:type="dxa"/>
             <w:tcBorders>
-              <w:top w:val="dashSmallGap" w:color="auto" w:sz="4" w:space="0"/>
-              <w:left w:val="nil"/>
-              <w:bottom w:val="single" w:color="auto" w:sz="12" w:space="0"/>
+              <w:top w:val="single" w:color="000000" w:sz="4" w:space="0"/>
+              <w:left w:val="single" w:sz="4" w:space="0" w:color="000000"/>
+              <w:bottom w:val="single" w:color="000000" w:sz="4" w:space="0"/>
+              <w:right w:val="single" w:sz="4" w:space="0" w:color="000000"/>
             </w:tcBorders>
             <w:tcMar/>
             <w:vAlign w:val="center"/>
@@ -5463,9 +5688,10 @@
           <w:tcPr>
             <w:tcW w:w="4253" w:type="dxa"/>
             <w:tcBorders>
-              <w:top w:val="dashSmallGap" w:color="auto" w:sz="4" w:space="0"/>
-              <w:bottom w:val="single" w:color="auto" w:sz="12" w:space="0"/>
-              <w:right w:val="nil"/>
+              <w:top w:val="single" w:color="000000" w:sz="4" w:space="0"/>
+              <w:bottom w:val="single" w:color="000000" w:sz="4" w:space="0"/>
+              <w:right w:val="single" w:sz="4" w:space="0" w:color="000000"/>
+              <w:left w:val="single" w:sz="4" w:space="0" w:color="000000"/>
             </w:tcBorders>
             <w:tcMar/>
           </w:tcPr>
@@ -5490,10 +5716,10 @@
           <w:tcPr>
             <w:tcW w:w="2126" w:type="dxa"/>
             <w:tcBorders>
-              <w:top w:val="single" w:color="auto" w:sz="4" w:space="0"/>
-              <w:left w:val="single" w:color="auto" w:sz="12" w:space="0"/>
-              <w:bottom w:val="single" w:color="auto" w:sz="12" w:space="0"/>
-              <w:right w:val="single" w:color="auto" w:sz="12" w:space="0"/>
+              <w:top w:val="single" w:color="000000" w:sz="4" w:space="0"/>
+              <w:left w:val="single" w:color="000000" w:sz="4" w:space="0"/>
+              <w:bottom w:val="single" w:color="000000" w:sz="4" w:space="0"/>
+              <w:right w:val="single" w:color="000000" w:sz="4" w:space="0"/>
             </w:tcBorders>
             <w:tcMar/>
           </w:tcPr>
@@ -8163,22 +8389,7 @@
         <w:pStyle w:val="BodyText"/>
       </w:pPr>
       <w:r>
-        <w:t xml:space="preserve">Слика 4.1. Архитектура система пре надоградње ................................ </w:t>
-      </w:r>
-      <w:r>
-        <w:fldChar w:fldCharType="begin"/>
-      </w:r>
-      <w:r>
-        <w:instrText xml:space="preserve"> PAGEREF _Slika_4_1 \h </w:instrText>
-      </w:r>
-      <w:r>
-        <w:fldChar w:fldCharType="separate"/>
-      </w:r>
-      <w:r>
-        <w:t>11</w:t>
-      </w:r>
-      <w:r>
-        <w:fldChar w:fldCharType="end"/>
+        <w:t>Слика 4.1. Архитектура система пре надоградње ................................ 9</w:t>
       </w:r>
     </w:p>
     <w:p xmlns:wp14="http://schemas.microsoft.com/office/word/2010/wordml" wp14:textId="77777777">
@@ -8186,22 +8397,7 @@
         <w:pStyle w:val="BodyText"/>
       </w:pPr>
       <w:r>
-        <w:t xml:space="preserve">Слика 5.1. TO-BE архитектура — додат observability слој ....................... </w:t>
-      </w:r>
-      <w:r>
-        <w:fldChar w:fldCharType="begin"/>
-      </w:r>
-      <w:r>
-        <w:instrText xml:space="preserve"> PAGEREF _Slika_5_1 \h </w:instrText>
-      </w:r>
-      <w:r>
-        <w:fldChar w:fldCharType="separate"/>
-      </w:r>
-      <w:r>
-        <w:t>13</w:t>
-      </w:r>
-      <w:r>
-        <w:fldChar w:fldCharType="end"/>
+        <w:t>Слика 5.1. TO-BE архитектура — додат observability слој ....................... 11</w:t>
       </w:r>
     </w:p>
     <w:p>
@@ -8266,22 +8462,7 @@
         <w:pStyle w:val="BodyText"/>
       </w:pPr>
       <w:r>
-        <w:t xml:space="preserve">Табела 5.1. Поређење система пре и после надоградње ........................... </w:t>
-      </w:r>
-      <w:r>
-        <w:fldChar w:fldCharType="begin"/>
-      </w:r>
-      <w:r>
-        <w:instrText xml:space="preserve"> PAGEREF _Tabela_5_1 \h </w:instrText>
-      </w:r>
-      <w:r>
-        <w:fldChar w:fldCharType="separate"/>
-      </w:r>
-      <w:r>
-        <w:t>15</w:t>
-      </w:r>
-      <w:r>
-        <w:fldChar w:fldCharType="end"/>
+        <w:t>Табела 5.1. Поређење система пре и после надоградње ........................... 13</w:t>
       </w:r>
     </w:p>
     <w:p xmlns:wp14="http://schemas.microsoft.com/office/word/2010/wordml" wp14:textId="77777777">
@@ -8289,22 +8470,7 @@
         <w:pStyle w:val="BodyText"/>
       </w:pPr>
       <w:r>
-        <w:t xml:space="preserve">Табела 6.1. Резултати аутоматизованог тестирања (dotnet test) .................. </w:t>
-      </w:r>
-      <w:r>
-        <w:fldChar w:fldCharType="begin"/>
-      </w:r>
-      <w:r>
-        <w:instrText xml:space="preserve"> PAGEREF _Tabela_6_1 \h </w:instrText>
-      </w:r>
-      <w:r>
-        <w:fldChar w:fldCharType="separate"/>
-      </w:r>
-      <w:r>
-        <w:t>17</w:t>
-      </w:r>
-      <w:r>
-        <w:fldChar w:fldCharType="end"/>
+        <w:t>Табела 6.1. Резултати аутоматизованог тестирања (dotnet test) .................. 15</w:t>
       </w:r>
     </w:p>
     <w:p>

--- a/docs/diplomski-rad.docx
+++ b/docs/diplomski-rad.docx
@@ -536,27 +536,6 @@
         <w:jc w:val="center"/>
         <w:rPr>
           <w:rFonts w:ascii="Arial" w:hAnsi="Arial"/>
-          <w:sz w:val="32"/>
-          <w:szCs w:val="40"/>
-        </w:rPr>
-      </w:pPr>
-    </w:p>
-    <w:p>
-      <w:pPr>
-        <w:jc w:val="center"/>
-        <w:rPr>
-          <w:rFonts w:ascii="Arial" w:hAnsi="Arial"/>
-          <w:sz w:val="32"/>
-          <w:szCs w:val="40"/>
-          <w:lang w:val="sr-Cyrl-CS"/>
-        </w:rPr>
-      </w:pPr>
-    </w:p>
-    <w:p>
-      <w:pPr>
-        <w:jc w:val="center"/>
-        <w:rPr>
-          <w:rFonts w:ascii="Arial" w:hAnsi="Arial"/>
           <w:sz w:val="40"/>
           <w:szCs w:val="40"/>
           <w:lang w:val="sr-Cyrl-CS"/>
@@ -2137,7 +2116,7 @@
                 <w:szCs w:val="18"/>
                 <w:lang w:val="sr-Cyrl-RS"/>
               </w:rPr>
-              <w:t>7 поглавља / 2</w:t>
+              <w:t>7 поглавља / 1</w:t>
             </w:r>
             <w:r>
               <w:rPr>
@@ -2147,7 +2126,7 @@
                 <w:szCs w:val="18"/>
                 <w:lang w:val="sr-Cyrl-RS"/>
               </w:rPr>
-              <w:t>7</w:t>
+              <w:t>9</w:t>
             </w:r>
             <w:r>
               <w:rPr>
@@ -4683,7 +4662,7 @@
                 <w:sz w:val="18"/>
                 <w:szCs w:val="18"/>
               </w:rPr>
-              <w:t>7 chapters / 2</w:t>
+              <w:t>7 chapters / 1</w:t>
             </w:r>
             <w:r>
               <w:rPr>
@@ -4692,7 +4671,7 @@
                 <w:sz w:val="18"/>
                 <w:szCs w:val="18"/>
               </w:rPr>
-              <w:t>7</w:t>
+              <w:t>9</w:t>
             </w:r>
             <w:r>
               <w:rPr>

--- a/docs/diplomski-rad.docx
+++ b/docs/diplomski-rad.docx
@@ -5718,6 +5718,7 @@
     <w:p>
       <w:pPr>
         <w:sectPr>
+          <w:headerReference w:type="default" r:id="rId11"/>
           <w:headerReference w:type="first" r:id="rId19"/>
           <w:footerReference w:type="first" r:id="rId20"/>
           <w:pgSz w:w="11907" w:h="16840" w:orient="portrait" w:code="9"/>
@@ -7367,6 +7368,7 @@
           <w:lang w:val="sr-Cyrl-CS"/>
         </w:rPr>
         <w:sectPr>
+          <w:headerReference w:type="default" r:id="rId11"/>
           <w:headerReference w:type="first" r:id="rId21"/>
           <w:footerReference w:type="first" r:id="rId22"/>
           <w:type w:val="continuous"/>
@@ -7590,6 +7592,7 @@
           <w:lang w:val="sr-Cyrl-CS"/>
         </w:rPr>
         <w:sectPr>
+          <w:headerReference w:type="default" r:id="rId11"/>
           <w:headerReference w:type="first" r:id="rId23"/>
           <w:footerReference w:type="first" r:id="rId24"/>
           <w:pgSz w:w="11907" w:h="16840" w:orient="portrait" w:code="9"/>

--- a/docs/diplomski-rad.docx
+++ b/docs/diplomski-rad.docx
@@ -3335,7 +3335,6 @@
           <w:headerReference w:type="default" r:id="rId16"/>
           <w:footerReference w:type="default" r:id="rId17"/>
           <w:headerReference w:type="first" r:id="rId18"/>
-          <w:type w:val="continuous"/>
           <w:pgSz w:w="11907" w:h="16840" w:orient="portrait" w:code="9"/>
           <w:pgMar w:top="567" w:right="567" w:bottom="567" w:left="1418" w:header="567" w:footer="0" w:gutter="0"/>
           <w:cols w:space="720"/>
@@ -7371,7 +7370,6 @@
           <w:headerReference w:type="default" r:id="rId11"/>
           <w:headerReference w:type="first" r:id="rId21"/>
           <w:footerReference w:type="first" r:id="rId22"/>
-          <w:type w:val="continuous"/>
           <w:pgSz w:w="11907" w:h="16840" w:orient="portrait" w:code="9"/>
           <w:pgMar w:top="567" w:right="567" w:bottom="567" w:left="1418" w:header="567" w:footer="0" w:gutter="0"/>
           <w:cols w:space="720"/>
@@ -8309,7 +8307,6 @@
         <w:sectPr>
           <w:headerReference w:type="default" r:id="rId25"/>
           <w:footerReference w:type="default" r:id="rId26"/>
-          <w:type w:val="continuous"/>
           <w:pgSz w:w="11907" w:h="16840" w:orient="portrait" w:code="9"/>
           <w:pgMar w:top="567" w:right="567" w:bottom="567" w:left="1418" w:header="709" w:footer="340" w:gutter="0"/>
           <w:cols w:space="720"/>

--- a/docs/diplomski-rad.docx
+++ b/docs/diplomski-rad.docx
@@ -13516,6 +13516,442 @@
 
 <file path=word/header1.xml><?xml version="1.0" encoding="utf-8"?>
 <w:hdr xmlns:wpc="http://schemas.microsoft.com/office/word/2010/wordprocessingCanvas" xmlns:cx="http://schemas.microsoft.com/office/drawing/2014/chartex" xmlns:cx1="http://schemas.microsoft.com/office/drawing/2015/9/8/chartex" xmlns:cx2="http://schemas.microsoft.com/office/drawing/2015/10/21/chartex" xmlns:cx3="http://schemas.microsoft.com/office/drawing/2016/5/9/chartex" xmlns:cx4="http://schemas.microsoft.com/office/drawing/2016/5/10/chartex" xmlns:cx5="http://schemas.microsoft.com/office/drawing/2016/5/11/chartex" xmlns:cx6="http://schemas.microsoft.com/office/drawing/2016/5/12/chartex" xmlns:cx7="http://schemas.microsoft.com/office/drawing/2016/5/13/chartex" xmlns:cx8="http://schemas.microsoft.com/office/drawing/2016/5/14/chartex" xmlns:mc="http://schemas.openxmlformats.org/markup-compatibility/2006" xmlns:aink="http://schemas.microsoft.com/office/drawing/2016/ink" xmlns:am3d="http://schemas.microsoft.com/office/drawing/2017/model3d" xmlns:o="urn:schemas-microsoft-com:office:office" xmlns:oel="http://schemas.microsoft.com/office/2019/extlst" xmlns:r="http://schemas.openxmlformats.org/officeDocument/2006/relationships" xmlns:m="http://schemas.openxmlformats.org/officeDocument/2006/math" xmlns:v="urn:schemas-microsoft-com:vml" xmlns:wp14="http://schemas.microsoft.com/office/word/2010/wordprocessingDrawing" xmlns:wp="http://schemas.openxmlformats.org/drawingml/2006/wordprocessingDrawing" xmlns:w10="urn:schemas-microsoft-com:office:word" xmlns:w="http://schemas.openxmlformats.org/wordprocessingml/2006/main" xmlns:w14="http://schemas.microsoft.com/office/word/2010/wordml" xmlns:w15="http://schemas.microsoft.com/office/word/2012/wordml" xmlns:w16cex="http://schemas.microsoft.com/office/word/2018/wordml/cex" xmlns:w16cid="http://schemas.microsoft.com/office/word/2016/wordml/cid" xmlns:w16="http://schemas.microsoft.com/office/word/2018/wordml" xmlns:w16du="http://schemas.microsoft.com/office/word/2023/wordml/word16du" xmlns:w16sdtdh="http://schemas.microsoft.com/office/word/2020/wordml/sdtdatahash" xmlns:w16sdtfl="http://schemas.microsoft.com/office/word/2024/wordml/sdtformatlock" xmlns:w16se="http://schemas.microsoft.com/office/word/2015/wordml/symex" xmlns:wpg="http://schemas.microsoft.com/office/word/2010/wordprocessingGroup" xmlns:wpi="http://schemas.microsoft.com/office/word/2010/wordprocessingInk" xmlns:wne="http://schemas.microsoft.com/office/word/2006/wordml" xmlns:wps="http://schemas.microsoft.com/office/word/2010/wordprocessingShape" mc:Ignorable="w14 w15 w16se w16cid w16 w16cex w16sdtdh w16sdtfl w16du wp14">
+  <w:tbl>
+    <w:tblPr>
+      <w:tblW w:w="0" w:type="auto"/>
+      <w:tblInd w:w="15" w:type="dxa"/>
+      <w:tblBorders>
+        <w:top w:val="single" w:color="auto" w:sz="4" w:space="0"/>
+        <w:left w:val="single" w:color="auto" w:sz="4" w:space="0"/>
+        <w:bottom w:val="single" w:color="auto" w:sz="4" w:space="0"/>
+        <w:right w:val="single" w:color="auto" w:sz="4" w:space="0"/>
+        <w:insideH w:val="single" w:color="auto" w:sz="4" w:space="0"/>
+        <w:insideV w:val="single" w:color="auto" w:sz="4" w:space="0"/>
+      </w:tblBorders>
+      <w:tblLayout w:type="fixed"/>
+      <w:tblCellMar>
+        <w:left w:w="0" w:type="dxa"/>
+        <w:right w:w="0" w:type="dxa"/>
+      </w:tblCellMar>
+      <w:tblLook w:val="0000" w:firstRow="0" w:lastRow="0" w:firstColumn="0" w:lastColumn="0" w:noHBand="0" w:noVBand="0"/>
+    </w:tblPr>
+    <w:tblGrid>
+      <w:gridCol w:w="1418"/>
+      <w:gridCol w:w="7875"/>
+    </w:tblGrid>
+    <w:tr>
+      <w:trPr>
+        <w:cantSplit/>
+        <w:trHeight w:val="345"/>
+      </w:trPr>
+      <w:tc>
+        <w:tcPr>
+          <w:tcW w:w="1418" w:type="dxa"/>
+          <w:vMerge w:val="restart"/>
+          <w:tcBorders>
+            <w:top w:val="single" w:color="auto" w:sz="12" w:space="0"/>
+            <w:left w:val="single" w:color="auto" w:sz="12" w:space="0"/>
+            <w:bottom w:val="nil"/>
+            <w:right w:val="nil"/>
+          </w:tcBorders>
+          <w:vAlign w:val="center"/>
+        </w:tcPr>
+        <w:p>
+          <w:pPr>
+            <w:jc w:val="center"/>
+            <w:rPr>
+              <w:rFonts w:ascii="Arial" w:hAnsi="Arial"/>
+              <w:sz w:val="20"/>
+            </w:rPr>
+          </w:pPr>
+          <w:r>
+            <w:rPr>
+              <w:noProof/>
+            </w:rPr>
+            <w:drawing>
+              <wp:inline distT="0" distB="0" distL="0" distR="0" wp14:anchorId="3EEBECE5" wp14:editId="73FCD2F6">
+                <wp:extent cx="775335" cy="856615"/>
+                <wp:effectExtent l="0" t="0" r="0" b="0"/>
+                <wp:docPr id="3" name="Picture 1" descr="A black and white logo&#10;&#10;AI-generated content may be incorrect."/>
+                <wp:cNvGraphicFramePr>
+                  <a:graphicFrameLocks xmlns:a="http://schemas.openxmlformats.org/drawingml/2006/main"/>
+                </wp:cNvGraphicFramePr>
+                <a:graphic xmlns:a="http://schemas.openxmlformats.org/drawingml/2006/main">
+                  <a:graphicData uri="http://schemas.openxmlformats.org/drawingml/2006/picture">
+                    <pic:pic xmlns:pic="http://schemas.openxmlformats.org/drawingml/2006/picture">
+                      <pic:nvPicPr>
+                        <pic:cNvPr id="0" name="Picture 1" descr="A black and white logo&#10;&#10;AI-generated content may be incorrect."/>
+                        <pic:cNvPicPr>
+                          <a:picLocks/>
+                        </pic:cNvPicPr>
+                      </pic:nvPicPr>
+                      <pic:blipFill>
+                        <a:blip r:embed="rId1">
+                          <a:extLst>
+                            <a:ext uri="{28A0092B-C50C-407E-A947-70E740481C1C}">
+                              <a14:useLocalDpi xmlns:a14="http://schemas.microsoft.com/office/drawing/2010/main" val="0"/>
+                            </a:ext>
+                          </a:extLst>
+                        </a:blip>
+                        <a:srcRect/>
+                        <a:stretch>
+                          <a:fillRect/>
+                        </a:stretch>
+                      </pic:blipFill>
+                      <pic:spPr bwMode="auto">
+                        <a:xfrm>
+                          <a:off x="0" y="0"/>
+                          <a:ext cx="775335" cy="856615"/>
+                        </a:xfrm>
+                        <a:prstGeom prst="rect">
+                          <a:avLst/>
+                        </a:prstGeom>
+                        <a:noFill/>
+                        <a:ln>
+                          <a:noFill/>
+                        </a:ln>
+                      </pic:spPr>
+                    </pic:pic>
+                  </a:graphicData>
+                </a:graphic>
+              </wp:inline>
+            </w:drawing>
+          </w:r>
+        </w:p>
+      </w:tc>
+      <w:tc>
+        <w:tcPr>
+          <w:tcW w:w="7875" w:type="dxa"/>
+          <w:vMerge w:val="restart"/>
+          <w:tcBorders>
+            <w:top w:val="single" w:color="auto" w:sz="12" w:space="0"/>
+            <w:left w:val="single" w:color="auto" w:sz="12" w:space="0"/>
+            <w:bottom w:val="nil"/>
+            <w:right w:val="single" w:color="auto" w:sz="12" w:space="0"/>
+          </w:tcBorders>
+        </w:tcPr>
+        <w:p>
+          <w:pPr>
+            <w:pStyle w:val="ime"/>
+            <w:spacing w:before="120"/>
+            <w:ind w:left="57" w:right="57"/>
+            <w:rPr>
+              <w:rFonts w:ascii="Arial" w:hAnsi="Arial"/>
+              <w:spacing w:val="-8"/>
+              <w:sz w:val="20"/>
+            </w:rPr>
+          </w:pPr>
+          <w:r>
+            <w:rPr>
+              <w:rFonts w:ascii="Arial" w:hAnsi="Arial"/>
+              <w:spacing w:val="-8"/>
+              <w:sz w:val="20"/>
+            </w:rPr>
+            <w:t xml:space="preserve">УНИВЕРЗИТЕТ У НОВОМ САДУ </w:t>
+          </w:r>
+          <w:r>
+            <w:rPr>
+              <w:rFonts w:ascii="Wingdings" w:hAnsi="Wingdings" w:eastAsia="Wingdings" w:cs="Wingdings"/>
+              <w:spacing w:val="-8"/>
+              <w:sz w:val="16"/>
+            </w:rPr>
+            <w:t>l</w:t>
+          </w:r>
+          <w:r>
+            <w:rPr>
+              <w:rFonts w:ascii="Arial" w:hAnsi="Arial"/>
+              <w:spacing w:val="-8"/>
+              <w:sz w:val="20"/>
+            </w:rPr>
+            <w:t xml:space="preserve"> </w:t>
+          </w:r>
+          <w:r>
+            <w:rPr>
+              <w:rFonts w:ascii="Arial" w:hAnsi="Arial"/>
+              <w:b/>
+              <w:spacing w:val="-8"/>
+              <w:sz w:val="20"/>
+            </w:rPr>
+            <w:t>ФАКУЛТЕТ ТЕХНИ</w:t>
+          </w:r>
+          <w:r>
+            <w:rPr>
+              <w:rFonts w:ascii="Arial" w:hAnsi="Arial"/>
+              <w:b/>
+              <w:spacing w:val="-8"/>
+              <w:sz w:val="20"/>
+              <w:lang w:val="sr-Cyrl-CS"/>
+            </w:rPr>
+            <w:t>Ч</w:t>
+          </w:r>
+          <w:r>
+            <w:rPr>
+              <w:rFonts w:ascii="Arial" w:hAnsi="Arial"/>
+              <w:b/>
+              <w:spacing w:val="-8"/>
+              <w:sz w:val="20"/>
+            </w:rPr>
+            <w:t>КИХ НАУКА</w:t>
+          </w:r>
+          <w:r>
+            <w:rPr>
+              <w:rFonts w:ascii="Arial" w:hAnsi="Arial"/>
+              <w:spacing w:val="-8"/>
+              <w:sz w:val="20"/>
+            </w:rPr>
+            <w:t xml:space="preserve"> </w:t>
+          </w:r>
+        </w:p>
+        <w:p>
+          <w:pPr>
+            <w:pStyle w:val="ime"/>
+            <w:spacing w:before="20"/>
+            <w:ind w:left="142" w:right="142"/>
+            <w:rPr>
+              <w:rFonts w:ascii="Arial" w:hAnsi="Arial"/>
+              <w:sz w:val="20"/>
+            </w:rPr>
+          </w:pPr>
+          <w:r>
+            <w:rPr>
+              <w:rFonts w:ascii="Arial" w:hAnsi="Arial"/>
+              <w:spacing w:val="26"/>
+              <w:sz w:val="20"/>
+            </w:rPr>
+            <w:t xml:space="preserve">21000 НОВИ САД, </w:t>
+          </w:r>
+          <w:proofErr w:type="spellStart"/>
+          <w:r>
+            <w:rPr>
+              <w:rFonts w:ascii="Arial" w:hAnsi="Arial"/>
+              <w:spacing w:val="26"/>
+              <w:sz w:val="20"/>
+            </w:rPr>
+            <w:t>Трг</w:t>
+          </w:r>
+          <w:proofErr w:type="spellEnd"/>
+          <w:r>
+            <w:rPr>
+              <w:rFonts w:ascii="Arial" w:hAnsi="Arial"/>
+              <w:spacing w:val="26"/>
+              <w:sz w:val="20"/>
+            </w:rPr>
+            <w:t xml:space="preserve"> </w:t>
+          </w:r>
+          <w:proofErr w:type="spellStart"/>
+          <w:r>
+            <w:rPr>
+              <w:rFonts w:ascii="Arial" w:hAnsi="Arial"/>
+              <w:spacing w:val="26"/>
+              <w:sz w:val="20"/>
+            </w:rPr>
+            <w:t>Доситеја</w:t>
+          </w:r>
+          <w:proofErr w:type="spellEnd"/>
+          <w:r>
+            <w:rPr>
+              <w:rFonts w:ascii="Arial" w:hAnsi="Arial"/>
+              <w:spacing w:val="26"/>
+              <w:sz w:val="20"/>
+            </w:rPr>
+            <w:t xml:space="preserve"> </w:t>
+          </w:r>
+          <w:proofErr w:type="spellStart"/>
+          <w:r>
+            <w:rPr>
+              <w:rFonts w:ascii="Arial" w:hAnsi="Arial"/>
+              <w:spacing w:val="26"/>
+              <w:sz w:val="20"/>
+            </w:rPr>
+            <w:t>Обрадови</w:t>
+          </w:r>
+          <w:proofErr w:type="spellEnd"/>
+          <w:r>
+            <w:rPr>
+              <w:rFonts w:ascii="Arial" w:hAnsi="Arial"/>
+              <w:spacing w:val="26"/>
+              <w:sz w:val="20"/>
+              <w:lang w:val="sr-Cyrl-CS"/>
+            </w:rPr>
+            <w:t>ћ</w:t>
+          </w:r>
+          <w:r>
+            <w:rPr>
+              <w:rFonts w:ascii="Arial" w:hAnsi="Arial"/>
+              <w:spacing w:val="26"/>
+              <w:sz w:val="20"/>
+            </w:rPr>
+            <w:t>а 6</w:t>
+          </w:r>
+        </w:p>
+      </w:tc>
+    </w:tr>
+    <w:tr>
+      <w:trPr>
+        <w:cantSplit/>
+        <w:trHeight w:val="345"/>
+      </w:trPr>
+      <w:tc>
+        <w:tcPr>
+          <w:tcW w:w="1418" w:type="dxa"/>
+          <w:vMerge/>
+          <w:tcBorders>
+            <w:top w:val="nil"/>
+            <w:left w:val="single" w:color="auto" w:sz="12" w:space="0"/>
+            <w:bottom w:val="nil"/>
+            <w:right w:val="nil"/>
+          </w:tcBorders>
+        </w:tcPr>
+        <w:p>
+          <w:pPr>
+            <w:ind w:left="142" w:right="142"/>
+            <w:jc w:val="center"/>
+            <w:rPr>
+              <w:rFonts w:ascii="Arial" w:hAnsi="Arial"/>
+              <w:sz w:val="20"/>
+            </w:rPr>
+          </w:pPr>
+        </w:p>
+      </w:tc>
+      <w:tc>
+        <w:tcPr>
+          <w:tcW w:w="7875" w:type="dxa"/>
+          <w:vMerge/>
+          <w:tcBorders>
+            <w:top w:val="nil"/>
+            <w:left w:val="single" w:color="auto" w:sz="12" w:space="0"/>
+            <w:bottom w:val="single" w:color="auto" w:sz="12" w:space="0"/>
+            <w:right w:val="single" w:color="auto" w:sz="12" w:space="0"/>
+          </w:tcBorders>
+        </w:tcPr>
+        <w:p>
+          <w:pPr>
+            <w:pStyle w:val="ime"/>
+            <w:spacing w:before="300"/>
+            <w:ind w:left="142" w:right="142"/>
+            <w:jc w:val="left"/>
+            <w:rPr>
+              <w:rFonts w:ascii="Arial" w:hAnsi="Arial"/>
+              <w:sz w:val="20"/>
+            </w:rPr>
+          </w:pPr>
+        </w:p>
+      </w:tc>
+    </w:tr>
+    <w:tr>
+      <w:trPr>
+        <w:cantSplit/>
+        <w:trHeight w:val="345"/>
+      </w:trPr>
+      <w:tc>
+        <w:tcPr>
+          <w:tcW w:w="1418" w:type="dxa"/>
+          <w:vMerge/>
+          <w:tcBorders>
+            <w:top w:val="nil"/>
+            <w:left w:val="single" w:color="auto" w:sz="12" w:space="0"/>
+            <w:bottom w:val="nil"/>
+            <w:right w:val="nil"/>
+          </w:tcBorders>
+        </w:tcPr>
+        <w:p>
+          <w:pPr>
+            <w:ind w:left="142" w:right="142"/>
+            <w:jc w:val="right"/>
+            <w:rPr>
+              <w:rFonts w:ascii="Arial" w:hAnsi="Arial"/>
+            </w:rPr>
+          </w:pPr>
+        </w:p>
+      </w:tc>
+      <w:tc>
+        <w:tcPr>
+          <w:tcW w:w="7875" w:type="dxa"/>
+          <w:vMerge w:val="restart"/>
+          <w:tcBorders>
+            <w:top w:val="nil"/>
+            <w:left w:val="single" w:color="auto" w:sz="12" w:space="0"/>
+            <w:bottom w:val="nil"/>
+            <w:right w:val="single" w:color="auto" w:sz="12" w:space="0"/>
+          </w:tcBorders>
+          <w:vAlign w:val="center"/>
+        </w:tcPr>
+        <w:p>
+          <w:pPr>
+            <w:pStyle w:val="ime"/>
+            <w:spacing w:before="0"/>
+            <w:ind w:left="142" w:right="142"/>
+            <w:rPr>
+              <w:rFonts w:ascii="Arial" w:hAnsi="Arial"/>
+              <w:b/>
+              <w:spacing w:val="-4"/>
+              <w:sz w:val="28"/>
+            </w:rPr>
+          </w:pPr>
+          <w:r>
+            <w:rPr>
+              <w:rFonts w:ascii="Arial" w:hAnsi="Arial"/>
+              <w:b/>
+              <w:spacing w:val="-4"/>
+              <w:sz w:val="28"/>
+            </w:rPr>
+            <w:t/>
+          </w:r>
+        </w:p>
+      </w:tc>
+    </w:tr>
+    <w:tr>
+      <w:trPr>
+        <w:cantSplit/>
+        <w:trHeight w:val="345"/>
+      </w:trPr>
+      <w:tc>
+        <w:tcPr>
+          <w:tcW w:w="1418" w:type="dxa"/>
+          <w:vMerge/>
+          <w:tcBorders>
+            <w:top w:val="nil"/>
+            <w:left w:val="single" w:color="auto" w:sz="12" w:space="0"/>
+            <w:bottom w:val="single" w:color="auto" w:sz="12" w:space="0"/>
+            <w:right w:val="nil"/>
+          </w:tcBorders>
+        </w:tcPr>
+        <w:p>
+          <w:pPr>
+            <w:ind w:left="142" w:right="142"/>
+            <w:jc w:val="right"/>
+            <w:rPr>
+              <w:rFonts w:ascii="Arial" w:hAnsi="Arial"/>
+            </w:rPr>
+          </w:pPr>
+        </w:p>
+      </w:tc>
+      <w:tc>
+        <w:tcPr>
+          <w:tcW w:w="7875" w:type="dxa"/>
+          <w:vMerge/>
+          <w:tcBorders>
+            <w:top w:val="nil"/>
+            <w:left w:val="single" w:color="auto" w:sz="12" w:space="0"/>
+            <w:bottom w:val="single" w:color="auto" w:sz="12" w:space="0"/>
+            <w:right w:val="single" w:color="auto" w:sz="12" w:space="0"/>
+          </w:tcBorders>
+        </w:tcPr>
+        <w:p>
+          <w:pPr>
+            <w:pStyle w:val="ime"/>
+            <w:spacing w:before="240"/>
+            <w:ind w:left="142" w:right="142"/>
+            <w:rPr>
+              <w:rFonts w:ascii="Arial" w:hAnsi="Arial"/>
+              <w:spacing w:val="-4"/>
+              <w:sz w:val="28"/>
+            </w:rPr>
+          </w:pPr>
+        </w:p>
+      </w:tc>
+    </w:tr>
+  </w:tbl>
   <w:p>
     <w:pPr>
       <w:pStyle w:val="Header"/>

--- a/docs/diplomski-rad.docx
+++ b/docs/diplomski-rad.docx
@@ -8307,6 +8307,7 @@
         <w:sectPr>
           <w:headerReference w:type="default" r:id="rId25"/>
           <w:footerReference w:type="default" r:id="rId26"/>
+          <w:headerReference w:type="first" r:id="rId34"/>
           <w:pgSz w:w="11907" w:h="16840" w:orient="portrait" w:code="9"/>
           <w:pgMar w:top="567" w:right="567" w:bottom="567" w:left="1418" w:header="709" w:footer="340" w:gutter="0"/>
           <w:cols w:space="720"/>
@@ -13516,6 +13517,21 @@
 
 <file path=word/header1.xml><?xml version="1.0" encoding="utf-8"?>
 <w:hdr xmlns:wpc="http://schemas.microsoft.com/office/word/2010/wordprocessingCanvas" xmlns:cx="http://schemas.microsoft.com/office/drawing/2014/chartex" xmlns:cx1="http://schemas.microsoft.com/office/drawing/2015/9/8/chartex" xmlns:cx2="http://schemas.microsoft.com/office/drawing/2015/10/21/chartex" xmlns:cx3="http://schemas.microsoft.com/office/drawing/2016/5/9/chartex" xmlns:cx4="http://schemas.microsoft.com/office/drawing/2016/5/10/chartex" xmlns:cx5="http://schemas.microsoft.com/office/drawing/2016/5/11/chartex" xmlns:cx6="http://schemas.microsoft.com/office/drawing/2016/5/12/chartex" xmlns:cx7="http://schemas.microsoft.com/office/drawing/2016/5/13/chartex" xmlns:cx8="http://schemas.microsoft.com/office/drawing/2016/5/14/chartex" xmlns:mc="http://schemas.openxmlformats.org/markup-compatibility/2006" xmlns:aink="http://schemas.microsoft.com/office/drawing/2016/ink" xmlns:am3d="http://schemas.microsoft.com/office/drawing/2017/model3d" xmlns:o="urn:schemas-microsoft-com:office:office" xmlns:oel="http://schemas.microsoft.com/office/2019/extlst" xmlns:r="http://schemas.openxmlformats.org/officeDocument/2006/relationships" xmlns:m="http://schemas.openxmlformats.org/officeDocument/2006/math" xmlns:v="urn:schemas-microsoft-com:vml" xmlns:wp14="http://schemas.microsoft.com/office/word/2010/wordprocessingDrawing" xmlns:wp="http://schemas.openxmlformats.org/drawingml/2006/wordprocessingDrawing" xmlns:w10="urn:schemas-microsoft-com:office:word" xmlns:w="http://schemas.openxmlformats.org/wordprocessingml/2006/main" xmlns:w14="http://schemas.microsoft.com/office/word/2010/wordml" xmlns:w15="http://schemas.microsoft.com/office/word/2012/wordml" xmlns:w16cex="http://schemas.microsoft.com/office/word/2018/wordml/cex" xmlns:w16cid="http://schemas.microsoft.com/office/word/2016/wordml/cid" xmlns:w16="http://schemas.microsoft.com/office/word/2018/wordml" xmlns:w16du="http://schemas.microsoft.com/office/word/2023/wordml/word16du" xmlns:w16sdtdh="http://schemas.microsoft.com/office/word/2020/wordml/sdtdatahash" xmlns:w16sdtfl="http://schemas.microsoft.com/office/word/2024/wordml/sdtformatlock" xmlns:w16se="http://schemas.microsoft.com/office/word/2015/wordml/symex" xmlns:wpg="http://schemas.microsoft.com/office/word/2010/wordprocessingGroup" xmlns:wpi="http://schemas.microsoft.com/office/word/2010/wordprocessingInk" xmlns:wne="http://schemas.microsoft.com/office/word/2006/wordml" xmlns:wps="http://schemas.microsoft.com/office/word/2010/wordprocessingShape" mc:Ignorable="w14 w15 w16se w16cid w16 w16cex w16sdtdh w16sdtfl w16du wp14">
+  <w:p>
+    <w:pPr>
+      <w:pStyle w:val="Header"/>
+    </w:pPr>
+  </w:p>
+  <w:p>
+    <w:pPr>
+      <w:pStyle w:val="Header"/>
+    </w:pPr>
+  </w:p>
+</w:hdr>
+</file>
+
+<file path=word/header10.xml><?xml version="1.0" encoding="utf-8"?>
+<w:hdr xmlns:m="http://schemas.openxmlformats.org/officeDocument/2006/math" xmlns:mc="http://schemas.openxmlformats.org/markup-compatibility/2006" xmlns:mo="http://schemas.microsoft.com/office/mac/office/2008/main" xmlns:mv="urn:schemas-microsoft-com:mac:vml" xmlns:o="urn:schemas-microsoft-com:office:office" xmlns:r="http://schemas.openxmlformats.org/officeDocument/2006/relationships" xmlns:v="urn:schemas-microsoft-com:vml" xmlns:w10="urn:schemas-microsoft-com:office:word" xmlns:w14="http://schemas.microsoft.com/office/word/2010/wordml" xmlns:w="http://schemas.openxmlformats.org/wordprocessingml/2006/main" xmlns:wne="http://schemas.microsoft.com/office/word/2006/wordml" xmlns:wp14="http://schemas.microsoft.com/office/word/2010/wordprocessingDrawing" xmlns:wp="http://schemas.openxmlformats.org/drawingml/2006/wordprocessingDrawing" xmlns:wpc="http://schemas.microsoft.com/office/word/2010/wordprocessingCanvas" xmlns:wpg="http://schemas.microsoft.com/office/word/2010/wordprocessingGroup" xmlns:wpi="http://schemas.microsoft.com/office/word/2010/wordprocessingInk" xmlns:wps="http://schemas.microsoft.com/office/word/2010/wordprocessingShape" mc:Ignorable="w14 wp14">
   <w:tbl>
     <w:tblPr>
       <w:tblW w:w="0" w:type="auto"/>
@@ -13888,15 +13904,6 @@
               <w:sz w:val="28"/>
             </w:rPr>
           </w:pPr>
-          <w:r>
-            <w:rPr>
-              <w:rFonts w:ascii="Arial" w:hAnsi="Arial"/>
-              <w:b/>
-              <w:spacing w:val="-4"/>
-              <w:sz w:val="28"/>
-            </w:rPr>
-            <w:t/>
-          </w:r>
         </w:p>
       </w:tc>
     </w:tr>
@@ -13955,17 +13962,7 @@
   <w:p>
     <w:pPr>
       <w:pStyle w:val="Header"/>
-      <w:pBdr>
-        <w:bottom w:val="none" w:color="auto" w:sz="0" w:space="0"/>
-      </w:pBdr>
-      <w:tabs>
-        <w:tab w:val="left" w:pos="4213"/>
-      </w:tabs>
-      <w:jc w:val="both"/>
     </w:pPr>
-    <w:r>
-      <w:tab/>
-    </w:r>
   </w:p>
 </w:hdr>
 </file>

--- a/docs/diplomski-rad.docx
+++ b/docs/diplomski-rad.docx
@@ -13532,436 +13532,12 @@
 
 <file path=word/header10.xml><?xml version="1.0" encoding="utf-8"?>
 <w:hdr xmlns:m="http://schemas.openxmlformats.org/officeDocument/2006/math" xmlns:mc="http://schemas.openxmlformats.org/markup-compatibility/2006" xmlns:mo="http://schemas.microsoft.com/office/mac/office/2008/main" xmlns:mv="urn:schemas-microsoft-com:mac:vml" xmlns:o="urn:schemas-microsoft-com:office:office" xmlns:r="http://schemas.openxmlformats.org/officeDocument/2006/relationships" xmlns:v="urn:schemas-microsoft-com:vml" xmlns:w10="urn:schemas-microsoft-com:office:word" xmlns:w14="http://schemas.microsoft.com/office/word/2010/wordml" xmlns:w="http://schemas.openxmlformats.org/wordprocessingml/2006/main" xmlns:wne="http://schemas.microsoft.com/office/word/2006/wordml" xmlns:wp14="http://schemas.microsoft.com/office/word/2010/wordprocessingDrawing" xmlns:wp="http://schemas.openxmlformats.org/drawingml/2006/wordprocessingDrawing" xmlns:wpc="http://schemas.microsoft.com/office/word/2010/wordprocessingCanvas" xmlns:wpg="http://schemas.microsoft.com/office/word/2010/wordprocessingGroup" xmlns:wpi="http://schemas.microsoft.com/office/word/2010/wordprocessingInk" xmlns:wps="http://schemas.microsoft.com/office/word/2010/wordprocessingShape" mc:Ignorable="w14 wp14">
-  <w:tbl>
-    <w:tblPr>
-      <w:tblW w:w="0" w:type="auto"/>
-      <w:tblInd w:w="15" w:type="dxa"/>
-      <w:tblBorders>
-        <w:top w:val="single" w:color="auto" w:sz="4" w:space="0"/>
-        <w:left w:val="single" w:color="auto" w:sz="4" w:space="0"/>
-        <w:bottom w:val="single" w:color="auto" w:sz="4" w:space="0"/>
-        <w:right w:val="single" w:color="auto" w:sz="4" w:space="0"/>
-        <w:insideH w:val="single" w:color="auto" w:sz="4" w:space="0"/>
-        <w:insideV w:val="single" w:color="auto" w:sz="4" w:space="0"/>
-      </w:tblBorders>
-      <w:tblLayout w:type="fixed"/>
-      <w:tblCellMar>
-        <w:left w:w="0" w:type="dxa"/>
-        <w:right w:w="0" w:type="dxa"/>
-      </w:tblCellMar>
-      <w:tblLook w:val="0000" w:firstRow="0" w:lastRow="0" w:firstColumn="0" w:lastColumn="0" w:noHBand="0" w:noVBand="0"/>
-    </w:tblPr>
-    <w:tblGrid>
-      <w:gridCol w:w="1418"/>
-      <w:gridCol w:w="7875"/>
-    </w:tblGrid>
-    <w:tr>
-      <w:trPr>
-        <w:cantSplit/>
-        <w:trHeight w:val="345"/>
-      </w:trPr>
-      <w:tc>
-        <w:tcPr>
-          <w:tcW w:w="1418" w:type="dxa"/>
-          <w:vMerge w:val="restart"/>
-          <w:tcBorders>
-            <w:top w:val="single" w:color="auto" w:sz="12" w:space="0"/>
-            <w:left w:val="single" w:color="auto" w:sz="12" w:space="0"/>
-            <w:bottom w:val="nil"/>
-            <w:right w:val="nil"/>
-          </w:tcBorders>
-          <w:vAlign w:val="center"/>
-        </w:tcPr>
-        <w:p>
-          <w:pPr>
-            <w:jc w:val="center"/>
-            <w:rPr>
-              <w:rFonts w:ascii="Arial" w:hAnsi="Arial"/>
-              <w:sz w:val="20"/>
-            </w:rPr>
-          </w:pPr>
-          <w:r>
-            <w:rPr>
-              <w:noProof/>
-            </w:rPr>
-            <w:drawing>
-              <wp:inline distT="0" distB="0" distL="0" distR="0" wp14:anchorId="3EEBECE5" wp14:editId="73FCD2F6">
-                <wp:extent cx="775335" cy="856615"/>
-                <wp:effectExtent l="0" t="0" r="0" b="0"/>
-                <wp:docPr id="3" name="Picture 1" descr="A black and white logo&#10;&#10;AI-generated content may be incorrect."/>
-                <wp:cNvGraphicFramePr>
-                  <a:graphicFrameLocks xmlns:a="http://schemas.openxmlformats.org/drawingml/2006/main"/>
-                </wp:cNvGraphicFramePr>
-                <a:graphic xmlns:a="http://schemas.openxmlformats.org/drawingml/2006/main">
-                  <a:graphicData uri="http://schemas.openxmlformats.org/drawingml/2006/picture">
-                    <pic:pic xmlns:pic="http://schemas.openxmlformats.org/drawingml/2006/picture">
-                      <pic:nvPicPr>
-                        <pic:cNvPr id="0" name="Picture 1" descr="A black and white logo&#10;&#10;AI-generated content may be incorrect."/>
-                        <pic:cNvPicPr>
-                          <a:picLocks/>
-                        </pic:cNvPicPr>
-                      </pic:nvPicPr>
-                      <pic:blipFill>
-                        <a:blip r:embed="rId1">
-                          <a:extLst>
-                            <a:ext uri="{28A0092B-C50C-407E-A947-70E740481C1C}">
-                              <a14:useLocalDpi xmlns:a14="http://schemas.microsoft.com/office/drawing/2010/main" val="0"/>
-                            </a:ext>
-                          </a:extLst>
-                        </a:blip>
-                        <a:srcRect/>
-                        <a:stretch>
-                          <a:fillRect/>
-                        </a:stretch>
-                      </pic:blipFill>
-                      <pic:spPr bwMode="auto">
-                        <a:xfrm>
-                          <a:off x="0" y="0"/>
-                          <a:ext cx="775335" cy="856615"/>
-                        </a:xfrm>
-                        <a:prstGeom prst="rect">
-                          <a:avLst/>
-                        </a:prstGeom>
-                        <a:noFill/>
-                        <a:ln>
-                          <a:noFill/>
-                        </a:ln>
-                      </pic:spPr>
-                    </pic:pic>
-                  </a:graphicData>
-                </a:graphic>
-              </wp:inline>
-            </w:drawing>
-          </w:r>
-        </w:p>
-      </w:tc>
-      <w:tc>
-        <w:tcPr>
-          <w:tcW w:w="7875" w:type="dxa"/>
-          <w:vMerge w:val="restart"/>
-          <w:tcBorders>
-            <w:top w:val="single" w:color="auto" w:sz="12" w:space="0"/>
-            <w:left w:val="single" w:color="auto" w:sz="12" w:space="0"/>
-            <w:bottom w:val="nil"/>
-            <w:right w:val="single" w:color="auto" w:sz="12" w:space="0"/>
-          </w:tcBorders>
-        </w:tcPr>
-        <w:p>
-          <w:pPr>
-            <w:pStyle w:val="ime"/>
-            <w:spacing w:before="120"/>
-            <w:ind w:left="57" w:right="57"/>
-            <w:rPr>
-              <w:rFonts w:ascii="Arial" w:hAnsi="Arial"/>
-              <w:spacing w:val="-8"/>
-              <w:sz w:val="20"/>
-            </w:rPr>
-          </w:pPr>
-          <w:r>
-            <w:rPr>
-              <w:rFonts w:ascii="Arial" w:hAnsi="Arial"/>
-              <w:spacing w:val="-8"/>
-              <w:sz w:val="20"/>
-            </w:rPr>
-            <w:t xml:space="preserve">УНИВЕРЗИТЕТ У НОВОМ САДУ </w:t>
-          </w:r>
-          <w:r>
-            <w:rPr>
-              <w:rFonts w:ascii="Wingdings" w:hAnsi="Wingdings" w:eastAsia="Wingdings" w:cs="Wingdings"/>
-              <w:spacing w:val="-8"/>
-              <w:sz w:val="16"/>
-            </w:rPr>
-            <w:t>l</w:t>
-          </w:r>
-          <w:r>
-            <w:rPr>
-              <w:rFonts w:ascii="Arial" w:hAnsi="Arial"/>
-              <w:spacing w:val="-8"/>
-              <w:sz w:val="20"/>
-            </w:rPr>
-            <w:t xml:space="preserve"> </w:t>
-          </w:r>
-          <w:r>
-            <w:rPr>
-              <w:rFonts w:ascii="Arial" w:hAnsi="Arial"/>
-              <w:b/>
-              <w:spacing w:val="-8"/>
-              <w:sz w:val="20"/>
-            </w:rPr>
-            <w:t>ФАКУЛТЕТ ТЕХНИ</w:t>
-          </w:r>
-          <w:r>
-            <w:rPr>
-              <w:rFonts w:ascii="Arial" w:hAnsi="Arial"/>
-              <w:b/>
-              <w:spacing w:val="-8"/>
-              <w:sz w:val="20"/>
-              <w:lang w:val="sr-Cyrl-CS"/>
-            </w:rPr>
-            <w:t>Ч</w:t>
-          </w:r>
-          <w:r>
-            <w:rPr>
-              <w:rFonts w:ascii="Arial" w:hAnsi="Arial"/>
-              <w:b/>
-              <w:spacing w:val="-8"/>
-              <w:sz w:val="20"/>
-            </w:rPr>
-            <w:t>КИХ НАУКА</w:t>
-          </w:r>
-          <w:r>
-            <w:rPr>
-              <w:rFonts w:ascii="Arial" w:hAnsi="Arial"/>
-              <w:spacing w:val="-8"/>
-              <w:sz w:val="20"/>
-            </w:rPr>
-            <w:t xml:space="preserve"> </w:t>
-          </w:r>
-        </w:p>
-        <w:p>
-          <w:pPr>
-            <w:pStyle w:val="ime"/>
-            <w:spacing w:before="20"/>
-            <w:ind w:left="142" w:right="142"/>
-            <w:rPr>
-              <w:rFonts w:ascii="Arial" w:hAnsi="Arial"/>
-              <w:sz w:val="20"/>
-            </w:rPr>
-          </w:pPr>
-          <w:r>
-            <w:rPr>
-              <w:rFonts w:ascii="Arial" w:hAnsi="Arial"/>
-              <w:spacing w:val="26"/>
-              <w:sz w:val="20"/>
-            </w:rPr>
-            <w:t xml:space="preserve">21000 НОВИ САД, </w:t>
-          </w:r>
-          <w:proofErr w:type="spellStart"/>
-          <w:r>
-            <w:rPr>
-              <w:rFonts w:ascii="Arial" w:hAnsi="Arial"/>
-              <w:spacing w:val="26"/>
-              <w:sz w:val="20"/>
-            </w:rPr>
-            <w:t>Трг</w:t>
-          </w:r>
-          <w:proofErr w:type="spellEnd"/>
-          <w:r>
-            <w:rPr>
-              <w:rFonts w:ascii="Arial" w:hAnsi="Arial"/>
-              <w:spacing w:val="26"/>
-              <w:sz w:val="20"/>
-            </w:rPr>
-            <w:t xml:space="preserve"> </w:t>
-          </w:r>
-          <w:proofErr w:type="spellStart"/>
-          <w:r>
-            <w:rPr>
-              <w:rFonts w:ascii="Arial" w:hAnsi="Arial"/>
-              <w:spacing w:val="26"/>
-              <w:sz w:val="20"/>
-            </w:rPr>
-            <w:t>Доситеја</w:t>
-          </w:r>
-          <w:proofErr w:type="spellEnd"/>
-          <w:r>
-            <w:rPr>
-              <w:rFonts w:ascii="Arial" w:hAnsi="Arial"/>
-              <w:spacing w:val="26"/>
-              <w:sz w:val="20"/>
-            </w:rPr>
-            <w:t xml:space="preserve"> </w:t>
-          </w:r>
-          <w:proofErr w:type="spellStart"/>
-          <w:r>
-            <w:rPr>
-              <w:rFonts w:ascii="Arial" w:hAnsi="Arial"/>
-              <w:spacing w:val="26"/>
-              <w:sz w:val="20"/>
-            </w:rPr>
-            <w:t>Обрадови</w:t>
-          </w:r>
-          <w:proofErr w:type="spellEnd"/>
-          <w:r>
-            <w:rPr>
-              <w:rFonts w:ascii="Arial" w:hAnsi="Arial"/>
-              <w:spacing w:val="26"/>
-              <w:sz w:val="20"/>
-              <w:lang w:val="sr-Cyrl-CS"/>
-            </w:rPr>
-            <w:t>ћ</w:t>
-          </w:r>
-          <w:r>
-            <w:rPr>
-              <w:rFonts w:ascii="Arial" w:hAnsi="Arial"/>
-              <w:spacing w:val="26"/>
-              <w:sz w:val="20"/>
-            </w:rPr>
-            <w:t>а 6</w:t>
-          </w:r>
-        </w:p>
-      </w:tc>
-    </w:tr>
-    <w:tr>
-      <w:trPr>
-        <w:cantSplit/>
-        <w:trHeight w:val="345"/>
-      </w:trPr>
-      <w:tc>
-        <w:tcPr>
-          <w:tcW w:w="1418" w:type="dxa"/>
-          <w:vMerge/>
-          <w:tcBorders>
-            <w:top w:val="nil"/>
-            <w:left w:val="single" w:color="auto" w:sz="12" w:space="0"/>
-            <w:bottom w:val="nil"/>
-            <w:right w:val="nil"/>
-          </w:tcBorders>
-        </w:tcPr>
-        <w:p>
-          <w:pPr>
-            <w:ind w:left="142" w:right="142"/>
-            <w:jc w:val="center"/>
-            <w:rPr>
-              <w:rFonts w:ascii="Arial" w:hAnsi="Arial"/>
-              <w:sz w:val="20"/>
-            </w:rPr>
-          </w:pPr>
-        </w:p>
-      </w:tc>
-      <w:tc>
-        <w:tcPr>
-          <w:tcW w:w="7875" w:type="dxa"/>
-          <w:vMerge/>
-          <w:tcBorders>
-            <w:top w:val="nil"/>
-            <w:left w:val="single" w:color="auto" w:sz="12" w:space="0"/>
-            <w:bottom w:val="single" w:color="auto" w:sz="12" w:space="0"/>
-            <w:right w:val="single" w:color="auto" w:sz="12" w:space="0"/>
-          </w:tcBorders>
-        </w:tcPr>
-        <w:p>
-          <w:pPr>
-            <w:pStyle w:val="ime"/>
-            <w:spacing w:before="300"/>
-            <w:ind w:left="142" w:right="142"/>
-            <w:jc w:val="left"/>
-            <w:rPr>
-              <w:rFonts w:ascii="Arial" w:hAnsi="Arial"/>
-              <w:sz w:val="20"/>
-            </w:rPr>
-          </w:pPr>
-        </w:p>
-      </w:tc>
-    </w:tr>
-    <w:tr>
-      <w:trPr>
-        <w:cantSplit/>
-        <w:trHeight w:val="345"/>
-      </w:trPr>
-      <w:tc>
-        <w:tcPr>
-          <w:tcW w:w="1418" w:type="dxa"/>
-          <w:vMerge/>
-          <w:tcBorders>
-            <w:top w:val="nil"/>
-            <w:left w:val="single" w:color="auto" w:sz="12" w:space="0"/>
-            <w:bottom w:val="nil"/>
-            <w:right w:val="nil"/>
-          </w:tcBorders>
-        </w:tcPr>
-        <w:p>
-          <w:pPr>
-            <w:ind w:left="142" w:right="142"/>
-            <w:jc w:val="right"/>
-            <w:rPr>
-              <w:rFonts w:ascii="Arial" w:hAnsi="Arial"/>
-            </w:rPr>
-          </w:pPr>
-        </w:p>
-      </w:tc>
-      <w:tc>
-        <w:tcPr>
-          <w:tcW w:w="7875" w:type="dxa"/>
-          <w:vMerge w:val="restart"/>
-          <w:tcBorders>
-            <w:top w:val="nil"/>
-            <w:left w:val="single" w:color="auto" w:sz="12" w:space="0"/>
-            <w:bottom w:val="nil"/>
-            <w:right w:val="single" w:color="auto" w:sz="12" w:space="0"/>
-          </w:tcBorders>
-          <w:vAlign w:val="center"/>
-        </w:tcPr>
-        <w:p>
-          <w:pPr>
-            <w:pStyle w:val="ime"/>
-            <w:spacing w:before="0"/>
-            <w:ind w:left="142" w:right="142"/>
-            <w:rPr>
-              <w:rFonts w:ascii="Arial" w:hAnsi="Arial"/>
-              <w:b/>
-              <w:spacing w:val="-4"/>
-              <w:sz w:val="28"/>
-            </w:rPr>
-          </w:pPr>
-        </w:p>
-      </w:tc>
-    </w:tr>
-    <w:tr>
-      <w:trPr>
-        <w:cantSplit/>
-        <w:trHeight w:val="345"/>
-      </w:trPr>
-      <w:tc>
-        <w:tcPr>
-          <w:tcW w:w="1418" w:type="dxa"/>
-          <w:vMerge/>
-          <w:tcBorders>
-            <w:top w:val="nil"/>
-            <w:left w:val="single" w:color="auto" w:sz="12" w:space="0"/>
-            <w:bottom w:val="single" w:color="auto" w:sz="12" w:space="0"/>
-            <w:right w:val="nil"/>
-          </w:tcBorders>
-        </w:tcPr>
-        <w:p>
-          <w:pPr>
-            <w:ind w:left="142" w:right="142"/>
-            <w:jc w:val="right"/>
-            <w:rPr>
-              <w:rFonts w:ascii="Arial" w:hAnsi="Arial"/>
-            </w:rPr>
-          </w:pPr>
-        </w:p>
-      </w:tc>
-      <w:tc>
-        <w:tcPr>
-          <w:tcW w:w="7875" w:type="dxa"/>
-          <w:vMerge/>
-          <w:tcBorders>
-            <w:top w:val="nil"/>
-            <w:left w:val="single" w:color="auto" w:sz="12" w:space="0"/>
-            <w:bottom w:val="single" w:color="auto" w:sz="12" w:space="0"/>
-            <w:right w:val="single" w:color="auto" w:sz="12" w:space="0"/>
-          </w:tcBorders>
-        </w:tcPr>
-        <w:p>
-          <w:pPr>
-            <w:pStyle w:val="ime"/>
-            <w:spacing w:before="240"/>
-            <w:ind w:left="142" w:right="142"/>
-            <w:rPr>
-              <w:rFonts w:ascii="Arial" w:hAnsi="Arial"/>
-              <w:spacing w:val="-4"/>
-              <w:sz w:val="28"/>
-            </w:rPr>
-          </w:pPr>
-        </w:p>
-      </w:tc>
-    </w:tr>
-  </w:tbl>
   <w:p>
     <w:pPr>
       <w:pStyle w:val="Header"/>
+      <w:pBdr>
+        <w:bottom w:val="none" w:color="auto" w:sz="0" w:space="0"/>
+      </w:pBdr>
     </w:pPr>
   </w:p>
 </w:hdr>

--- a/docs/diplomski-rad.docx
+++ b/docs/diplomski-rad.docx
@@ -2326,7 +2326,7 @@
                 <w:sz w:val="18"/>
                 <w:lang w:val="sr-Cyrl-RS"/>
               </w:rPr>
-              <w:t>Примењени софтверски инжењеринг</w:t>
+              <w:t>Примењено софтверско инжењерство</w:t>
             </w:r>
           </w:p>
         </w:tc>
